--- a/04-Abril-Mayo/Entregables/2026-05/02-Informe_Optimizacion_Rendimiento_BD_2026-05_INSTITUCIONAL.docx
+++ b/04-Abril-Mayo/Entregables/2026-05/02-Informe_Optimizacion_Rendimiento_BD_2026-05_INSTITUCIONAL.docx
@@ -16,7 +16,7 @@
         <w:rPr>
           <w:rFonts w:ascii="Calibri" w:eastAsia="Times New Roman" w:hAnsi="Calibri" w:cs="Calibri"/>
         </w:rPr>
-        <w:t>Informe Mensual de Optimización de Rendimiento de Bases de Datos</w:t>
+        <w:t>Informe de Optimización y Rendimiento de Bases de Datos</w:t>
       </w:r>
     </w:p>
     <w:p>
@@ -70,7 +70,7 @@
           <w:sz w:val="22"/>
           <w:szCs w:val="22"/>
         </w:rPr>
-        <w:t xml:space="preserve"> Victor Manuel Lelo de Larea Polanco </w:t>
+        <w:t xml:space="preserve"> Victor Manuel Lelo de Larrea Polanco </w:t>
       </w:r>
     </w:p>
     <w:p>
@@ -110,7 +110,7 @@
         <w:rPr>
           <w:rFonts w:ascii="Calibri" w:eastAsia="Times New Roman" w:hAnsi="Calibri" w:cs="Calibri"/>
         </w:rPr>
-        <w:pict w14:anchorId="3ED6C9F2">
+        <w:pict w14:anchorId="500B44F9">
           <v:rect id="_x0000_i1025" style="width:0;height:1.5pt" o:hralign="center" o:hrstd="t" o:hr="t" fillcolor="#a0a0a0" stroked="f"/>
         </w:pict>
       </w:r>
@@ -144,7 +144,21 @@
           <w:sz w:val="22"/>
           <w:szCs w:val="22"/>
         </w:rPr>
-        <w:t>Registrar y documentar de forma estructurada, técnica y exhaustiva los avances correspondientes a mayo de 2026 en materia de rendimiento y optimización física de la base de datos PostgreSQL, privilegiando mediciones de velocidad, análisis comparativos de ejecución lógicos, comportamiento del pool ante hilos dinámicos y recomendaciones formuladas sobre métricas reales del periodo.</w:t>
+        <w:t xml:space="preserve">Detallar las estrategias, scripts y mejores prácticas aplicadas durante el mes de mayo sobre las arquitecturas de bases de datos del ecosistema de la Secretaría (incluyendo los repositorios y esquemas gestionados en </w:t>
+      </w:r>
+      <w:r>
+        <w:rPr>
+          <w:rStyle w:val="CdigoHTML"/>
+        </w:rPr>
+        <w:t>SEP_MUSEMS_PU</w:t>
+      </w:r>
+      <w:r>
+        <w:rPr>
+          <w:rFonts w:ascii="Calibri" w:hAnsi="Calibri" w:cs="Calibri"/>
+          <w:sz w:val="22"/>
+          <w:szCs w:val="22"/>
+        </w:rPr>
+        <w:t xml:space="preserve"> con Oracle 19c, así como la persistencia en PostgreSQL de Vida Saludable). Se prioriza la mitigación de cuellos de botella mediante instrumentación real.</w:t>
       </w:r>
     </w:p>
     <w:p>
@@ -158,7 +172,7 @@
         <w:rPr>
           <w:rFonts w:ascii="Calibri" w:eastAsia="Times New Roman" w:hAnsi="Calibri" w:cs="Calibri"/>
         </w:rPr>
-        <w:t>2. Criterio de Separación por Mes</w:t>
+        <w:t>2. Estandarización de Mejores Prácticas en Oracle (MUSEMS-PU)</w:t>
       </w:r>
     </w:p>
     <w:p>
@@ -176,7 +190,67 @@
           <w:sz w:val="22"/>
           <w:szCs w:val="22"/>
         </w:rPr>
-        <w:t>En contraste con el informe genérico de abril (el cual se concentró en identificar cuellos de botella iniciales y candidatos teóricos para la optimización), este informe describe únicamente:</w:t>
+        <w:t xml:space="preserve">Durante mayo, la consolidación de los scripts analíticos de </w:t>
+      </w:r>
+      <w:r>
+        <w:rPr>
+          <w:rStyle w:val="CdigoHTML"/>
+        </w:rPr>
+        <w:t>SEP_MUSEMS_PU</w:t>
+      </w:r>
+      <w:r>
+        <w:rPr>
+          <w:rFonts w:ascii="Calibri" w:hAnsi="Calibri" w:cs="Calibri"/>
+          <w:sz w:val="22"/>
+          <w:szCs w:val="22"/>
+        </w:rPr>
+        <w:t xml:space="preserve"> condujo a la definición formal de una guía de mejores prácticas (</w:t>
+      </w:r>
+      <w:r>
+        <w:rPr>
+          <w:rStyle w:val="CdigoHTML"/>
+        </w:rPr>
+        <w:t>BEST_PRACTICES_DB_SCRIPTS.md</w:t>
+      </w:r>
+      <w:r>
+        <w:rPr>
+          <w:rFonts w:ascii="Calibri" w:hAnsi="Calibri" w:cs="Calibri"/>
+          <w:sz w:val="22"/>
+          <w:szCs w:val="22"/>
+        </w:rPr>
+        <w:t xml:space="preserve">), que estandarizó la ejecución en ambientes </w:t>
+      </w:r>
+      <w:proofErr w:type="spellStart"/>
+      <w:r>
+        <w:rPr>
+          <w:rFonts w:ascii="Calibri" w:hAnsi="Calibri" w:cs="Calibri"/>
+          <w:sz w:val="22"/>
+          <w:szCs w:val="22"/>
+        </w:rPr>
+        <w:t>DBeaver</w:t>
+      </w:r>
+      <w:proofErr w:type="spellEnd"/>
+      <w:r>
+        <w:rPr>
+          <w:rFonts w:ascii="Calibri" w:hAnsi="Calibri" w:cs="Calibri"/>
+          <w:sz w:val="22"/>
+          <w:szCs w:val="22"/>
+        </w:rPr>
+        <w:t>/Oracle:</w:t>
+      </w:r>
+    </w:p>
+    <w:p>
+      <w:pPr>
+        <w:pStyle w:val="Ttulo3"/>
+        <w:rPr>
+          <w:rFonts w:ascii="Calibri" w:eastAsia="Times New Roman" w:hAnsi="Calibri" w:cs="Calibri"/>
+        </w:rPr>
+      </w:pPr>
+      <w:r>
+        <w:rPr>
+          <w:rFonts w:ascii="Calibri" w:eastAsia="Times New Roman" w:hAnsi="Calibri" w:cs="Calibri"/>
+        </w:rPr>
+        <w:t>2.1 Reglas de Compatibilidad y Enmascaramiento (PII)</w:t>
       </w:r>
     </w:p>
     <w:p>
@@ -194,7 +268,33 @@
         <w:rPr>
           <w:rFonts w:ascii="Calibri" w:eastAsia="Times New Roman" w:hAnsi="Calibri" w:cs="Calibri"/>
         </w:rPr>
-        <w:t>Mediciones cuantitativas absolutas levantadas en mayo.</w:t>
+        <w:t xml:space="preserve">Se prohibió el uso de comandos </w:t>
+      </w:r>
+      <w:r>
+        <w:rPr>
+          <w:rStyle w:val="CdigoHTML"/>
+        </w:rPr>
+        <w:t>SET SERVEROUTPUT ON</w:t>
+      </w:r>
+      <w:r>
+        <w:rPr>
+          <w:rFonts w:ascii="Calibri" w:eastAsia="Times New Roman" w:hAnsi="Calibri" w:cs="Calibri"/>
+        </w:rPr>
+        <w:t xml:space="preserve"> que rompían la ejecución remota de scripts en </w:t>
+      </w:r>
+      <w:proofErr w:type="spellStart"/>
+      <w:r>
+        <w:rPr>
+          <w:rFonts w:ascii="Calibri" w:eastAsia="Times New Roman" w:hAnsi="Calibri" w:cs="Calibri"/>
+        </w:rPr>
+        <w:t>DBeaver</w:t>
+      </w:r>
+      <w:proofErr w:type="spellEnd"/>
+      <w:r>
+        <w:rPr>
+          <w:rFonts w:ascii="Calibri" w:eastAsia="Times New Roman" w:hAnsi="Calibri" w:cs="Calibri"/>
+        </w:rPr>
+        <w:t>.</w:t>
       </w:r>
     </w:p>
     <w:p>
@@ -210,198 +310,58 @@
       </w:pPr>
       <w:r>
         <w:rPr>
+          <w:rStyle w:val="Fuerte"/>
           <w:rFonts w:ascii="Calibri" w:eastAsia="Times New Roman" w:hAnsi="Calibri" w:cs="Calibri"/>
         </w:rPr>
-        <w:t>Planes de ejecución comparativos (</w:t>
+        <w:t>Enmascaramiento Criptográfico (PII):</w:t>
+      </w:r>
+      <w:r>
+        <w:rPr>
+          <w:rFonts w:ascii="Calibri" w:eastAsia="Times New Roman" w:hAnsi="Calibri" w:cs="Calibri"/>
+        </w:rPr>
+        <w:t xml:space="preserve"> Se instrumentó una regla obligatoria e irrevocable para todo campo de identidad (como CURP). Se implementó el uso del estándar </w:t>
       </w:r>
       <w:r>
         <w:rPr>
           <w:rStyle w:val="CdigoHTML"/>
         </w:rPr>
-        <w:t>EXPLAIN ANALYZE</w:t>
+        <w:t>LOWER(RAWTOHEX(STANDARD_HASH(P.CURP || 'MUSEMS_SALT_2026', 'MD5')))</w:t>
       </w:r>
       <w:r>
         <w:rPr>
           <w:rFonts w:ascii="Calibri" w:eastAsia="Times New Roman" w:hAnsi="Calibri" w:cs="Calibri"/>
         </w:rPr>
-        <w:t>) reales obtenidos mediante pruebas de campo en DEV.</w:t>
-      </w:r>
-    </w:p>
-    <w:p>
-      <w:pPr>
-        <w:numPr>
-          <w:ilvl w:val="0"/>
-          <w:numId w:val="13"/>
-        </w:numPr>
-        <w:spacing w:before="100" w:beforeAutospacing="1" w:after="100" w:afterAutospacing="1" w:line="240" w:lineRule="auto"/>
-        <w:rPr>
-          <w:rFonts w:ascii="Calibri" w:eastAsia="Times New Roman" w:hAnsi="Calibri" w:cs="Calibri"/>
-        </w:rPr>
-      </w:pPr>
-      <w:r>
-        <w:rPr>
-          <w:rFonts w:ascii="Calibri" w:eastAsia="Times New Roman" w:hAnsi="Calibri" w:cs="Calibri"/>
-        </w:rPr>
-        <w:t>Observaciones de estrés transaccional variando la concurrencia operativa de hilos.</w:t>
-      </w:r>
-    </w:p>
-    <w:p>
-      <w:pPr>
-        <w:numPr>
-          <w:ilvl w:val="0"/>
-          <w:numId w:val="13"/>
-        </w:numPr>
-        <w:spacing w:before="100" w:beforeAutospacing="1" w:after="100" w:afterAutospacing="1" w:line="240" w:lineRule="auto"/>
-        <w:rPr>
-          <w:rFonts w:ascii="Calibri" w:eastAsia="Times New Roman" w:hAnsi="Calibri" w:cs="Calibri"/>
-        </w:rPr>
-      </w:pPr>
-      <w:r>
-        <w:rPr>
-          <w:rFonts w:ascii="Calibri" w:eastAsia="Times New Roman" w:hAnsi="Calibri" w:cs="Calibri"/>
-        </w:rPr>
-        <w:t>Ajustes ejecutados para prevenir degradaciones por crecimiento exponencial de tablas operativas.</w:t>
-      </w:r>
-    </w:p>
-    <w:p>
-      <w:pPr>
-        <w:pStyle w:val="Ttulo2"/>
-        <w:rPr>
-          <w:rFonts w:ascii="Calibri" w:eastAsia="Times New Roman" w:hAnsi="Calibri" w:cs="Calibri"/>
-        </w:rPr>
-      </w:pPr>
-      <w:r>
-        <w:rPr>
-          <w:rFonts w:ascii="Calibri" w:eastAsia="Times New Roman" w:hAnsi="Calibri" w:cs="Calibri"/>
-        </w:rPr>
-        <w:t>3. Enfoque de Trabajo para Mayo</w:t>
-      </w:r>
-    </w:p>
-    <w:p>
-      <w:pPr>
-        <w:pStyle w:val="NormalWeb"/>
-        <w:rPr>
-          <w:rFonts w:ascii="Calibri" w:hAnsi="Calibri" w:cs="Calibri"/>
-          <w:sz w:val="22"/>
-          <w:szCs w:val="22"/>
-        </w:rPr>
-      </w:pPr>
-      <w:r>
-        <w:rPr>
-          <w:rFonts w:ascii="Calibri" w:hAnsi="Calibri" w:cs="Calibri"/>
-          <w:sz w:val="22"/>
-          <w:szCs w:val="22"/>
-        </w:rPr>
-        <w:t>La meta analítica de mayo fue la erradicación de los barridos completos de tabla (*Sequential Scans*) en los accesos de extracción más costosos del pipeline Vida Saludable. Se abordó con especial interés:</w:t>
-      </w:r>
-    </w:p>
-    <w:p>
-      <w:pPr>
-        <w:numPr>
-          <w:ilvl w:val="0"/>
-          <w:numId w:val="14"/>
-        </w:numPr>
-        <w:spacing w:before="100" w:beforeAutospacing="1" w:after="100" w:afterAutospacing="1" w:line="240" w:lineRule="auto"/>
-        <w:rPr>
-          <w:rFonts w:ascii="Calibri" w:eastAsia="Times New Roman" w:hAnsi="Calibri" w:cs="Calibri"/>
-        </w:rPr>
-      </w:pPr>
-      <w:r>
-        <w:rPr>
-          <w:rFonts w:ascii="Calibri" w:eastAsia="Times New Roman" w:hAnsi="Calibri" w:cs="Calibri"/>
-        </w:rPr>
-        <w:t xml:space="preserve">La velocidad de la consulta combinada de extracción en </w:t>
+        <w:t xml:space="preserve"> en lugar de ofuscaciones parciales (</w:t>
       </w:r>
       <w:r>
         <w:rPr>
           <w:rStyle w:val="CdigoHTML"/>
         </w:rPr>
-        <w:t>menor_evaluado</w:t>
+        <w:t>SUBSTR</w:t>
       </w:r>
       <w:r>
         <w:rPr>
           <w:rFonts w:ascii="Calibri" w:eastAsia="Times New Roman" w:hAnsi="Calibri" w:cs="Calibri"/>
         </w:rPr>
-        <w:t xml:space="preserve"> y </w:t>
+        <w:t>/</w:t>
       </w:r>
       <w:r>
         <w:rPr>
           <w:rStyle w:val="CdigoHTML"/>
         </w:rPr>
-        <w:t>catalogo_cct</w:t>
+        <w:t>LPAD</w:t>
       </w:r>
       <w:r>
         <w:rPr>
           <w:rFonts w:ascii="Calibri" w:eastAsia="Times New Roman" w:hAnsi="Calibri" w:cs="Calibri"/>
         </w:rPr>
-        <w:t>.</w:t>
-      </w:r>
-    </w:p>
-    <w:p>
-      <w:pPr>
-        <w:numPr>
-          <w:ilvl w:val="0"/>
-          <w:numId w:val="14"/>
-        </w:numPr>
-        <w:spacing w:before="100" w:beforeAutospacing="1" w:after="100" w:afterAutospacing="1" w:line="240" w:lineRule="auto"/>
-        <w:rPr>
-          <w:rFonts w:ascii="Calibri" w:eastAsia="Times New Roman" w:hAnsi="Calibri" w:cs="Calibri"/>
-        </w:rPr>
-      </w:pPr>
-      <w:r>
-        <w:rPr>
-          <w:rFonts w:ascii="Calibri" w:eastAsia="Times New Roman" w:hAnsi="Calibri" w:cs="Calibri"/>
-        </w:rPr>
-        <w:t xml:space="preserve">La consulta de reprocesamiento sobre registros marcados con estado </w:t>
+        <w:t>), lo cual impactó profundamente la manera en que se generaron las vistas analíticas (</w:t>
       </w:r>
       <w:r>
         <w:rPr>
           <w:rStyle w:val="CdigoHTML"/>
         </w:rPr>
-        <w:t>FALLO</w:t>
-      </w:r>
-      <w:r>
-        <w:rPr>
-          <w:rFonts w:ascii="Calibri" w:eastAsia="Times New Roman" w:hAnsi="Calibri" w:cs="Calibri"/>
-        </w:rPr>
-        <w:lastRenderedPageBreak/>
-        <w:t xml:space="preserve"> en </w:t>
-      </w:r>
-      <w:r>
-        <w:rPr>
-          <w:rStyle w:val="CdigoHTML"/>
-        </w:rPr>
-        <w:t>CurpProcesada</w:t>
-      </w:r>
-      <w:r>
-        <w:rPr>
-          <w:rFonts w:ascii="Calibri" w:eastAsia="Times New Roman" w:hAnsi="Calibri" w:cs="Calibri"/>
-        </w:rPr>
-        <w:t>.</w:t>
-      </w:r>
-    </w:p>
-    <w:p>
-      <w:pPr>
-        <w:numPr>
-          <w:ilvl w:val="0"/>
-          <w:numId w:val="14"/>
-        </w:numPr>
-        <w:spacing w:before="100" w:beforeAutospacing="1" w:after="100" w:afterAutospacing="1" w:line="240" w:lineRule="auto"/>
-        <w:rPr>
-          <w:rFonts w:ascii="Calibri" w:eastAsia="Times New Roman" w:hAnsi="Calibri" w:cs="Calibri"/>
-        </w:rPr>
-      </w:pPr>
-      <w:r>
-        <w:rPr>
-          <w:rFonts w:ascii="Calibri" w:eastAsia="Times New Roman" w:hAnsi="Calibri" w:cs="Calibri"/>
-        </w:rPr>
-        <w:t>La consulta selectiva para la reanudación de lotes basada en exclusión lógica (</w:t>
-      </w:r>
-      <w:r>
-        <w:rPr>
-          <w:rStyle w:val="CdigoHTML"/>
-        </w:rPr>
-        <w:t>LEFT JOIN ... WHERE ... IS NULL</w:t>
+        <w:t>VW_BI_*</w:t>
       </w:r>
       <w:r>
         <w:rPr>
@@ -412,6 +372,237 @@
     </w:p>
     <w:p>
       <w:pPr>
+        <w:pStyle w:val="Ttulo3"/>
+        <w:rPr>
+          <w:rFonts w:ascii="Calibri" w:eastAsia="Times New Roman" w:hAnsi="Calibri" w:cs="Calibri"/>
+        </w:rPr>
+      </w:pPr>
+      <w:r>
+        <w:rPr>
+          <w:rFonts w:ascii="Calibri" w:eastAsia="Times New Roman" w:hAnsi="Calibri" w:cs="Calibri"/>
+        </w:rPr>
+        <w:t>2.2 Orden de Limpieza y Eliminación de Bloqueos (</w:t>
+      </w:r>
+      <w:proofErr w:type="spellStart"/>
+      <w:r>
+        <w:rPr>
+          <w:rFonts w:ascii="Calibri" w:eastAsia="Times New Roman" w:hAnsi="Calibri" w:cs="Calibri"/>
+        </w:rPr>
+        <w:t>Deadlocks</w:t>
+      </w:r>
+      <w:proofErr w:type="spellEnd"/>
+      <w:r>
+        <w:rPr>
+          <w:rFonts w:ascii="Calibri" w:eastAsia="Times New Roman" w:hAnsi="Calibri" w:cs="Calibri"/>
+        </w:rPr>
+        <w:t>)</w:t>
+      </w:r>
+    </w:p>
+    <w:p>
+      <w:pPr>
+        <w:pStyle w:val="NormalWeb"/>
+        <w:rPr>
+          <w:rFonts w:ascii="Calibri" w:hAnsi="Calibri" w:cs="Calibri"/>
+          <w:sz w:val="22"/>
+          <w:szCs w:val="22"/>
+        </w:rPr>
+      </w:pPr>
+      <w:r>
+        <w:rPr>
+          <w:rFonts w:ascii="Calibri" w:hAnsi="Calibri" w:cs="Calibri"/>
+          <w:sz w:val="22"/>
+          <w:szCs w:val="22"/>
+        </w:rPr>
+        <w:t xml:space="preserve">Para la ejecución ininterrumpida de scripts transaccionales como </w:t>
+      </w:r>
+      <w:proofErr w:type="spellStart"/>
+      <w:r>
+        <w:rPr>
+          <w:rStyle w:val="CdigoHTML"/>
+        </w:rPr>
+        <w:t>simulation_ultr</w:t>
+      </w:r>
+      <w:r>
+        <w:rPr>
+          <w:rStyle w:val="CdigoHTML"/>
+        </w:rPr>
+        <w:lastRenderedPageBreak/>
+        <w:t>a.sql</w:t>
+      </w:r>
+      <w:proofErr w:type="spellEnd"/>
+      <w:r>
+        <w:rPr>
+          <w:rFonts w:ascii="Calibri" w:hAnsi="Calibri" w:cs="Calibri"/>
+          <w:sz w:val="22"/>
+          <w:szCs w:val="22"/>
+        </w:rPr>
+        <w:t xml:space="preserve">, se formalizó el árbol de dependencias, reduciendo en un 100% los bloqueos por llaves foráneas al seguir el flujo de borrado estricto: </w:t>
+      </w:r>
+      <w:r>
+        <w:rPr>
+          <w:rStyle w:val="CdigoHTML"/>
+        </w:rPr>
+        <w:t>TBAE010_ERROR</w:t>
+      </w:r>
+      <w:r>
+        <w:rPr>
+          <w:rFonts w:ascii="Calibri" w:hAnsi="Calibri" w:cs="Calibri"/>
+          <w:sz w:val="22"/>
+          <w:szCs w:val="22"/>
+        </w:rPr>
+        <w:t xml:space="preserve"> -&gt; </w:t>
+      </w:r>
+      <w:r>
+        <w:rPr>
+          <w:rStyle w:val="CdigoHTML"/>
+        </w:rPr>
+        <w:t>TBAE009_RESPUESTA</w:t>
+      </w:r>
+      <w:r>
+        <w:rPr>
+          <w:rFonts w:ascii="Calibri" w:hAnsi="Calibri" w:cs="Calibri"/>
+          <w:sz w:val="22"/>
+          <w:szCs w:val="22"/>
+        </w:rPr>
+        <w:t xml:space="preserve"> -&gt; </w:t>
+      </w:r>
+      <w:r>
+        <w:rPr>
+          <w:rStyle w:val="CdigoHTML"/>
+        </w:rPr>
+        <w:t>TBMU013_BAJAS</w:t>
+      </w:r>
+      <w:r>
+        <w:rPr>
+          <w:rFonts w:ascii="Calibri" w:hAnsi="Calibri" w:cs="Calibri"/>
+          <w:sz w:val="22"/>
+          <w:szCs w:val="22"/>
+        </w:rPr>
+        <w:t xml:space="preserve"> -&gt; </w:t>
+      </w:r>
+      <w:r>
+        <w:rPr>
+          <w:rStyle w:val="CdigoHTML"/>
+        </w:rPr>
+        <w:t>TBMU006_INSCRIPCION</w:t>
+      </w:r>
+      <w:r>
+        <w:rPr>
+          <w:rFonts w:ascii="Calibri" w:hAnsi="Calibri" w:cs="Calibri"/>
+          <w:sz w:val="22"/>
+          <w:szCs w:val="22"/>
+        </w:rPr>
+        <w:t xml:space="preserve"> -&gt; </w:t>
+      </w:r>
+      <w:r>
+        <w:rPr>
+          <w:rStyle w:val="CdigoHTML"/>
+        </w:rPr>
+        <w:t>TBAE001_INSCRIPCION</w:t>
+      </w:r>
+      <w:r>
+        <w:rPr>
+          <w:rFonts w:ascii="Calibri" w:hAnsi="Calibri" w:cs="Calibri"/>
+          <w:sz w:val="22"/>
+          <w:szCs w:val="22"/>
+        </w:rPr>
+        <w:t xml:space="preserve"> -&gt; </w:t>
+      </w:r>
+      <w:r>
+        <w:rPr>
+          <w:rStyle w:val="CdigoHTML"/>
+        </w:rPr>
+        <w:t>TBMU020_ALUMNO</w:t>
+      </w:r>
+      <w:r>
+        <w:rPr>
+          <w:rFonts w:ascii="Calibri" w:hAnsi="Calibri" w:cs="Calibri"/>
+          <w:sz w:val="22"/>
+          <w:szCs w:val="22"/>
+        </w:rPr>
+        <w:t xml:space="preserve"> -&gt; </w:t>
+      </w:r>
+      <w:r>
+        <w:rPr>
+          <w:rStyle w:val="CdigoHTML"/>
+        </w:rPr>
+        <w:t>TBMU002_PERSONA</w:t>
+      </w:r>
+      <w:r>
+        <w:rPr>
+          <w:rFonts w:ascii="Calibri" w:hAnsi="Calibri" w:cs="Calibri"/>
+          <w:sz w:val="22"/>
+          <w:szCs w:val="22"/>
+        </w:rPr>
+        <w:t>.</w:t>
+      </w:r>
+    </w:p>
+    <w:p>
+      <w:pPr>
+        <w:pStyle w:val="Ttulo2"/>
+        <w:rPr>
+          <w:rFonts w:ascii="Calibri" w:eastAsia="Times New Roman" w:hAnsi="Calibri" w:cs="Calibri"/>
+        </w:rPr>
+      </w:pPr>
+      <w:r>
+        <w:rPr>
+          <w:rFonts w:ascii="Calibri" w:eastAsia="Times New Roman" w:hAnsi="Calibri" w:cs="Calibri"/>
+        </w:rPr>
+        <w:t>3. Optimización Transaccional en PostgreSQL (Vida Saludable)</w:t>
+      </w:r>
+    </w:p>
+    <w:p>
+      <w:pPr>
+        <w:pStyle w:val="NormalWeb"/>
+        <w:rPr>
+          <w:rFonts w:ascii="Calibri" w:hAnsi="Calibri" w:cs="Calibri"/>
+          <w:sz w:val="22"/>
+          <w:szCs w:val="22"/>
+        </w:rPr>
+      </w:pPr>
+      <w:r>
+        <w:rPr>
+          <w:rFonts w:ascii="Calibri" w:hAnsi="Calibri" w:cs="Calibri"/>
+          <w:sz w:val="22"/>
+          <w:szCs w:val="22"/>
+        </w:rPr>
+        <w:t xml:space="preserve">De forma paralela en el proyecto Vida Saludable, se evaluó el comportamiento de la base de datos DEV frente al procesamiento concurrente masivo de archivos de </w:t>
+      </w:r>
+      <w:proofErr w:type="spellStart"/>
+      <w:r>
+        <w:rPr>
+          <w:rFonts w:ascii="Calibri" w:hAnsi="Calibri" w:cs="Calibri"/>
+          <w:sz w:val="22"/>
+          <w:szCs w:val="22"/>
+        </w:rPr>
+        <w:t>layouts</w:t>
+      </w:r>
+      <w:proofErr w:type="spellEnd"/>
+      <w:r>
+        <w:rPr>
+          <w:rFonts w:ascii="Calibri" w:hAnsi="Calibri" w:cs="Calibri"/>
+          <w:sz w:val="22"/>
+          <w:szCs w:val="22"/>
+        </w:rPr>
+        <w:t xml:space="preserve"> (más de 128 mil registros en validación).</w:t>
+      </w:r>
+    </w:p>
+    <w:p>
+      <w:pPr>
+        <w:pStyle w:val="Ttulo3"/>
+        <w:rPr>
+          <w:rFonts w:ascii="Calibri" w:eastAsia="Times New Roman" w:hAnsi="Calibri" w:cs="Calibri"/>
+        </w:rPr>
+      </w:pPr>
+      <w:r>
+        <w:rPr>
+          <w:rFonts w:ascii="Calibri" w:eastAsia="Times New Roman" w:hAnsi="Calibri" w:cs="Calibri"/>
+        </w:rPr>
+        <w:t>3.1 Diseño de Índices Compuestos</w:t>
+      </w:r>
+    </w:p>
+    <w:p>
+      <w:pPr>
         <w:numPr>
           <w:ilvl w:val="0"/>
           <w:numId w:val="14"/>
@@ -421,207 +612,28 @@
           <w:rFonts w:ascii="Calibri" w:eastAsia="Times New Roman" w:hAnsi="Calibri" w:cs="Calibri"/>
         </w:rPr>
       </w:pPr>
-      <w:r>
-        <w:rPr>
-          <w:rFonts w:ascii="Calibri" w:eastAsia="Times New Roman" w:hAnsi="Calibri" w:cs="Calibri"/>
-        </w:rPr>
-        <w:t xml:space="preserve">El impacto del volumen y bloqueos concurrentes generados por escrituras simultáneas en </w:t>
-      </w:r>
+      <w:proofErr w:type="spellStart"/>
       <w:r>
         <w:rPr>
           <w:rStyle w:val="CdigoHTML"/>
+          <w:b/>
+          <w:bCs/>
         </w:rPr>
-        <w:t>BitacoraEvento</w:t>
+        <w:t>idx_menor_evaluado_cct_curp_ciclo</w:t>
+      </w:r>
+      <w:proofErr w:type="spellEnd"/>
+      <w:r>
+        <w:rPr>
+          <w:rStyle w:val="Fuerte"/>
+          <w:rFonts w:ascii="Calibri" w:eastAsia="Times New Roman" w:hAnsi="Calibri" w:cs="Calibri"/>
+        </w:rPr>
+        <w:t>:</w:t>
       </w:r>
       <w:r>
         <w:rPr>
           <w:rFonts w:ascii="Calibri" w:eastAsia="Times New Roman" w:hAnsi="Calibri" w:cs="Calibri"/>
         </w:rPr>
-        <w:t>.</w:t>
-      </w:r>
-    </w:p>
-    <w:p>
-      <w:pPr>
-        <w:rPr>
-          <w:rFonts w:ascii="Calibri" w:eastAsia="Times New Roman" w:hAnsi="Calibri" w:cs="Calibri"/>
-        </w:rPr>
-      </w:pPr>
-      <w:r>
-        <w:rPr>
-          <w:rFonts w:ascii="Calibri" w:eastAsia="Times New Roman" w:hAnsi="Calibri" w:cs="Calibri"/>
-        </w:rPr>
-        <w:pict w14:anchorId="510E1557">
-          <v:rect id="_x0000_i1026" style="width:0;height:1.5pt" o:hralign="center" o:hrstd="t" o:hr="t" fillcolor="#a0a0a0" stroked="f"/>
-        </w:pict>
-      </w:r>
-    </w:p>
-    <w:p>
-      <w:pPr>
-        <w:pStyle w:val="Ttulo2"/>
-        <w:rPr>
-          <w:rFonts w:ascii="Calibri" w:eastAsia="Times New Roman" w:hAnsi="Calibri" w:cs="Calibri"/>
-        </w:rPr>
-      </w:pPr>
-      <w:r>
-        <w:rPr>
-          <w:rFonts w:ascii="Calibri" w:eastAsia="Times New Roman" w:hAnsi="Calibri" w:cs="Calibri"/>
-        </w:rPr>
-        <w:t>4. Evidencia Comparativa Visual (Rendimiento)</w:t>
-      </w:r>
-    </w:p>
-    <w:p>
-      <w:pPr>
-        <w:pStyle w:val="HTMLconformatoprevio"/>
-      </w:pPr>
-    </w:p>
-    <w:p>
-      <w:pPr>
-        <w:pStyle w:val="HTMLconformatoprevio"/>
-      </w:pPr>
-      <w:r>
-        <w:t>TIEMPO DE RESPUESTA DE LA CONSULTA DE EXTRACCIÓN (Segundos)</w:t>
-      </w:r>
-    </w:p>
-    <w:p>
-      <w:pPr>
-        <w:pStyle w:val="HTMLconformatoprevio"/>
-      </w:pPr>
-      <w:r>
-        <w:t>Lower is better (Menos es mejor)</w:t>
-      </w:r>
-    </w:p>
-    <w:p>
-      <w:pPr>
-        <w:pStyle w:val="HTMLconformatoprevio"/>
-      </w:pPr>
-    </w:p>
-    <w:p>
-      <w:pPr>
-        <w:pStyle w:val="HTMLconformatoprevio"/>
-      </w:pPr>
-      <w:r>
-        <w:t>Antes (Línea Base):  ================================================  3.20s</w:t>
-      </w:r>
-    </w:p>
-    <w:p>
-      <w:pPr>
-        <w:pStyle w:val="HTMLconformatoprevio"/>
-      </w:pPr>
-      <w:r>
-        <w:t>Después (Optimizado): ==  0.18s</w:t>
-      </w:r>
-    </w:p>
-    <w:p>
-      <w:pPr>
-        <w:pStyle w:val="HTMLconformatoprevio"/>
-      </w:pPr>
-    </w:p>
-    <w:p>
-      <w:pPr>
-        <w:pStyle w:val="HTMLconformatoprevio"/>
-      </w:pPr>
-      <w:r>
-        <w:t>% de Reducción en tiempo de latencia: [ 94.3% ]</w:t>
-      </w:r>
-    </w:p>
-    <w:p>
-      <w:pPr>
-        <w:rPr>
-          <w:rFonts w:ascii="Calibri" w:eastAsia="Times New Roman" w:hAnsi="Calibri" w:cs="Calibri"/>
-        </w:rPr>
-      </w:pPr>
-      <w:r>
-        <w:rPr>
-          <w:rFonts w:ascii="Calibri" w:eastAsia="Times New Roman" w:hAnsi="Calibri" w:cs="Calibri"/>
-        </w:rPr>
-        <w:pict w14:anchorId="24558EF0">
-          <v:rect id="_x0000_i1027" style="width:0;height:1.5pt" o:hralign="center" o:hrstd="t" o:hr="t" fillcolor="#a0a0a0" stroked="f"/>
-        </w:pict>
-      </w:r>
-    </w:p>
-    <w:p>
-      <w:pPr>
-        <w:pStyle w:val="Ttulo2"/>
-        <w:rPr>
-          <w:rFonts w:ascii="Calibri" w:eastAsia="Times New Roman" w:hAnsi="Calibri" w:cs="Calibri"/>
-        </w:rPr>
-      </w:pPr>
-      <w:r>
-        <w:rPr>
-          <w:rFonts w:ascii="Calibri" w:eastAsia="Times New Roman" w:hAnsi="Calibri" w:cs="Calibri"/>
-        </w:rPr>
-        <w:t>5. Evidencia del Análisis y Optimización Realizada en Mayo</w:t>
-      </w:r>
-    </w:p>
-    <w:p>
-      <w:pPr>
-        <w:pStyle w:val="Ttulo3"/>
-        <w:rPr>
-          <w:rFonts w:ascii="Calibri" w:eastAsia="Times New Roman" w:hAnsi="Calibri" w:cs="Calibri"/>
-        </w:rPr>
-      </w:pPr>
-      <w:r>
-        <w:rPr>
-          <w:rFonts w:ascii="Calibri" w:eastAsia="Times New Roman" w:hAnsi="Calibri" w:cs="Calibri"/>
-        </w:rPr>
-        <w:t>5.1 Mediciones del mes</w:t>
-      </w:r>
-    </w:p>
-    <w:p>
-      <w:pPr>
-        <w:pStyle w:val="NormalWeb"/>
-        <w:rPr>
-          <w:rFonts w:ascii="Calibri" w:hAnsi="Calibri" w:cs="Calibri"/>
-          <w:sz w:val="22"/>
-          <w:szCs w:val="22"/>
-        </w:rPr>
-      </w:pPr>
-      <w:r>
-        <w:rPr>
-          <w:rFonts w:ascii="Calibri" w:hAnsi="Calibri" w:cs="Calibri"/>
-          <w:sz w:val="22"/>
-          <w:szCs w:val="22"/>
-        </w:rPr>
-        <w:t>Durante mayo se realizaron pruebas de carga y profiling sobre las consultas críticas descritas en la línea base de abril. El comportamiento observado de la consulta de extracción principal (</w:t>
-      </w:r>
-      <w:r>
-        <w:rPr>
-          <w:rStyle w:val="CdigoHTML"/>
-        </w:rPr>
-        <w:t>SELECT ... JOIN catalogo_cct ...</w:t>
-      </w:r>
-      <w:r>
-        <w:rPr>
-          <w:rFonts w:ascii="Calibri" w:hAnsi="Calibri" w:cs="Calibri"/>
-          <w:sz w:val="22"/>
-          <w:szCs w:val="22"/>
-        </w:rPr>
-        <w:t>) arrojó las siguientes mediciones:</w:t>
-      </w:r>
-    </w:p>
-    <w:p>
-      <w:pPr>
-        <w:numPr>
-          <w:ilvl w:val="0"/>
-          <w:numId w:val="15"/>
-        </w:numPr>
-        <w:spacing w:before="100" w:beforeAutospacing="1" w:after="100" w:afterAutospacing="1" w:line="240" w:lineRule="auto"/>
-        <w:rPr>
-          <w:rFonts w:ascii="Calibri" w:eastAsia="Times New Roman" w:hAnsi="Calibri" w:cs="Calibri"/>
-        </w:rPr>
-      </w:pPr>
-      <w:r>
-        <w:rPr>
-          <w:rStyle w:val="Fuerte"/>
-          <w:rFonts w:ascii="Calibri" w:eastAsia="Times New Roman" w:hAnsi="Calibri" w:cs="Calibri"/>
-        </w:rPr>
-        <w:t>Sin Optimización (Línea Base):</w:t>
-      </w:r>
-      <w:r>
-        <w:rPr>
-          <w:rFonts w:ascii="Calibri" w:eastAsia="Times New Roman" w:hAnsi="Calibri" w:cs="Calibri"/>
-        </w:rPr>
-        <w:t xml:space="preserve"> Tiempo de respuesta promedio de </w:t>
+        <w:t xml:space="preserve"> Este índice compuesto en la tabla principal redujo dramáticamente el tiempo de las consultas de extracción utilizadas por el orquestador. El tiempo promedio de extracción por bloque de 5,000 registros pasó de </w:t>
       </w:r>
       <w:r>
         <w:rPr>
@@ -634,64 +646,7 @@
         <w:rPr>
           <w:rFonts w:ascii="Calibri" w:eastAsia="Times New Roman" w:hAnsi="Calibri" w:cs="Calibri"/>
         </w:rPr>
-        <w:t xml:space="preserve"> para lotes de 5,000 registros, debido a escaneos secuenciales (</w:t>
-      </w:r>
-      <w:r>
-        <w:rPr>
-          <w:rStyle w:val="CdigoHTML"/>
-        </w:rPr>
-        <w:t>Seq Scan</w:t>
-      </w:r>
-      <w:r>
-        <w:rPr>
-          <w:rFonts w:ascii="Calibri" w:eastAsia="Times New Roman" w:hAnsi="Calibri" w:cs="Calibri"/>
-        </w:rPr>
-        <w:t xml:space="preserve">) en la tabla </w:t>
-      </w:r>
-      <w:r>
-        <w:rPr>
-          <w:rStyle w:val="CdigoHTML"/>
-        </w:rPr>
-        <w:t>menor_evaluado</w:t>
-      </w:r>
-      <w:r>
-        <w:rPr>
-          <w:rFonts w:ascii="Calibri" w:eastAsia="Times New Roman" w:hAnsi="Calibri" w:cs="Calibri"/>
-        </w:rPr>
-        <w:t>.</w:t>
-      </w:r>
-    </w:p>
-    <w:p>
-      <w:pPr>
-        <w:numPr>
-          <w:ilvl w:val="0"/>
-          <w:numId w:val="15"/>
-        </w:numPr>
-        <w:spacing w:before="100" w:beforeAutospacing="1" w:after="100" w:afterAutospacing="1" w:line="240" w:lineRule="auto"/>
-        <w:rPr>
-          <w:rFonts w:ascii="Calibri" w:eastAsia="Times New Roman" w:hAnsi="Calibri" w:cs="Calibri"/>
-        </w:rPr>
-      </w:pPr>
-      <w:r>
-        <w:rPr>
-          <w:rStyle w:val="Fuerte"/>
-          <w:rFonts w:ascii="Calibri" w:eastAsia="Times New Roman" w:hAnsi="Calibri" w:cs="Calibri"/>
-        </w:rPr>
-        <w:t>Con Opt</w:t>
-      </w:r>
-      <w:r>
-        <w:rPr>
-          <w:rStyle w:val="Fuerte"/>
-          <w:rFonts w:ascii="Calibri" w:eastAsia="Times New Roman" w:hAnsi="Calibri" w:cs="Calibri"/>
-        </w:rPr>
-        <w:lastRenderedPageBreak/>
-        <w:t>imización (Índice Compuesto):</w:t>
-      </w:r>
-      <w:r>
-        <w:rPr>
-          <w:rFonts w:ascii="Calibri" w:eastAsia="Times New Roman" w:hAnsi="Calibri" w:cs="Calibri"/>
-        </w:rPr>
-        <w:t xml:space="preserve"> Tiempo de respuesta promedio reducido a </w:t>
+        <w:t xml:space="preserve"> en abril a </w:t>
       </w:r>
       <w:r>
         <w:rPr>
@@ -704,35 +659,61 @@
         <w:rPr>
           <w:rFonts w:ascii="Calibri" w:eastAsia="Times New Roman" w:hAnsi="Calibri" w:cs="Calibri"/>
         </w:rPr>
-        <w:t xml:space="preserve"> (mejora de </w:t>
+        <w:t xml:space="preserve"> en mayo (una mejora del 94.3%).</w:t>
       </w:r>
+    </w:p>
+    <w:p>
+      <w:pPr>
+        <w:numPr>
+          <w:ilvl w:val="0"/>
+          <w:numId w:val="14"/>
+        </w:numPr>
+        <w:spacing w:before="100" w:beforeAutospacing="1" w:after="100" w:afterAutospacing="1" w:line="240" w:lineRule="auto"/>
+        <w:rPr>
+          <w:rFonts w:ascii="Calibri" w:eastAsia="Times New Roman" w:hAnsi="Calibri" w:cs="Calibri"/>
+        </w:rPr>
+      </w:pPr>
+      <w:proofErr w:type="spellStart"/>
+      <w:r>
+        <w:rPr>
+          <w:rStyle w:val="CdigoHTML"/>
+          <w:b/>
+          <w:bCs/>
+        </w:rPr>
+        <w:t>idx_curp_procesada_lote_estado</w:t>
+      </w:r>
+      <w:proofErr w:type="spellEnd"/>
       <w:r>
         <w:rPr>
           <w:rStyle w:val="Fuerte"/>
           <w:rFonts w:ascii="Calibri" w:eastAsia="Times New Roman" w:hAnsi="Calibri" w:cs="Calibri"/>
         </w:rPr>
-        <w:t>94.3%</w:t>
+        <w:t>:</w:t>
       </w:r>
       <w:r>
         <w:rPr>
           <w:rFonts w:ascii="Calibri" w:eastAsia="Times New Roman" w:hAnsi="Calibri" w:cs="Calibri"/>
         </w:rPr>
-        <w:t>).</w:t>
+        <w:t xml:space="preserve"> Generado específicamente para solventar latencias observadas al ejecutar las consultas de contingencia mediante el script </w:t>
       </w:r>
-    </w:p>
-    <w:p>
-      <w:pPr>
+      <w:r>
         <w:rPr>
-          <w:rFonts w:ascii="Calibri" w:eastAsia="Times New Roman" w:hAnsi="Calibri" w:cs="Calibri"/>
+          <w:rStyle w:val="CdigoHTML"/>
         </w:rPr>
-      </w:pPr>
+        <w:t>run_reproceso.</w:t>
+      </w:r>
+      <w:r>
+        <w:rPr>
+          <w:rStyle w:val="CdigoHTML"/>
+        </w:rPr>
+        <w:lastRenderedPageBreak/>
+        <w:t>py</w:t>
+      </w:r>
       <w:r>
         <w:rPr>
           <w:rFonts w:ascii="Calibri" w:eastAsia="Times New Roman" w:hAnsi="Calibri" w:cs="Calibri"/>
         </w:rPr>
-        <w:pict w14:anchorId="015948FC">
-          <v:rect id="_x0000_i1028" style="width:0;height:1.5pt" o:hralign="center" o:hrstd="t" o:hr="t" fillcolor="#a0a0a0" stroked="f"/>
-        </w:pict>
+        <w:t>.</w:t>
       </w:r>
     </w:p>
     <w:p>
@@ -746,7 +727,7 @@
         <w:rPr>
           <w:rFonts w:ascii="Calibri" w:eastAsia="Times New Roman" w:hAnsi="Calibri" w:cs="Calibri"/>
         </w:rPr>
-        <w:t>5.2 Revisión de índices y planes de ejecución</w:t>
+        <w:t>3.2 Administración del Pool de Conexiones</w:t>
       </w:r>
     </w:p>
     <w:p>
@@ -764,13 +745,13 @@
           <w:sz w:val="22"/>
           <w:szCs w:val="22"/>
         </w:rPr>
-        <w:t>Se analizaron los planes de ejecución (</w:t>
+        <w:t>Pruebas de estrés y simulaciones confirmaron que superar los 20 hilos (</w:t>
       </w:r>
       <w:r>
         <w:rPr>
           <w:rStyle w:val="CdigoHTML"/>
         </w:rPr>
-        <w:t>EXPLAIN ANALYZE</w:t>
+        <w:t>WORKERS=20</w:t>
       </w:r>
       <w:r>
         <w:rPr>
@@ -778,147 +759,49 @@
           <w:sz w:val="22"/>
           <w:szCs w:val="22"/>
         </w:rPr>
-        <w:t>) y se aplicaron dos índices específicos en la base de datos de desarrollo (DEV):</w:t>
+        <w:t>) producía una avalancha de conexiones concurrentes en PostgreSQL, provocando *</w:t>
       </w:r>
-    </w:p>
-    <w:p>
-      <w:pPr>
-        <w:pStyle w:val="NormalWeb"/>
-        <w:rPr>
-          <w:rFonts w:ascii="Calibri" w:hAnsi="Calibri" w:cs="Calibri"/>
-          <w:sz w:val="22"/>
-          <w:szCs w:val="22"/>
-        </w:rPr>
-      </w:pPr>
+      <w:proofErr w:type="spellStart"/>
       <w:r>
         <w:rPr>
           <w:rFonts w:ascii="Calibri" w:hAnsi="Calibri" w:cs="Calibri"/>
           <w:sz w:val="22"/>
           <w:szCs w:val="22"/>
         </w:rPr>
-        <w:t xml:space="preserve">1. </w:t>
+        <w:t>Connection</w:t>
       </w:r>
-      <w:r>
-        <w:rPr>
-          <w:rStyle w:val="Fuerte"/>
-          <w:rFonts w:ascii="Calibri" w:hAnsi="Calibri" w:cs="Calibri"/>
-          <w:sz w:val="22"/>
-          <w:szCs w:val="22"/>
-        </w:rPr>
-        <w:t xml:space="preserve">Índice compuesto en </w:t>
-      </w:r>
-      <w:r>
-        <w:rPr>
-          <w:rStyle w:val="CdigoHTML"/>
-          <w:b/>
-          <w:bCs/>
-        </w:rPr>
-        <w:t>menor_evaluado</w:t>
-      </w:r>
-      <w:r>
-        <w:rPr>
-          <w:rStyle w:val="Fuerte"/>
-          <w:rFonts w:ascii="Calibri" w:hAnsi="Calibri" w:cs="Calibri"/>
-          <w:sz w:val="22"/>
-          <w:szCs w:val="22"/>
-        </w:rPr>
-        <w:t>:</w:t>
-      </w:r>
-    </w:p>
-    <w:p>
-      <w:pPr>
-        <w:pStyle w:val="NormalWeb"/>
-        <w:rPr>
-          <w:rFonts w:ascii="Calibri" w:hAnsi="Calibri" w:cs="Calibri"/>
-          <w:sz w:val="22"/>
-          <w:szCs w:val="22"/>
-        </w:rPr>
-      </w:pPr>
+      <w:proofErr w:type="spellEnd"/>
       <w:r>
         <w:rPr>
           <w:rFonts w:ascii="Calibri" w:hAnsi="Calibri" w:cs="Calibri"/>
           <w:sz w:val="22"/>
           <w:szCs w:val="22"/>
         </w:rPr>
-        <w:t>```sql</w:t>
+        <w:t xml:space="preserve"> </w:t>
       </w:r>
-    </w:p>
-    <w:p>
-      <w:pPr>
-        <w:pStyle w:val="NormalWeb"/>
-        <w:rPr>
-          <w:rFonts w:ascii="Calibri" w:hAnsi="Calibri" w:cs="Calibri"/>
-          <w:sz w:val="22"/>
-          <w:szCs w:val="22"/>
-        </w:rPr>
-      </w:pPr>
+      <w:proofErr w:type="spellStart"/>
       <w:r>
         <w:rPr>
           <w:rFonts w:ascii="Calibri" w:hAnsi="Calibri" w:cs="Calibri"/>
           <w:sz w:val="22"/>
           <w:szCs w:val="22"/>
         </w:rPr>
-        <w:t xml:space="preserve">CREATE INDEX idx_menor_evaluado_cct_curp_ciclo </w:t>
+        <w:t>Timeouts</w:t>
       </w:r>
-    </w:p>
-    <w:p>
-      <w:pPr>
-        <w:pStyle w:val="NormalWeb"/>
-        <w:rPr>
-          <w:rFonts w:ascii="Calibri" w:hAnsi="Calibri" w:cs="Calibri"/>
-          <w:sz w:val="22"/>
-          <w:szCs w:val="22"/>
-        </w:rPr>
-      </w:pPr>
+      <w:proofErr w:type="spellEnd"/>
       <w:r>
         <w:rPr>
           <w:rFonts w:ascii="Calibri" w:hAnsi="Calibri" w:cs="Calibri"/>
           <w:sz w:val="22"/>
           <w:szCs w:val="22"/>
         </w:rPr>
-        <w:t>ON menor_evaluado (id_cct, curp, id_ciclo_escolar);</w:t>
-      </w:r>
-    </w:p>
-    <w:p>
-      <w:pPr>
-        <w:pStyle w:val="NormalWeb"/>
-        <w:rPr>
-          <w:rFonts w:ascii="Calibri" w:hAnsi="Calibri" w:cs="Calibri"/>
-          <w:sz w:val="22"/>
-          <w:szCs w:val="22"/>
-        </w:rPr>
-      </w:pPr>
-      <w:r>
-        <w:rPr>
-          <w:rFonts w:ascii="Calibri" w:hAnsi="Calibri" w:cs="Calibri"/>
-          <w:sz w:val="22"/>
-          <w:szCs w:val="22"/>
-        </w:rPr>
-        <w:t>```</w:t>
-      </w:r>
-    </w:p>
-    <w:p>
-      <w:pPr>
-        <w:pStyle w:val="NormalWeb"/>
-        <w:rPr>
-          <w:rFonts w:ascii="Calibri" w:hAnsi="Calibri" w:cs="Calibri"/>
-          <w:sz w:val="22"/>
-          <w:szCs w:val="22"/>
-        </w:rPr>
-      </w:pPr>
-      <w:r>
-        <w:rPr>
-          <w:rFonts w:ascii="Calibri" w:hAnsi="Calibri" w:cs="Calibri"/>
-          <w:sz w:val="22"/>
-          <w:szCs w:val="22"/>
-        </w:rPr>
-        <w:t xml:space="preserve">*Efecto:* El plan de ejecución pasó de un </w:t>
+        <w:t xml:space="preserve">* en </w:t>
       </w:r>
       <w:r>
         <w:rPr>
           <w:rStyle w:val="CdigoHTML"/>
         </w:rPr>
-        <w:t>Seq Scan</w:t>
+        <w:t>pg8000</w:t>
       </w:r>
       <w:r>
         <w:rPr>
@@ -926,1133 +809,7 @@
           <w:sz w:val="22"/>
           <w:szCs w:val="22"/>
         </w:rPr>
-        <w:t xml:space="preserve"> costoso a un </w:t>
-      </w:r>
-      <w:r>
-        <w:rPr>
-          <w:rStyle w:val="CdigoHTML"/>
-        </w:rPr>
-        <w:t>Index Scan</w:t>
-      </w:r>
-      <w:r>
-        <w:rPr>
-          <w:rFonts w:ascii="Calibri" w:hAnsi="Calibri" w:cs="Calibri"/>
-          <w:sz w:val="22"/>
-          <w:szCs w:val="22"/>
-        </w:rPr>
-        <w:t xml:space="preserve"> altamente eficiente, reduciendo drásticamente el uso de CPU a nivel de servidor.</w:t>
-      </w:r>
-    </w:p>
-    <w:p>
-      <w:pPr>
-        <w:pStyle w:val="NormalWeb"/>
-        <w:rPr>
-          <w:rFonts w:ascii="Calibri" w:hAnsi="Calibri" w:cs="Calibri"/>
-          <w:sz w:val="22"/>
-          <w:szCs w:val="22"/>
-        </w:rPr>
-      </w:pPr>
-      <w:r>
-        <w:rPr>
-          <w:rFonts w:ascii="Calibri" w:hAnsi="Calibri" w:cs="Calibri"/>
-          <w:sz w:val="22"/>
-          <w:szCs w:val="22"/>
-        </w:rPr>
-        <w:t xml:space="preserve">2. </w:t>
-      </w:r>
-      <w:r>
-        <w:rPr>
-          <w:rStyle w:val="Fuerte"/>
-          <w:rFonts w:ascii="Calibri" w:hAnsi="Calibri" w:cs="Calibri"/>
-          <w:sz w:val="22"/>
-          <w:szCs w:val="22"/>
-        </w:rPr>
-        <w:t xml:space="preserve">Índice en </w:t>
-      </w:r>
-      <w:r>
-        <w:rPr>
-          <w:rStyle w:val="CdigoHTML"/>
-          <w:b/>
-          <w:bCs/>
-        </w:rPr>
-        <w:t>CurpProcesada</w:t>
-      </w:r>
-      <w:r>
-        <w:rPr>
-          <w:rStyle w:val="Fuerte"/>
-          <w:rFonts w:ascii="Calibri" w:hAnsi="Calibri" w:cs="Calibri"/>
-          <w:sz w:val="22"/>
-          <w:szCs w:val="22"/>
-        </w:rPr>
-        <w:t>:</w:t>
-      </w:r>
-    </w:p>
-    <w:p>
-      <w:pPr>
-        <w:pStyle w:val="NormalWeb"/>
-        <w:rPr>
-          <w:rFonts w:ascii="Calibri" w:hAnsi="Calibri" w:cs="Calibri"/>
-          <w:sz w:val="22"/>
-          <w:szCs w:val="22"/>
-        </w:rPr>
-      </w:pPr>
-      <w:r>
-        <w:rPr>
-          <w:rFonts w:ascii="Calibri" w:hAnsi="Calibri" w:cs="Calibri"/>
-          <w:sz w:val="22"/>
-          <w:szCs w:val="22"/>
-        </w:rPr>
-        <w:t>```sql</w:t>
-      </w:r>
-    </w:p>
-    <w:p>
-      <w:pPr>
-        <w:pStyle w:val="NormalWeb"/>
-        <w:rPr>
-          <w:rFonts w:ascii="Calibri" w:hAnsi="Calibri" w:cs="Calibri"/>
-          <w:sz w:val="22"/>
-          <w:szCs w:val="22"/>
-        </w:rPr>
-      </w:pPr>
-      <w:r>
-        <w:rPr>
-          <w:rFonts w:ascii="Calibri" w:hAnsi="Calibri" w:cs="Calibri"/>
-          <w:sz w:val="22"/>
-          <w:szCs w:val="22"/>
-        </w:rPr>
-        <w:t xml:space="preserve">CREATE INDEX idx_curp_procesada_lote_estado </w:t>
-      </w:r>
-    </w:p>
-    <w:p>
-      <w:pPr>
-        <w:pStyle w:val="NormalWeb"/>
-        <w:rPr>
-          <w:rFonts w:ascii="Calibri" w:hAnsi="Calibri" w:cs="Calibri"/>
-          <w:sz w:val="22"/>
-          <w:szCs w:val="22"/>
-        </w:rPr>
-      </w:pPr>
-      <w:r>
-        <w:rPr>
-          <w:rFonts w:ascii="Calibri" w:hAnsi="Calibri" w:cs="Calibri"/>
-          <w:sz w:val="22"/>
-          <w:szCs w:val="22"/>
-        </w:rPr>
-        <w:t>ON CurpProcesada (id_lote, estado_descarga);</w:t>
-      </w:r>
-    </w:p>
-    <w:p>
-      <w:pPr>
-        <w:pStyle w:val="NormalWeb"/>
-        <w:rPr>
-          <w:rFonts w:ascii="Calibri" w:hAnsi="Calibri" w:cs="Calibri"/>
-          <w:sz w:val="22"/>
-          <w:szCs w:val="22"/>
-        </w:rPr>
-      </w:pPr>
-      <w:r>
-        <w:rPr>
-          <w:rFonts w:ascii="Calibri" w:hAnsi="Calibri" w:cs="Calibri"/>
-          <w:sz w:val="22"/>
-          <w:szCs w:val="22"/>
-        </w:rPr>
-        <w:t>```</w:t>
-      </w:r>
-    </w:p>
-    <w:p>
-      <w:pPr>
-        <w:pStyle w:val="NormalWeb"/>
-        <w:rPr>
-          <w:rFonts w:ascii="Calibri" w:hAnsi="Calibri" w:cs="Calibri"/>
-          <w:sz w:val="22"/>
-          <w:szCs w:val="22"/>
-        </w:rPr>
-      </w:pPr>
-      <w:r>
-        <w:rPr>
-          <w:rFonts w:ascii="Calibri" w:hAnsi="Calibri" w:cs="Calibri"/>
-          <w:sz w:val="22"/>
-          <w:szCs w:val="22"/>
-        </w:rPr>
-        <w:t>*Efecto:* Optimiza la consulta utilizada por el script de reproceso (</w:t>
-      </w:r>
-      <w:r>
-        <w:rPr>
-          <w:rStyle w:val="CdigoHTML"/>
-        </w:rPr>
-        <w:t>run_reproceso.py</w:t>
-      </w:r>
-      <w:r>
-        <w:rPr>
-          <w:rFonts w:ascii="Calibri" w:hAnsi="Calibri" w:cs="Calibri"/>
-          <w:sz w:val="22"/>
-          <w:szCs w:val="22"/>
-        </w:rPr>
-        <w:t>) para filtrar registros fallidos por lote de forma inmediata.</w:t>
-      </w:r>
-    </w:p>
-    <w:p>
-      <w:pPr>
-        <w:rPr>
-          <w:rFonts w:ascii="Calibri" w:eastAsia="Times New Roman" w:hAnsi="Calibri" w:cs="Calibri"/>
-        </w:rPr>
-      </w:pPr>
-      <w:r>
-        <w:rPr>
-          <w:rFonts w:ascii="Calibri" w:eastAsia="Times New Roman" w:hAnsi="Calibri" w:cs="Calibri"/>
-        </w:rPr>
-        <w:pict w14:anchorId="59519D13">
-          <v:rect id="_x0000_i1029" style="width:0;height:1.5pt" o:hralign="center" o:hrstd="t" o:hr="t" fillcolor="#a0a0a0" stroked="f"/>
-        </w:pict>
-      </w:r>
-    </w:p>
-    <w:p>
-      <w:pPr>
-        <w:pStyle w:val="Ttulo3"/>
-        <w:rPr>
-          <w:rFonts w:ascii="Calibri" w:eastAsia="Times New Roman" w:hAnsi="Calibri" w:cs="Calibri"/>
-        </w:rPr>
-      </w:pPr>
-      <w:r>
-        <w:rPr>
-          <w:rFonts w:ascii="Calibri" w:eastAsia="Times New Roman" w:hAnsi="Calibri" w:cs="Calibri"/>
-        </w:rPr>
-        <w:t>5.3 Detalles del Analizador de Consultas (PostgreSQL EXPLAIN ANALYZE)</w:t>
-      </w:r>
-    </w:p>
-    <w:p>
-      <w:pPr>
-        <w:pStyle w:val="NormalWeb"/>
-        <w:rPr>
-          <w:rFonts w:ascii="Calibri" w:hAnsi="Calibri" w:cs="Calibri"/>
-          <w:sz w:val="22"/>
-          <w:szCs w:val="22"/>
-        </w:rPr>
-      </w:pPr>
-      <w:r>
-        <w:rPr>
-          <w:rFonts w:ascii="Calibri" w:hAnsi="Calibri" w:cs="Calibri"/>
-          <w:sz w:val="22"/>
-          <w:szCs w:val="22"/>
-        </w:rPr>
-        <w:t xml:space="preserve">#### </w:t>
-      </w:r>
-      <w:r>
-        <w:rPr>
-          <w:rStyle w:val="Fuerte"/>
-          <w:rFonts w:ascii="Calibri" w:hAnsi="Calibri" w:cs="Calibri"/>
-          <w:sz w:val="22"/>
-          <w:szCs w:val="22"/>
-        </w:rPr>
-        <w:t>Plan de Ejecución Inicial (Seq Scan costoso sin índices):</w:t>
-      </w:r>
-    </w:p>
-    <w:p>
-      <w:pPr>
-        <w:pStyle w:val="HTMLconformatoprevio"/>
-      </w:pPr>
-    </w:p>
-    <w:p>
-      <w:pPr>
-        <w:pStyle w:val="HTMLconformatoprevio"/>
-      </w:pPr>
-      <w:r>
-        <w:t>Hash Join  (cost=1254.21..8451.98 rows=5500 width=32)</w:t>
-      </w:r>
-    </w:p>
-    <w:p>
-      <w:pPr>
-        <w:pStyle w:val="HTMLconformatoprevio"/>
-      </w:pPr>
-      <w:r>
-        <w:t xml:space="preserve">  Hash Cond: (m.id_cct = c.id)</w:t>
-      </w:r>
-    </w:p>
-    <w:p>
-      <w:pPr>
-        <w:pStyle w:val="HTMLconformatoprevio"/>
-      </w:pPr>
-      <w:r>
-        <w:t xml:space="preserve">  -&gt;  Seq Scan on menor_evaluado m  (cost=0.00..6982.50 loops=1)</w:t>
-      </w:r>
-    </w:p>
-    <w:p>
-      <w:pPr>
-        <w:pStyle w:val="HTMLconformatoprevio"/>
-      </w:pPr>
-      <w:r>
-        <w:t xml:space="preserve">        Filter: ((id_ciclo_escolar = 3) AND ((cct_entidad) = '30'))</w:t>
-      </w:r>
-    </w:p>
-    <w:p>
-      <w:pPr>
-        <w:pStyle w:val="HTMLconformatoprevio"/>
-      </w:pPr>
-      <w:r>
-        <w:t>-- Execution Time: 3204.852 ms (3.20 segundos)</w:t>
-      </w:r>
-    </w:p>
-    <w:p>
-      <w:pPr>
-        <w:pStyle w:val="NormalWeb"/>
-        <w:rPr>
-          <w:rFonts w:ascii="Calibri" w:hAnsi="Calibri" w:cs="Calibri"/>
-          <w:sz w:val="22"/>
-          <w:szCs w:val="22"/>
-        </w:rPr>
-      </w:pPr>
-      <w:r>
-        <w:rPr>
-          <w:rFonts w:ascii="Calibri" w:hAnsi="Calibri" w:cs="Calibri"/>
-          <w:sz w:val="22"/>
-          <w:szCs w:val="22"/>
-        </w:rPr>
-        <w:t xml:space="preserve">#### </w:t>
-      </w:r>
-      <w:r>
-        <w:rPr>
-          <w:rStyle w:val="Fuerte"/>
-          <w:rFonts w:ascii="Calibri" w:hAnsi="Calibri" w:cs="Calibri"/>
-          <w:sz w:val="22"/>
-          <w:szCs w:val="22"/>
-        </w:rPr>
-        <w:t>Plan de Ejecución Optimizado (Index Scan instantáneo):</w:t>
-      </w:r>
-    </w:p>
-    <w:p>
-      <w:pPr>
-        <w:pStyle w:val="HTMLconformatoprevio"/>
-      </w:pPr>
-    </w:p>
-    <w:p>
-      <w:pPr>
-        <w:pStyle w:val="HTMLconformatoprevio"/>
-      </w:pPr>
-      <w:r>
-        <w:t>Nested Loop  (cost=0.42..450.21 rows=5500 width=32)</w:t>
-      </w:r>
-    </w:p>
-    <w:p>
-      <w:pPr>
-        <w:pStyle w:val="HTMLconformatoprevio"/>
-      </w:pPr>
-      <w:r>
-        <w:t xml:space="preserve">  -&gt;  Index Scan using idx_menor_evaluado_cct_curp_ciclo on menor_evaluado m</w:t>
-      </w:r>
-    </w:p>
-    <w:p>
-      <w:pPr>
-        <w:pStyle w:val="HTMLconformatoprevio"/>
-      </w:pPr>
-      <w:r>
-        <w:t xml:space="preserve">        Index Cond: ((id_cct = c.id) AND (id_ciclo_escolar = 3))</w:t>
-      </w:r>
-    </w:p>
-    <w:p>
-      <w:pPr>
-        <w:pStyle w:val="HTMLconformatoprevio"/>
-      </w:pPr>
-      <w:r>
-        <w:t>-- Execution Time: 178.341 ms (0.18 segundos)</w:t>
-      </w:r>
-    </w:p>
-    <w:p>
-      <w:pPr>
-        <w:rPr>
-          <w:rFonts w:ascii="Calibri" w:eastAsia="Times New Roman" w:hAnsi="Calibri" w:cs="Calibri"/>
-        </w:rPr>
-      </w:pPr>
-      <w:r>
-        <w:rPr>
-          <w:rFonts w:ascii="Calibri" w:eastAsia="Times New Roman" w:hAnsi="Calibri" w:cs="Calibri"/>
-        </w:rPr>
-        <w:pict w14:anchorId="2B03BE37">
-          <v:rect id="_x0000_i1030" style="width:0;height:1.5pt" o:hralign="center" o:hrstd="t" o:hr="t" fillcolor="#a0a0a0" stroked="f"/>
-        </w:pict>
-      </w:r>
-    </w:p>
-    <w:p>
-      <w:pPr>
-        <w:pStyle w:val="Ttulo3"/>
-        <w:rPr>
-          <w:rFonts w:ascii="Calibri" w:eastAsia="Times New Roman" w:hAnsi="Calibri" w:cs="Calibri"/>
-        </w:rPr>
-      </w:pPr>
-      <w:r>
-        <w:rPr>
-          <w:rFonts w:ascii="Calibri" w:eastAsia="Times New Roman" w:hAnsi="Calibri" w:cs="Calibri"/>
-        </w:rPr>
-        <w:t>5.4 Impacto observado de la concurrencia</w:t>
-      </w:r>
-    </w:p>
-    <w:p>
-      <w:pPr>
-        <w:pStyle w:val="NormalWeb"/>
-        <w:rPr>
-          <w:rFonts w:ascii="Calibri" w:hAnsi="Calibri" w:cs="Calibri"/>
-          <w:sz w:val="22"/>
-          <w:szCs w:val="22"/>
-        </w:rPr>
-      </w:pPr>
-      <w:r>
-        <w:rPr>
-          <w:rFonts w:ascii="Calibri" w:hAnsi="Calibri" w:cs="Calibri"/>
-          <w:sz w:val="22"/>
-          <w:szCs w:val="22"/>
-        </w:rPr>
-        <w:t xml:space="preserve">Se corrieron pruebas controladas modificando la variable </w:t>
-      </w:r>
-      <w:r>
-        <w:rPr>
-          <w:rStyle w:val="CdigoHTML"/>
-        </w:rPr>
-        <w:t>WORKERS</w:t>
-      </w:r>
-      <w:r>
-        <w:rPr>
-          <w:rFonts w:ascii="Calibri" w:hAnsi="Calibri" w:cs="Calibri"/>
-          <w:sz w:val="22"/>
-          <w:szCs w:val="22"/>
-        </w:rPr>
-        <w:t xml:space="preserve"> para evaluar la estabilidad de las operaciones concurrentes:</w:t>
-      </w:r>
-    </w:p>
-    <w:tbl>
-      <w:tblPr>
-        <w:tblW w:w="5000" w:type="pct"/>
-        <w:tblCellMar>
-          <w:top w:w="15" w:type="dxa"/>
-          <w:left w:w="15" w:type="dxa"/>
-          <w:bottom w:w="15" w:type="dxa"/>
-          <w:right w:w="15" w:type="dxa"/>
-        </w:tblCellMar>
-        <w:tblLook w:val="04A0" w:firstRow="1" w:lastRow="0" w:firstColumn="1" w:lastColumn="0" w:noHBand="0" w:noVBand="1"/>
-      </w:tblPr>
-      <w:tblGrid>
-        <w:gridCol w:w="1419"/>
-        <w:gridCol w:w="2134"/>
-        <w:gridCol w:w="1798"/>
-        <w:gridCol w:w="2080"/>
-        <w:gridCol w:w="1913"/>
-      </w:tblGrid>
-      <w:tr>
-        <w:trPr>
-          <w:tblHeader/>
-        </w:trPr>
-        <w:tc>
-          <w:tcPr>
-            <w:tcW w:w="0" w:type="auto"/>
-            <w:tcBorders>
-              <w:top w:val="single" w:sz="6" w:space="0" w:color="666666"/>
-              <w:left w:val="single" w:sz="6" w:space="0" w:color="666666"/>
-              <w:bottom w:val="single" w:sz="6" w:space="0" w:color="666666"/>
-              <w:right w:val="single" w:sz="6" w:space="0" w:color="666666"/>
-            </w:tcBorders>
-            <w:tcMar>
-              <w:top w:w="90" w:type="dxa"/>
-              <w:left w:w="90" w:type="dxa"/>
-              <w:bottom w:w="90" w:type="dxa"/>
-              <w:right w:w="90" w:type="dxa"/>
-            </w:tcMar>
-            <w:hideMark/>
-          </w:tcPr>
-          <w:p>
-            <w:pPr>
-              <w:spacing w:before="180" w:after="180"/>
-              <w:rPr>
-                <w:rFonts w:ascii="Calibri" w:eastAsia="Times New Roman" w:hAnsi="Calibri" w:cs="Calibri"/>
-                <w:b/>
-                <w:bCs/>
-              </w:rPr>
-            </w:pPr>
-            <w:r>
-              <w:rPr>
-                <w:rFonts w:ascii="Calibri" w:eastAsia="Times New Roman" w:hAnsi="Calibri" w:cs="Calibri"/>
-                <w:b/>
-                <w:bCs/>
-              </w:rPr>
-              <w:t>Hilos (</w:t>
-            </w:r>
-            <w:r>
-              <w:rPr>
-                <w:rStyle w:val="CdigoHTML"/>
-                <w:b/>
-                <w:bCs/>
-              </w:rPr>
-              <w:t>WORKERS</w:t>
-            </w:r>
-            <w:r>
-              <w:rPr>
-                <w:rFonts w:ascii="Calibri" w:eastAsia="Times New Roman" w:hAnsi="Calibri" w:cs="Calibri"/>
-                <w:b/>
-                <w:bCs/>
-              </w:rPr>
-              <w:t>)</w:t>
-            </w:r>
-          </w:p>
-        </w:tc>
-        <w:tc>
-          <w:tcPr>
-            <w:tcW w:w="0" w:type="auto"/>
-            <w:tcBorders>
-              <w:top w:val="single" w:sz="6" w:space="0" w:color="666666"/>
-              <w:left w:val="single" w:sz="6" w:space="0" w:color="666666"/>
-              <w:bottom w:val="single" w:sz="6" w:space="0" w:color="666666"/>
-              <w:right w:val="single" w:sz="6" w:space="0" w:color="666666"/>
-            </w:tcBorders>
-            <w:tcMar>
-              <w:top w:w="90" w:type="dxa"/>
-              <w:left w:w="90" w:type="dxa"/>
-              <w:bottom w:w="90" w:type="dxa"/>
-              <w:right w:w="90" w:type="dxa"/>
-            </w:tcMar>
-            <w:hideMark/>
-          </w:tcPr>
-          <w:p>
-            <w:pPr>
-              <w:spacing w:before="180" w:after="180"/>
-              <w:rPr>
-                <w:rFonts w:ascii="Calibri" w:eastAsia="Times New Roman" w:hAnsi="Calibri" w:cs="Calibri"/>
-                <w:b/>
-                <w:bCs/>
-              </w:rPr>
-            </w:pPr>
-            <w:r>
-              <w:rPr>
-                <w:rFonts w:ascii="Calibri" w:eastAsia="Times New Roman" w:hAnsi="Calibri" w:cs="Calibri"/>
-                <w:b/>
-                <w:bCs/>
-              </w:rPr>
-              <w:t>Tiempo por Lote (5k registros)</w:t>
-            </w:r>
-          </w:p>
-        </w:tc>
-        <w:tc>
-          <w:tcPr>
-            <w:tcW w:w="0" w:type="auto"/>
-            <w:tcBorders>
-              <w:top w:val="single" w:sz="6" w:space="0" w:color="666666"/>
-              <w:left w:val="single" w:sz="6" w:space="0" w:color="666666"/>
-              <w:bottom w:val="single" w:sz="6" w:space="0" w:color="666666"/>
-              <w:right w:val="single" w:sz="6" w:space="0" w:color="666666"/>
-            </w:tcBorders>
-            <w:tcMar>
-              <w:top w:w="90" w:type="dxa"/>
-              <w:left w:w="90" w:type="dxa"/>
-              <w:bottom w:w="90" w:type="dxa"/>
-              <w:right w:w="90" w:type="dxa"/>
-            </w:tcMar>
-            <w:hideMark/>
-          </w:tcPr>
-          <w:p>
-            <w:pPr>
-              <w:spacing w:before="180" w:after="180"/>
-              <w:rPr>
-                <w:rFonts w:ascii="Calibri" w:eastAsia="Times New Roman" w:hAnsi="Calibri" w:cs="Calibri"/>
-                <w:b/>
-                <w:bCs/>
-              </w:rPr>
-            </w:pPr>
-            <w:r>
-              <w:rPr>
-                <w:rFonts w:ascii="Calibri" w:eastAsia="Times New Roman" w:hAnsi="Calibri" w:cs="Calibri"/>
-                <w:b/>
-                <w:bCs/>
-              </w:rPr>
-              <w:t>Tasa de Inserción en BD</w:t>
-            </w:r>
-          </w:p>
-        </w:tc>
-        <w:tc>
-          <w:tcPr>
-            <w:tcW w:w="0" w:type="auto"/>
-            <w:tcBorders>
-              <w:top w:val="single" w:sz="6" w:space="0" w:color="666666"/>
-              <w:left w:val="single" w:sz="6" w:space="0" w:color="666666"/>
-              <w:bottom w:val="single" w:sz="6" w:space="0" w:color="666666"/>
-              <w:right w:val="single" w:sz="6" w:space="0" w:color="666666"/>
-            </w:tcBorders>
-            <w:tcMar>
-              <w:top w:w="90" w:type="dxa"/>
-              <w:left w:w="90" w:type="dxa"/>
-              <w:bottom w:w="90" w:type="dxa"/>
-              <w:right w:w="90" w:type="dxa"/>
-            </w:tcMar>
-            <w:hideMark/>
-          </w:tcPr>
-          <w:p>
-            <w:pPr>
-              <w:spacing w:before="180" w:after="180"/>
-              <w:rPr>
-                <w:rFonts w:ascii="Calibri" w:eastAsia="Times New Roman" w:hAnsi="Calibri" w:cs="Calibri"/>
-                <w:b/>
-                <w:bCs/>
-              </w:rPr>
-            </w:pPr>
-            <w:r>
-              <w:rPr>
-                <w:rFonts w:ascii="Calibri" w:eastAsia="Times New Roman" w:hAnsi="Calibri" w:cs="Calibri"/>
-                <w:b/>
-                <w:bCs/>
-              </w:rPr>
-              <w:t>Estado de Conexiones</w:t>
-            </w:r>
-          </w:p>
-        </w:tc>
-        <w:tc>
-          <w:tcPr>
-            <w:tcW w:w="0" w:type="auto"/>
-            <w:tcBorders>
-              <w:top w:val="single" w:sz="6" w:space="0" w:color="666666"/>
-              <w:left w:val="single" w:sz="6" w:space="0" w:color="666666"/>
-              <w:bottom w:val="single" w:sz="6" w:space="0" w:color="666666"/>
-              <w:right w:val="single" w:sz="6" w:space="0" w:color="666666"/>
-            </w:tcBorders>
-            <w:tcMar>
-              <w:top w:w="90" w:type="dxa"/>
-              <w:left w:w="90" w:type="dxa"/>
-              <w:bottom w:w="90" w:type="dxa"/>
-              <w:right w:w="90" w:type="dxa"/>
-            </w:tcMar>
-            <w:hideMark/>
-          </w:tcPr>
-          <w:p>
-            <w:pPr>
-              <w:spacing w:before="180" w:after="180"/>
-              <w:rPr>
-                <w:rFonts w:ascii="Calibri" w:eastAsia="Times New Roman" w:hAnsi="Calibri" w:cs="Calibri"/>
-                <w:b/>
-                <w:bCs/>
-              </w:rPr>
-            </w:pPr>
-            <w:r>
-              <w:rPr>
-                <w:rFonts w:ascii="Calibri" w:eastAsia="Times New Roman" w:hAnsi="Calibri" w:cs="Calibri"/>
-                <w:b/>
-                <w:bCs/>
-              </w:rPr>
-              <w:t>Operación Global</w:t>
-            </w:r>
-          </w:p>
-        </w:tc>
-      </w:tr>
-      <w:tr>
-        <w:tc>
-          <w:tcPr>
-            <w:tcW w:w="0" w:type="auto"/>
-            <w:tcBorders>
-              <w:top w:val="single" w:sz="6" w:space="0" w:color="666666"/>
-              <w:left w:val="single" w:sz="6" w:space="0" w:color="666666"/>
-              <w:bottom w:val="single" w:sz="6" w:space="0" w:color="666666"/>
-              <w:right w:val="single" w:sz="6" w:space="0" w:color="666666"/>
-            </w:tcBorders>
-            <w:tcMar>
-              <w:top w:w="90" w:type="dxa"/>
-              <w:left w:w="90" w:type="dxa"/>
-              <w:bottom w:w="90" w:type="dxa"/>
-              <w:right w:w="90" w:type="dxa"/>
-            </w:tcMar>
-            <w:hideMark/>
-          </w:tcPr>
-          <w:p>
-            <w:pPr>
-              <w:spacing w:before="180" w:after="180"/>
-              <w:rPr>
-                <w:rFonts w:ascii="Calibri" w:eastAsia="Times New Roman" w:hAnsi="Calibri" w:cs="Calibri"/>
-              </w:rPr>
-            </w:pPr>
-            <w:r>
-              <w:rPr>
-                <w:rFonts w:ascii="Calibri" w:eastAsia="Times New Roman" w:hAnsi="Calibri" w:cs="Calibri"/>
-              </w:rPr>
-              <w:t>10 hilos</w:t>
-            </w:r>
-          </w:p>
-        </w:tc>
-        <w:tc>
-          <w:tcPr>
-            <w:tcW w:w="0" w:type="auto"/>
-            <w:tcBorders>
-              <w:top w:val="single" w:sz="6" w:space="0" w:color="666666"/>
-              <w:left w:val="single" w:sz="6" w:space="0" w:color="666666"/>
-              <w:bottom w:val="single" w:sz="6" w:space="0" w:color="666666"/>
-              <w:right w:val="single" w:sz="6" w:space="0" w:color="666666"/>
-            </w:tcBorders>
-            <w:tcMar>
-              <w:top w:w="90" w:type="dxa"/>
-              <w:left w:w="90" w:type="dxa"/>
-              <w:bottom w:w="90" w:type="dxa"/>
-              <w:right w:w="90" w:type="dxa"/>
-            </w:tcMar>
-            <w:hideMark/>
-          </w:tcPr>
-          <w:p>
-            <w:pPr>
-              <w:spacing w:before="180" w:after="180"/>
-              <w:rPr>
-                <w:rFonts w:ascii="Calibri" w:eastAsia="Times New Roman" w:hAnsi="Calibri" w:cs="Calibri"/>
-              </w:rPr>
-            </w:pPr>
-            <w:r>
-              <w:rPr>
-                <w:rFonts w:ascii="Calibri" w:eastAsia="Times New Roman" w:hAnsi="Calibri" w:cs="Calibri"/>
-              </w:rPr>
-              <w:t>17 minutos</w:t>
-            </w:r>
-          </w:p>
-        </w:tc>
-        <w:tc>
-          <w:tcPr>
-            <w:tcW w:w="0" w:type="auto"/>
-            <w:tcBorders>
-              <w:top w:val="single" w:sz="6" w:space="0" w:color="666666"/>
-              <w:left w:val="single" w:sz="6" w:space="0" w:color="666666"/>
-              <w:bottom w:val="single" w:sz="6" w:space="0" w:color="666666"/>
-              <w:right w:val="single" w:sz="6" w:space="0" w:color="666666"/>
-            </w:tcBorders>
-            <w:tcMar>
-              <w:top w:w="90" w:type="dxa"/>
-              <w:left w:w="90" w:type="dxa"/>
-              <w:bottom w:w="90" w:type="dxa"/>
-              <w:right w:w="90" w:type="dxa"/>
-            </w:tcMar>
-            <w:hideMark/>
-          </w:tcPr>
-          <w:p>
-            <w:pPr>
-              <w:spacing w:before="180" w:after="180"/>
-              <w:rPr>
-                <w:rFonts w:ascii="Calibri" w:eastAsia="Times New Roman" w:hAnsi="Calibri" w:cs="Calibri"/>
-              </w:rPr>
-            </w:pPr>
-            <w:r>
-              <w:rPr>
-                <w:rFonts w:ascii="Calibri" w:eastAsia="Times New Roman" w:hAnsi="Calibri" w:cs="Calibri"/>
-              </w:rPr>
-              <w:t>290 inserts/min</w:t>
-            </w:r>
-          </w:p>
-        </w:tc>
-        <w:tc>
-          <w:tcPr>
-            <w:tcW w:w="0" w:type="auto"/>
-            <w:tcBorders>
-              <w:top w:val="single" w:sz="6" w:space="0" w:color="666666"/>
-              <w:left w:val="single" w:sz="6" w:space="0" w:color="666666"/>
-              <w:bottom w:val="single" w:sz="6" w:space="0" w:color="666666"/>
-              <w:right w:val="single" w:sz="6" w:space="0" w:color="666666"/>
-            </w:tcBorders>
-            <w:tcMar>
-              <w:top w:w="90" w:type="dxa"/>
-              <w:left w:w="90" w:type="dxa"/>
-              <w:bottom w:w="90" w:type="dxa"/>
-              <w:right w:w="90" w:type="dxa"/>
-            </w:tcMar>
-            <w:hideMark/>
-          </w:tcPr>
-          <w:p>
-            <w:pPr>
-              <w:spacing w:before="180" w:after="180"/>
-              <w:rPr>
-                <w:rFonts w:ascii="Calibri" w:eastAsia="Times New Roman" w:hAnsi="Calibri" w:cs="Calibri"/>
-              </w:rPr>
-            </w:pPr>
-            <w:r>
-              <w:rPr>
-                <w:rFonts w:ascii="Calibri" w:eastAsia="Times New Roman" w:hAnsi="Calibri" w:cs="Calibri"/>
-              </w:rPr>
-              <w:t>Estable (pool holgado)</w:t>
-            </w:r>
-          </w:p>
-        </w:tc>
-        <w:tc>
-          <w:tcPr>
-            <w:tcW w:w="0" w:type="auto"/>
-            <w:tcBorders>
-              <w:top w:val="single" w:sz="6" w:space="0" w:color="666666"/>
-              <w:left w:val="single" w:sz="6" w:space="0" w:color="666666"/>
-              <w:bottom w:val="single" w:sz="6" w:space="0" w:color="666666"/>
-              <w:right w:val="single" w:sz="6" w:space="0" w:color="666666"/>
-            </w:tcBorders>
-            <w:tcMar>
-              <w:top w:w="90" w:type="dxa"/>
-              <w:left w:w="90" w:type="dxa"/>
-              <w:bottom w:w="90" w:type="dxa"/>
-              <w:right w:w="90" w:type="dxa"/>
-            </w:tcMar>
-            <w:hideMark/>
-          </w:tcPr>
-          <w:p>
-            <w:pPr>
-              <w:spacing w:before="180" w:after="180"/>
-              <w:rPr>
-                <w:rFonts w:ascii="Calibri" w:eastAsia="Times New Roman" w:hAnsi="Calibri" w:cs="Calibri"/>
-              </w:rPr>
-            </w:pPr>
-            <w:r>
-              <w:rPr>
-                <w:rFonts w:ascii="Calibri" w:eastAsia="Times New Roman" w:hAnsi="Calibri" w:cs="Calibri"/>
-              </w:rPr>
-              <w:t>Velocidad media, segura</w:t>
-            </w:r>
-          </w:p>
-        </w:tc>
-      </w:tr>
-      <w:tr>
-        <w:tc>
-          <w:tcPr>
-            <w:tcW w:w="0" w:type="auto"/>
-            <w:tcBorders>
-              <w:top w:val="single" w:sz="6" w:space="0" w:color="666666"/>
-              <w:left w:val="single" w:sz="6" w:space="0" w:color="666666"/>
-              <w:bottom w:val="single" w:sz="6" w:space="0" w:color="666666"/>
-              <w:right w:val="single" w:sz="6" w:space="0" w:color="666666"/>
-            </w:tcBorders>
-            <w:tcMar>
-              <w:top w:w="90" w:type="dxa"/>
-              <w:left w:w="90" w:type="dxa"/>
-              <w:bottom w:w="90" w:type="dxa"/>
-              <w:right w:w="90" w:type="dxa"/>
-            </w:tcMar>
-            <w:hideMark/>
-          </w:tcPr>
-          <w:p>
-            <w:pPr>
-              <w:spacing w:before="180" w:after="180"/>
-              <w:rPr>
-                <w:rFonts w:ascii="Calibri" w:eastAsia="Times New Roman" w:hAnsi="Calibri" w:cs="Calibri"/>
-              </w:rPr>
-            </w:pPr>
-            <w:r>
-              <w:rPr>
-                <w:rFonts w:ascii="Calibri" w:eastAsia="Times New Roman" w:hAnsi="Calibri" w:cs="Calibri"/>
-              </w:rPr>
-              <w:t>15 hilos</w:t>
-            </w:r>
-          </w:p>
-        </w:tc>
-        <w:tc>
-          <w:tcPr>
-            <w:tcW w:w="0" w:type="auto"/>
-            <w:tcBorders>
-              <w:top w:val="single" w:sz="6" w:space="0" w:color="666666"/>
-              <w:left w:val="single" w:sz="6" w:space="0" w:color="666666"/>
-              <w:bottom w:val="single" w:sz="6" w:space="0" w:color="666666"/>
-              <w:right w:val="single" w:sz="6" w:space="0" w:color="666666"/>
-            </w:tcBorders>
-            <w:tcMar>
-              <w:top w:w="90" w:type="dxa"/>
-              <w:left w:w="90" w:type="dxa"/>
-              <w:bottom w:w="90" w:type="dxa"/>
-              <w:right w:w="90" w:type="dxa"/>
-            </w:tcMar>
-            <w:hideMark/>
-          </w:tcPr>
-          <w:p>
-            <w:pPr>
-              <w:spacing w:before="180" w:after="180"/>
-              <w:rPr>
-                <w:rFonts w:ascii="Calibri" w:eastAsia="Times New Roman" w:hAnsi="Calibri" w:cs="Calibri"/>
-              </w:rPr>
-            </w:pPr>
-            <w:r>
-              <w:rPr>
-                <w:rFonts w:ascii="Calibri" w:eastAsia="Times New Roman" w:hAnsi="Calibri" w:cs="Calibri"/>
-              </w:rPr>
-              <w:t>12 minutos</w:t>
-            </w:r>
-          </w:p>
-        </w:tc>
-        <w:tc>
-          <w:tcPr>
-            <w:tcW w:w="0" w:type="auto"/>
-            <w:tcBorders>
-              <w:top w:val="single" w:sz="6" w:space="0" w:color="666666"/>
-              <w:left w:val="single" w:sz="6" w:space="0" w:color="666666"/>
-              <w:bottom w:val="single" w:sz="6" w:space="0" w:color="666666"/>
-              <w:right w:val="single" w:sz="6" w:space="0" w:color="666666"/>
-            </w:tcBorders>
-            <w:tcMar>
-              <w:top w:w="90" w:type="dxa"/>
-              <w:left w:w="90" w:type="dxa"/>
-              <w:bottom w:w="90" w:type="dxa"/>
-              <w:right w:w="90" w:type="dxa"/>
-            </w:tcMar>
-            <w:hideMark/>
-          </w:tcPr>
-          <w:p>
-            <w:pPr>
-              <w:spacing w:before="180" w:after="180"/>
-              <w:rPr>
-                <w:rFonts w:ascii="Calibri" w:eastAsia="Times New Roman" w:hAnsi="Calibri" w:cs="Calibri"/>
-              </w:rPr>
-            </w:pPr>
-            <w:r>
-              <w:rPr>
-                <w:rFonts w:ascii="Calibri" w:eastAsia="Times New Roman" w:hAnsi="Calibri" w:cs="Calibri"/>
-              </w:rPr>
-              <w:t>410 inserts/min</w:t>
-            </w:r>
-          </w:p>
-        </w:tc>
-        <w:tc>
-          <w:tcPr>
-            <w:tcW w:w="0" w:type="auto"/>
-            <w:tcBorders>
-              <w:top w:val="single" w:sz="6" w:space="0" w:color="666666"/>
-              <w:left w:val="single" w:sz="6" w:space="0" w:color="666666"/>
-              <w:bottom w:val="single" w:sz="6" w:space="0" w:color="666666"/>
-              <w:right w:val="single" w:sz="6" w:space="0" w:color="666666"/>
-            </w:tcBorders>
-            <w:tcMar>
-              <w:top w:w="90" w:type="dxa"/>
-              <w:left w:w="90" w:type="dxa"/>
-              <w:bottom w:w="90" w:type="dxa"/>
-              <w:right w:w="90" w:type="dxa"/>
-            </w:tcMar>
-            <w:hideMark/>
-          </w:tcPr>
-          <w:p>
-            <w:pPr>
-              <w:spacing w:before="180" w:after="180"/>
-              <w:rPr>
-                <w:rFonts w:ascii="Calibri" w:eastAsia="Times New Roman" w:hAnsi="Calibri" w:cs="Calibri"/>
-              </w:rPr>
-            </w:pPr>
-            <w:r>
-              <w:rPr>
-                <w:rFonts w:ascii="Calibri" w:eastAsia="Times New Roman" w:hAnsi="Calibri" w:cs="Calibri"/>
-              </w:rPr>
-              <w:t>Estable (pool con leve uso)</w:t>
-            </w:r>
-          </w:p>
-        </w:tc>
-        <w:tc>
-          <w:tcPr>
-            <w:tcW w:w="0" w:type="auto"/>
-            <w:tcBorders>
-              <w:top w:val="single" w:sz="6" w:space="0" w:color="666666"/>
-              <w:left w:val="single" w:sz="6" w:space="0" w:color="666666"/>
-              <w:bottom w:val="single" w:sz="6" w:space="0" w:color="666666"/>
-              <w:right w:val="single" w:sz="6" w:space="0" w:color="666666"/>
-            </w:tcBorders>
-            <w:tcMar>
-              <w:top w:w="90" w:type="dxa"/>
-              <w:left w:w="90" w:type="dxa"/>
-              <w:bottom w:w="90" w:type="dxa"/>
-              <w:right w:w="90" w:type="dxa"/>
-            </w:tcMar>
-            <w:hideMark/>
-          </w:tcPr>
-          <w:p>
-            <w:pPr>
-              <w:spacing w:before="180" w:after="180"/>
-              <w:rPr>
-                <w:rFonts w:ascii="Calibri" w:eastAsia="Times New Roman" w:hAnsi="Calibri" w:cs="Calibri"/>
-              </w:rPr>
-            </w:pPr>
-            <w:r>
-              <w:rPr>
-                <w:rFonts w:ascii="Calibri" w:eastAsia="Times New Roman" w:hAnsi="Calibri" w:cs="Calibri"/>
-              </w:rPr>
-              <w:t>Configuración óptima</w:t>
-            </w:r>
-          </w:p>
-        </w:tc>
-      </w:tr>
-      <w:tr>
-        <w:tc>
-          <w:tcPr>
-            <w:tcW w:w="0" w:type="auto"/>
-            <w:tcBorders>
-              <w:top w:val="single" w:sz="6" w:space="0" w:color="666666"/>
-              <w:left w:val="single" w:sz="6" w:space="0" w:color="666666"/>
-              <w:bottom w:val="single" w:sz="6" w:space="0" w:color="666666"/>
-              <w:right w:val="single" w:sz="6" w:space="0" w:color="666666"/>
-            </w:tcBorders>
-            <w:tcMar>
-              <w:top w:w="90" w:type="dxa"/>
-              <w:left w:w="90" w:type="dxa"/>
-              <w:bottom w:w="90" w:type="dxa"/>
-              <w:right w:w="90" w:type="dxa"/>
-            </w:tcMar>
-            <w:hideMark/>
-          </w:tcPr>
-          <w:p>
-            <w:pPr>
-              <w:spacing w:before="180" w:after="180"/>
-              <w:rPr>
-                <w:rFonts w:ascii="Calibri" w:eastAsia="Times New Roman" w:hAnsi="Calibri" w:cs="Calibri"/>
-              </w:rPr>
-            </w:pPr>
-            <w:r>
-              <w:rPr>
-                <w:rFonts w:ascii="Calibri" w:eastAsia="Times New Roman" w:hAnsi="Calibri" w:cs="Calibri"/>
-              </w:rPr>
-              <w:t>20 hilos</w:t>
-            </w:r>
-          </w:p>
-        </w:tc>
-        <w:tc>
-          <w:tcPr>
-            <w:tcW w:w="0" w:type="auto"/>
-            <w:tcBorders>
-              <w:top w:val="single" w:sz="6" w:space="0" w:color="666666"/>
-              <w:left w:val="single" w:sz="6" w:space="0" w:color="666666"/>
-              <w:bottom w:val="single" w:sz="6" w:space="0" w:color="666666"/>
-              <w:right w:val="single" w:sz="6" w:space="0" w:color="666666"/>
-            </w:tcBorders>
-            <w:tcMar>
-              <w:top w:w="90" w:type="dxa"/>
-              <w:left w:w="90" w:type="dxa"/>
-              <w:bottom w:w="90" w:type="dxa"/>
-              <w:right w:w="90" w:type="dxa"/>
-            </w:tcMar>
-            <w:hideMark/>
-          </w:tcPr>
-          <w:p>
-            <w:pPr>
-              <w:spacing w:before="180" w:after="180"/>
-              <w:rPr>
-                <w:rFonts w:ascii="Calibri" w:eastAsia="Times New Roman" w:hAnsi="Calibri" w:cs="Calibri"/>
-              </w:rPr>
-            </w:pPr>
-            <w:r>
-              <w:rPr>
-                <w:rFonts w:ascii="Calibri" w:eastAsia="Times New Roman" w:hAnsi="Calibri" w:cs="Calibri"/>
-              </w:rPr>
-              <w:t>15 minutos (degradado)</w:t>
-            </w:r>
-          </w:p>
-        </w:tc>
-        <w:tc>
-          <w:tcPr>
-            <w:tcW w:w="0" w:type="auto"/>
-            <w:tcBorders>
-              <w:top w:val="single" w:sz="6" w:space="0" w:color="666666"/>
-              <w:left w:val="single" w:sz="6" w:space="0" w:color="666666"/>
-              <w:bottom w:val="single" w:sz="6" w:space="0" w:color="666666"/>
-              <w:right w:val="single" w:sz="6" w:space="0" w:color="666666"/>
-            </w:tcBorders>
-            <w:tcMar>
-              <w:top w:w="90" w:type="dxa"/>
-              <w:left w:w="90" w:type="dxa"/>
-              <w:bottom w:w="90" w:type="dxa"/>
-              <w:right w:w="90" w:type="dxa"/>
-            </w:tcMar>
-            <w:hideMark/>
-          </w:tcPr>
-          <w:p>
-            <w:pPr>
-              <w:spacing w:before="180" w:after="180"/>
-              <w:rPr>
-                <w:rFonts w:ascii="Calibri" w:eastAsia="Times New Roman" w:hAnsi="Calibri" w:cs="Calibri"/>
-              </w:rPr>
-            </w:pPr>
-            <w:r>
-              <w:rPr>
-                <w:rFonts w:ascii="Calibri" w:eastAsia="Times New Roman" w:hAnsi="Calibri" w:cs="Calibri"/>
-              </w:rPr>
-              <w:t>330 inserts/min</w:t>
-            </w:r>
-          </w:p>
-        </w:tc>
-        <w:tc>
-          <w:tcPr>
-            <w:tcW w:w="0" w:type="auto"/>
-            <w:tcBorders>
-              <w:top w:val="single" w:sz="6" w:space="0" w:color="666666"/>
-              <w:left w:val="single" w:sz="6" w:space="0" w:color="666666"/>
-              <w:bottom w:val="single" w:sz="6" w:space="0" w:color="666666"/>
-              <w:right w:val="single" w:sz="6" w:space="0" w:color="666666"/>
-            </w:tcBorders>
-            <w:tcMar>
-              <w:top w:w="90" w:type="dxa"/>
-              <w:left w:w="90" w:type="dxa"/>
-              <w:bottom w:w="90" w:type="dxa"/>
-              <w:right w:w="90" w:type="dxa"/>
-            </w:tcMar>
-            <w:hideMark/>
-          </w:tcPr>
-          <w:p>
-            <w:pPr>
-              <w:spacing w:before="180" w:after="180"/>
-              <w:rPr>
-                <w:rFonts w:ascii="Calibri" w:eastAsia="Times New Roman" w:hAnsi="Calibri" w:cs="Calibri"/>
-              </w:rPr>
-            </w:pPr>
-            <w:r>
-              <w:rPr>
-                <w:rFonts w:ascii="Calibri" w:eastAsia="Times New Roman" w:hAnsi="Calibri" w:cs="Calibri"/>
-              </w:rPr>
-              <w:t>Conexión saturada (Timeouts)</w:t>
-            </w:r>
-          </w:p>
-        </w:tc>
-        <w:tc>
-          <w:tcPr>
-            <w:tcW w:w="0" w:type="auto"/>
-            <w:tcBorders>
-              <w:top w:val="single" w:sz="6" w:space="0" w:color="666666"/>
-              <w:left w:val="single" w:sz="6" w:space="0" w:color="666666"/>
-              <w:bottom w:val="single" w:sz="6" w:space="0" w:color="666666"/>
-              <w:right w:val="single" w:sz="6" w:space="0" w:color="666666"/>
-            </w:tcBorders>
-            <w:tcMar>
-              <w:top w:w="90" w:type="dxa"/>
-              <w:left w:w="90" w:type="dxa"/>
-              <w:bottom w:w="90" w:type="dxa"/>
-              <w:right w:w="90" w:type="dxa"/>
-            </w:tcMar>
-            <w:hideMark/>
-          </w:tcPr>
-          <w:p>
-            <w:pPr>
-              <w:spacing w:before="180" w:after="180"/>
-              <w:rPr>
-                <w:rFonts w:ascii="Calibri" w:eastAsia="Times New Roman" w:hAnsi="Calibri" w:cs="Calibri"/>
-              </w:rPr>
-            </w:pPr>
-            <w:r>
-              <w:rPr>
-                <w:rFonts w:ascii="Calibri" w:eastAsia="Times New Roman" w:hAnsi="Calibri" w:cs="Calibri"/>
-              </w:rPr>
-              <w:t>Contención por locks</w:t>
-            </w:r>
-          </w:p>
-        </w:tc>
-      </w:tr>
-    </w:tbl>
-    <w:p>
-      <w:pPr>
-        <w:pStyle w:val="NormalWeb"/>
-        <w:rPr>
-          <w:rFonts w:ascii="Calibri" w:hAnsi="Calibri" w:cs="Calibri"/>
-          <w:sz w:val="22"/>
-          <w:szCs w:val="22"/>
-        </w:rPr>
-      </w:pPr>
-      <w:r>
-        <w:rPr>
-          <w:rFonts w:ascii="Calibri" w:hAnsi="Calibri" w:cs="Calibri"/>
-          <w:sz w:val="22"/>
-          <w:szCs w:val="22"/>
-        </w:rPr>
-        <w:t>*Análisis:* El incremento excesivo de hilos por encima de 15 genera contención de bloqueos (</w:t>
-      </w:r>
-      <w:r>
-        <w:rPr>
-          <w:rStyle w:val="CdigoHTML"/>
-        </w:rPr>
-        <w:t>locks</w:t>
-      </w:r>
-      <w:r>
-        <w:rPr>
-          <w:rFonts w:ascii="Calibri" w:hAnsi="Calibri" w:cs="Calibri"/>
-          <w:sz w:val="22"/>
-          <w:szCs w:val="22"/>
-        </w:rPr>
-        <w:t xml:space="preserve">) y saturación en el pool de conexiones de PostgreSQL. Para ambientes estables en desarrollo, se recomienda limitar la concurrencia a un máximo de </w:t>
+        <w:t xml:space="preserve">. Como resultado, la configuración óptima para entornos limitados de RAM y contención de discos se estableció en un rango de </w:t>
       </w:r>
       <w:r>
         <w:rPr>
@@ -2069,11 +826,12 @@
           <w:sz w:val="22"/>
           <w:szCs w:val="22"/>
         </w:rPr>
-        <w:t>.</w:t>
+        <w:t>, eliminando la degradación de rendimiento.</w:t>
       </w:r>
     </w:p>
     <w:p>
       <w:pPr>
+        <w:pStyle w:val="Ttulo2"/>
         <w:rPr>
           <w:rFonts w:ascii="Calibri" w:eastAsia="Times New Roman" w:hAnsi="Calibri" w:cs="Calibri"/>
         </w:rPr>
@@ -2082,23 +840,35 @@
         <w:rPr>
           <w:rFonts w:ascii="Calibri" w:eastAsia="Times New Roman" w:hAnsi="Calibri" w:cs="Calibri"/>
         </w:rPr>
-        <w:pict w14:anchorId="49A520E4">
-          <v:rect id="_x0000_i1031" style="width:0;height:1.5pt" o:hralign="center" o:hrstd="t" o:hr="t" fillcolor="#a0a0a0" stroked="f"/>
-        </w:pict>
+        <w:t>4. Resultados Analíticos (</w:t>
       </w:r>
-    </w:p>
-    <w:p>
-      <w:pPr>
-        <w:pStyle w:val="Ttulo3"/>
-        <w:rPr>
-          <w:rFonts w:ascii="Calibri" w:eastAsia="Times New Roman" w:hAnsi="Calibri" w:cs="Calibri"/>
-        </w:rPr>
-      </w:pPr>
+      <w:proofErr w:type="spellStart"/>
       <w:r>
         <w:rPr>
           <w:rFonts w:ascii="Calibri" w:eastAsia="Times New Roman" w:hAnsi="Calibri" w:cs="Calibri"/>
         </w:rPr>
-        <w:t>5.5 Riesgos de crecimiento y volumen</w:t>
+        <w:t>Execution</w:t>
+      </w:r>
+      <w:proofErr w:type="spellEnd"/>
+      <w:r>
+        <w:rPr>
+          <w:rFonts w:ascii="Calibri" w:eastAsia="Times New Roman" w:hAnsi="Calibri" w:cs="Calibri"/>
+        </w:rPr>
+        <w:t xml:space="preserve"> </w:t>
+      </w:r>
+      <w:proofErr w:type="spellStart"/>
+      <w:r>
+        <w:rPr>
+          <w:rFonts w:ascii="Calibri" w:eastAsia="Times New Roman" w:hAnsi="Calibri" w:cs="Calibri"/>
+        </w:rPr>
+        <w:t>Plans</w:t>
+      </w:r>
+      <w:proofErr w:type="spellEnd"/>
+      <w:r>
+        <w:rPr>
+          <w:rFonts w:ascii="Calibri" w:eastAsia="Times New Roman" w:hAnsi="Calibri" w:cs="Calibri"/>
+        </w:rPr>
+        <w:t>)</w:t>
       </w:r>
     </w:p>
     <w:p>
@@ -2116,310 +886,13 @@
           <w:sz w:val="22"/>
           <w:szCs w:val="22"/>
         </w:rPr>
-        <w:t>Con una proyección de ~15,000 CURPs procesadas en mayo:</w:t>
-      </w:r>
-    </w:p>
-    <w:p>
-      <w:pPr>
-        <w:numPr>
-          <w:ilvl w:val="0"/>
-          <w:numId w:val="16"/>
-        </w:numPr>
-        <w:spacing w:before="100" w:beforeAutospacing="1" w:after="100" w:afterAutospacing="1" w:line="240" w:lineRule="auto"/>
-        <w:rPr>
-          <w:rFonts w:ascii="Calibri" w:eastAsia="Times New Roman" w:hAnsi="Calibri" w:cs="Calibri"/>
-        </w:rPr>
-      </w:pPr>
-      <w:r>
-        <w:rPr>
-          <w:rFonts w:ascii="Calibri" w:eastAsia="Times New Roman" w:hAnsi="Calibri" w:cs="Calibri"/>
-        </w:rPr>
-        <w:t xml:space="preserve">La tabla </w:t>
+        <w:t xml:space="preserve">Las métricas levantadas con </w:t>
       </w:r>
       <w:r>
         <w:rPr>
           <w:rStyle w:val="CdigoHTML"/>
         </w:rPr>
-        <w:t>CurpProcesada</w:t>
-      </w:r>
-      <w:r>
-        <w:rPr>
-          <w:rFonts w:ascii="Calibri" w:eastAsia="Times New Roman" w:hAnsi="Calibri" w:cs="Calibri"/>
-        </w:rPr>
-        <w:t xml:space="preserve"> acumulará registros rápidamente. Se proyecta un crecimiento de 180,000 registros anuales, lo que justifica plenamente los índices creados sobre </w:t>
-      </w:r>
-      <w:r>
-        <w:rPr>
-          <w:rStyle w:val="CdigoHTML"/>
-        </w:rPr>
-        <w:t>id_lote</w:t>
-      </w:r>
-      <w:r>
-        <w:rPr>
-          <w:rFonts w:ascii="Calibri" w:eastAsia="Times New Roman" w:hAnsi="Calibri" w:cs="Calibri"/>
-        </w:rPr>
-        <w:t xml:space="preserve"> y </w:t>
-      </w:r>
-      <w:r>
-        <w:rPr>
-          <w:rStyle w:val="CdigoHTML"/>
-        </w:rPr>
-        <w:t>id_cct</w:t>
-      </w:r>
-      <w:r>
-        <w:rPr>
-          <w:rFonts w:ascii="Calibri" w:eastAsia="Times New Roman" w:hAnsi="Calibri" w:cs="Calibri"/>
-        </w:rPr>
-        <w:t>.</w:t>
-      </w:r>
-    </w:p>
-    <w:p>
-      <w:pPr>
-        <w:numPr>
-          <w:ilvl w:val="0"/>
-          <w:numId w:val="16"/>
-        </w:numPr>
-        <w:spacing w:before="100" w:beforeAutospacing="1" w:after="100" w:afterAutospacing="1" w:line="240" w:lineRule="auto"/>
-        <w:rPr>
-          <w:rFonts w:ascii="Calibri" w:eastAsia="Times New Roman" w:hAnsi="Calibri" w:cs="Calibri"/>
-        </w:rPr>
-      </w:pPr>
-      <w:r>
-        <w:rPr>
-          <w:rFonts w:ascii="Calibri" w:eastAsia="Times New Roman" w:hAnsi="Calibri" w:cs="Calibri"/>
-        </w:rPr>
-        <w:t xml:space="preserve">La tabla </w:t>
-      </w:r>
-      <w:r>
-        <w:rPr>
-          <w:rStyle w:val="CdigoHTML"/>
-        </w:rPr>
-        <w:t>BitacoraEvento</w:t>
-      </w:r>
-      <w:r>
-        <w:rPr>
-          <w:rFonts w:ascii="Calibri" w:eastAsia="Times New Roman" w:hAnsi="Calibri" w:cs="Calibri"/>
-        </w:rPr>
-        <w:t xml:space="preserve"> crece a razón de 3 a 5 eventos por CURP con errores, requiriendo un plan de retención preventiva a partir del trimestre de junio.</w:t>
-      </w:r>
-    </w:p>
-    <w:p>
-      <w:pPr>
-        <w:rPr>
-          <w:rFonts w:ascii="Calibri" w:eastAsia="Times New Roman" w:hAnsi="Calibri" w:cs="Calibri"/>
-        </w:rPr>
-      </w:pPr>
-      <w:r>
-        <w:rPr>
-          <w:rFonts w:ascii="Calibri" w:eastAsia="Times New Roman" w:hAnsi="Calibri" w:cs="Calibri"/>
-        </w:rPr>
-        <w:pict w14:anchorId="5EEBADA8">
-          <v:rect id="_x0000_i1032" style="width:0;height:1.5pt" o:hralign="center" o:hrstd="t" o:hr="t" fillcolor="#a0a0a0" stroked="f"/>
-        </w:pict>
-      </w:r>
-    </w:p>
-    <w:p>
-      <w:pPr>
-        <w:pStyle w:val="Ttulo2"/>
-        <w:rPr>
-          <w:rFonts w:ascii="Calibri" w:eastAsia="Times New Roman" w:hAnsi="Calibri" w:cs="Calibri"/>
-        </w:rPr>
-      </w:pPr>
-      <w:r>
-        <w:rPr>
-          <w:rFonts w:ascii="Calibri" w:eastAsia="Times New Roman" w:hAnsi="Calibri" w:cs="Calibri"/>
-        </w:rPr>
-        <w:t>6. Riesgos y Dependencias para Mayo</w:t>
-      </w:r>
-    </w:p>
-    <w:p>
-      <w:pPr>
-        <w:numPr>
-          <w:ilvl w:val="0"/>
-          <w:numId w:val="17"/>
-        </w:numPr>
-        <w:spacing w:before="100" w:beforeAutospacing="1" w:after="100" w:afterAutospacing="1" w:line="240" w:lineRule="auto"/>
-        <w:rPr>
-          <w:rFonts w:ascii="Calibri" w:eastAsia="Times New Roman" w:hAnsi="Calibri" w:cs="Calibri"/>
-        </w:rPr>
-      </w:pPr>
-      <w:r>
-        <w:rPr>
-          <w:rStyle w:val="Fuerte"/>
-          <w:rFonts w:ascii="Calibri" w:eastAsia="Times New Roman" w:hAnsi="Calibri" w:cs="Calibri"/>
-        </w:rPr>
-        <w:t>Contención de Pool relacional:</w:t>
-      </w:r>
-      <w:r>
-        <w:rPr>
-          <w:rFonts w:ascii="Calibri" w:eastAsia="Times New Roman" w:hAnsi="Calibri" w:cs="Calibri"/>
-        </w:rPr>
-        <w:t xml:space="preserve"> La concurrencia desmedida sin ajuste de timeout en DEV puede provocar hilos caídos.</w:t>
-      </w:r>
-    </w:p>
-    <w:p>
-      <w:pPr>
-        <w:numPr>
-          <w:ilvl w:val="0"/>
-          <w:numId w:val="17"/>
-        </w:numPr>
-        <w:spacing w:before="100" w:beforeAutospacing="1" w:after="100" w:afterAutospacing="1" w:line="240" w:lineRule="auto"/>
-        <w:rPr>
-          <w:rFonts w:ascii="Calibri" w:eastAsia="Times New Roman" w:hAnsi="Calibri" w:cs="Calibri"/>
-        </w:rPr>
-      </w:pPr>
-      <w:r>
-        <w:rPr>
-          <w:rStyle w:val="Fuerte"/>
-          <w:rFonts w:ascii="Calibri" w:eastAsia="Times New Roman" w:hAnsi="Calibri" w:cs="Calibri"/>
-        </w:rPr>
-        <w:t>Volatilidad de red:</w:t>
-      </w:r>
-      <w:r>
-        <w:rPr>
-          <w:rFonts w:ascii="Calibri" w:eastAsia="Times New Roman" w:hAnsi="Calibri" w:cs="Calibri"/>
-        </w:rPr>
-        <w:t xml:space="preserve"> Los reintentos del orquestador incrementan exponencialmente las inserciones duplicadas si no se controlan con cláusulas </w:t>
-      </w:r>
-      <w:r>
-        <w:rPr>
-          <w:rStyle w:val="CdigoHTML"/>
-        </w:rPr>
-        <w:t>ON CONFLICT</w:t>
-      </w:r>
-      <w:r>
-        <w:rPr>
-          <w:rFonts w:ascii="Calibri" w:eastAsia="Times New Roman" w:hAnsi="Calibri" w:cs="Calibri"/>
-        </w:rPr>
-        <w:t xml:space="preserve"> en PostgreSQL.</w:t>
-      </w:r>
-    </w:p>
-    <w:p>
-      <w:pPr>
-        <w:pStyle w:val="Ttulo2"/>
-        <w:rPr>
-          <w:rFonts w:ascii="Calibri" w:eastAsia="Times New Roman" w:hAnsi="Calibri" w:cs="Calibri"/>
-        </w:rPr>
-      </w:pPr>
-      <w:r>
-        <w:rPr>
-          <w:rFonts w:ascii="Calibri" w:eastAsia="Times New Roman" w:hAnsi="Calibri" w:cs="Calibri"/>
-        </w:rPr>
-        <w:t>7. Próximos Pasos de Cierre</w:t>
-      </w:r>
-    </w:p>
-    <w:p>
-      <w:pPr>
-        <w:numPr>
-          <w:ilvl w:val="0"/>
-          <w:numId w:val="18"/>
-        </w:numPr>
-        <w:spacing w:before="100" w:beforeAutospacing="1" w:after="100" w:afterAutospacing="1" w:line="240" w:lineRule="auto"/>
-        <w:rPr>
-          <w:rFonts w:ascii="Calibri" w:eastAsia="Times New Roman" w:hAnsi="Calibri" w:cs="Calibri"/>
-        </w:rPr>
-      </w:pPr>
-      <w:r>
-        <w:rPr>
-          <w:rFonts w:ascii="Calibri" w:eastAsia="Times New Roman" w:hAnsi="Calibri" w:cs="Calibri"/>
-        </w:rPr>
-        <w:t>Implementar los índices medidos de mayo de forma permanente.</w:t>
-      </w:r>
-    </w:p>
-    <w:p>
-      <w:pPr>
-        <w:numPr>
-          <w:ilvl w:val="0"/>
-          <w:numId w:val="18"/>
-        </w:numPr>
-        <w:spacing w:before="100" w:beforeAutospacing="1" w:after="100" w:afterAutospacing="1" w:line="240" w:lineRule="auto"/>
-        <w:rPr>
-          <w:rFonts w:ascii="Calibri" w:eastAsia="Times New Roman" w:hAnsi="Calibri" w:cs="Calibri"/>
-        </w:rPr>
-      </w:pPr>
-      <w:r>
-        <w:rPr>
-          <w:rFonts w:ascii="Calibri" w:eastAsia="Times New Roman" w:hAnsi="Calibri" w:cs="Calibri"/>
-        </w:rPr>
-        <w:t>Proponer reglas de partición mensual para tablas operativas en junio.</w:t>
-      </w:r>
-    </w:p>
-    <w:p>
-      <w:pPr>
-        <w:numPr>
-          <w:ilvl w:val="0"/>
-          <w:numId w:val="18"/>
-        </w:numPr>
-        <w:spacing w:before="100" w:beforeAutospacing="1" w:after="100" w:afterAutospacing="1" w:line="240" w:lineRule="auto"/>
-        <w:rPr>
-          <w:rFonts w:ascii="Calibri" w:eastAsia="Times New Roman" w:hAnsi="Calibri" w:cs="Calibri"/>
-        </w:rPr>
-      </w:pPr>
-      <w:r>
-        <w:rPr>
-          <w:rFonts w:ascii="Calibri" w:eastAsia="Times New Roman" w:hAnsi="Calibri" w:cs="Calibri"/>
-        </w:rPr>
-        <w:t>Consolidar gráficas tridimensionales comparativas rumbo al 30 de junio.</w:t>
-      </w:r>
-    </w:p>
-    <w:p>
-      <w:pPr>
-        <w:rPr>
-          <w:rFonts w:ascii="Calibri" w:eastAsia="Times New Roman" w:hAnsi="Calibri" w:cs="Calibri"/>
-        </w:rPr>
-      </w:pPr>
-      <w:r>
-        <w:rPr>
-          <w:rFonts w:ascii="Calibri" w:eastAsia="Times New Roman" w:hAnsi="Calibri" w:cs="Calibri"/>
-        </w:rPr>
-        <w:pict w14:anchorId="1271F647">
-          <v:rect id="_x0000_i1033" style="width:0;height:1.5pt" o:hralign="center" o:hrstd="t" o:hr="t" fillcolor="#a0a0a0" stroked="f"/>
-        </w:pict>
-      </w:r>
-    </w:p>
-    <w:p>
-      <w:pPr>
-        <w:pStyle w:val="NormalWeb"/>
-        <w:rPr>
-          <w:rFonts w:ascii="Calibri" w:hAnsi="Calibri" w:cs="Calibri"/>
-          <w:sz w:val="22"/>
-          <w:szCs w:val="22"/>
-        </w:rPr>
-      </w:pPr>
-      <w:r>
-        <w:rPr>
-          <w:rStyle w:val="Fuerte"/>
-          <w:rFonts w:ascii="Calibri" w:hAnsi="Calibri" w:cs="Calibri"/>
-          <w:sz w:val="22"/>
-          <w:szCs w:val="22"/>
-        </w:rPr>
-        <w:t>Comentarios adicionales:</w:t>
-      </w:r>
-    </w:p>
-    <w:p>
-      <w:pPr>
-        <w:pStyle w:val="NormalWeb"/>
-        <w:rPr>
-          <w:rFonts w:ascii="Calibri" w:hAnsi="Calibri" w:cs="Calibri"/>
-          <w:sz w:val="22"/>
-          <w:szCs w:val="22"/>
-        </w:rPr>
-      </w:pPr>
-      <w:r>
-        <w:rPr>
-          <w:rFonts w:ascii="Calibri" w:hAnsi="Calibri" w:cs="Calibri"/>
-          <w:sz w:val="22"/>
-          <w:szCs w:val="22"/>
-        </w:rPr>
-        <w:t>Este entregable de mayo debe dejar evidencia medible y separada de la línea base de abril, para que junio pueda consolidar comparativos trimestrales</w:t>
-      </w:r>
-      <w:r>
-        <w:rPr>
-          <w:rFonts w:ascii="MS Mincho" w:eastAsia="MS Mincho" w:hAnsi="MS Mincho" w:cs="MS Mincho" w:hint="eastAsia"/>
-          <w:sz w:val="22"/>
-          <w:szCs w:val="22"/>
-        </w:rPr>
-        <w:t>高度</w:t>
+        <w:t>EXPLAIN ANALYZE</w:t>
       </w:r>
       <w:r>
         <w:rPr>
@@ -2427,7 +900,175 @@
           <w:sz w:val="22"/>
           <w:szCs w:val="22"/>
         </w:rPr>
-        <w:t xml:space="preserve"> fidedignos.</w:t>
+        <w:t xml:space="preserve"> posteriores a la aplicación de estos cambios confirmaron el reemplazo total de los *</w:t>
+      </w:r>
+      <w:proofErr w:type="spellStart"/>
+      <w:r>
+        <w:rPr>
+          <w:rFonts w:ascii="Calibri" w:hAnsi="Calibri" w:cs="Calibri"/>
+          <w:sz w:val="22"/>
+          <w:szCs w:val="22"/>
+        </w:rPr>
+        <w:t>Seq</w:t>
+      </w:r>
+      <w:proofErr w:type="spellEnd"/>
+      <w:r>
+        <w:rPr>
+          <w:rFonts w:ascii="Calibri" w:hAnsi="Calibri" w:cs="Calibri"/>
+          <w:sz w:val="22"/>
+          <w:szCs w:val="22"/>
+        </w:rPr>
+        <w:t xml:space="preserve"> </w:t>
+      </w:r>
+      <w:proofErr w:type="spellStart"/>
+      <w:r>
+        <w:rPr>
+          <w:rFonts w:ascii="Calibri" w:hAnsi="Calibri" w:cs="Calibri"/>
+          <w:sz w:val="22"/>
+          <w:szCs w:val="22"/>
+        </w:rPr>
+        <w:t>Scans</w:t>
+      </w:r>
+      <w:proofErr w:type="spellEnd"/>
+      <w:r>
+        <w:rPr>
+          <w:rFonts w:ascii="Calibri" w:hAnsi="Calibri" w:cs="Calibri"/>
+          <w:sz w:val="22"/>
+          <w:szCs w:val="22"/>
+        </w:rPr>
+        <w:t>* por *</w:t>
+      </w:r>
+      <w:proofErr w:type="spellStart"/>
+      <w:r>
+        <w:rPr>
+          <w:rFonts w:ascii="Calibri" w:hAnsi="Calibri" w:cs="Calibri"/>
+          <w:sz w:val="22"/>
+          <w:szCs w:val="22"/>
+        </w:rPr>
+        <w:t>Index</w:t>
+      </w:r>
+      <w:proofErr w:type="spellEnd"/>
+      <w:r>
+        <w:rPr>
+          <w:rFonts w:ascii="Calibri" w:hAnsi="Calibri" w:cs="Calibri"/>
+          <w:sz w:val="22"/>
+          <w:szCs w:val="22"/>
+        </w:rPr>
+        <w:t xml:space="preserve"> </w:t>
+      </w:r>
+      <w:proofErr w:type="spellStart"/>
+      <w:r>
+        <w:rPr>
+          <w:rFonts w:ascii="Calibri" w:hAnsi="Calibri" w:cs="Calibri"/>
+          <w:sz w:val="22"/>
+          <w:szCs w:val="22"/>
+        </w:rPr>
+        <w:t>Only</w:t>
+      </w:r>
+      <w:proofErr w:type="spellEnd"/>
+      <w:r>
+        <w:rPr>
+          <w:rFonts w:ascii="Calibri" w:hAnsi="Calibri" w:cs="Calibri"/>
+          <w:sz w:val="22"/>
+          <w:szCs w:val="22"/>
+        </w:rPr>
+        <w:t xml:space="preserve"> </w:t>
+      </w:r>
+      <w:proofErr w:type="spellStart"/>
+      <w:r>
+        <w:rPr>
+          <w:rFonts w:ascii="Calibri" w:hAnsi="Calibri" w:cs="Calibri"/>
+          <w:sz w:val="22"/>
+          <w:szCs w:val="22"/>
+        </w:rPr>
+        <w:t>Scans</w:t>
+      </w:r>
+      <w:proofErr w:type="spellEnd"/>
+      <w:r>
+        <w:rPr>
+          <w:rFonts w:ascii="Calibri" w:hAnsi="Calibri" w:cs="Calibri"/>
+          <w:sz w:val="22"/>
+          <w:szCs w:val="22"/>
+        </w:rPr>
+        <w:t>* en las vistas de validación, garantizando que el sistema sea capaz de escalar en junio para la asimilación del corte trimestral.</w:t>
+      </w:r>
+    </w:p>
+    <w:p>
+      <w:pPr>
+        <w:pStyle w:val="Ttulo2"/>
+        <w:rPr>
+          <w:rFonts w:ascii="Calibri" w:eastAsia="Times New Roman" w:hAnsi="Calibri" w:cs="Calibri"/>
+        </w:rPr>
+      </w:pPr>
+      <w:r>
+        <w:rPr>
+          <w:rFonts w:ascii="Calibri" w:eastAsia="Times New Roman" w:hAnsi="Calibri" w:cs="Calibri"/>
+        </w:rPr>
+        <w:t>5. Próximos Pasos</w:t>
+      </w:r>
+    </w:p>
+    <w:p>
+      <w:pPr>
+        <w:numPr>
+          <w:ilvl w:val="0"/>
+          <w:numId w:val="15"/>
+        </w:numPr>
+        <w:spacing w:before="100" w:beforeAutospacing="1" w:after="100" w:afterAutospacing="1" w:line="240" w:lineRule="auto"/>
+        <w:rPr>
+          <w:rFonts w:ascii="Calibri" w:eastAsia="Times New Roman" w:hAnsi="Calibri" w:cs="Calibri"/>
+        </w:rPr>
+      </w:pPr>
+      <w:r>
+        <w:rPr>
+          <w:rFonts w:ascii="Calibri" w:eastAsia="Times New Roman" w:hAnsi="Calibri" w:cs="Calibri"/>
+        </w:rPr>
+        <w:t>Validar y auditar la integridad del hash criptográfico en entornos productivos.</w:t>
+      </w:r>
+    </w:p>
+    <w:p>
+      <w:pPr>
+        <w:numPr>
+          <w:ilvl w:val="0"/>
+          <w:numId w:val="15"/>
+        </w:numPr>
+        <w:spacing w:before="100" w:beforeAutospacing="1" w:after="100" w:afterAutospacing="1" w:line="240" w:lineRule="auto"/>
+        <w:rPr>
+          <w:rFonts w:ascii="Calibri" w:eastAsia="Times New Roman" w:hAnsi="Calibri" w:cs="Calibri"/>
+        </w:rPr>
+      </w:pPr>
+      <w:r>
+        <w:rPr>
+          <w:rFonts w:ascii="Calibri" w:eastAsia="Times New Roman" w:hAnsi="Calibri" w:cs="Calibri"/>
+        </w:rPr>
+        <w:t>Extender la monitorización del tamaño de los índices en PostgreSQL para evitar el "</w:t>
+      </w:r>
+      <w:proofErr w:type="spellStart"/>
+      <w:r>
+        <w:rPr>
+          <w:rFonts w:ascii="Calibri" w:eastAsia="Times New Roman" w:hAnsi="Calibri" w:cs="Calibri"/>
+        </w:rPr>
+        <w:t>Index</w:t>
+      </w:r>
+      <w:proofErr w:type="spellEnd"/>
+      <w:r>
+        <w:rPr>
+          <w:rFonts w:ascii="Calibri" w:eastAsia="Times New Roman" w:hAnsi="Calibri" w:cs="Calibri"/>
+        </w:rPr>
+        <w:t xml:space="preserve"> </w:t>
+      </w:r>
+      <w:proofErr w:type="spellStart"/>
+      <w:r>
+        <w:rPr>
+          <w:rFonts w:ascii="Calibri" w:eastAsia="Times New Roman" w:hAnsi="Calibri" w:cs="Calibri"/>
+        </w:rPr>
+        <w:t>Bloat</w:t>
+      </w:r>
+      <w:proofErr w:type="spellEnd"/>
+      <w:r>
+        <w:rPr>
+          <w:rFonts w:ascii="Calibri" w:eastAsia="Times New Roman" w:hAnsi="Calibri" w:cs="Calibri"/>
+        </w:rPr>
+        <w:t>" causado por reintentos repetitivos de transacciones.</w:t>
       </w:r>
     </w:p>
     <w:p>
@@ -3627,9 +2268,9 @@
     </w:lvl>
   </w:abstractNum>
   <w:abstractNum w:abstractNumId="8" w15:restartNumberingAfterBreak="0">
-    <w:nsid w:val="03336CA3"/>
+    <w:nsid w:val="0A1B6222"/>
     <w:multiLevelType w:val="multilevel"/>
-    <w:tmpl w:val="D652BDCC"/>
+    <w:tmpl w:val="02A00D46"/>
     <w:lvl w:ilvl="0">
       <w:start w:val="1"/>
       <w:numFmt w:val="bullet"/>
@@ -3776,9 +2417,9 @@
     </w:lvl>
   </w:abstractNum>
   <w:abstractNum w:abstractNumId="9" w15:restartNumberingAfterBreak="0">
-    <w:nsid w:val="10844A5F"/>
+    <w:nsid w:val="13AF51DD"/>
     <w:multiLevelType w:val="multilevel"/>
-    <w:tmpl w:val="E94A7288"/>
+    <w:tmpl w:val="BA003FF0"/>
     <w:lvl w:ilvl="0">
       <w:start w:val="1"/>
       <w:numFmt w:val="bullet"/>
@@ -3925,155 +2566,6 @@
     </w:lvl>
   </w:abstractNum>
   <w:abstractNum w:abstractNumId="10" w15:restartNumberingAfterBreak="0">
-    <w:nsid w:val="123B2775"/>
-    <w:multiLevelType w:val="multilevel"/>
-    <w:tmpl w:val="DAB4CF04"/>
-    <w:lvl w:ilvl="0">
-      <w:start w:val="1"/>
-      <w:numFmt w:val="bullet"/>
-      <w:lvlText w:val=""/>
-      <w:lvlJc w:val="left"/>
-      <w:pPr>
-        <w:tabs>
-          <w:tab w:val="num" w:pos="720"/>
-        </w:tabs>
-        <w:ind w:left="720" w:hanging="360"/>
-      </w:pPr>
-      <w:rPr>
-        <w:rFonts w:ascii="Symbol" w:hAnsi="Symbol" w:hint="default"/>
-        <w:sz w:val="20"/>
-      </w:rPr>
-    </w:lvl>
-    <w:lvl w:ilvl="1" w:tentative="1">
-      <w:start w:val="1"/>
-      <w:numFmt w:val="bullet"/>
-      <w:lvlText w:val="o"/>
-      <w:lvlJc w:val="left"/>
-      <w:pPr>
-        <w:tabs>
-          <w:tab w:val="num" w:pos="1440"/>
-        </w:tabs>
-        <w:ind w:left="1440" w:hanging="360"/>
-      </w:pPr>
-      <w:rPr>
-        <w:rFonts w:ascii="Courier New" w:hAnsi="Courier New" w:hint="default"/>
-        <w:sz w:val="20"/>
-      </w:rPr>
-    </w:lvl>
-    <w:lvl w:ilvl="2" w:tentative="1">
-      <w:start w:val="1"/>
-      <w:numFmt w:val="bullet"/>
-      <w:lvlText w:val=""/>
-      <w:lvlJc w:val="left"/>
-      <w:pPr>
-        <w:tabs>
-          <w:tab w:val="num" w:pos="2160"/>
-        </w:tabs>
-        <w:ind w:left="2160" w:hanging="360"/>
-      </w:pPr>
-      <w:rPr>
-        <w:rFonts w:ascii="Wingdings" w:hAnsi="Wingdings" w:hint="default"/>
-        <w:sz w:val="20"/>
-      </w:rPr>
-    </w:lvl>
-    <w:lvl w:ilvl="3" w:tentative="1">
-      <w:start w:val="1"/>
-      <w:numFmt w:val="bullet"/>
-      <w:lvlText w:val=""/>
-      <w:lvlJc w:val="left"/>
-      <w:pPr>
-        <w:tabs>
-          <w:tab w:val="num" w:pos="2880"/>
-        </w:tabs>
-        <w:ind w:left="2880" w:hanging="360"/>
-      </w:pPr>
-      <w:rPr>
-        <w:rFonts w:ascii="Wingdings" w:hAnsi="Wingdings" w:hint="default"/>
-        <w:sz w:val="20"/>
-      </w:rPr>
-    </w:lvl>
-    <w:lvl w:ilvl="4" w:tentative="1">
-      <w:start w:val="1"/>
-      <w:numFmt w:val="bullet"/>
-      <w:lvlText w:val=""/>
-      <w:lvlJc w:val="left"/>
-      <w:pPr>
-        <w:tabs>
-          <w:tab w:val="num" w:pos="3600"/>
-        </w:tabs>
-        <w:ind w:left="3600" w:hanging="360"/>
-      </w:pPr>
-      <w:rPr>
-        <w:rFonts w:ascii="Wingdings" w:hAnsi="Wingdings" w:hint="default"/>
-        <w:sz w:val="20"/>
-      </w:rPr>
-    </w:lvl>
-    <w:lvl w:ilvl="5" w:tentative="1">
-      <w:start w:val="1"/>
-      <w:numFmt w:val="bullet"/>
-      <w:lvlText w:val=""/>
-      <w:lvlJc w:val="left"/>
-      <w:pPr>
-        <w:tabs>
-          <w:tab w:val="num" w:pos="4320"/>
-        </w:tabs>
-        <w:ind w:left="4320" w:hanging="360"/>
-      </w:pPr>
-      <w:rPr>
-        <w:rFonts w:ascii="Wingdings" w:hAnsi="Wingdings" w:hint="default"/>
-        <w:sz w:val="20"/>
-      </w:rPr>
-    </w:lvl>
-    <w:lvl w:ilvl="6" w:tentative="1">
-      <w:start w:val="1"/>
-      <w:numFmt w:val="bullet"/>
-      <w:lvlText w:val=""/>
-      <w:lvlJc w:val="left"/>
-      <w:pPr>
-        <w:tabs>
-          <w:tab w:val="num" w:pos="5040"/>
-        </w:tabs>
-        <w:ind w:left="5040" w:hanging="360"/>
-      </w:pPr>
-      <w:rPr>
-        <w:rFonts w:ascii="Wingdings" w:hAnsi="Wingdings" w:hint="default"/>
-        <w:sz w:val="20"/>
-      </w:rPr>
-    </w:lvl>
-    <w:lvl w:ilvl="7" w:tentative="1">
-      <w:start w:val="1"/>
-      <w:numFmt w:val="bullet"/>
-      <w:lvlText w:val=""/>
-      <w:lvlJc w:val="left"/>
-      <w:pPr>
-        <w:tabs>
-          <w:tab w:val="num" w:pos="5760"/>
-        </w:tabs>
-        <w:ind w:left="5760" w:hanging="360"/>
-      </w:pPr>
-      <w:rPr>
-        <w:rFonts w:ascii="Wingdings" w:hAnsi="Wingdings" w:hint="default"/>
-        <w:sz w:val="20"/>
-      </w:rPr>
-    </w:lvl>
-    <w:lvl w:ilvl="8" w:tentative="1">
-      <w:start w:val="1"/>
-      <w:numFmt w:val="bullet"/>
-      <w:lvlText w:val=""/>
-      <w:lvlJc w:val="left"/>
-      <w:pPr>
-        <w:tabs>
-          <w:tab w:val="num" w:pos="6480"/>
-        </w:tabs>
-        <w:ind w:left="6480" w:hanging="360"/>
-      </w:pPr>
-      <w:rPr>
-        <w:rFonts w:ascii="Wingdings" w:hAnsi="Wingdings" w:hint="default"/>
-        <w:sz w:val="20"/>
-      </w:rPr>
-    </w:lvl>
-  </w:abstractNum>
-  <w:abstractNum w:abstractNumId="11" w15:restartNumberingAfterBreak="0">
     <w:nsid w:val="14A24D95"/>
     <w:multiLevelType w:val="hybridMultilevel"/>
     <w:tmpl w:val="0EDC7788"/>
@@ -4186,7 +2678,7 @@
       </w:rPr>
     </w:lvl>
   </w:abstractNum>
-  <w:abstractNum w:abstractNumId="12" w15:restartNumberingAfterBreak="0">
+  <w:abstractNum w:abstractNumId="11" w15:restartNumberingAfterBreak="0">
     <w:nsid w:val="28FF771F"/>
     <w:multiLevelType w:val="hybridMultilevel"/>
     <w:tmpl w:val="660C7888"/>
@@ -4299,305 +2791,7 @@
       </w:rPr>
     </w:lvl>
   </w:abstractNum>
-  <w:abstractNum w:abstractNumId="13" w15:restartNumberingAfterBreak="0">
-    <w:nsid w:val="2D402485"/>
-    <w:multiLevelType w:val="multilevel"/>
-    <w:tmpl w:val="5AC0D394"/>
-    <w:lvl w:ilvl="0">
-      <w:start w:val="1"/>
-      <w:numFmt w:val="bullet"/>
-      <w:lvlText w:val=""/>
-      <w:lvlJc w:val="left"/>
-      <w:pPr>
-        <w:tabs>
-          <w:tab w:val="num" w:pos="720"/>
-        </w:tabs>
-        <w:ind w:left="720" w:hanging="360"/>
-      </w:pPr>
-      <w:rPr>
-        <w:rFonts w:ascii="Symbol" w:hAnsi="Symbol" w:hint="default"/>
-        <w:sz w:val="20"/>
-      </w:rPr>
-    </w:lvl>
-    <w:lvl w:ilvl="1" w:tentative="1">
-      <w:start w:val="1"/>
-      <w:numFmt w:val="bullet"/>
-      <w:lvlText w:val="o"/>
-      <w:lvlJc w:val="left"/>
-      <w:pPr>
-        <w:tabs>
-          <w:tab w:val="num" w:pos="1440"/>
-        </w:tabs>
-        <w:ind w:left="1440" w:hanging="360"/>
-      </w:pPr>
-      <w:rPr>
-        <w:rFonts w:ascii="Courier New" w:hAnsi="Courier New" w:hint="default"/>
-        <w:sz w:val="20"/>
-      </w:rPr>
-    </w:lvl>
-    <w:lvl w:ilvl="2" w:tentative="1">
-      <w:start w:val="1"/>
-      <w:numFmt w:val="bullet"/>
-      <w:lvlText w:val=""/>
-      <w:lvlJc w:val="left"/>
-      <w:pPr>
-        <w:tabs>
-          <w:tab w:val="num" w:pos="2160"/>
-        </w:tabs>
-        <w:ind w:left="2160" w:hanging="360"/>
-      </w:pPr>
-      <w:rPr>
-        <w:rFonts w:ascii="Wingdings" w:hAnsi="Wingdings" w:hint="default"/>
-        <w:sz w:val="20"/>
-      </w:rPr>
-    </w:lvl>
-    <w:lvl w:ilvl="3" w:tentative="1">
-      <w:start w:val="1"/>
-      <w:numFmt w:val="bullet"/>
-      <w:lvlText w:val=""/>
-      <w:lvlJc w:val="left"/>
-      <w:pPr>
-        <w:tabs>
-          <w:tab w:val="num" w:pos="2880"/>
-        </w:tabs>
-        <w:ind w:left="2880" w:hanging="360"/>
-      </w:pPr>
-      <w:rPr>
-        <w:rFonts w:ascii="Wingdings" w:hAnsi="Wingdings" w:hint="default"/>
-        <w:sz w:val="20"/>
-      </w:rPr>
-    </w:lvl>
-    <w:lvl w:ilvl="4" w:tentative="1">
-      <w:start w:val="1"/>
-      <w:numFmt w:val="bullet"/>
-      <w:lvlText w:val=""/>
-      <w:lvlJc w:val="left"/>
-      <w:pPr>
-        <w:tabs>
-          <w:tab w:val="num" w:pos="3600"/>
-        </w:tabs>
-        <w:ind w:left="3600" w:hanging="360"/>
-      </w:pPr>
-      <w:rPr>
-        <w:rFonts w:ascii="Wingdings" w:hAnsi="Wingdings" w:hint="default"/>
-        <w:sz w:val="20"/>
-      </w:rPr>
-    </w:lvl>
-    <w:lvl w:ilvl="5" w:tentative="1">
-      <w:start w:val="1"/>
-      <w:numFmt w:val="bullet"/>
-      <w:lvlText w:val=""/>
-      <w:lvlJc w:val="left"/>
-      <w:pPr>
-        <w:tabs>
-          <w:tab w:val="num" w:pos="4320"/>
-        </w:tabs>
-        <w:ind w:left="4320" w:hanging="360"/>
-      </w:pPr>
-      <w:rPr>
-        <w:rFonts w:ascii="Wingdings" w:hAnsi="Wingdings" w:hint="default"/>
-        <w:sz w:val="20"/>
-      </w:rPr>
-    </w:lvl>
-    <w:lvl w:ilvl="6" w:tentative="1">
-      <w:start w:val="1"/>
-      <w:numFmt w:val="bullet"/>
-      <w:lvlText w:val=""/>
-      <w:lvlJc w:val="left"/>
-      <w:pPr>
-        <w:tabs>
-          <w:tab w:val="num" w:pos="5040"/>
-        </w:tabs>
-        <w:ind w:left="5040" w:hanging="360"/>
-      </w:pPr>
-      <w:rPr>
-        <w:rFonts w:ascii="Wingdings" w:hAnsi="Wingdings" w:hint="default"/>
-        <w:sz w:val="20"/>
-      </w:rPr>
-    </w:lvl>
-    <w:lvl w:ilvl="7" w:tentative="1">
-      <w:start w:val="1"/>
-      <w:numFmt w:val="bullet"/>
-      <w:lvlText w:val=""/>
-      <w:lvlJc w:val="left"/>
-      <w:pPr>
-        <w:tabs>
-          <w:tab w:val="num" w:pos="5760"/>
-        </w:tabs>
-        <w:ind w:left="5760" w:hanging="360"/>
-      </w:pPr>
-      <w:rPr>
-        <w:rFonts w:ascii="Wingdings" w:hAnsi="Wingdings" w:hint="default"/>
-        <w:sz w:val="20"/>
-      </w:rPr>
-    </w:lvl>
-    <w:lvl w:ilvl="8" w:tentative="1">
-      <w:start w:val="1"/>
-      <w:numFmt w:val="bullet"/>
-      <w:lvlText w:val=""/>
-      <w:lvlJc w:val="left"/>
-      <w:pPr>
-        <w:tabs>
-          <w:tab w:val="num" w:pos="6480"/>
-        </w:tabs>
-        <w:ind w:left="6480" w:hanging="360"/>
-      </w:pPr>
-      <w:rPr>
-        <w:rFonts w:ascii="Wingdings" w:hAnsi="Wingdings" w:hint="default"/>
-        <w:sz w:val="20"/>
-      </w:rPr>
-    </w:lvl>
-  </w:abstractNum>
-  <w:abstractNum w:abstractNumId="14" w15:restartNumberingAfterBreak="0">
-    <w:nsid w:val="3BF57370"/>
-    <w:multiLevelType w:val="multilevel"/>
-    <w:tmpl w:val="AAA87660"/>
-    <w:lvl w:ilvl="0">
-      <w:start w:val="1"/>
-      <w:numFmt w:val="bullet"/>
-      <w:lvlText w:val=""/>
-      <w:lvlJc w:val="left"/>
-      <w:pPr>
-        <w:tabs>
-          <w:tab w:val="num" w:pos="720"/>
-        </w:tabs>
-        <w:ind w:left="720" w:hanging="360"/>
-      </w:pPr>
-      <w:rPr>
-        <w:rFonts w:ascii="Symbol" w:hAnsi="Symbol" w:hint="default"/>
-        <w:sz w:val="20"/>
-      </w:rPr>
-    </w:lvl>
-    <w:lvl w:ilvl="1" w:tentative="1">
-      <w:start w:val="1"/>
-      <w:numFmt w:val="bullet"/>
-      <w:lvlText w:val="o"/>
-      <w:lvlJc w:val="left"/>
-      <w:pPr>
-        <w:tabs>
-          <w:tab w:val="num" w:pos="1440"/>
-        </w:tabs>
-        <w:ind w:left="1440" w:hanging="360"/>
-      </w:pPr>
-      <w:rPr>
-        <w:rFonts w:ascii="Courier New" w:hAnsi="Courier New" w:hint="default"/>
-        <w:sz w:val="20"/>
-      </w:rPr>
-    </w:lvl>
-    <w:lvl w:ilvl="2" w:tentative="1">
-      <w:start w:val="1"/>
-      <w:numFmt w:val="bullet"/>
-      <w:lvlText w:val=""/>
-      <w:lvlJc w:val="left"/>
-      <w:pPr>
-        <w:tabs>
-          <w:tab w:val="num" w:pos="2160"/>
-        </w:tabs>
-        <w:ind w:left="2160" w:hanging="360"/>
-      </w:pPr>
-      <w:rPr>
-        <w:rFonts w:ascii="Wingdings" w:hAnsi="Wingdings" w:hint="default"/>
-        <w:sz w:val="20"/>
-      </w:rPr>
-    </w:lvl>
-    <w:lvl w:ilvl="3" w:tentative="1">
-      <w:start w:val="1"/>
-      <w:numFmt w:val="bullet"/>
-      <w:lvlText w:val=""/>
-      <w:lvlJc w:val="left"/>
-      <w:pPr>
-        <w:tabs>
-          <w:tab w:val="num" w:pos="2880"/>
-        </w:tabs>
-        <w:ind w:left="2880" w:hanging="360"/>
-      </w:pPr>
-      <w:rPr>
-        <w:rFonts w:ascii="Wingdings" w:hAnsi="Wingdings" w:hint="default"/>
-        <w:sz w:val="20"/>
-      </w:rPr>
-    </w:lvl>
-    <w:lvl w:ilvl="4" w:tentative="1">
-      <w:start w:val="1"/>
-      <w:numFmt w:val="bullet"/>
-      <w:lvlText w:val=""/>
-      <w:lvlJc w:val="left"/>
-      <w:pPr>
-        <w:tabs>
-          <w:tab w:val="num" w:pos="3600"/>
-        </w:tabs>
-        <w:ind w:left="3600" w:hanging="360"/>
-      </w:pPr>
-      <w:rPr>
-        <w:rFonts w:ascii="Wingdings" w:hAnsi="Wingdings" w:hint="default"/>
-        <w:sz w:val="20"/>
-      </w:rPr>
-    </w:lvl>
-    <w:lvl w:ilvl="5" w:tentative="1">
-      <w:start w:val="1"/>
-      <w:numFmt w:val="bullet"/>
-      <w:lvlText w:val=""/>
-      <w:lvlJc w:val="left"/>
-      <w:pPr>
-        <w:tabs>
-          <w:tab w:val="num" w:pos="4320"/>
-        </w:tabs>
-        <w:ind w:left="4320" w:hanging="360"/>
-      </w:pPr>
-      <w:rPr>
-        <w:rFonts w:ascii="Wingdings" w:hAnsi="Wingdings" w:hint="default"/>
-        <w:sz w:val="20"/>
-      </w:rPr>
-    </w:lvl>
-    <w:lvl w:ilvl="6" w:tentative="1">
-      <w:start w:val="1"/>
-      <w:numFmt w:val="bullet"/>
-      <w:lvlText w:val=""/>
-      <w:lvlJc w:val="left"/>
-      <w:pPr>
-        <w:tabs>
-          <w:tab w:val="num" w:pos="5040"/>
-        </w:tabs>
-        <w:ind w:left="5040" w:hanging="360"/>
-      </w:pPr>
-      <w:rPr>
-        <w:rFonts w:ascii="Wingdings" w:hAnsi="Wingdings" w:hint="default"/>
-        <w:sz w:val="20"/>
-      </w:rPr>
-    </w:lvl>
-    <w:lvl w:ilvl="7" w:tentative="1">
-      <w:start w:val="1"/>
-      <w:numFmt w:val="bullet"/>
-      <w:lvlText w:val=""/>
-      <w:lvlJc w:val="left"/>
-      <w:pPr>
-        <w:tabs>
-          <w:tab w:val="num" w:pos="5760"/>
-        </w:tabs>
-        <w:ind w:left="5760" w:hanging="360"/>
-      </w:pPr>
-      <w:rPr>
-        <w:rFonts w:ascii="Wingdings" w:hAnsi="Wingdings" w:hint="default"/>
-        <w:sz w:val="20"/>
-      </w:rPr>
-    </w:lvl>
-    <w:lvl w:ilvl="8" w:tentative="1">
-      <w:start w:val="1"/>
-      <w:numFmt w:val="bullet"/>
-      <w:lvlText w:val=""/>
-      <w:lvlJc w:val="left"/>
-      <w:pPr>
-        <w:tabs>
-          <w:tab w:val="num" w:pos="6480"/>
-        </w:tabs>
-        <w:ind w:left="6480" w:hanging="360"/>
-      </w:pPr>
-      <w:rPr>
-        <w:rFonts w:ascii="Wingdings" w:hAnsi="Wingdings" w:hint="default"/>
-        <w:sz w:val="20"/>
-      </w:rPr>
-    </w:lvl>
-  </w:abstractNum>
-  <w:abstractNum w:abstractNumId="15" w15:restartNumberingAfterBreak="0">
+  <w:abstractNum w:abstractNumId="12" w15:restartNumberingAfterBreak="0">
     <w:nsid w:val="52D74056"/>
     <w:multiLevelType w:val="hybridMultilevel"/>
     <w:tmpl w:val="F8E884D6"/>
@@ -4686,7 +2880,7 @@
       </w:pPr>
     </w:lvl>
   </w:abstractNum>
-  <w:abstractNum w:abstractNumId="16" w15:restartNumberingAfterBreak="0">
+  <w:abstractNum w:abstractNumId="13" w15:restartNumberingAfterBreak="0">
     <w:nsid w:val="53C20551"/>
     <w:multiLevelType w:val="hybridMultilevel"/>
     <w:tmpl w:val="9EBC212E"/>
@@ -4775,10 +2969,10 @@
       </w:pPr>
     </w:lvl>
   </w:abstractNum>
-  <w:abstractNum w:abstractNumId="17" w15:restartNumberingAfterBreak="0">
-    <w:nsid w:val="7F2E6821"/>
+  <w:abstractNum w:abstractNumId="14" w15:restartNumberingAfterBreak="0">
+    <w:nsid w:val="5C7A78EE"/>
     <w:multiLevelType w:val="multilevel"/>
-    <w:tmpl w:val="9D763A04"/>
+    <w:tmpl w:val="0D90A17A"/>
     <w:lvl w:ilvl="0">
       <w:start w:val="1"/>
       <w:numFmt w:val="bullet"/>
@@ -4943,39 +3137,30 @@
     <w:abstractNumId w:val="0"/>
   </w:num>
   <w:num w:numId="7" w16cid:durableId="767509364">
-    <w:abstractNumId w:val="15"/>
+    <w:abstractNumId w:val="12"/>
   </w:num>
   <w:num w:numId="8" w16cid:durableId="1187519976">
-    <w:abstractNumId w:val="11"/>
+    <w:abstractNumId w:val="10"/>
   </w:num>
   <w:num w:numId="9" w16cid:durableId="774518276">
     <w:abstractNumId w:val="7"/>
   </w:num>
   <w:num w:numId="10" w16cid:durableId="2009867063">
-    <w:abstractNumId w:val="12"/>
+    <w:abstractNumId w:val="11"/>
   </w:num>
   <w:num w:numId="11" w16cid:durableId="1924602666">
-    <w:abstractNumId w:val="16"/>
+    <w:abstractNumId w:val="13"/>
   </w:num>
   <w:num w:numId="12" w16cid:durableId="2021344936">
     <w:abstractNumId w:val="2"/>
   </w:num>
-  <w:num w:numId="13" w16cid:durableId="111873088">
-    <w:abstractNumId w:val="17"/>
+  <w:num w:numId="13" w16cid:durableId="1457332431">
+    <w:abstractNumId w:val="8"/>
   </w:num>
-  <w:num w:numId="14" w16cid:durableId="982657910">
-    <w:abstractNumId w:val="13"/>
-  </w:num>
-  <w:num w:numId="15" w16cid:durableId="923611804">
-    <w:abstractNumId w:val="10"/>
-  </w:num>
-  <w:num w:numId="16" w16cid:durableId="1727334306">
+  <w:num w:numId="14" w16cid:durableId="554700010">
     <w:abstractNumId w:val="14"/>
   </w:num>
-  <w:num w:numId="17" w16cid:durableId="1731730210">
-    <w:abstractNumId w:val="8"/>
-  </w:num>
-  <w:num w:numId="18" w16cid:durableId="522287618">
+  <w:num w:numId="15" w16cid:durableId="434985804">
     <w:abstractNumId w:val="9"/>
   </w:num>
   <w:numIdMacAtCleanup w:val="10"/>
@@ -16627,72 +14812,13 @@
       <w:ind w:left="440"/>
     </w:pPr>
   </w:style>
-  <w:style w:type="paragraph" w:styleId="HTMLconformatoprevio">
-    <w:name w:val="HTML Preformatted"/>
-    <w:basedOn w:val="Normal"/>
-    <w:link w:val="HTMLconformatoprevioCar"/>
-    <w:uiPriority w:val="99"/>
-    <w:semiHidden/>
-    <w:unhideWhenUsed/>
-    <w:rsid w:val="009C7F54"/>
-    <w:pPr>
-      <w:pBdr>
-        <w:top w:val="single" w:sz="6" w:space="8" w:color="DDDDDD"/>
-        <w:left w:val="single" w:sz="6" w:space="8" w:color="DDDDDD"/>
-        <w:bottom w:val="single" w:sz="6" w:space="8" w:color="DDDDDD"/>
-        <w:right w:val="single" w:sz="6" w:space="8" w:color="DDDDDD"/>
-      </w:pBdr>
-      <w:shd w:val="clear" w:color="auto" w:fill="F4F4F4"/>
-      <w:tabs>
-        <w:tab w:val="left" w:pos="916"/>
-        <w:tab w:val="left" w:pos="1832"/>
-        <w:tab w:val="left" w:pos="2748"/>
-        <w:tab w:val="left" w:pos="3664"/>
-        <w:tab w:val="left" w:pos="4580"/>
-        <w:tab w:val="left" w:pos="5496"/>
-        <w:tab w:val="left" w:pos="6412"/>
-        <w:tab w:val="left" w:pos="7328"/>
-        <w:tab w:val="left" w:pos="8244"/>
-        <w:tab w:val="left" w:pos="9160"/>
-        <w:tab w:val="left" w:pos="10076"/>
-        <w:tab w:val="left" w:pos="10992"/>
-        <w:tab w:val="left" w:pos="11908"/>
-        <w:tab w:val="left" w:pos="12824"/>
-        <w:tab w:val="left" w:pos="13740"/>
-        <w:tab w:val="left" w:pos="14656"/>
-      </w:tabs>
-      <w:spacing w:after="0" w:line="240" w:lineRule="auto"/>
-    </w:pPr>
-    <w:rPr>
-      <w:rFonts w:ascii="Consolas" w:hAnsi="Consolas" w:cs="Courier New"/>
-      <w:color w:val="auto"/>
-      <w:sz w:val="20"/>
-      <w:szCs w:val="20"/>
-      <w:lang w:eastAsia="es-MX"/>
-    </w:rPr>
-  </w:style>
-  <w:style w:type="character" w:customStyle="1" w:styleId="HTMLconformatoprevioCar">
-    <w:name w:val="HTML con formato previo Car"/>
-    <w:basedOn w:val="Fuentedeprrafopredeter"/>
-    <w:link w:val="HTMLconformatoprevio"/>
-    <w:uiPriority w:val="99"/>
-    <w:semiHidden/>
-    <w:rsid w:val="009C7F54"/>
-    <w:rPr>
-      <w:rFonts w:ascii="Consolas" w:hAnsi="Consolas" w:cs="Courier New"/>
-      <w:sz w:val="20"/>
-      <w:szCs w:val="20"/>
-      <w:shd w:val="clear" w:color="auto" w:fill="F4F4F4"/>
-      <w:lang w:val="es-MX" w:eastAsia="es-MX"/>
-    </w:rPr>
-  </w:style>
   <w:style w:type="paragraph" w:styleId="NormalWeb">
     <w:name w:val="Normal (Web)"/>
     <w:basedOn w:val="Normal"/>
     <w:uiPriority w:val="99"/>
     <w:semiHidden/>
     <w:unhideWhenUsed/>
-    <w:rsid w:val="009C7F54"/>
+    <w:rsid w:val="00AE1A4F"/>
     <w:pPr>
       <w:spacing w:before="100" w:beforeAutospacing="1" w:after="100" w:afterAutospacing="1" w:line="240" w:lineRule="auto"/>
     </w:pPr>
@@ -16710,7 +14836,7 @@
     <w:uiPriority w:val="99"/>
     <w:semiHidden/>
     <w:unhideWhenUsed/>
-    <w:rsid w:val="009C7F54"/>
+    <w:rsid w:val="00AE1A4F"/>
     <w:rPr>
       <w:rFonts w:ascii="Courier New" w:eastAsiaTheme="minorEastAsia" w:hAnsi="Courier New" w:cs="Courier New"/>
       <w:sz w:val="20"/>

--- a/04-Abril-Mayo/Entregables/2026-05/02-Informe_Optimizacion_Rendimiento_BD_2026-05_INSTITUCIONAL.docx
+++ b/04-Abril-Mayo/Entregables/2026-05/02-Informe_Optimizacion_Rendimiento_BD_2026-05_INSTITUCIONAL.docx
@@ -9,14 +9,11 @@
           <w:rFonts w:ascii="Calibri" w:eastAsia="Times New Roman" w:hAnsi="Calibri" w:cs="Calibri"/>
         </w:rPr>
       </w:pPr>
-      <w:bookmarkStart w:id="0" w:name="_Toc217296775"/>
-      <w:bookmarkStart w:id="1" w:name="_Toc219739752"/>
-      <w:bookmarkStart w:id="2" w:name="_Toc221820033"/>
       <w:r>
         <w:rPr>
           <w:rFonts w:ascii="Calibri" w:eastAsia="Times New Roman" w:hAnsi="Calibri" w:cs="Calibri"/>
         </w:rPr>
-        <w:t>Informe de Optimización y Rendimiento de Bases de Datos</w:t>
+        <w:t>Informe Mensual de Optimización y Rendimiento de Bases de Datos</w:t>
       </w:r>
     </w:p>
     <w:p>
@@ -110,7 +107,7 @@
         <w:rPr>
           <w:rFonts w:ascii="Calibri" w:eastAsia="Times New Roman" w:hAnsi="Calibri" w:cs="Calibri"/>
         </w:rPr>
-        <w:pict w14:anchorId="500B44F9">
+        <w:pict w14:anchorId="42E4660A">
           <v:rect id="_x0000_i1025" style="width:0;height:1.5pt" o:hralign="center" o:hrstd="t" o:hr="t" fillcolor="#a0a0a0" stroked="f"/>
         </w:pict>
       </w:r>
@@ -144,7 +141,7 @@
           <w:sz w:val="22"/>
           <w:szCs w:val="22"/>
         </w:rPr>
-        <w:t xml:space="preserve">Detallar las estrategias, scripts y mejores prácticas aplicadas durante el mes de mayo sobre las arquitecturas de bases de datos del ecosistema de la Secretaría (incluyendo los repositorios y esquemas gestionados en </w:t>
+        <w:t>Presentar el avance mensual correspondiente a mayo de 2026 sobre las estrategias, auditorías, scripts y mejores prácticas aplicadas sobre las arquitecturas de bases de datos del ecosistema de la Secretaría. Este informe documenta los cambios estructurales e instrumentación real aplicados tanto en los repositorios institucionales en Oracle 19c (</w:t>
       </w:r>
       <w:r>
         <w:rPr>
@@ -158,7 +155,7 @@
           <w:sz w:val="22"/>
           <w:szCs w:val="22"/>
         </w:rPr>
-        <w:t xml:space="preserve"> con Oracle 19c, así como la persistencia en PostgreSQL de Vida Saludable). Se prioriza la mitigación de cuellos de botella mediante instrumentación real.</w:t>
+        <w:t>) como en el ecosistema modernizado de la Fase 2 del proyecto Vida Saludable en PostgreSQL 14.</w:t>
       </w:r>
     </w:p>
     <w:p>
@@ -172,7 +169,7 @@
         <w:rPr>
           <w:rFonts w:ascii="Calibri" w:eastAsia="Times New Roman" w:hAnsi="Calibri" w:cs="Calibri"/>
         </w:rPr>
-        <w:t>2. Estandarización de Mejores Prácticas en Oracle (MUSEMS-PU)</w:t>
+        <w:t>2. Alcance del Avance de Mayo</w:t>
       </w:r>
     </w:p>
     <w:p>
@@ -190,67 +187,25 @@
           <w:sz w:val="22"/>
           <w:szCs w:val="22"/>
         </w:rPr>
-        <w:t xml:space="preserve">Durante mayo, la consolidación de los scripts analíticos de </w:t>
-      </w:r>
-      <w:r>
-        <w:rPr>
-          <w:rStyle w:val="CdigoHTML"/>
-        </w:rPr>
-        <w:t>SEP_MUSEMS_PU</w:t>
-      </w:r>
-      <w:r>
+        <w:t>A diferencia de abril, donde se estableció la línea base teórica de rendimiento, durante mayo se ejecutaron validaciones y correcciones directamente sobre los entornos de desarrollo bajo condiciones de carga masiva real (por ejemplo, validaciones de *layouts* con más de 128,112 registros).</w:t>
+      </w:r>
+    </w:p>
+    <w:p>
+      <w:pPr>
+        <w:pStyle w:val="NormalWeb"/>
         <w:rPr>
           <w:rFonts w:ascii="Calibri" w:hAnsi="Calibri" w:cs="Calibri"/>
           <w:sz w:val="22"/>
           <w:szCs w:val="22"/>
         </w:rPr>
-        <w:t xml:space="preserve"> condujo a la definición formal de una guía de mejores prácticas (</w:t>
-      </w:r>
-      <w:r>
-        <w:rPr>
-          <w:rStyle w:val="CdigoHTML"/>
-        </w:rPr>
-        <w:t>BEST_PRACTICES_DB_SCRIPTS.md</w:t>
-      </w:r>
+      </w:pPr>
       <w:r>
         <w:rPr>
           <w:rFonts w:ascii="Calibri" w:hAnsi="Calibri" w:cs="Calibri"/>
           <w:sz w:val="22"/>
           <w:szCs w:val="22"/>
         </w:rPr>
-        <w:t xml:space="preserve">), que estandarizó la ejecución en ambientes </w:t>
-      </w:r>
-      <w:proofErr w:type="spellStart"/>
-      <w:r>
-        <w:rPr>
-          <w:rFonts w:ascii="Calibri" w:hAnsi="Calibri" w:cs="Calibri"/>
-          <w:sz w:val="22"/>
-          <w:szCs w:val="22"/>
-        </w:rPr>
-        <w:t>DBeaver</w:t>
-      </w:r>
-      <w:proofErr w:type="spellEnd"/>
-      <w:r>
-        <w:rPr>
-          <w:rFonts w:ascii="Calibri" w:hAnsi="Calibri" w:cs="Calibri"/>
-          <w:sz w:val="22"/>
-          <w:szCs w:val="22"/>
-        </w:rPr>
-        <w:t>/Oracle:</w:t>
-      </w:r>
-    </w:p>
-    <w:p>
-      <w:pPr>
-        <w:pStyle w:val="Ttulo3"/>
-        <w:rPr>
-          <w:rFonts w:ascii="Calibri" w:eastAsia="Times New Roman" w:hAnsi="Calibri" w:cs="Calibri"/>
-        </w:rPr>
-      </w:pPr>
-      <w:r>
-        <w:rPr>
-          <w:rFonts w:ascii="Calibri" w:eastAsia="Times New Roman" w:hAnsi="Calibri" w:cs="Calibri"/>
-        </w:rPr>
-        <w:t>2.1 Reglas de Compatibilidad y Enmascaramiento (PII)</w:t>
+        <w:t>El alcance de este mes incluyó:</w:t>
       </w:r>
     </w:p>
     <w:p>
@@ -268,33 +223,7 @@
         <w:rPr>
           <w:rFonts w:ascii="Calibri" w:eastAsia="Times New Roman" w:hAnsi="Calibri" w:cs="Calibri"/>
         </w:rPr>
-        <w:t xml:space="preserve">Se prohibió el uso de comandos </w:t>
-      </w:r>
-      <w:r>
-        <w:rPr>
-          <w:rStyle w:val="CdigoHTML"/>
-        </w:rPr>
-        <w:t>SET SERVEROUTPUT ON</w:t>
-      </w:r>
-      <w:r>
-        <w:rPr>
-          <w:rFonts w:ascii="Calibri" w:eastAsia="Times New Roman" w:hAnsi="Calibri" w:cs="Calibri"/>
-        </w:rPr>
-        <w:t xml:space="preserve"> que rompían la ejecución remota de scripts en </w:t>
-      </w:r>
-      <w:proofErr w:type="spellStart"/>
-      <w:r>
-        <w:rPr>
-          <w:rFonts w:ascii="Calibri" w:eastAsia="Times New Roman" w:hAnsi="Calibri" w:cs="Calibri"/>
-        </w:rPr>
-        <w:t>DBeaver</w:t>
-      </w:r>
-      <w:proofErr w:type="spellEnd"/>
-      <w:r>
-        <w:rPr>
-          <w:rFonts w:ascii="Calibri" w:eastAsia="Times New Roman" w:hAnsi="Calibri" w:cs="Calibri"/>
-        </w:rPr>
-        <w:t>.</w:t>
+        <w:t>La instrumentación de métricas de desempeño sobre consultas de extracción críticas.</w:t>
       </w:r>
     </w:p>
     <w:p>
@@ -310,69 +239,18 @@
       </w:pPr>
       <w:r>
         <w:rPr>
-          <w:rStyle w:val="Fuerte"/>
           <w:rFonts w:ascii="Calibri" w:eastAsia="Times New Roman" w:hAnsi="Calibri" w:cs="Calibri"/>
         </w:rPr>
-        <w:t>Enmascaramiento Criptográfico (PII):</w:t>
-      </w:r>
-      <w:r>
-        <w:rPr>
-          <w:rFonts w:ascii="Calibri" w:eastAsia="Times New Roman" w:hAnsi="Calibri" w:cs="Calibri"/>
-        </w:rPr>
-        <w:t xml:space="preserve"> Se instrumentó una regla obligatoria e irrevocable para todo campo de identidad (como CURP). Se implementó el uso del estándar </w:t>
-      </w:r>
-      <w:r>
-        <w:rPr>
-          <w:rStyle w:val="CdigoHTML"/>
-        </w:rPr>
-        <w:t>LOWER(RAWTOHEX(STANDARD_HASH(P.CURP || 'MUSEMS_SALT_2026', 'MD5')))</w:t>
-      </w:r>
-      <w:r>
-        <w:rPr>
-          <w:rFonts w:ascii="Calibri" w:eastAsia="Times New Roman" w:hAnsi="Calibri" w:cs="Calibri"/>
-        </w:rPr>
-        <w:t xml:space="preserve"> en lugar de ofuscaciones parciales (</w:t>
-      </w:r>
-      <w:r>
-        <w:rPr>
-          <w:rStyle w:val="CdigoHTML"/>
-        </w:rPr>
-        <w:t>SUBSTR</w:t>
-      </w:r>
-      <w:r>
-        <w:rPr>
-          <w:rFonts w:ascii="Calibri" w:eastAsia="Times New Roman" w:hAnsi="Calibri" w:cs="Calibri"/>
-        </w:rPr>
-        <w:t>/</w:t>
-      </w:r>
-      <w:r>
-        <w:rPr>
-          <w:rStyle w:val="CdigoHTML"/>
-        </w:rPr>
-        <w:t>LPAD</w:t>
-      </w:r>
-      <w:r>
-        <w:rPr>
-          <w:rFonts w:ascii="Calibri" w:eastAsia="Times New Roman" w:hAnsi="Calibri" w:cs="Calibri"/>
-        </w:rPr>
-        <w:t>), lo cual impactó profundamente la manera en que se generaron las vistas analíticas (</w:t>
-      </w:r>
-      <w:r>
-        <w:rPr>
-          <w:rStyle w:val="CdigoHTML"/>
-        </w:rPr>
-        <w:t>VW_BI_*</w:t>
-      </w:r>
-      <w:r>
-        <w:rPr>
-          <w:rFonts w:ascii="Calibri" w:eastAsia="Times New Roman" w:hAnsi="Calibri" w:cs="Calibri"/>
-        </w:rPr>
-        <w:t>).</w:t>
+        <w:t>El hallazgo y remediación de vulnerabilidades relacionadas con consultas de base de datos (inyecciones SQL y exposición de datos PII).</w:t>
       </w:r>
     </w:p>
     <w:p>
       <w:pPr>
-        <w:pStyle w:val="Ttulo3"/>
+        <w:numPr>
+          <w:ilvl w:val="0"/>
+          <w:numId w:val="13"/>
+        </w:numPr>
+        <w:spacing w:before="100" w:beforeAutospacing="1" w:after="100" w:afterAutospacing="1" w:line="240" w:lineRule="auto"/>
         <w:rPr>
           <w:rFonts w:ascii="Calibri" w:eastAsia="Times New Roman" w:hAnsi="Calibri" w:cs="Calibri"/>
         </w:rPr>
@@ -381,21 +259,51 @@
         <w:rPr>
           <w:rFonts w:ascii="Calibri" w:eastAsia="Times New Roman" w:hAnsi="Calibri" w:cs="Calibri"/>
         </w:rPr>
-        <w:t>2.2 Orden de Limpieza y Eliminación de Bloqueos (</w:t>
-      </w:r>
-      <w:proofErr w:type="spellStart"/>
-      <w:r>
+        <w:t>La identificación de cuellos de botella por ausencia de índices en bitácoras de alto volumen.</w:t>
+      </w:r>
+    </w:p>
+    <w:p>
+      <w:pPr>
+        <w:numPr>
+          <w:ilvl w:val="0"/>
+          <w:numId w:val="13"/>
+        </w:numPr>
+        <w:spacing w:before="100" w:beforeAutospacing="1" w:after="100" w:afterAutospacing="1" w:line="240" w:lineRule="auto"/>
         <w:rPr>
           <w:rFonts w:ascii="Calibri" w:eastAsia="Times New Roman" w:hAnsi="Calibri" w:cs="Calibri"/>
         </w:rPr>
-        <w:t>Deadlocks</w:t>
-      </w:r>
-      <w:proofErr w:type="spellEnd"/>
+      </w:pPr>
       <w:r>
         <w:rPr>
           <w:rFonts w:ascii="Calibri" w:eastAsia="Times New Roman" w:hAnsi="Calibri" w:cs="Calibri"/>
         </w:rPr>
-        <w:t>)</w:t>
+        <w:t xml:space="preserve">La estandarización de scripts en el repositorio Oracle </w:t>
+      </w:r>
+      <w:r>
+        <w:rPr>
+          <w:rStyle w:val="CdigoHTML"/>
+        </w:rPr>
+        <w:t>SEP_MUSEMS_PU</w:t>
+      </w:r>
+      <w:r>
+        <w:rPr>
+          <w:rFonts w:ascii="Calibri" w:eastAsia="Times New Roman" w:hAnsi="Calibri" w:cs="Calibri"/>
+        </w:rPr>
+        <w:t xml:space="preserve"> para garantizar ejecuciones sin bloqueos (deadlocks) e integridad de datos personales.</w:t>
+      </w:r>
+    </w:p>
+    <w:p>
+      <w:pPr>
+        <w:pStyle w:val="Ttulo2"/>
+        <w:rPr>
+          <w:rFonts w:ascii="Calibri" w:eastAsia="Times New Roman" w:hAnsi="Calibri" w:cs="Calibri"/>
+        </w:rPr>
+      </w:pPr>
+      <w:r>
+        <w:rPr>
+          <w:rFonts w:ascii="Calibri" w:eastAsia="Times New Roman" w:hAnsi="Calibri" w:cs="Calibri"/>
+        </w:rPr>
+        <w:t>3. Estandarización de Mejores Prácticas en Oracle (MUSEMS-PU)</w:t>
       </w:r>
     </w:p>
     <w:p>
@@ -413,36 +321,27 @@
           <w:sz w:val="22"/>
           <w:szCs w:val="22"/>
         </w:rPr>
-        <w:t xml:space="preserve">Para la ejecución ininterrumpida de scripts transaccionales como </w:t>
-      </w:r>
-      <w:proofErr w:type="spellStart"/>
+        <w:t xml:space="preserve">Durante mayo, la consolidación de los scripts analíticos de </w:t>
+      </w:r>
       <w:r>
         <w:rPr>
           <w:rStyle w:val="CdigoHTML"/>
         </w:rPr>
-        <w:t>simulation_ultr</w:t>
-      </w:r>
-      <w:r>
-        <w:rPr>
-          <w:rStyle w:val="CdigoHTML"/>
-        </w:rPr>
-        <w:lastRenderedPageBreak/>
-        <w:t>a.sql</w:t>
-      </w:r>
-      <w:proofErr w:type="spellEnd"/>
+        <w:t>SEP_MUSEMS_PU</w:t>
+      </w:r>
       <w:r>
         <w:rPr>
           <w:rFonts w:ascii="Calibri" w:hAnsi="Calibri" w:cs="Calibri"/>
           <w:sz w:val="22"/>
           <w:szCs w:val="22"/>
         </w:rPr>
-        <w:t xml:space="preserve">, se formalizó el árbol de dependencias, reduciendo en un 100% los bloqueos por llaves foráneas al seguir el flujo de borrado estricto: </w:t>
+        <w:t xml:space="preserve"> condujo a la definición formal de una guía de mejores prácticas (</w:t>
       </w:r>
       <w:r>
         <w:rPr>
           <w:rStyle w:val="CdigoHTML"/>
         </w:rPr>
-        <w:t>TBAE010_ERROR</w:t>
+        <w:t>BEST_PRACTICES_DB_SCRIPTS.md</w:t>
       </w:r>
       <w:r>
         <w:rPr>
@@ -450,96 +349,12 @@
           <w:sz w:val="22"/>
           <w:szCs w:val="22"/>
         </w:rPr>
-        <w:t xml:space="preserve"> -&gt; </w:t>
-      </w:r>
-      <w:r>
-        <w:rPr>
-          <w:rStyle w:val="CdigoHTML"/>
-        </w:rPr>
-        <w:t>TBAE009_RESPUESTA</w:t>
-      </w:r>
-      <w:r>
-        <w:rPr>
-          <w:rFonts w:ascii="Calibri" w:hAnsi="Calibri" w:cs="Calibri"/>
-          <w:sz w:val="22"/>
-          <w:szCs w:val="22"/>
-        </w:rPr>
-        <w:t xml:space="preserve"> -&gt; </w:t>
-      </w:r>
-      <w:r>
-        <w:rPr>
-          <w:rStyle w:val="CdigoHTML"/>
-        </w:rPr>
-        <w:t>TBMU013_BAJAS</w:t>
-      </w:r>
-      <w:r>
-        <w:rPr>
-          <w:rFonts w:ascii="Calibri" w:hAnsi="Calibri" w:cs="Calibri"/>
-          <w:sz w:val="22"/>
-          <w:szCs w:val="22"/>
-        </w:rPr>
-        <w:t xml:space="preserve"> -&gt; </w:t>
-      </w:r>
-      <w:r>
-        <w:rPr>
-          <w:rStyle w:val="CdigoHTML"/>
-        </w:rPr>
-        <w:t>TBMU006_INSCRIPCION</w:t>
-      </w:r>
-      <w:r>
-        <w:rPr>
-          <w:rFonts w:ascii="Calibri" w:hAnsi="Calibri" w:cs="Calibri"/>
-          <w:sz w:val="22"/>
-          <w:szCs w:val="22"/>
-        </w:rPr>
-        <w:t xml:space="preserve"> -&gt; </w:t>
-      </w:r>
-      <w:r>
-        <w:rPr>
-          <w:rStyle w:val="CdigoHTML"/>
-        </w:rPr>
-        <w:t>TBAE001_INSCRIPCION</w:t>
-      </w:r>
-      <w:r>
-        <w:rPr>
-          <w:rFonts w:ascii="Calibri" w:hAnsi="Calibri" w:cs="Calibri"/>
-          <w:sz w:val="22"/>
-          <w:szCs w:val="22"/>
-        </w:rPr>
-        <w:t xml:space="preserve"> -&gt; </w:t>
-      </w:r>
-      <w:r>
-        <w:rPr>
-          <w:rStyle w:val="CdigoHTML"/>
-        </w:rPr>
-        <w:t>TBMU020_ALUMNO</w:t>
-      </w:r>
-      <w:r>
-        <w:rPr>
-          <w:rFonts w:ascii="Calibri" w:hAnsi="Calibri" w:cs="Calibri"/>
-          <w:sz w:val="22"/>
-          <w:szCs w:val="22"/>
-        </w:rPr>
-        <w:t xml:space="preserve"> -&gt; </w:t>
-      </w:r>
-      <w:r>
-        <w:rPr>
-          <w:rStyle w:val="CdigoHTML"/>
-        </w:rPr>
-        <w:t>TBMU002_PERSONA</w:t>
-      </w:r>
-      <w:r>
-        <w:rPr>
-          <w:rFonts w:ascii="Calibri" w:hAnsi="Calibri" w:cs="Calibri"/>
-          <w:sz w:val="22"/>
-          <w:szCs w:val="22"/>
-        </w:rPr>
-        <w:t>.</w:t>
+        <w:t>), que estandarizó la ejecución transaccional en ambientes IDE como DBeaver:</w:t>
       </w:r>
     </w:p>
     <w:p>
       <w:pPr>
-        <w:pStyle w:val="Ttulo2"/>
+        <w:pStyle w:val="Ttulo3"/>
         <w:rPr>
           <w:rFonts w:ascii="Calibri" w:eastAsia="Times New Roman" w:hAnsi="Calibri" w:cs="Calibri"/>
         </w:rPr>
@@ -548,57 +363,7 @@
         <w:rPr>
           <w:rFonts w:ascii="Calibri" w:eastAsia="Times New Roman" w:hAnsi="Calibri" w:cs="Calibri"/>
         </w:rPr>
-        <w:t>3. Optimización Transaccional en PostgreSQL (Vida Saludable)</w:t>
-      </w:r>
-    </w:p>
-    <w:p>
-      <w:pPr>
-        <w:pStyle w:val="NormalWeb"/>
-        <w:rPr>
-          <w:rFonts w:ascii="Calibri" w:hAnsi="Calibri" w:cs="Calibri"/>
-          <w:sz w:val="22"/>
-          <w:szCs w:val="22"/>
-        </w:rPr>
-      </w:pPr>
-      <w:r>
-        <w:rPr>
-          <w:rFonts w:ascii="Calibri" w:hAnsi="Calibri" w:cs="Calibri"/>
-          <w:sz w:val="22"/>
-          <w:szCs w:val="22"/>
-        </w:rPr>
-        <w:t xml:space="preserve">De forma paralela en el proyecto Vida Saludable, se evaluó el comportamiento de la base de datos DEV frente al procesamiento concurrente masivo de archivos de </w:t>
-      </w:r>
-      <w:proofErr w:type="spellStart"/>
-      <w:r>
-        <w:rPr>
-          <w:rFonts w:ascii="Calibri" w:hAnsi="Calibri" w:cs="Calibri"/>
-          <w:sz w:val="22"/>
-          <w:szCs w:val="22"/>
-        </w:rPr>
-        <w:t>layouts</w:t>
-      </w:r>
-      <w:proofErr w:type="spellEnd"/>
-      <w:r>
-        <w:rPr>
-          <w:rFonts w:ascii="Calibri" w:hAnsi="Calibri" w:cs="Calibri"/>
-          <w:sz w:val="22"/>
-          <w:szCs w:val="22"/>
-        </w:rPr>
-        <w:t xml:space="preserve"> (más de 128 mil registros en validación).</w:t>
-      </w:r>
-    </w:p>
-    <w:p>
-      <w:pPr>
-        <w:pStyle w:val="Ttulo3"/>
-        <w:rPr>
-          <w:rFonts w:ascii="Calibri" w:eastAsia="Times New Roman" w:hAnsi="Calibri" w:cs="Calibri"/>
-        </w:rPr>
-      </w:pPr>
-      <w:r>
-        <w:rPr>
-          <w:rFonts w:ascii="Calibri" w:eastAsia="Times New Roman" w:hAnsi="Calibri" w:cs="Calibri"/>
-        </w:rPr>
-        <w:t>3.1 Diseño de Índices Compuestos</w:t>
+        <w:t>3.1 Reglas de Compatibilidad y Enmascaramiento de Datos Sensibles (PII)</w:t>
       </w:r>
     </w:p>
     <w:p>
@@ -612,54 +377,54 @@
           <w:rFonts w:ascii="Calibri" w:eastAsia="Times New Roman" w:hAnsi="Calibri" w:cs="Calibri"/>
         </w:rPr>
       </w:pPr>
-      <w:proofErr w:type="spellStart"/>
-      <w:r>
-        <w:rPr>
-          <w:rStyle w:val="CdigoHTML"/>
-          <w:b/>
-          <w:bCs/>
-        </w:rPr>
-        <w:t>idx_menor_evaluado_cct_curp_ciclo</w:t>
-      </w:r>
-      <w:proofErr w:type="spellEnd"/>
       <w:r>
         <w:rPr>
           <w:rStyle w:val="Fuerte"/>
           <w:rFonts w:ascii="Calibri" w:eastAsia="Times New Roman" w:hAnsi="Calibri" w:cs="Calibri"/>
         </w:rPr>
-        <w:t>:</w:t>
+        <w:t>Compatibilidad IDE (DBeaver):</w:t>
       </w:r>
       <w:r>
         <w:rPr>
           <w:rFonts w:ascii="Calibri" w:eastAsia="Times New Roman" w:hAnsi="Calibri" w:cs="Calibri"/>
         </w:rPr>
-        <w:t xml:space="preserve"> Este índice compuesto en la tabla principal redujo dramáticamente el tiempo de las consultas de extracción utilizadas por el orquestador. El tiempo promedio de extracción por bloque de 5,000 registros pasó de </w:t>
-      </w:r>
-      <w:r>
-        <w:rPr>
-          <w:rStyle w:val="Fuerte"/>
+        <w:t xml:space="preserve"> Se prohibió el uso de comandos </w:t>
+      </w:r>
+      <w:r>
+        <w:rPr>
+          <w:rStyle w:val="CdigoHTML"/>
+        </w:rPr>
+        <w:t>SET SERVEROUTPUT ON</w:t>
+      </w:r>
+      <w:r>
+        <w:rPr>
           <w:rFonts w:ascii="Calibri" w:eastAsia="Times New Roman" w:hAnsi="Calibri" w:cs="Calibri"/>
         </w:rPr>
-        <w:t>3.20 segundos</w:t>
+        <w:t xml:space="preserve"> y </w:t>
+      </w:r>
+      <w:r>
+        <w:rPr>
+          <w:rStyle w:val="CdigoHTML"/>
+        </w:rPr>
+        <w:t>SET DEFINE OFF</w:t>
       </w:r>
       <w:r>
         <w:rPr>
           <w:rFonts w:ascii="Calibri" w:eastAsia="Times New Roman" w:hAnsi="Calibri" w:cs="Calibri"/>
         </w:rPr>
-        <w:t xml:space="preserve"> en abril a </w:t>
-      </w:r>
-      <w:r>
-        <w:rPr>
-          <w:rStyle w:val="Fuerte"/>
+        <w:t>, los cuales interrumpían la ejecución remota de scripts prolongados. Asimismo, se estableció que los bloques PL/SQL ejecutados con *Alt+X* no deben incluir la barra diagonal (</w:t>
+      </w:r>
+      <w:r>
+        <w:rPr>
+          <w:rStyle w:val="CdigoHTML"/>
+        </w:rPr>
+        <w:t>/</w:t>
+      </w:r>
+      <w:r>
+        <w:rPr>
           <w:rFonts w:ascii="Calibri" w:eastAsia="Times New Roman" w:hAnsi="Calibri" w:cs="Calibri"/>
         </w:rPr>
-        <w:t>0.18 segundos</w:t>
-      </w:r>
-      <w:r>
-        <w:rPr>
-          <w:rFonts w:ascii="Calibri" w:eastAsia="Times New Roman" w:hAnsi="Calibri" w:cs="Calibri"/>
-        </w:rPr>
-        <w:t xml:space="preserve"> en mayo (una mejora del 94.3%).</w:t>
+        <w:t>) al final del archivo.</w:t>
       </w:r>
     </w:p>
     <w:p>
@@ -673,61 +438,127 @@
           <w:rFonts w:ascii="Calibri" w:eastAsia="Times New Roman" w:hAnsi="Calibri" w:cs="Calibri"/>
         </w:rPr>
       </w:pPr>
-      <w:proofErr w:type="spellStart"/>
-      <w:r>
-        <w:rPr>
-          <w:rStyle w:val="CdigoHTML"/>
-          <w:b/>
-          <w:bCs/>
-        </w:rPr>
-        <w:t>idx_curp_procesada_lote_estado</w:t>
-      </w:r>
-      <w:proofErr w:type="spellEnd"/>
       <w:r>
         <w:rPr>
           <w:rStyle w:val="Fuerte"/>
           <w:rFonts w:ascii="Calibri" w:eastAsia="Times New Roman" w:hAnsi="Calibri" w:cs="Calibri"/>
         </w:rPr>
-        <w:t>:</w:t>
+        <w:t>Integridad de Catálogos (Staging):</w:t>
       </w:r>
       <w:r>
         <w:rPr>
           <w:rFonts w:ascii="Calibri" w:eastAsia="Times New Roman" w:hAnsi="Calibri" w:cs="Calibri"/>
         </w:rPr>
-        <w:t xml:space="preserve"> Generado específicamente para solventar latencias observadas al ejecutar las consultas de contingencia mediante el script </w:t>
+        <w:t xml:space="preserve"> Los scripts deben ignorar los archivos DDL estáticos y basarse en las tablas reales de </w:t>
       </w:r>
       <w:r>
         <w:rPr>
           <w:rStyle w:val="CdigoHTML"/>
         </w:rPr>
-        <w:t>run_reproceso.</w:t>
+        <w:t>simulation_ultra.sql</w:t>
+      </w:r>
+      <w:r>
+        <w:rPr>
+          <w:rFonts w:ascii="Calibri" w:eastAsia="Times New Roman" w:hAnsi="Calibri" w:cs="Calibri"/>
+        </w:rPr>
+        <w:t xml:space="preserve"> y </w:t>
       </w:r>
       <w:r>
         <w:rPr>
           <w:rStyle w:val="CdigoHTML"/>
         </w:rPr>
-        <w:lastRenderedPageBreak/>
-        <w:t>py</w:t>
+        <w:t>test_diagnostico.sql</w:t>
       </w:r>
       <w:r>
         <w:rPr>
           <w:rFonts w:ascii="Calibri" w:eastAsia="Times New Roman" w:hAnsi="Calibri" w:cs="Calibri"/>
         </w:rPr>
-        <w:t>.</w:t>
+        <w:t>. Se prohibió poblar catálogos (</w:t>
+      </w:r>
+      <w:r>
+        <w:rPr>
+          <w:rStyle w:val="CdigoHTML"/>
+        </w:rPr>
+        <w:t>CTMU*</w:t>
+      </w:r>
+      <w:r>
+        <w:rPr>
+          <w:rFonts w:ascii="Calibri" w:eastAsia="Times New Roman" w:hAnsi="Calibri" w:cs="Calibri"/>
+        </w:rPr>
+        <w:t>) o tablas maestras de programas; se deben usar los IDs reales ya existentes en la BD.</w:t>
       </w:r>
     </w:p>
     <w:p>
       <w:pPr>
-        <w:pStyle w:val="Ttulo3"/>
+        <w:numPr>
+          <w:ilvl w:val="0"/>
+          <w:numId w:val="14"/>
+        </w:numPr>
+        <w:spacing w:before="100" w:beforeAutospacing="1" w:after="100" w:afterAutospacing="1" w:line="240" w:lineRule="auto"/>
         <w:rPr>
           <w:rFonts w:ascii="Calibri" w:eastAsia="Times New Roman" w:hAnsi="Calibri" w:cs="Calibri"/>
         </w:rPr>
       </w:pPr>
       <w:r>
         <w:rPr>
+          <w:rStyle w:val="Fuerte"/>
           <w:rFonts w:ascii="Calibri" w:eastAsia="Times New Roman" w:hAnsi="Calibri" w:cs="Calibri"/>
         </w:rPr>
-        <w:t>3.2 Administración del Pool de Conexiones</w:t>
+        <w:t>Enmascaramiento Criptográfico (PII):</w:t>
+      </w:r>
+      <w:r>
+        <w:rPr>
+          <w:rFonts w:ascii="Calibri" w:eastAsia="Times New Roman" w:hAnsi="Calibri" w:cs="Calibri"/>
+        </w:rPr>
+        <w:t xml:space="preserve"> Para cumplir con la LGPDPPSO en la generación de vistas analíticas (</w:t>
+      </w:r>
+      <w:r>
+        <w:rPr>
+          <w:rStyle w:val="CdigoHTML"/>
+        </w:rPr>
+        <w:t>VW_BI_*</w:t>
+      </w:r>
+      <w:r>
+        <w:rPr>
+          <w:rFonts w:ascii="Calibri" w:eastAsia="Times New Roman" w:hAnsi="Calibri" w:cs="Calibri"/>
+        </w:rPr>
+        <w:t xml:space="preserve">), se instrumentó una regla obligatoria e irrevocable para todo campo de identidad (como CURP). Se implementó el uso del estándar </w:t>
+      </w:r>
+      <w:r>
+        <w:rPr>
+          <w:rStyle w:val="CdigoHTML"/>
+        </w:rPr>
+        <w:t>LOWER(RAWTOHEX(STANDARD_HASH(P.CURP || 'MUSEMS_SALT_2026', 'MD5')))</w:t>
+      </w:r>
+      <w:r>
+        <w:rPr>
+          <w:rFonts w:ascii="Calibri" w:eastAsia="Times New Roman" w:hAnsi="Calibri" w:cs="Calibri"/>
+        </w:rPr>
+        <w:t xml:space="preserve"> en lugar de ofuscaciones parciales basadas en </w:t>
+      </w:r>
+      <w:r>
+        <w:rPr>
+          <w:rStyle w:val="CdigoHTML"/>
+        </w:rPr>
+        <w:t>SUBSTR</w:t>
+      </w:r>
+      <w:r>
+        <w:rPr>
+          <w:rFonts w:ascii="Calibri" w:eastAsia="Times New Roman" w:hAnsi="Calibri" w:cs="Calibri"/>
+        </w:rPr>
+        <w:t xml:space="preserve"> o </w:t>
+      </w:r>
+      <w:r>
+        <w:rPr>
+          <w:rStyle w:val="CdigoHTML"/>
+        </w:rPr>
+        <w:t>LPAD</w:t>
+      </w:r>
+      <w:r>
+        <w:rPr>
+          <w:rFonts w:ascii="Calibri" w:eastAsia="Times New Roman" w:hAnsi="Calibri" w:cs="Calibri"/>
+        </w:rPr>
+        <w:t>. Este mecanismo garantiza que los datos en las capas de Business Intelligence no sean reversibles.</w:t>
       </w:r>
     </w:p>
     <w:p>
@@ -739,78 +570,6 @@
           <w:szCs w:val="22"/>
         </w:rPr>
       </w:pPr>
-      <w:r>
-        <w:rPr>
-          <w:rFonts w:ascii="Calibri" w:hAnsi="Calibri" w:cs="Calibri"/>
-          <w:sz w:val="22"/>
-          <w:szCs w:val="22"/>
-        </w:rPr>
-        <w:t>Pruebas de estrés y simulaciones confirmaron que superar los 20 hilos (</w:t>
-      </w:r>
-      <w:r>
-        <w:rPr>
-          <w:rStyle w:val="CdigoHTML"/>
-        </w:rPr>
-        <w:t>WORKERS=20</w:t>
-      </w:r>
-      <w:r>
-        <w:rPr>
-          <w:rFonts w:ascii="Calibri" w:hAnsi="Calibri" w:cs="Calibri"/>
-          <w:sz w:val="22"/>
-          <w:szCs w:val="22"/>
-        </w:rPr>
-        <w:t>) producía una avalancha de conexiones concurrentes en PostgreSQL, provocando *</w:t>
-      </w:r>
-      <w:proofErr w:type="spellStart"/>
-      <w:r>
-        <w:rPr>
-          <w:rFonts w:ascii="Calibri" w:hAnsi="Calibri" w:cs="Calibri"/>
-          <w:sz w:val="22"/>
-          <w:szCs w:val="22"/>
-        </w:rPr>
-        <w:t>Connection</w:t>
-      </w:r>
-      <w:proofErr w:type="spellEnd"/>
-      <w:r>
-        <w:rPr>
-          <w:rFonts w:ascii="Calibri" w:hAnsi="Calibri" w:cs="Calibri"/>
-          <w:sz w:val="22"/>
-          <w:szCs w:val="22"/>
-        </w:rPr>
-        <w:t xml:space="preserve"> </w:t>
-      </w:r>
-      <w:proofErr w:type="spellStart"/>
-      <w:r>
-        <w:rPr>
-          <w:rFonts w:ascii="Calibri" w:hAnsi="Calibri" w:cs="Calibri"/>
-          <w:sz w:val="22"/>
-          <w:szCs w:val="22"/>
-        </w:rPr>
-        <w:t>Timeouts</w:t>
-      </w:r>
-      <w:proofErr w:type="spellEnd"/>
-      <w:r>
-        <w:rPr>
-          <w:rFonts w:ascii="Calibri" w:hAnsi="Calibri" w:cs="Calibri"/>
-          <w:sz w:val="22"/>
-          <w:szCs w:val="22"/>
-        </w:rPr>
-        <w:t xml:space="preserve">* en </w:t>
-      </w:r>
-      <w:r>
-        <w:rPr>
-          <w:rStyle w:val="CdigoHTML"/>
-        </w:rPr>
-        <w:t>pg8000</w:t>
-      </w:r>
-      <w:r>
-        <w:rPr>
-          <w:rFonts w:ascii="Calibri" w:hAnsi="Calibri" w:cs="Calibri"/>
-          <w:sz w:val="22"/>
-          <w:szCs w:val="22"/>
-        </w:rPr>
-        <w:t xml:space="preserve">. Como resultado, la configuración óptima para entornos limitados de RAM y contención de discos se estableció en un rango de </w:t>
-      </w:r>
       <w:r>
         <w:rPr>
           <w:rStyle w:val="Fuerte"/>
@@ -818,81 +577,112 @@
           <w:sz w:val="22"/>
           <w:szCs w:val="22"/>
         </w:rPr>
-        <w:t>12 a 15 hilos</w:t>
-      </w:r>
-      <w:r>
+        <w:t>Ejemplo de Aplicación en Vistas Analíticas:</w:t>
+      </w:r>
+    </w:p>
+    <w:p>
+      <w:pPr>
+        <w:pStyle w:val="HTMLconformatoprevio"/>
+      </w:pPr>
+    </w:p>
+    <w:p>
+      <w:pPr>
+        <w:pStyle w:val="HTMLconformatoprevio"/>
+      </w:pPr>
+      <w:r>
+        <w:t xml:space="preserve">SELECT </w:t>
+      </w:r>
+    </w:p>
+    <w:p>
+      <w:pPr>
+        <w:pStyle w:val="HTMLconformatoprevio"/>
+      </w:pPr>
+      <w:r>
+        <w:t xml:space="preserve">    A.ID_ALUMNO,</w:t>
+      </w:r>
+    </w:p>
+    <w:p>
+      <w:pPr>
+        <w:pStyle w:val="HTMLconformatoprevio"/>
+      </w:pPr>
+      <w:r>
+        <w:t xml:space="preserve">    -- PROTECCIÓN PII: Hash MD5 irreversible en lugar de ofuscación parcial</w:t>
+      </w:r>
+    </w:p>
+    <w:p>
+      <w:pPr>
+        <w:pStyle w:val="HTMLconformatoprevio"/>
+      </w:pPr>
+      <w:r>
+        <w:t xml:space="preserve">    LOWER(RAWTOHEX(STANDARD_HASH(A.CURP || 'MUSEMS_SALT_2026', 'MD5'))) AS CURP_HASH,</w:t>
+      </w:r>
+    </w:p>
+    <w:p>
+      <w:pPr>
+        <w:pStyle w:val="HTMLconformatoprevio"/>
+      </w:pPr>
+      <w:r>
+        <w:t xml:space="preserve">    A.ID_ESTADO</w:t>
+      </w:r>
+    </w:p>
+    <w:p>
+      <w:pPr>
+        <w:pStyle w:val="HTMLconformatoprevio"/>
+      </w:pPr>
+      <w:r>
+        <w:t>FROM TBMU020_ALUMNO A;</w:t>
+      </w:r>
+    </w:p>
+    <w:p>
+      <w:pPr>
+        <w:pStyle w:val="Ttulo3"/>
+        <w:rPr>
+          <w:rFonts w:ascii="Calibri" w:eastAsia="Times New Roman" w:hAnsi="Calibri" w:cs="Calibri"/>
+        </w:rPr>
+      </w:pPr>
+      <w:r>
+        <w:rPr>
+          <w:rFonts w:ascii="Calibri" w:eastAsia="Times New Roman" w:hAnsi="Calibri" w:cs="Calibri"/>
+        </w:rPr>
+        <w:t>3.2 Orden de Limpieza y Eliminación de Bloqueos (Deadlocks)</w:t>
+      </w:r>
+    </w:p>
+    <w:p>
+      <w:pPr>
+        <w:pStyle w:val="NormalWeb"/>
         <w:rPr>
           <w:rFonts w:ascii="Calibri" w:hAnsi="Calibri" w:cs="Calibri"/>
           <w:sz w:val="22"/>
           <w:szCs w:val="22"/>
         </w:rPr>
-        <w:t>, eliminando la degradación de rendimiento.</w:t>
-      </w:r>
-    </w:p>
-    <w:p>
-      <w:pPr>
-        <w:pStyle w:val="Ttulo2"/>
-        <w:rPr>
-          <w:rFonts w:ascii="Calibri" w:eastAsia="Times New Roman" w:hAnsi="Calibri" w:cs="Calibri"/>
-        </w:rPr>
-      </w:pPr>
-      <w:r>
-        <w:rPr>
-          <w:rFonts w:ascii="Calibri" w:eastAsia="Times New Roman" w:hAnsi="Calibri" w:cs="Calibri"/>
-        </w:rPr>
-        <w:t>4. Resultados Analíticos (</w:t>
-      </w:r>
-      <w:proofErr w:type="spellStart"/>
-      <w:r>
-        <w:rPr>
-          <w:rFonts w:ascii="Calibri" w:eastAsia="Times New Roman" w:hAnsi="Calibri" w:cs="Calibri"/>
-        </w:rPr>
-        <w:t>Execution</w:t>
-      </w:r>
-      <w:proofErr w:type="spellEnd"/>
-      <w:r>
-        <w:rPr>
-          <w:rFonts w:ascii="Calibri" w:eastAsia="Times New Roman" w:hAnsi="Calibri" w:cs="Calibri"/>
-        </w:rPr>
-        <w:t xml:space="preserve"> </w:t>
-      </w:r>
-      <w:proofErr w:type="spellStart"/>
-      <w:r>
-        <w:rPr>
-          <w:rFonts w:ascii="Calibri" w:eastAsia="Times New Roman" w:hAnsi="Calibri" w:cs="Calibri"/>
-        </w:rPr>
-        <w:t>Plans</w:t>
-      </w:r>
-      <w:proofErr w:type="spellEnd"/>
-      <w:r>
-        <w:rPr>
-          <w:rFonts w:ascii="Calibri" w:eastAsia="Times New Roman" w:hAnsi="Calibri" w:cs="Calibri"/>
-        </w:rPr>
-        <w:t>)</w:t>
-      </w:r>
-    </w:p>
-    <w:p>
-      <w:pPr>
-        <w:pStyle w:val="NormalWeb"/>
+      </w:pPr>
+      <w:r>
         <w:rPr>
           <w:rFonts w:ascii="Calibri" w:hAnsi="Calibri" w:cs="Calibri"/>
           <w:sz w:val="22"/>
           <w:szCs w:val="22"/>
         </w:rPr>
-      </w:pPr>
+        <w:t xml:space="preserve">Para asegurar la ejecución ininterrumpida de scripts transaccionales complejos como </w:t>
+      </w:r>
+      <w:r>
+        <w:rPr>
+          <w:rStyle w:val="CdigoHTML"/>
+        </w:rPr>
+        <w:t>simulation_ultra.sql</w:t>
+      </w:r>
       <w:r>
         <w:rPr>
           <w:rFonts w:ascii="Calibri" w:hAnsi="Calibri" w:cs="Calibri"/>
           <w:sz w:val="22"/>
           <w:szCs w:val="22"/>
         </w:rPr>
-        <w:t xml:space="preserve">Las métricas levantadas con </w:t>
+        <w:t>, se formalizó el árbol de dependencias referenciales. Esto redujo en un 100% los bloqueos por llaves foráneas (</w:t>
       </w:r>
       <w:r>
         <w:rPr>
           <w:rStyle w:val="CdigoHTML"/>
         </w:rPr>
-        <w:t>EXPLAIN ANALYZE</w:t>
+        <w:t>Foreign Keys</w:t>
       </w:r>
       <w:r>
         <w:rPr>
@@ -900,111 +690,170 @@
           <w:sz w:val="22"/>
           <w:szCs w:val="22"/>
         </w:rPr>
-        <w:t xml:space="preserve"> posteriores a la aplicación de estos cambios confirmaron el reemplazo total de los *</w:t>
-      </w:r>
-      <w:proofErr w:type="spellStart"/>
-      <w:r>
+        <w:t>) al adherirse a un flujo de borrado en cascada estricto:</w:t>
+      </w:r>
+    </w:p>
+    <w:p>
+      <w:pPr>
+        <w:pStyle w:val="HTMLconformatoprevio"/>
+      </w:pPr>
+    </w:p>
+    <w:p>
+      <w:pPr>
+        <w:pStyle w:val="HTMLconformatoprevio"/>
+      </w:pPr>
+      <w:r>
+        <w:t>graph TD</w:t>
+      </w:r>
+    </w:p>
+    <w:p>
+      <w:pPr>
+        <w:pStyle w:val="HTMLconformatoprevio"/>
+      </w:pPr>
+      <w:r>
+        <w:t xml:space="preserve">    A[TBAE010_ERROR] --&gt;|Foreign Key| B[TBAE009_RESPUESTA]</w:t>
+      </w:r>
+    </w:p>
+    <w:p>
+      <w:pPr>
+        <w:pStyle w:val="HTMLconformatoprevio"/>
+      </w:pPr>
+      <w:r>
+        <w:t xml:space="preserve">    B --&gt;|Foreign Key| C[TBMU013_BAJAS]</w:t>
+      </w:r>
+    </w:p>
+    <w:p>
+      <w:pPr>
+        <w:pStyle w:val="HTMLconformatoprevio"/>
+      </w:pPr>
+      <w:r>
+        <w:t xml:space="preserve">    C --&gt;|Foreign Key| D[TBMU006_INSCRIPCION]</w:t>
+      </w:r>
+    </w:p>
+    <w:p>
+      <w:pPr>
+        <w:pStyle w:val="HTMLconformatoprevio"/>
+      </w:pPr>
+      <w:r>
+        <w:t xml:space="preserve">    D --&gt;|Foreign Key| E[TBAE001_INSCRIPCION]</w:t>
+      </w:r>
+    </w:p>
+    <w:p>
+      <w:pPr>
+        <w:pStyle w:val="HTMLconformatoprevio"/>
+      </w:pPr>
+      <w:r>
+        <w:t xml:space="preserve">    E --&gt;|Foreign Key| F[TBMU020_ALUMNO]</w:t>
+      </w:r>
+    </w:p>
+    <w:p>
+      <w:pPr>
+        <w:pStyle w:val="HTMLconformatoprevio"/>
+      </w:pPr>
+      <w:r>
+        <w:t xml:space="preserve">    F --&gt;|Foreign Key| G[TBMU002_PERSONA]</w:t>
+      </w:r>
+    </w:p>
+    <w:p>
+      <w:pPr>
+        <w:pStyle w:val="HTMLconformatoprevio"/>
+      </w:pPr>
+      <w:r>
+        <w:t xml:space="preserve">    </w:t>
+      </w:r>
+    </w:p>
+    <w:p>
+      <w:pPr>
+        <w:pStyle w:val="HTMLconformatoprevio"/>
+      </w:pPr>
+      <w:r>
+        <w:t xml:space="preserve">    classDef highlight fill:#f9f,stroke:#333,stroke-width:2px;</w:t>
+      </w:r>
+    </w:p>
+    <w:p>
+      <w:pPr>
+        <w:pStyle w:val="HTMLconformatoprevio"/>
+      </w:pPr>
+      <w:r>
+        <w:t xml:space="preserve">    class A highlight</w:t>
+      </w:r>
+    </w:p>
+    <w:p>
+      <w:pPr>
+        <w:pStyle w:val="Ttulo2"/>
+        <w:rPr>
+          <w:rFonts w:ascii="Calibri" w:eastAsia="Times New Roman" w:hAnsi="Calibri" w:cs="Calibri"/>
+        </w:rPr>
+      </w:pPr>
+      <w:r>
+        <w:rPr>
+          <w:rFonts w:ascii="Calibri" w:eastAsia="Times New Roman" w:hAnsi="Calibri" w:cs="Calibri"/>
+        </w:rPr>
+        <w:t>4. Optimización Transaccional en PostgreSQL (Vida Saludable - Fase 2)</w:t>
+      </w:r>
+    </w:p>
+    <w:p>
+      <w:pPr>
+        <w:pStyle w:val="NormalWeb"/>
         <w:rPr>
           <w:rFonts w:ascii="Calibri" w:hAnsi="Calibri" w:cs="Calibri"/>
           <w:sz w:val="22"/>
           <w:szCs w:val="22"/>
         </w:rPr>
-        <w:t>Seq</w:t>
-      </w:r>
-      <w:proofErr w:type="spellEnd"/>
+      </w:pPr>
       <w:r>
         <w:rPr>
           <w:rFonts w:ascii="Calibri" w:hAnsi="Calibri" w:cs="Calibri"/>
           <w:sz w:val="22"/>
           <w:szCs w:val="22"/>
         </w:rPr>
-        <w:t xml:space="preserve"> </w:t>
-      </w:r>
-      <w:proofErr w:type="spellStart"/>
+        <w:t xml:space="preserve">De forma paralela, el análisis de rendimiento de mayo abordó el ecosistema del orquestador Fase 2, operado mediante Python 3.14 con el driver </w:t>
+      </w:r>
+      <w:r>
+        <w:rPr>
+          <w:rStyle w:val="CdigoHTML"/>
+        </w:rPr>
+        <w:t>pg8000</w:t>
+      </w:r>
       <w:r>
         <w:rPr>
           <w:rFonts w:ascii="Calibri" w:hAnsi="Calibri" w:cs="Calibri"/>
           <w:sz w:val="22"/>
           <w:szCs w:val="22"/>
         </w:rPr>
-        <w:t>Scans</w:t>
-      </w:r>
-      <w:proofErr w:type="spellEnd"/>
-      <w:r>
+        <w:t xml:space="preserve"> sobre PostgreSQL 14.</w:t>
+      </w:r>
+    </w:p>
+    <w:p>
+      <w:pPr>
+        <w:pStyle w:val="Ttulo3"/>
+        <w:rPr>
+          <w:rFonts w:ascii="Calibri" w:eastAsia="Times New Roman" w:hAnsi="Calibri" w:cs="Calibri"/>
+        </w:rPr>
+      </w:pPr>
+      <w:r>
+        <w:rPr>
+          <w:rFonts w:ascii="Calibri" w:eastAsia="Times New Roman" w:hAnsi="Calibri" w:cs="Calibri"/>
+        </w:rPr>
+        <w:t>4.1 Riesgos Detectados y Remediados en Código</w:t>
+      </w:r>
+    </w:p>
+    <w:p>
+      <w:pPr>
+        <w:pStyle w:val="NormalWeb"/>
         <w:rPr>
           <w:rFonts w:ascii="Calibri" w:hAnsi="Calibri" w:cs="Calibri"/>
           <w:sz w:val="22"/>
           <w:szCs w:val="22"/>
         </w:rPr>
-        <w:t>* por *</w:t>
-      </w:r>
-      <w:proofErr w:type="spellStart"/>
+      </w:pPr>
       <w:r>
         <w:rPr>
           <w:rFonts w:ascii="Calibri" w:hAnsi="Calibri" w:cs="Calibri"/>
           <w:sz w:val="22"/>
           <w:szCs w:val="22"/>
         </w:rPr>
-        <w:t>Index</w:t>
-      </w:r>
-      <w:proofErr w:type="spellEnd"/>
-      <w:r>
-        <w:rPr>
-          <w:rFonts w:ascii="Calibri" w:hAnsi="Calibri" w:cs="Calibri"/>
-          <w:sz w:val="22"/>
-          <w:szCs w:val="22"/>
-        </w:rPr>
-        <w:t xml:space="preserve"> </w:t>
-      </w:r>
-      <w:proofErr w:type="spellStart"/>
-      <w:r>
-        <w:rPr>
-          <w:rFonts w:ascii="Calibri" w:hAnsi="Calibri" w:cs="Calibri"/>
-          <w:sz w:val="22"/>
-          <w:szCs w:val="22"/>
-        </w:rPr>
-        <w:t>Only</w:t>
-      </w:r>
-      <w:proofErr w:type="spellEnd"/>
-      <w:r>
-        <w:rPr>
-          <w:rFonts w:ascii="Calibri" w:hAnsi="Calibri" w:cs="Calibri"/>
-          <w:sz w:val="22"/>
-          <w:szCs w:val="22"/>
-        </w:rPr>
-        <w:t xml:space="preserve"> </w:t>
-      </w:r>
-      <w:proofErr w:type="spellStart"/>
-      <w:r>
-        <w:rPr>
-          <w:rFonts w:ascii="Calibri" w:hAnsi="Calibri" w:cs="Calibri"/>
-          <w:sz w:val="22"/>
-          <w:szCs w:val="22"/>
-        </w:rPr>
-        <w:t>Scans</w:t>
-      </w:r>
-      <w:proofErr w:type="spellEnd"/>
-      <w:r>
-        <w:rPr>
-          <w:rFonts w:ascii="Calibri" w:hAnsi="Calibri" w:cs="Calibri"/>
-          <w:sz w:val="22"/>
-          <w:szCs w:val="22"/>
-        </w:rPr>
-        <w:t>* en las vistas de validación, garantizando que el sistema sea capaz de escalar en junio para la asimilación del corte trimestral.</w:t>
-      </w:r>
-    </w:p>
-    <w:p>
-      <w:pPr>
-        <w:pStyle w:val="Ttulo2"/>
-        <w:rPr>
-          <w:rFonts w:ascii="Calibri" w:eastAsia="Times New Roman" w:hAnsi="Calibri" w:cs="Calibri"/>
-        </w:rPr>
-      </w:pPr>
-      <w:r>
-        <w:rPr>
-          <w:rFonts w:ascii="Calibri" w:eastAsia="Times New Roman" w:hAnsi="Calibri" w:cs="Calibri"/>
-        </w:rPr>
-        <w:t>5. Próximos Pasos</w:t>
+        <w:t>La auditoría concurrente reveló problemas críticos en la construcción de *queries* que afectaban tanto el rendimiento como la seguridad:</w:t>
       </w:r>
     </w:p>
     <w:p>
@@ -1020,16 +869,132 @@
       </w:pPr>
       <w:r>
         <w:rPr>
+          <w:rStyle w:val="Fuerte"/>
           <w:rFonts w:ascii="Calibri" w:eastAsia="Times New Roman" w:hAnsi="Calibri" w:cs="Calibri"/>
         </w:rPr>
-        <w:t>Validar y auditar la integridad del hash criptográfico en entornos productivos.</w:t>
+        <w:t>Prevención de Inyecciones SQL:</w:t>
+      </w:r>
+      <w:r>
+        <w:rPr>
+          <w:rFonts w:ascii="Calibri" w:eastAsia="Times New Roman" w:hAnsi="Calibri" w:cs="Calibri"/>
+        </w:rPr>
+        <w:t xml:space="preserve"> Se detectó la construcción de sentencias dinámicas mediante concatenación (</w:t>
+      </w:r>
+      <w:r>
+        <w:rPr>
+          <w:rStyle w:val="CdigoHTML"/>
+        </w:rPr>
+        <w:t>f-strings</w:t>
+      </w:r>
+      <w:r>
+        <w:rPr>
+          <w:rFonts w:ascii="Calibri" w:eastAsia="Times New Roman" w:hAnsi="Calibri" w:cs="Calibri"/>
+        </w:rPr>
+        <w:t xml:space="preserve">) en la recuperación de lotes. Esto fue reemplazado exitosamente por el uso estricto de </w:t>
+      </w:r>
+      <w:r>
+        <w:rPr>
+          <w:rStyle w:val="Fuerte"/>
+          <w:rFonts w:ascii="Calibri" w:eastAsia="Times New Roman" w:hAnsi="Calibri" w:cs="Calibri"/>
+        </w:rPr>
+        <w:t>parámetros SQL</w:t>
+      </w:r>
+      <w:r>
+        <w:rPr>
+          <w:rFonts w:ascii="Calibri" w:eastAsia="Times New Roman" w:hAnsi="Calibri" w:cs="Calibri"/>
+        </w:rPr>
+        <w:t xml:space="preserve"> (</w:t>
+      </w:r>
+      <w:r>
+        <w:rPr>
+          <w:rStyle w:val="CdigoHTML"/>
+        </w:rPr>
+        <w:t>:entidad</w:t>
+      </w:r>
+      <w:r>
+        <w:rPr>
+          <w:rFonts w:ascii="Calibri" w:eastAsia="Times New Roman" w:hAnsi="Calibri" w:cs="Calibri"/>
+        </w:rPr>
+        <w:t xml:space="preserve">, </w:t>
+      </w:r>
+      <w:r>
+        <w:rPr>
+          <w:rStyle w:val="CdigoHTML"/>
+        </w:rPr>
+        <w:t>:id_lote</w:t>
+      </w:r>
+      <w:r>
+        <w:rPr>
+          <w:rFonts w:ascii="Calibri" w:eastAsia="Times New Roman" w:hAnsi="Calibri" w:cs="Calibri"/>
+        </w:rPr>
+        <w:t>), previniendo forzados de planes de ejecución subóptimos por parte del optimizador de PostgreSQL e inyecciones de código malicioso.</w:t>
       </w:r>
     </w:p>
     <w:p>
       <w:pPr>
+        <w:pStyle w:val="Ttulo3"/>
+        <w:rPr>
+          <w:rFonts w:ascii="Calibri" w:eastAsia="Times New Roman" w:hAnsi="Calibri" w:cs="Calibri"/>
+        </w:rPr>
+      </w:pPr>
+      <w:r>
+        <w:rPr>
+          <w:rFonts w:ascii="Calibri" w:eastAsia="Times New Roman" w:hAnsi="Calibri" w:cs="Calibri"/>
+        </w:rPr>
+        <w:t>4.2 Hallazgo de Ausencia Crítica de Índices</w:t>
+      </w:r>
+    </w:p>
+    <w:p>
+      <w:pPr>
+        <w:pStyle w:val="NormalWeb"/>
+        <w:rPr>
+          <w:rFonts w:ascii="Calibri" w:hAnsi="Calibri" w:cs="Calibri"/>
+          <w:sz w:val="22"/>
+          <w:szCs w:val="22"/>
+        </w:rPr>
+      </w:pPr>
+      <w:r>
+        <w:rPr>
+          <w:rFonts w:ascii="Calibri" w:hAnsi="Calibri" w:cs="Calibri"/>
+          <w:sz w:val="22"/>
+          <w:szCs w:val="22"/>
+        </w:rPr>
+        <w:t>El análisis estructural (</w:t>
+      </w:r>
+      <w:r>
+        <w:rPr>
+          <w:rStyle w:val="CdigoHTML"/>
+        </w:rPr>
+        <w:t>ddl.sql</w:t>
+      </w:r>
+      <w:r>
+        <w:rPr>
+          <w:rFonts w:ascii="Calibri" w:hAnsi="Calibri" w:cs="Calibri"/>
+          <w:sz w:val="22"/>
+          <w:szCs w:val="22"/>
+        </w:rPr>
+        <w:t xml:space="preserve">) evidenció un problema severo en el escalamiento de la tabla operativa </w:t>
+      </w:r>
+      <w:r>
+        <w:rPr>
+          <w:rStyle w:val="CdigoHTML"/>
+        </w:rPr>
+        <w:t>BitacoraEvento</w:t>
+      </w:r>
+      <w:r>
+        <w:rPr>
+          <w:rFonts w:ascii="Calibri" w:hAnsi="Calibri" w:cs="Calibri"/>
+          <w:sz w:val="22"/>
+          <w:szCs w:val="22"/>
+        </w:rPr>
+        <w:t>:</w:t>
+      </w:r>
+    </w:p>
+    <w:p>
+      <w:pPr>
         <w:numPr>
           <w:ilvl w:val="0"/>
-          <w:numId w:val="15"/>
+          <w:numId w:val="16"/>
         </w:numPr>
         <w:spacing w:before="100" w:beforeAutospacing="1" w:after="100" w:afterAutospacing="1" w:line="240" w:lineRule="auto"/>
         <w:rPr>
@@ -1038,41 +1003,2274 @@
       </w:pPr>
       <w:r>
         <w:rPr>
+          <w:rStyle w:val="Fuerte"/>
           <w:rFonts w:ascii="Calibri" w:eastAsia="Times New Roman" w:hAnsi="Calibri" w:cs="Calibri"/>
         </w:rPr>
-        <w:t>Extender la monitorización del tamaño de los índices en PostgreSQL para evitar el "</w:t>
-      </w:r>
-      <w:proofErr w:type="spellStart"/>
+        <w:t>Condición Inicial:</w:t>
+      </w:r>
       <w:r>
         <w:rPr>
           <w:rFonts w:ascii="Calibri" w:eastAsia="Times New Roman" w:hAnsi="Calibri" w:cs="Calibri"/>
         </w:rPr>
-        <w:t>Index</w:t>
-      </w:r>
-      <w:proofErr w:type="spellEnd"/>
+        <w:t xml:space="preserve"> La tabla carecía de índices sobre </w:t>
+      </w:r>
+      <w:r>
+        <w:rPr>
+          <w:rStyle w:val="CdigoHTML"/>
+        </w:rPr>
+        <w:t>id_curp</w:t>
+      </w:r>
       <w:r>
         <w:rPr>
           <w:rFonts w:ascii="Calibri" w:eastAsia="Times New Roman" w:hAnsi="Calibri" w:cs="Calibri"/>
         </w:rPr>
-        <w:t xml:space="preserve"> </w:t>
-      </w:r>
-      <w:proofErr w:type="spellStart"/>
+        <w:t xml:space="preserve">, </w:t>
+      </w:r>
+      <w:r>
+        <w:rPr>
+          <w:rStyle w:val="CdigoHTML"/>
+        </w:rPr>
+        <w:t>id_lote</w:t>
+      </w:r>
       <w:r>
         <w:rPr>
           <w:rFonts w:ascii="Calibri" w:eastAsia="Times New Roman" w:hAnsi="Calibri" w:cs="Calibri"/>
         </w:rPr>
-        <w:t>Bloat</w:t>
-      </w:r>
-      <w:proofErr w:type="spellEnd"/>
+        <w:t xml:space="preserve"> y </w:t>
+      </w:r>
+      <w:r>
+        <w:rPr>
+          <w:rStyle w:val="CdigoHTML"/>
+        </w:rPr>
+        <w:t>fecha_evento</w:t>
+      </w:r>
       <w:r>
         <w:rPr>
           <w:rFonts w:ascii="Calibri" w:eastAsia="Times New Roman" w:hAnsi="Calibri" w:cs="Calibri"/>
         </w:rPr>
-        <w:t>" causado por reintentos repetitivos de transacciones.</w:t>
+        <w:t>.</w:t>
       </w:r>
     </w:p>
     <w:p>
       <w:pPr>
+        <w:numPr>
+          <w:ilvl w:val="0"/>
+          <w:numId w:val="16"/>
+        </w:numPr>
+        <w:spacing w:before="100" w:beforeAutospacing="1" w:after="100" w:afterAutospacing="1" w:line="240" w:lineRule="auto"/>
+        <w:rPr>
+          <w:rFonts w:ascii="Calibri" w:eastAsia="Times New Roman" w:hAnsi="Calibri" w:cs="Calibri"/>
+        </w:rPr>
+      </w:pPr>
+      <w:r>
+        <w:rPr>
+          <w:rStyle w:val="Fuerte"/>
+          <w:rFonts w:ascii="Calibri" w:eastAsia="Times New Roman" w:hAnsi="Calibri" w:cs="Calibri"/>
+        </w:rPr>
+        <w:t>Impacto:</w:t>
+      </w:r>
+      <w:r>
+        <w:rPr>
+          <w:rFonts w:ascii="Calibri" w:eastAsia="Times New Roman" w:hAnsi="Calibri" w:cs="Calibri"/>
+        </w:rPr>
+        <w:t xml:space="preserve"> Con miles de inserciones y consultas generadas por el servicio GraphQL (</w:t>
+      </w:r>
+      <w:r>
+        <w:rPr>
+          <w:rStyle w:val="CdigoHTML"/>
+        </w:rPr>
+        <w:t>download_service.py</w:t>
+      </w:r>
+      <w:r>
+        <w:rPr>
+          <w:rFonts w:ascii="Calibri" w:eastAsia="Times New Roman" w:hAnsi="Calibri" w:cs="Calibri"/>
+        </w:rPr>
+        <w:t xml:space="preserve">), la falta de estos índices forzaba un </w:t>
+      </w:r>
+      <w:r>
+        <w:rPr>
+          <w:rStyle w:val="CdigoHTML"/>
+        </w:rPr>
+        <w:t>Sequential Scan</w:t>
+      </w:r>
+      <w:r>
+        <w:rPr>
+          <w:rFonts w:ascii="Calibri" w:eastAsia="Times New Roman" w:hAnsi="Calibri" w:cs="Calibri"/>
+        </w:rPr>
+        <w:t xml:space="preserve"> cada vez que se requería validar el historial de una CURP, degradando exponencialmente los tiempos de respuesta de la API y de las tareas asíncronas conforme el lote avanzaba.</w:t>
+      </w:r>
+    </w:p>
+    <w:p>
+      <w:pPr>
+        <w:numPr>
+          <w:ilvl w:val="0"/>
+          <w:numId w:val="16"/>
+        </w:numPr>
+        <w:spacing w:before="100" w:beforeAutospacing="1" w:after="100" w:afterAutospacing="1" w:line="240" w:lineRule="auto"/>
+        <w:rPr>
+          <w:rFonts w:ascii="Calibri" w:eastAsia="Times New Roman" w:hAnsi="Calibri" w:cs="Calibri"/>
+        </w:rPr>
+      </w:pPr>
+      <w:r>
+        <w:rPr>
+          <w:rStyle w:val="Fuerte"/>
+          <w:rFonts w:ascii="Calibri" w:eastAsia="Times New Roman" w:hAnsi="Calibri" w:cs="Calibri"/>
+        </w:rPr>
+        <w:t>Acción:</w:t>
+      </w:r>
+      <w:r>
+        <w:rPr>
+          <w:rFonts w:ascii="Calibri" w:eastAsia="Times New Roman" w:hAnsi="Calibri" w:cs="Calibri"/>
+        </w:rPr>
+        <w:t xml:space="preserve"> Se diseñó y propuso la creación inmediata de los índices </w:t>
+      </w:r>
+      <w:r>
+        <w:rPr>
+          <w:rStyle w:val="CdigoHTML"/>
+        </w:rPr>
+        <w:t>idx_bitacora_curp</w:t>
+      </w:r>
+      <w:r>
+        <w:rPr>
+          <w:rFonts w:ascii="Calibri" w:eastAsia="Times New Roman" w:hAnsi="Calibri" w:cs="Calibri"/>
+        </w:rPr>
+        <w:t xml:space="preserve"> e </w:t>
+      </w:r>
+      <w:r>
+        <w:rPr>
+          <w:rStyle w:val="CdigoHTML"/>
+        </w:rPr>
+        <w:t>idx_bitacora_lote</w:t>
+      </w:r>
+      <w:r>
+        <w:rPr>
+          <w:rFonts w:ascii="Calibri" w:eastAsia="Times New Roman" w:hAnsi="Calibri" w:cs="Calibri"/>
+        </w:rPr>
+        <w:t>.</w:t>
+      </w:r>
+    </w:p>
+    <w:p>
+      <w:pPr>
+        <w:pStyle w:val="Ttulo3"/>
+        <w:rPr>
+          <w:rFonts w:ascii="Calibri" w:eastAsia="Times New Roman" w:hAnsi="Calibri" w:cs="Calibri"/>
+        </w:rPr>
+      </w:pPr>
+      <w:r>
+        <w:rPr>
+          <w:rFonts w:ascii="Calibri" w:eastAsia="Times New Roman" w:hAnsi="Calibri" w:cs="Calibri"/>
+        </w:rPr>
+        <w:t>4.3 Diseño e Implementación de Índices Compuestos</w:t>
+      </w:r>
+    </w:p>
+    <w:p>
+      <w:pPr>
+        <w:pStyle w:val="NormalWeb"/>
+        <w:rPr>
+          <w:rFonts w:ascii="Calibri" w:hAnsi="Calibri" w:cs="Calibri"/>
+          <w:sz w:val="22"/>
+          <w:szCs w:val="22"/>
+        </w:rPr>
+      </w:pPr>
+      <w:r>
+        <w:rPr>
+          <w:rFonts w:ascii="Calibri" w:hAnsi="Calibri" w:cs="Calibri"/>
+          <w:sz w:val="22"/>
+          <w:szCs w:val="22"/>
+        </w:rPr>
+        <w:t>Para resolver los problemas de lectura en extracciones masivas:</w:t>
+      </w:r>
+    </w:p>
+    <w:p>
+      <w:pPr>
+        <w:numPr>
+          <w:ilvl w:val="0"/>
+          <w:numId w:val="17"/>
+        </w:numPr>
+        <w:spacing w:before="100" w:beforeAutospacing="1" w:after="100" w:afterAutospacing="1" w:line="240" w:lineRule="auto"/>
+        <w:rPr>
+          <w:rFonts w:ascii="Calibri" w:eastAsia="Times New Roman" w:hAnsi="Calibri" w:cs="Calibri"/>
+        </w:rPr>
+      </w:pPr>
+      <w:r>
+        <w:rPr>
+          <w:rStyle w:val="CdigoHTML"/>
+          <w:b/>
+          <w:bCs/>
+        </w:rPr>
+        <w:t>idx_menor_evaluado_cct_curp_ciclo</w:t>
+      </w:r>
+      <w:r>
+        <w:rPr>
+          <w:rStyle w:val="Fuerte"/>
+          <w:rFonts w:ascii="Calibri" w:eastAsia="Times New Roman" w:hAnsi="Calibri" w:cs="Calibri"/>
+        </w:rPr>
+        <w:t>:</w:t>
+      </w:r>
+      <w:r>
+        <w:rPr>
+          <w:rFonts w:ascii="Calibri" w:eastAsia="Times New Roman" w:hAnsi="Calibri" w:cs="Calibri"/>
+        </w:rPr>
+        <w:t xml:space="preserve"> Este índice compuesto en la tabla principal (</w:t>
+      </w:r>
+      <w:r>
+        <w:rPr>
+          <w:rStyle w:val="CdigoHTML"/>
+        </w:rPr>
+        <w:t>menor_evaluado</w:t>
+      </w:r>
+      <w:r>
+        <w:rPr>
+          <w:rFonts w:ascii="Calibri" w:eastAsia="Times New Roman" w:hAnsi="Calibri" w:cs="Calibri"/>
+        </w:rPr>
+        <w:t>) se alineó con la condición de extracción prioritaria. Redujo dramáticamente el tiempo de extracción para validaciones.</w:t>
+      </w:r>
+    </w:p>
+    <w:p>
+      <w:pPr>
+        <w:numPr>
+          <w:ilvl w:val="0"/>
+          <w:numId w:val="17"/>
+        </w:numPr>
+        <w:spacing w:before="100" w:beforeAutospacing="1" w:after="100" w:afterAutospacing="1" w:line="240" w:lineRule="auto"/>
+        <w:rPr>
+          <w:rFonts w:ascii="Calibri" w:eastAsia="Times New Roman" w:hAnsi="Calibri" w:cs="Calibri"/>
+        </w:rPr>
+      </w:pPr>
+      <w:r>
+        <w:rPr>
+          <w:rStyle w:val="CdigoHTML"/>
+          <w:b/>
+          <w:bCs/>
+        </w:rPr>
+        <w:t>idx_curp_procesada_lote_estado</w:t>
+      </w:r>
+      <w:r>
+        <w:rPr>
+          <w:rStyle w:val="Fuerte"/>
+          <w:rFonts w:ascii="Calibri" w:eastAsia="Times New Roman" w:hAnsi="Calibri" w:cs="Calibri"/>
+        </w:rPr>
+        <w:t>:</w:t>
+      </w:r>
+      <w:r>
+        <w:rPr>
+          <w:rFonts w:ascii="Calibri" w:eastAsia="Times New Roman" w:hAnsi="Calibri" w:cs="Calibri"/>
+        </w:rPr>
+        <w:t xml:space="preserve"> Generado específicamente para solventar latencias observadas al recuperar registros fallidos (</w:t>
+      </w:r>
+      <w:r>
+        <w:rPr>
+          <w:rStyle w:val="CdigoHTML"/>
+        </w:rPr>
+        <w:t>estado_descarga = 'FALLO'</w:t>
+      </w:r>
+      <w:r>
+        <w:rPr>
+          <w:rFonts w:ascii="Calibri" w:eastAsia="Times New Roman" w:hAnsi="Calibri" w:cs="Calibri"/>
+        </w:rPr>
+        <w:t xml:space="preserve">) durante el proceso iterativo de </w:t>
+      </w:r>
+      <w:r>
+        <w:rPr>
+          <w:rStyle w:val="CdigoHTML"/>
+        </w:rPr>
+        <w:t>run_reproceso.py</w:t>
+      </w:r>
+      <w:r>
+        <w:rPr>
+          <w:rFonts w:ascii="Calibri" w:eastAsia="Times New Roman" w:hAnsi="Calibri" w:cs="Calibri"/>
+        </w:rPr>
+        <w:t>.</w:t>
+      </w:r>
+    </w:p>
+    <w:p>
+      <w:pPr>
+        <w:pStyle w:val="Ttulo2"/>
+        <w:rPr>
+          <w:rFonts w:ascii="Calibri" w:eastAsia="Times New Roman" w:hAnsi="Calibri" w:cs="Calibri"/>
+        </w:rPr>
+      </w:pPr>
+      <w:r>
+        <w:rPr>
+          <w:rFonts w:ascii="Calibri" w:eastAsia="Times New Roman" w:hAnsi="Calibri" w:cs="Calibri"/>
+        </w:rPr>
+        <w:t>5. Administración del Pool de Conexiones y Capacidad</w:t>
+      </w:r>
+    </w:p>
+    <w:p>
+      <w:pPr>
+        <w:pStyle w:val="NormalWeb"/>
+        <w:rPr>
+          <w:rFonts w:ascii="Calibri" w:hAnsi="Calibri" w:cs="Calibri"/>
+          <w:sz w:val="22"/>
+          <w:szCs w:val="22"/>
+        </w:rPr>
+      </w:pPr>
+      <w:r>
+        <w:rPr>
+          <w:rFonts w:ascii="Calibri" w:hAnsi="Calibri" w:cs="Calibri"/>
+          <w:sz w:val="22"/>
+          <w:szCs w:val="22"/>
+        </w:rPr>
+        <w:t>Pruebas de estrés documentadas en la *Bitácora del Proyecto* confirmaron que superar los 20 hilos simultáneos (</w:t>
+      </w:r>
+      <w:r>
+        <w:rPr>
+          <w:rStyle w:val="CdigoHTML"/>
+        </w:rPr>
+        <w:t>WORKERS=20</w:t>
+      </w:r>
+      <w:r>
+        <w:rPr>
+          <w:rFonts w:ascii="Calibri" w:hAnsi="Calibri" w:cs="Calibri"/>
+          <w:sz w:val="22"/>
+          <w:szCs w:val="22"/>
+        </w:rPr>
+        <w:t xml:space="preserve">) producía una avalancha de conexiones concurrentes en PostgreSQL, provocando *Connection Timeouts* a nivel del driver </w:t>
+      </w:r>
+      <w:r>
+        <w:rPr>
+          <w:rStyle w:val="CdigoHTML"/>
+        </w:rPr>
+        <w:t>pg8000</w:t>
+      </w:r>
+      <w:r>
+        <w:rPr>
+          <w:rFonts w:ascii="Calibri" w:hAnsi="Calibri" w:cs="Calibri"/>
+          <w:sz w:val="22"/>
+          <w:szCs w:val="22"/>
+        </w:rPr>
+        <w:t xml:space="preserve"> y bloqueos por WAF (Web Application Firewall).</w:t>
+      </w:r>
+    </w:p>
+    <w:p>
+      <w:pPr>
+        <w:numPr>
+          <w:ilvl w:val="0"/>
+          <w:numId w:val="18"/>
+        </w:numPr>
+        <w:spacing w:before="100" w:beforeAutospacing="1" w:after="100" w:afterAutospacing="1" w:line="240" w:lineRule="auto"/>
+        <w:rPr>
+          <w:rFonts w:ascii="Calibri" w:eastAsia="Times New Roman" w:hAnsi="Calibri" w:cs="Calibri"/>
+        </w:rPr>
+      </w:pPr>
+      <w:r>
+        <w:rPr>
+          <w:rStyle w:val="Fuerte"/>
+          <w:rFonts w:ascii="Calibri" w:eastAsia="Times New Roman" w:hAnsi="Calibri" w:cs="Calibri"/>
+        </w:rPr>
+        <w:t>Mitigación de Rendimiento:</w:t>
+      </w:r>
+      <w:r>
+        <w:rPr>
+          <w:rFonts w:ascii="Calibri" w:eastAsia="Times New Roman" w:hAnsi="Calibri" w:cs="Calibri"/>
+        </w:rPr>
+        <w:t xml:space="preserve"> La configuración óptima para evitar la contención de red y degradación de I/O en la base de datos se ajustó a un rango de </w:t>
+      </w:r>
+      <w:r>
+        <w:rPr>
+          <w:rStyle w:val="Fuerte"/>
+          <w:rFonts w:ascii="Calibri" w:eastAsia="Times New Roman" w:hAnsi="Calibri" w:cs="Calibri"/>
+        </w:rPr>
+        <w:t>12 a 15 hilos</w:t>
+      </w:r>
+      <w:r>
+        <w:rPr>
+          <w:rFonts w:ascii="Calibri" w:eastAsia="Times New Roman" w:hAnsi="Calibri" w:cs="Calibri"/>
+        </w:rPr>
+        <w:t xml:space="preserve">. Este ajuste, junto con el mecanismo de *Circuit Breaker*, estabilizó la capacidad transaccional logrando tasas de éxito del </w:t>
+      </w:r>
+      <w:r>
+        <w:rPr>
+          <w:rStyle w:val="Fuerte"/>
+          <w:rFonts w:ascii="Calibri" w:eastAsia="Times New Roman" w:hAnsi="Calibri" w:cs="Calibri"/>
+        </w:rPr>
+        <w:t>99.83%</w:t>
+      </w:r>
+      <w:r>
+        <w:rPr>
+          <w:rFonts w:ascii="Calibri" w:eastAsia="Times New Roman" w:hAnsi="Calibri" w:cs="Calibri"/>
+        </w:rPr>
+        <w:t xml:space="preserve"> en procesamientos continuos.</w:t>
+      </w:r>
+    </w:p>
+    <w:p>
+      <w:pPr>
+        <w:pStyle w:val="Ttulo3"/>
+        <w:rPr>
+          <w:rFonts w:ascii="Calibri" w:eastAsia="Times New Roman" w:hAnsi="Calibri" w:cs="Calibri"/>
+        </w:rPr>
+      </w:pPr>
+      <w:r>
+        <w:rPr>
+          <w:rFonts w:ascii="Calibri" w:eastAsia="Times New Roman" w:hAnsi="Calibri" w:cs="Calibri"/>
+        </w:rPr>
+        <w:t>5.1 Matriz de Capacidad y Contención (Pool de Conexiones)</w:t>
+      </w:r>
+    </w:p>
+    <w:tbl>
+      <w:tblPr>
+        <w:tblW w:w="5000" w:type="pct"/>
+        <w:tblCellMar>
+          <w:top w:w="15" w:type="dxa"/>
+          <w:left w:w="15" w:type="dxa"/>
+          <w:bottom w:w="15" w:type="dxa"/>
+          <w:right w:w="15" w:type="dxa"/>
+        </w:tblCellMar>
+        <w:tblLook w:val="04A0" w:firstRow="1" w:lastRow="0" w:firstColumn="1" w:lastColumn="0" w:noHBand="0" w:noVBand="1"/>
+      </w:tblPr>
+      <w:tblGrid>
+        <w:gridCol w:w="2112"/>
+        <w:gridCol w:w="1975"/>
+        <w:gridCol w:w="1243"/>
+        <w:gridCol w:w="1982"/>
+        <w:gridCol w:w="2032"/>
+      </w:tblGrid>
+      <w:tr>
+        <w:trPr>
+          <w:tblHeader/>
+        </w:trPr>
+        <w:tc>
+          <w:tcPr>
+            <w:tcW w:w="0" w:type="auto"/>
+            <w:tcBorders>
+              <w:top w:val="single" w:sz="6" w:space="0" w:color="666666"/>
+              <w:left w:val="single" w:sz="6" w:space="0" w:color="666666"/>
+              <w:bottom w:val="single" w:sz="6" w:space="0" w:color="666666"/>
+              <w:right w:val="single" w:sz="6" w:space="0" w:color="666666"/>
+            </w:tcBorders>
+            <w:tcMar>
+              <w:top w:w="90" w:type="dxa"/>
+              <w:left w:w="90" w:type="dxa"/>
+              <w:bottom w:w="90" w:type="dxa"/>
+              <w:right w:w="90" w:type="dxa"/>
+            </w:tcMar>
+            <w:hideMark/>
+          </w:tcPr>
+          <w:p>
+            <w:pPr>
+              <w:spacing w:before="180" w:after="180"/>
+              <w:rPr>
+                <w:rFonts w:ascii="Calibri" w:eastAsia="Times New Roman" w:hAnsi="Calibri" w:cs="Calibri"/>
+                <w:b/>
+                <w:bCs/>
+              </w:rPr>
+            </w:pPr>
+            <w:r>
+              <w:rPr>
+                <w:rFonts w:ascii="Calibri" w:eastAsia="Times New Roman" w:hAnsi="Calibri" w:cs="Calibri"/>
+                <w:b/>
+                <w:bCs/>
+              </w:rPr>
+              <w:t xml:space="preserve">Configuración </w:t>
+            </w:r>
+            <w:r>
+              <w:rPr>
+                <w:rStyle w:val="CdigoHTML"/>
+                <w:b/>
+                <w:bCs/>
+              </w:rPr>
+              <w:t>WORKERS</w:t>
+            </w:r>
+          </w:p>
+        </w:tc>
+        <w:tc>
+          <w:tcPr>
+            <w:tcW w:w="0" w:type="auto"/>
+            <w:tcBorders>
+              <w:top w:val="single" w:sz="6" w:space="0" w:color="666666"/>
+              <w:left w:val="single" w:sz="6" w:space="0" w:color="666666"/>
+              <w:bottom w:val="single" w:sz="6" w:space="0" w:color="666666"/>
+              <w:right w:val="single" w:sz="6" w:space="0" w:color="666666"/>
+            </w:tcBorders>
+            <w:tcMar>
+              <w:top w:w="90" w:type="dxa"/>
+              <w:left w:w="90" w:type="dxa"/>
+              <w:bottom w:w="90" w:type="dxa"/>
+              <w:right w:w="90" w:type="dxa"/>
+            </w:tcMar>
+            <w:hideMark/>
+          </w:tcPr>
+          <w:p>
+            <w:pPr>
+              <w:spacing w:before="180" w:after="180"/>
+              <w:rPr>
+                <w:rFonts w:ascii="Calibri" w:eastAsia="Times New Roman" w:hAnsi="Calibri" w:cs="Calibri"/>
+                <w:b/>
+                <w:bCs/>
+              </w:rPr>
+            </w:pPr>
+            <w:r>
+              <w:rPr>
+                <w:rFonts w:ascii="Calibri" w:eastAsia="Times New Roman" w:hAnsi="Calibri" w:cs="Calibri"/>
+                <w:b/>
+                <w:bCs/>
+              </w:rPr>
+              <w:t>Nivel de Concurrencia</w:t>
+            </w:r>
+          </w:p>
+        </w:tc>
+        <w:tc>
+          <w:tcPr>
+            <w:tcW w:w="0" w:type="auto"/>
+            <w:tcBorders>
+              <w:top w:val="single" w:sz="6" w:space="0" w:color="666666"/>
+              <w:left w:val="single" w:sz="6" w:space="0" w:color="666666"/>
+              <w:bottom w:val="single" w:sz="6" w:space="0" w:color="666666"/>
+              <w:right w:val="single" w:sz="6" w:space="0" w:color="666666"/>
+            </w:tcBorders>
+            <w:tcMar>
+              <w:top w:w="90" w:type="dxa"/>
+              <w:left w:w="90" w:type="dxa"/>
+              <w:bottom w:w="90" w:type="dxa"/>
+              <w:right w:w="90" w:type="dxa"/>
+            </w:tcMar>
+            <w:hideMark/>
+          </w:tcPr>
+          <w:p>
+            <w:pPr>
+              <w:spacing w:before="180" w:after="180"/>
+              <w:rPr>
+                <w:rFonts w:ascii="Calibri" w:eastAsia="Times New Roman" w:hAnsi="Calibri" w:cs="Calibri"/>
+                <w:b/>
+                <w:bCs/>
+              </w:rPr>
+            </w:pPr>
+            <w:r>
+              <w:rPr>
+                <w:rFonts w:ascii="Calibri" w:eastAsia="Times New Roman" w:hAnsi="Calibri" w:cs="Calibri"/>
+                <w:b/>
+                <w:bCs/>
+              </w:rPr>
+              <w:t>Tasa de Éxito</w:t>
+            </w:r>
+          </w:p>
+        </w:tc>
+        <w:tc>
+          <w:tcPr>
+            <w:tcW w:w="0" w:type="auto"/>
+            <w:tcBorders>
+              <w:top w:val="single" w:sz="6" w:space="0" w:color="666666"/>
+              <w:left w:val="single" w:sz="6" w:space="0" w:color="666666"/>
+              <w:bottom w:val="single" w:sz="6" w:space="0" w:color="666666"/>
+              <w:right w:val="single" w:sz="6" w:space="0" w:color="666666"/>
+            </w:tcBorders>
+            <w:tcMar>
+              <w:top w:w="90" w:type="dxa"/>
+              <w:left w:w="90" w:type="dxa"/>
+              <w:bottom w:w="90" w:type="dxa"/>
+              <w:right w:w="90" w:type="dxa"/>
+            </w:tcMar>
+            <w:hideMark/>
+          </w:tcPr>
+          <w:p>
+            <w:pPr>
+              <w:spacing w:before="180" w:after="180"/>
+              <w:rPr>
+                <w:rFonts w:ascii="Calibri" w:eastAsia="Times New Roman" w:hAnsi="Calibri" w:cs="Calibri"/>
+                <w:b/>
+                <w:bCs/>
+              </w:rPr>
+            </w:pPr>
+            <w:r>
+              <w:rPr>
+                <w:rFonts w:ascii="Calibri" w:eastAsia="Times New Roman" w:hAnsi="Calibri" w:cs="Calibri"/>
+                <w:b/>
+                <w:bCs/>
+              </w:rPr>
+              <w:t>Errores HTTP 429 / WAF</w:t>
+            </w:r>
+          </w:p>
+        </w:tc>
+        <w:tc>
+          <w:tcPr>
+            <w:tcW w:w="0" w:type="auto"/>
+            <w:tcBorders>
+              <w:top w:val="single" w:sz="6" w:space="0" w:color="666666"/>
+              <w:left w:val="single" w:sz="6" w:space="0" w:color="666666"/>
+              <w:bottom w:val="single" w:sz="6" w:space="0" w:color="666666"/>
+              <w:right w:val="single" w:sz="6" w:space="0" w:color="666666"/>
+            </w:tcBorders>
+            <w:tcMar>
+              <w:top w:w="90" w:type="dxa"/>
+              <w:left w:w="90" w:type="dxa"/>
+              <w:bottom w:w="90" w:type="dxa"/>
+              <w:right w:w="90" w:type="dxa"/>
+            </w:tcMar>
+            <w:hideMark/>
+          </w:tcPr>
+          <w:p>
+            <w:pPr>
+              <w:spacing w:before="180" w:after="180"/>
+              <w:rPr>
+                <w:rFonts w:ascii="Calibri" w:eastAsia="Times New Roman" w:hAnsi="Calibri" w:cs="Calibri"/>
+                <w:b/>
+                <w:bCs/>
+              </w:rPr>
+            </w:pPr>
+            <w:r>
+              <w:rPr>
+                <w:rFonts w:ascii="Calibri" w:eastAsia="Times New Roman" w:hAnsi="Calibri" w:cs="Calibri"/>
+                <w:b/>
+                <w:bCs/>
+              </w:rPr>
+              <w:t>Estado de BD (pg8000)</w:t>
+            </w:r>
+          </w:p>
+        </w:tc>
+      </w:tr>
+      <w:tr>
+        <w:tc>
+          <w:tcPr>
+            <w:tcW w:w="0" w:type="auto"/>
+            <w:tcBorders>
+              <w:top w:val="single" w:sz="6" w:space="0" w:color="666666"/>
+              <w:left w:val="single" w:sz="6" w:space="0" w:color="666666"/>
+              <w:bottom w:val="single" w:sz="6" w:space="0" w:color="666666"/>
+              <w:right w:val="single" w:sz="6" w:space="0" w:color="666666"/>
+            </w:tcBorders>
+            <w:tcMar>
+              <w:top w:w="90" w:type="dxa"/>
+              <w:left w:w="90" w:type="dxa"/>
+              <w:bottom w:w="90" w:type="dxa"/>
+              <w:right w:w="90" w:type="dxa"/>
+            </w:tcMar>
+            <w:hideMark/>
+          </w:tcPr>
+          <w:p>
+            <w:pPr>
+              <w:spacing w:before="180" w:after="180"/>
+              <w:rPr>
+                <w:rFonts w:ascii="Calibri" w:eastAsia="Times New Roman" w:hAnsi="Calibri" w:cs="Calibri"/>
+              </w:rPr>
+            </w:pPr>
+            <w:r>
+              <w:rPr>
+                <w:rFonts w:ascii="Calibri" w:eastAsia="Times New Roman" w:hAnsi="Calibri" w:cs="Calibri"/>
+              </w:rPr>
+              <w:t>20 (Fase Inicial)</w:t>
+            </w:r>
+          </w:p>
+        </w:tc>
+        <w:tc>
+          <w:tcPr>
+            <w:tcW w:w="0" w:type="auto"/>
+            <w:tcBorders>
+              <w:top w:val="single" w:sz="6" w:space="0" w:color="666666"/>
+              <w:left w:val="single" w:sz="6" w:space="0" w:color="666666"/>
+              <w:bottom w:val="single" w:sz="6" w:space="0" w:color="666666"/>
+              <w:right w:val="single" w:sz="6" w:space="0" w:color="666666"/>
+            </w:tcBorders>
+            <w:tcMar>
+              <w:top w:w="90" w:type="dxa"/>
+              <w:left w:w="90" w:type="dxa"/>
+              <w:bottom w:w="90" w:type="dxa"/>
+              <w:right w:w="90" w:type="dxa"/>
+            </w:tcMar>
+            <w:hideMark/>
+          </w:tcPr>
+          <w:p>
+            <w:pPr>
+              <w:spacing w:before="180" w:after="180"/>
+              <w:rPr>
+                <w:rFonts w:ascii="Calibri" w:eastAsia="Times New Roman" w:hAnsi="Calibri" w:cs="Calibri"/>
+              </w:rPr>
+            </w:pPr>
+            <w:r>
+              <w:rPr>
+                <w:rFonts w:ascii="Calibri" w:eastAsia="Times New Roman" w:hAnsi="Calibri" w:cs="Calibri"/>
+              </w:rPr>
+              <w:t>Crítico / Saturación</w:t>
+            </w:r>
+          </w:p>
+        </w:tc>
+        <w:tc>
+          <w:tcPr>
+            <w:tcW w:w="0" w:type="auto"/>
+            <w:tcBorders>
+              <w:top w:val="single" w:sz="6" w:space="0" w:color="666666"/>
+              <w:left w:val="single" w:sz="6" w:space="0" w:color="666666"/>
+              <w:bottom w:val="single" w:sz="6" w:space="0" w:color="666666"/>
+              <w:right w:val="single" w:sz="6" w:space="0" w:color="666666"/>
+            </w:tcBorders>
+            <w:tcMar>
+              <w:top w:w="90" w:type="dxa"/>
+              <w:left w:w="90" w:type="dxa"/>
+              <w:bottom w:w="90" w:type="dxa"/>
+              <w:right w:w="90" w:type="dxa"/>
+            </w:tcMar>
+            <w:hideMark/>
+          </w:tcPr>
+          <w:p>
+            <w:pPr>
+              <w:spacing w:before="180" w:after="180"/>
+              <w:rPr>
+                <w:rFonts w:ascii="Calibri" w:eastAsia="Times New Roman" w:hAnsi="Calibri" w:cs="Calibri"/>
+              </w:rPr>
+            </w:pPr>
+            <w:r>
+              <w:rPr>
+                <w:rFonts w:ascii="Calibri" w:eastAsia="Times New Roman" w:hAnsi="Calibri" w:cs="Calibri"/>
+              </w:rPr>
+              <w:t>&lt; 90%</w:t>
+            </w:r>
+          </w:p>
+        </w:tc>
+        <w:tc>
+          <w:tcPr>
+            <w:tcW w:w="0" w:type="auto"/>
+            <w:tcBorders>
+              <w:top w:val="single" w:sz="6" w:space="0" w:color="666666"/>
+              <w:left w:val="single" w:sz="6" w:space="0" w:color="666666"/>
+              <w:bottom w:val="single" w:sz="6" w:space="0" w:color="666666"/>
+              <w:right w:val="single" w:sz="6" w:space="0" w:color="666666"/>
+            </w:tcBorders>
+            <w:tcMar>
+              <w:top w:w="90" w:type="dxa"/>
+              <w:left w:w="90" w:type="dxa"/>
+              <w:bottom w:w="90" w:type="dxa"/>
+              <w:right w:w="90" w:type="dxa"/>
+            </w:tcMar>
+            <w:hideMark/>
+          </w:tcPr>
+          <w:p>
+            <w:pPr>
+              <w:spacing w:before="180" w:after="180"/>
+              <w:rPr>
+                <w:rFonts w:ascii="Calibri" w:eastAsia="Times New Roman" w:hAnsi="Calibri" w:cs="Calibri"/>
+              </w:rPr>
+            </w:pPr>
+            <w:r>
+              <w:rPr>
+                <w:rFonts w:ascii="Calibri" w:eastAsia="Times New Roman" w:hAnsi="Calibri" w:cs="Calibri"/>
+              </w:rPr>
+              <w:t>Altos (Baneo IP)</w:t>
+            </w:r>
+          </w:p>
+        </w:tc>
+        <w:tc>
+          <w:tcPr>
+            <w:tcW w:w="0" w:type="auto"/>
+            <w:tcBorders>
+              <w:top w:val="single" w:sz="6" w:space="0" w:color="666666"/>
+              <w:left w:val="single" w:sz="6" w:space="0" w:color="666666"/>
+              <w:bottom w:val="single" w:sz="6" w:space="0" w:color="666666"/>
+              <w:right w:val="single" w:sz="6" w:space="0" w:color="666666"/>
+            </w:tcBorders>
+            <w:tcMar>
+              <w:top w:w="90" w:type="dxa"/>
+              <w:left w:w="90" w:type="dxa"/>
+              <w:bottom w:w="90" w:type="dxa"/>
+              <w:right w:w="90" w:type="dxa"/>
+            </w:tcMar>
+            <w:hideMark/>
+          </w:tcPr>
+          <w:p>
+            <w:pPr>
+              <w:spacing w:before="180" w:after="180"/>
+              <w:rPr>
+                <w:rFonts w:ascii="Calibri" w:eastAsia="Times New Roman" w:hAnsi="Calibri" w:cs="Calibri"/>
+              </w:rPr>
+            </w:pPr>
+            <w:r>
+              <w:rPr>
+                <w:rFonts w:ascii="Calibri" w:eastAsia="Times New Roman" w:hAnsi="Calibri" w:cs="Calibri"/>
+              </w:rPr>
+              <w:t xml:space="preserve">Múltiples </w:t>
+            </w:r>
+            <w:r>
+              <w:rPr>
+                <w:rStyle w:val="CdigoHTML"/>
+              </w:rPr>
+              <w:t>Timeouts</w:t>
+            </w:r>
+          </w:p>
+        </w:tc>
+      </w:tr>
+      <w:tr>
+        <w:tc>
+          <w:tcPr>
+            <w:tcW w:w="0" w:type="auto"/>
+            <w:tcBorders>
+              <w:top w:val="single" w:sz="6" w:space="0" w:color="666666"/>
+              <w:left w:val="single" w:sz="6" w:space="0" w:color="666666"/>
+              <w:bottom w:val="single" w:sz="6" w:space="0" w:color="666666"/>
+              <w:right w:val="single" w:sz="6" w:space="0" w:color="666666"/>
+            </w:tcBorders>
+            <w:tcMar>
+              <w:top w:w="90" w:type="dxa"/>
+              <w:left w:w="90" w:type="dxa"/>
+              <w:bottom w:w="90" w:type="dxa"/>
+              <w:right w:w="90" w:type="dxa"/>
+            </w:tcMar>
+            <w:hideMark/>
+          </w:tcPr>
+          <w:p>
+            <w:pPr>
+              <w:spacing w:before="180" w:after="180"/>
+              <w:rPr>
+                <w:rFonts w:ascii="Calibri" w:eastAsia="Times New Roman" w:hAnsi="Calibri" w:cs="Calibri"/>
+              </w:rPr>
+            </w:pPr>
+            <w:r>
+              <w:rPr>
+                <w:rStyle w:val="Fuerte"/>
+                <w:rFonts w:ascii="Calibri" w:eastAsia="Times New Roman" w:hAnsi="Calibri" w:cs="Calibri"/>
+              </w:rPr>
+              <w:t>15 (Óptimo)</w:t>
+            </w:r>
+          </w:p>
+        </w:tc>
+        <w:tc>
+          <w:tcPr>
+            <w:tcW w:w="0" w:type="auto"/>
+            <w:tcBorders>
+              <w:top w:val="single" w:sz="6" w:space="0" w:color="666666"/>
+              <w:left w:val="single" w:sz="6" w:space="0" w:color="666666"/>
+              <w:bottom w:val="single" w:sz="6" w:space="0" w:color="666666"/>
+              <w:right w:val="single" w:sz="6" w:space="0" w:color="666666"/>
+            </w:tcBorders>
+            <w:tcMar>
+              <w:top w:w="90" w:type="dxa"/>
+              <w:left w:w="90" w:type="dxa"/>
+              <w:bottom w:w="90" w:type="dxa"/>
+              <w:right w:w="90" w:type="dxa"/>
+            </w:tcMar>
+            <w:hideMark/>
+          </w:tcPr>
+          <w:p>
+            <w:pPr>
+              <w:spacing w:before="180" w:after="180"/>
+              <w:rPr>
+                <w:rFonts w:ascii="Calibri" w:eastAsia="Times New Roman" w:hAnsi="Calibri" w:cs="Calibri"/>
+              </w:rPr>
+            </w:pPr>
+            <w:r>
+              <w:rPr>
+                <w:rStyle w:val="Fuerte"/>
+                <w:rFonts w:ascii="Calibri" w:eastAsia="Times New Roman" w:hAnsi="Calibri" w:cs="Calibri"/>
+              </w:rPr>
+              <w:t>Estable / Balanceado</w:t>
+            </w:r>
+          </w:p>
+        </w:tc>
+        <w:tc>
+          <w:tcPr>
+            <w:tcW w:w="0" w:type="auto"/>
+            <w:tcBorders>
+              <w:top w:val="single" w:sz="6" w:space="0" w:color="666666"/>
+              <w:left w:val="single" w:sz="6" w:space="0" w:color="666666"/>
+              <w:bottom w:val="single" w:sz="6" w:space="0" w:color="666666"/>
+              <w:right w:val="single" w:sz="6" w:space="0" w:color="666666"/>
+            </w:tcBorders>
+            <w:tcMar>
+              <w:top w:w="90" w:type="dxa"/>
+              <w:left w:w="90" w:type="dxa"/>
+              <w:bottom w:w="90" w:type="dxa"/>
+              <w:right w:w="90" w:type="dxa"/>
+            </w:tcMar>
+            <w:hideMark/>
+          </w:tcPr>
+          <w:p>
+            <w:pPr>
+              <w:spacing w:before="180" w:after="180"/>
+              <w:rPr>
+                <w:rFonts w:ascii="Calibri" w:eastAsia="Times New Roman" w:hAnsi="Calibri" w:cs="Calibri"/>
+              </w:rPr>
+            </w:pPr>
+            <w:r>
+              <w:rPr>
+                <w:rStyle w:val="Fuerte"/>
+                <w:rFonts w:ascii="Calibri" w:eastAsia="Times New Roman" w:hAnsi="Calibri" w:cs="Calibri"/>
+              </w:rPr>
+              <w:t>99.83%</w:t>
+            </w:r>
+          </w:p>
+        </w:tc>
+        <w:tc>
+          <w:tcPr>
+            <w:tcW w:w="0" w:type="auto"/>
+            <w:tcBorders>
+              <w:top w:val="single" w:sz="6" w:space="0" w:color="666666"/>
+              <w:left w:val="single" w:sz="6" w:space="0" w:color="666666"/>
+              <w:bottom w:val="single" w:sz="6" w:space="0" w:color="666666"/>
+              <w:right w:val="single" w:sz="6" w:space="0" w:color="666666"/>
+            </w:tcBorders>
+            <w:tcMar>
+              <w:top w:w="90" w:type="dxa"/>
+              <w:left w:w="90" w:type="dxa"/>
+              <w:bottom w:w="90" w:type="dxa"/>
+              <w:right w:w="90" w:type="dxa"/>
+            </w:tcMar>
+            <w:hideMark/>
+          </w:tcPr>
+          <w:p>
+            <w:pPr>
+              <w:spacing w:before="180" w:after="180"/>
+              <w:rPr>
+                <w:rFonts w:ascii="Calibri" w:eastAsia="Times New Roman" w:hAnsi="Calibri" w:cs="Calibri"/>
+              </w:rPr>
+            </w:pPr>
+            <w:r>
+              <w:rPr>
+                <w:rStyle w:val="Fuerte"/>
+                <w:rFonts w:ascii="Calibri" w:eastAsia="Times New Roman" w:hAnsi="Calibri" w:cs="Calibri"/>
+              </w:rPr>
+              <w:t>Nulos</w:t>
+            </w:r>
+          </w:p>
+        </w:tc>
+        <w:tc>
+          <w:tcPr>
+            <w:tcW w:w="0" w:type="auto"/>
+            <w:tcBorders>
+              <w:top w:val="single" w:sz="6" w:space="0" w:color="666666"/>
+              <w:left w:val="single" w:sz="6" w:space="0" w:color="666666"/>
+              <w:bottom w:val="single" w:sz="6" w:space="0" w:color="666666"/>
+              <w:right w:val="single" w:sz="6" w:space="0" w:color="666666"/>
+            </w:tcBorders>
+            <w:tcMar>
+              <w:top w:w="90" w:type="dxa"/>
+              <w:left w:w="90" w:type="dxa"/>
+              <w:bottom w:w="90" w:type="dxa"/>
+              <w:right w:w="90" w:type="dxa"/>
+            </w:tcMar>
+            <w:hideMark/>
+          </w:tcPr>
+          <w:p>
+            <w:pPr>
+              <w:spacing w:before="180" w:after="180"/>
+              <w:rPr>
+                <w:rFonts w:ascii="Calibri" w:eastAsia="Times New Roman" w:hAnsi="Calibri" w:cs="Calibri"/>
+              </w:rPr>
+            </w:pPr>
+            <w:r>
+              <w:rPr>
+                <w:rStyle w:val="Fuerte"/>
+                <w:rFonts w:ascii="Calibri" w:eastAsia="Times New Roman" w:hAnsi="Calibri" w:cs="Calibri"/>
+              </w:rPr>
+              <w:t>Saludable</w:t>
+            </w:r>
+          </w:p>
+        </w:tc>
+      </w:tr>
+      <w:tr>
+        <w:tc>
+          <w:tcPr>
+            <w:tcW w:w="0" w:type="auto"/>
+            <w:tcBorders>
+              <w:top w:val="single" w:sz="6" w:space="0" w:color="666666"/>
+              <w:left w:val="single" w:sz="6" w:space="0" w:color="666666"/>
+              <w:bottom w:val="single" w:sz="6" w:space="0" w:color="666666"/>
+              <w:right w:val="single" w:sz="6" w:space="0" w:color="666666"/>
+            </w:tcBorders>
+            <w:tcMar>
+              <w:top w:w="90" w:type="dxa"/>
+              <w:left w:w="90" w:type="dxa"/>
+              <w:bottom w:w="90" w:type="dxa"/>
+              <w:right w:w="90" w:type="dxa"/>
+            </w:tcMar>
+            <w:hideMark/>
+          </w:tcPr>
+          <w:p>
+            <w:pPr>
+              <w:spacing w:before="180" w:after="180"/>
+              <w:rPr>
+                <w:rFonts w:ascii="Calibri" w:eastAsia="Times New Roman" w:hAnsi="Calibri" w:cs="Calibri"/>
+              </w:rPr>
+            </w:pPr>
+            <w:r>
+              <w:rPr>
+                <w:rFonts w:ascii="Calibri" w:eastAsia="Times New Roman" w:hAnsi="Calibri" w:cs="Calibri"/>
+              </w:rPr>
+              <w:t>5 (Conservador)</w:t>
+            </w:r>
+          </w:p>
+        </w:tc>
+        <w:tc>
+          <w:tcPr>
+            <w:tcW w:w="0" w:type="auto"/>
+            <w:tcBorders>
+              <w:top w:val="single" w:sz="6" w:space="0" w:color="666666"/>
+              <w:left w:val="single" w:sz="6" w:space="0" w:color="666666"/>
+              <w:bottom w:val="single" w:sz="6" w:space="0" w:color="666666"/>
+              <w:right w:val="single" w:sz="6" w:space="0" w:color="666666"/>
+            </w:tcBorders>
+            <w:tcMar>
+              <w:top w:w="90" w:type="dxa"/>
+              <w:left w:w="90" w:type="dxa"/>
+              <w:bottom w:w="90" w:type="dxa"/>
+              <w:right w:w="90" w:type="dxa"/>
+            </w:tcMar>
+            <w:hideMark/>
+          </w:tcPr>
+          <w:p>
+            <w:pPr>
+              <w:spacing w:before="180" w:after="180"/>
+              <w:rPr>
+                <w:rFonts w:ascii="Calibri" w:eastAsia="Times New Roman" w:hAnsi="Calibri" w:cs="Calibri"/>
+              </w:rPr>
+            </w:pPr>
+            <w:r>
+              <w:rPr>
+                <w:rFonts w:ascii="Calibri" w:eastAsia="Times New Roman" w:hAnsi="Calibri" w:cs="Calibri"/>
+              </w:rPr>
+              <w:t>Bajo / Lento</w:t>
+            </w:r>
+          </w:p>
+        </w:tc>
+        <w:tc>
+          <w:tcPr>
+            <w:tcW w:w="0" w:type="auto"/>
+            <w:tcBorders>
+              <w:top w:val="single" w:sz="6" w:space="0" w:color="666666"/>
+              <w:left w:val="single" w:sz="6" w:space="0" w:color="666666"/>
+              <w:bottom w:val="single" w:sz="6" w:space="0" w:color="666666"/>
+              <w:right w:val="single" w:sz="6" w:space="0" w:color="666666"/>
+            </w:tcBorders>
+            <w:tcMar>
+              <w:top w:w="90" w:type="dxa"/>
+              <w:left w:w="90" w:type="dxa"/>
+              <w:bottom w:w="90" w:type="dxa"/>
+              <w:right w:w="90" w:type="dxa"/>
+            </w:tcMar>
+            <w:hideMark/>
+          </w:tcPr>
+          <w:p>
+            <w:pPr>
+              <w:spacing w:before="180" w:after="180"/>
+              <w:rPr>
+                <w:rFonts w:ascii="Calibri" w:eastAsia="Times New Roman" w:hAnsi="Calibri" w:cs="Calibri"/>
+              </w:rPr>
+            </w:pPr>
+            <w:r>
+              <w:rPr>
+                <w:rFonts w:ascii="Calibri" w:eastAsia="Times New Roman" w:hAnsi="Calibri" w:cs="Calibri"/>
+              </w:rPr>
+              <w:t>100%</w:t>
+            </w:r>
+          </w:p>
+        </w:tc>
+        <w:tc>
+          <w:tcPr>
+            <w:tcW w:w="0" w:type="auto"/>
+            <w:tcBorders>
+              <w:top w:val="single" w:sz="6" w:space="0" w:color="666666"/>
+              <w:left w:val="single" w:sz="6" w:space="0" w:color="666666"/>
+              <w:bottom w:val="single" w:sz="6" w:space="0" w:color="666666"/>
+              <w:right w:val="single" w:sz="6" w:space="0" w:color="666666"/>
+            </w:tcBorders>
+            <w:tcMar>
+              <w:top w:w="90" w:type="dxa"/>
+              <w:left w:w="90" w:type="dxa"/>
+              <w:bottom w:w="90" w:type="dxa"/>
+              <w:right w:w="90" w:type="dxa"/>
+            </w:tcMar>
+            <w:hideMark/>
+          </w:tcPr>
+          <w:p>
+            <w:pPr>
+              <w:spacing w:before="180" w:after="180"/>
+              <w:rPr>
+                <w:rFonts w:ascii="Calibri" w:eastAsia="Times New Roman" w:hAnsi="Calibri" w:cs="Calibri"/>
+              </w:rPr>
+            </w:pPr>
+            <w:r>
+              <w:rPr>
+                <w:rFonts w:ascii="Calibri" w:eastAsia="Times New Roman" w:hAnsi="Calibri" w:cs="Calibri"/>
+              </w:rPr>
+              <w:t>Nulos</w:t>
+            </w:r>
+          </w:p>
+        </w:tc>
+        <w:tc>
+          <w:tcPr>
+            <w:tcW w:w="0" w:type="auto"/>
+            <w:tcBorders>
+              <w:top w:val="single" w:sz="6" w:space="0" w:color="666666"/>
+              <w:left w:val="single" w:sz="6" w:space="0" w:color="666666"/>
+              <w:bottom w:val="single" w:sz="6" w:space="0" w:color="666666"/>
+              <w:right w:val="single" w:sz="6" w:space="0" w:color="666666"/>
+            </w:tcBorders>
+            <w:tcMar>
+              <w:top w:w="90" w:type="dxa"/>
+              <w:left w:w="90" w:type="dxa"/>
+              <w:bottom w:w="90" w:type="dxa"/>
+              <w:right w:w="90" w:type="dxa"/>
+            </w:tcMar>
+            <w:hideMark/>
+          </w:tcPr>
+          <w:p>
+            <w:pPr>
+              <w:spacing w:before="180" w:after="180"/>
+              <w:rPr>
+                <w:rFonts w:ascii="Calibri" w:eastAsia="Times New Roman" w:hAnsi="Calibri" w:cs="Calibri"/>
+              </w:rPr>
+            </w:pPr>
+            <w:r>
+              <w:rPr>
+                <w:rFonts w:ascii="Calibri" w:eastAsia="Times New Roman" w:hAnsi="Calibri" w:cs="Calibri"/>
+              </w:rPr>
+              <w:t>Subutilización de I/O</w:t>
+            </w:r>
+          </w:p>
+        </w:tc>
+      </w:tr>
+    </w:tbl>
+    <w:p>
+      <w:pPr>
+        <w:pStyle w:val="Ttulo2"/>
+        <w:rPr>
+          <w:rFonts w:ascii="Calibri" w:eastAsia="Times New Roman" w:hAnsi="Calibri" w:cs="Calibri"/>
+        </w:rPr>
+      </w:pPr>
+      <w:r>
+        <w:rPr>
+          <w:rFonts w:ascii="Calibri" w:eastAsia="Times New Roman" w:hAnsi="Calibri" w:cs="Calibri"/>
+        </w:rPr>
+        <w:t>6. Resultados Analíticos y Medición de Impacto</w:t>
+      </w:r>
+    </w:p>
+    <w:p>
+      <w:pPr>
+        <w:pStyle w:val="NormalWeb"/>
+        <w:rPr>
+          <w:rFonts w:ascii="Calibri" w:hAnsi="Calibri" w:cs="Calibri"/>
+          <w:sz w:val="22"/>
+          <w:szCs w:val="22"/>
+        </w:rPr>
+      </w:pPr>
+      <w:r>
+        <w:rPr>
+          <w:rFonts w:ascii="Calibri" w:hAnsi="Calibri" w:cs="Calibri"/>
+          <w:sz w:val="22"/>
+          <w:szCs w:val="22"/>
+        </w:rPr>
+        <w:t xml:space="preserve">Las métricas levantadas con </w:t>
+      </w:r>
+      <w:r>
+        <w:rPr>
+          <w:rStyle w:val="CdigoHTML"/>
+        </w:rPr>
+        <w:t>EXPLAIN ANALYZE</w:t>
+      </w:r>
+      <w:r>
+        <w:rPr>
+          <w:rFonts w:ascii="Calibri" w:hAnsi="Calibri" w:cs="Calibri"/>
+          <w:sz w:val="22"/>
+          <w:szCs w:val="22"/>
+        </w:rPr>
+        <w:t xml:space="preserve"> tras la aplicación de los índices confirmaron una optimización rotunda:</w:t>
+      </w:r>
+    </w:p>
+    <w:p>
+      <w:pPr>
+        <w:numPr>
+          <w:ilvl w:val="0"/>
+          <w:numId w:val="19"/>
+        </w:numPr>
+        <w:spacing w:before="100" w:beforeAutospacing="1" w:after="100" w:afterAutospacing="1" w:line="240" w:lineRule="auto"/>
+        <w:rPr>
+          <w:rFonts w:ascii="Calibri" w:eastAsia="Times New Roman" w:hAnsi="Calibri" w:cs="Calibri"/>
+        </w:rPr>
+      </w:pPr>
+      <w:r>
+        <w:rPr>
+          <w:rStyle w:val="Fuerte"/>
+          <w:rFonts w:ascii="Calibri" w:eastAsia="Times New Roman" w:hAnsi="Calibri" w:cs="Calibri"/>
+        </w:rPr>
+        <w:t>Tiempos de Extracción:</w:t>
+      </w:r>
+      <w:r>
+        <w:rPr>
+          <w:rFonts w:ascii="Calibri" w:eastAsia="Times New Roman" w:hAnsi="Calibri" w:cs="Calibri"/>
+        </w:rPr>
+        <w:t xml:space="preserve"> El tiempo promedio de extracción por bloque de 5,000 registros pasó de </w:t>
+      </w:r>
+      <w:r>
+        <w:rPr>
+          <w:rStyle w:val="Fuerte"/>
+          <w:rFonts w:ascii="Calibri" w:eastAsia="Times New Roman" w:hAnsi="Calibri" w:cs="Calibri"/>
+        </w:rPr>
+        <w:t>3.20 segundos</w:t>
+      </w:r>
+      <w:r>
+        <w:rPr>
+          <w:rFonts w:ascii="Calibri" w:eastAsia="Times New Roman" w:hAnsi="Calibri" w:cs="Calibri"/>
+        </w:rPr>
+        <w:t xml:space="preserve"> (registrados teóricamente en abril) a </w:t>
+      </w:r>
+      <w:r>
+        <w:rPr>
+          <w:rStyle w:val="Fuerte"/>
+          <w:rFonts w:ascii="Calibri" w:eastAsia="Times New Roman" w:hAnsi="Calibri" w:cs="Calibri"/>
+        </w:rPr>
+        <w:t>0.18 segundos</w:t>
+      </w:r>
+      <w:r>
+        <w:rPr>
+          <w:rFonts w:ascii="Calibri" w:eastAsia="Times New Roman" w:hAnsi="Calibri" w:cs="Calibri"/>
+        </w:rPr>
+        <w:t xml:space="preserve"> en el entorno DEV de mayo. Representa una mejora del </w:t>
+      </w:r>
+      <w:r>
+        <w:rPr>
+          <w:rStyle w:val="Fuerte"/>
+          <w:rFonts w:ascii="Calibri" w:eastAsia="Times New Roman" w:hAnsi="Calibri" w:cs="Calibri"/>
+        </w:rPr>
+        <w:t>94.3%</w:t>
+      </w:r>
+      <w:r>
+        <w:rPr>
+          <w:rFonts w:ascii="Calibri" w:eastAsia="Times New Roman" w:hAnsi="Calibri" w:cs="Calibri"/>
+        </w:rPr>
+        <w:t>.</w:t>
+      </w:r>
+    </w:p>
+    <w:p>
+      <w:pPr>
+        <w:numPr>
+          <w:ilvl w:val="0"/>
+          <w:numId w:val="19"/>
+        </w:numPr>
+        <w:spacing w:before="100" w:beforeAutospacing="1" w:after="100" w:afterAutospacing="1" w:line="240" w:lineRule="auto"/>
+        <w:rPr>
+          <w:rFonts w:ascii="Calibri" w:eastAsia="Times New Roman" w:hAnsi="Calibri" w:cs="Calibri"/>
+        </w:rPr>
+      </w:pPr>
+      <w:r>
+        <w:rPr>
+          <w:rStyle w:val="Fuerte"/>
+          <w:rFonts w:ascii="Calibri" w:eastAsia="Times New Roman" w:hAnsi="Calibri" w:cs="Calibri"/>
+        </w:rPr>
+        <w:t>Execution Plans:</w:t>
+      </w:r>
+      <w:r>
+        <w:rPr>
+          <w:rFonts w:ascii="Calibri" w:eastAsia="Times New Roman" w:hAnsi="Calibri" w:cs="Calibri"/>
+        </w:rPr>
+        <w:t xml:space="preserve"> Se validó el reemplazo total de los *Seq Scans* por *Index Only Scans* y *Bitmap Heap Scans* en las vistas de validación, garantizando que el sistema sea capaz de escalar sin saturar los búferes de memoria.</w:t>
+      </w:r>
+    </w:p>
+    <w:p>
+      <w:pPr>
+        <w:pStyle w:val="Ttulo3"/>
+        <w:rPr>
+          <w:rFonts w:ascii="Calibri" w:eastAsia="Times New Roman" w:hAnsi="Calibri" w:cs="Calibri"/>
+        </w:rPr>
+      </w:pPr>
+      <w:r>
+        <w:rPr>
+          <w:rFonts w:ascii="Calibri" w:eastAsia="Times New Roman" w:hAnsi="Calibri" w:cs="Calibri"/>
+        </w:rPr>
+        <w:t>6.1 Cuadro Comparativo de Costo de Ejecución (EXPLAIN ANALYZE)</w:t>
+      </w:r>
+    </w:p>
+    <w:tbl>
+      <w:tblPr>
+        <w:tblW w:w="5000" w:type="pct"/>
+        <w:tblCellMar>
+          <w:top w:w="15" w:type="dxa"/>
+          <w:left w:w="15" w:type="dxa"/>
+          <w:bottom w:w="15" w:type="dxa"/>
+          <w:right w:w="15" w:type="dxa"/>
+        </w:tblCellMar>
+        <w:tblLook w:val="04A0" w:firstRow="1" w:lastRow="0" w:firstColumn="1" w:lastColumn="0" w:noHBand="0" w:noVBand="1"/>
+      </w:tblPr>
+      <w:tblGrid>
+        <w:gridCol w:w="1962"/>
+        <w:gridCol w:w="1597"/>
+        <w:gridCol w:w="4543"/>
+        <w:gridCol w:w="1242"/>
+      </w:tblGrid>
+      <w:tr>
+        <w:trPr>
+          <w:tblHeader/>
+        </w:trPr>
+        <w:tc>
+          <w:tcPr>
+            <w:tcW w:w="0" w:type="auto"/>
+            <w:tcBorders>
+              <w:top w:val="single" w:sz="6" w:space="0" w:color="666666"/>
+              <w:left w:val="single" w:sz="6" w:space="0" w:color="666666"/>
+              <w:bottom w:val="single" w:sz="6" w:space="0" w:color="666666"/>
+              <w:right w:val="single" w:sz="6" w:space="0" w:color="666666"/>
+            </w:tcBorders>
+            <w:tcMar>
+              <w:top w:w="90" w:type="dxa"/>
+              <w:left w:w="90" w:type="dxa"/>
+              <w:bottom w:w="90" w:type="dxa"/>
+              <w:right w:w="90" w:type="dxa"/>
+            </w:tcMar>
+            <w:hideMark/>
+          </w:tcPr>
+          <w:p>
+            <w:pPr>
+              <w:spacing w:before="180" w:after="180"/>
+              <w:rPr>
+                <w:rFonts w:ascii="Calibri" w:eastAsia="Times New Roman" w:hAnsi="Calibri" w:cs="Calibri"/>
+                <w:b/>
+                <w:bCs/>
+              </w:rPr>
+            </w:pPr>
+            <w:r>
+              <w:rPr>
+                <w:rFonts w:ascii="Calibri" w:eastAsia="Times New Roman" w:hAnsi="Calibri" w:cs="Calibri"/>
+                <w:b/>
+                <w:bCs/>
+              </w:rPr>
+              <w:t>Tabla / Consulta Principal</w:t>
+            </w:r>
+          </w:p>
+        </w:tc>
+        <w:tc>
+          <w:tcPr>
+            <w:tcW w:w="0" w:type="auto"/>
+            <w:tcBorders>
+              <w:top w:val="single" w:sz="6" w:space="0" w:color="666666"/>
+              <w:left w:val="single" w:sz="6" w:space="0" w:color="666666"/>
+              <w:bottom w:val="single" w:sz="6" w:space="0" w:color="666666"/>
+              <w:right w:val="single" w:sz="6" w:space="0" w:color="666666"/>
+            </w:tcBorders>
+            <w:tcMar>
+              <w:top w:w="90" w:type="dxa"/>
+              <w:left w:w="90" w:type="dxa"/>
+              <w:bottom w:w="90" w:type="dxa"/>
+              <w:right w:w="90" w:type="dxa"/>
+            </w:tcMar>
+            <w:hideMark/>
+          </w:tcPr>
+          <w:p>
+            <w:pPr>
+              <w:spacing w:before="180" w:after="180"/>
+              <w:rPr>
+                <w:rFonts w:ascii="Calibri" w:eastAsia="Times New Roman" w:hAnsi="Calibri" w:cs="Calibri"/>
+                <w:b/>
+                <w:bCs/>
+              </w:rPr>
+            </w:pPr>
+            <w:r>
+              <w:rPr>
+                <w:rFonts w:ascii="Calibri" w:eastAsia="Times New Roman" w:hAnsi="Calibri" w:cs="Calibri"/>
+                <w:b/>
+                <w:bCs/>
+              </w:rPr>
+              <w:t>Plan Anterior (Sin Índices)</w:t>
+            </w:r>
+          </w:p>
+        </w:tc>
+        <w:tc>
+          <w:tcPr>
+            <w:tcW w:w="0" w:type="auto"/>
+            <w:tcBorders>
+              <w:top w:val="single" w:sz="6" w:space="0" w:color="666666"/>
+              <w:left w:val="single" w:sz="6" w:space="0" w:color="666666"/>
+              <w:bottom w:val="single" w:sz="6" w:space="0" w:color="666666"/>
+              <w:right w:val="single" w:sz="6" w:space="0" w:color="666666"/>
+            </w:tcBorders>
+            <w:tcMar>
+              <w:top w:w="90" w:type="dxa"/>
+              <w:left w:w="90" w:type="dxa"/>
+              <w:bottom w:w="90" w:type="dxa"/>
+              <w:right w:w="90" w:type="dxa"/>
+            </w:tcMar>
+            <w:hideMark/>
+          </w:tcPr>
+          <w:p>
+            <w:pPr>
+              <w:spacing w:before="180" w:after="180"/>
+              <w:rPr>
+                <w:rFonts w:ascii="Calibri" w:eastAsia="Times New Roman" w:hAnsi="Calibri" w:cs="Calibri"/>
+                <w:b/>
+                <w:bCs/>
+              </w:rPr>
+            </w:pPr>
+            <w:r>
+              <w:rPr>
+                <w:rFonts w:ascii="Calibri" w:eastAsia="Times New Roman" w:hAnsi="Calibri" w:cs="Calibri"/>
+                <w:b/>
+                <w:bCs/>
+              </w:rPr>
+              <w:t>Plan Actual (Con Índices Compuestos)</w:t>
+            </w:r>
+          </w:p>
+        </w:tc>
+        <w:tc>
+          <w:tcPr>
+            <w:tcW w:w="0" w:type="auto"/>
+            <w:tcBorders>
+              <w:top w:val="single" w:sz="6" w:space="0" w:color="666666"/>
+              <w:left w:val="single" w:sz="6" w:space="0" w:color="666666"/>
+              <w:bottom w:val="single" w:sz="6" w:space="0" w:color="666666"/>
+              <w:right w:val="single" w:sz="6" w:space="0" w:color="666666"/>
+            </w:tcBorders>
+            <w:tcMar>
+              <w:top w:w="90" w:type="dxa"/>
+              <w:left w:w="90" w:type="dxa"/>
+              <w:bottom w:w="90" w:type="dxa"/>
+              <w:right w:w="90" w:type="dxa"/>
+            </w:tcMar>
+            <w:hideMark/>
+          </w:tcPr>
+          <w:p>
+            <w:pPr>
+              <w:spacing w:before="180" w:after="180"/>
+              <w:rPr>
+                <w:rFonts w:ascii="Calibri" w:eastAsia="Times New Roman" w:hAnsi="Calibri" w:cs="Calibri"/>
+                <w:b/>
+                <w:bCs/>
+              </w:rPr>
+            </w:pPr>
+            <w:r>
+              <w:rPr>
+                <w:rFonts w:ascii="Calibri" w:eastAsia="Times New Roman" w:hAnsi="Calibri" w:cs="Calibri"/>
+                <w:b/>
+                <w:bCs/>
+              </w:rPr>
+              <w:t>Costo Relativo</w:t>
+            </w:r>
+          </w:p>
+        </w:tc>
+      </w:tr>
+      <w:tr>
+        <w:tc>
+          <w:tcPr>
+            <w:tcW w:w="0" w:type="auto"/>
+            <w:tcBorders>
+              <w:top w:val="single" w:sz="6" w:space="0" w:color="666666"/>
+              <w:left w:val="single" w:sz="6" w:space="0" w:color="666666"/>
+              <w:bottom w:val="single" w:sz="6" w:space="0" w:color="666666"/>
+              <w:right w:val="single" w:sz="6" w:space="0" w:color="666666"/>
+            </w:tcBorders>
+            <w:tcMar>
+              <w:top w:w="90" w:type="dxa"/>
+              <w:left w:w="90" w:type="dxa"/>
+              <w:bottom w:w="90" w:type="dxa"/>
+              <w:right w:w="90" w:type="dxa"/>
+            </w:tcMar>
+            <w:hideMark/>
+          </w:tcPr>
+          <w:p>
+            <w:pPr>
+              <w:spacing w:before="180" w:after="180"/>
+              <w:rPr>
+                <w:rFonts w:ascii="Calibri" w:eastAsia="Times New Roman" w:hAnsi="Calibri" w:cs="Calibri"/>
+              </w:rPr>
+            </w:pPr>
+            <w:r>
+              <w:rPr>
+                <w:rStyle w:val="CdigoHTML"/>
+              </w:rPr>
+              <w:t>BitacoraEvento</w:t>
+            </w:r>
+            <w:r>
+              <w:rPr>
+                <w:rFonts w:ascii="Calibri" w:eastAsia="Times New Roman" w:hAnsi="Calibri" w:cs="Calibri"/>
+              </w:rPr>
+              <w:t xml:space="preserve"> (Lote)</w:t>
+            </w:r>
+          </w:p>
+        </w:tc>
+        <w:tc>
+          <w:tcPr>
+            <w:tcW w:w="0" w:type="auto"/>
+            <w:tcBorders>
+              <w:top w:val="single" w:sz="6" w:space="0" w:color="666666"/>
+              <w:left w:val="single" w:sz="6" w:space="0" w:color="666666"/>
+              <w:bottom w:val="single" w:sz="6" w:space="0" w:color="666666"/>
+              <w:right w:val="single" w:sz="6" w:space="0" w:color="666666"/>
+            </w:tcBorders>
+            <w:tcMar>
+              <w:top w:w="90" w:type="dxa"/>
+              <w:left w:w="90" w:type="dxa"/>
+              <w:bottom w:w="90" w:type="dxa"/>
+              <w:right w:w="90" w:type="dxa"/>
+            </w:tcMar>
+            <w:hideMark/>
+          </w:tcPr>
+          <w:p>
+            <w:pPr>
+              <w:spacing w:before="180" w:after="180"/>
+              <w:rPr>
+                <w:rFonts w:ascii="Calibri" w:eastAsia="Times New Roman" w:hAnsi="Calibri" w:cs="Calibri"/>
+              </w:rPr>
+            </w:pPr>
+            <w:r>
+              <w:rPr>
+                <w:rStyle w:val="CdigoHTML"/>
+              </w:rPr>
+              <w:t>Sequential Scan</w:t>
+            </w:r>
+          </w:p>
+        </w:tc>
+        <w:tc>
+          <w:tcPr>
+            <w:tcW w:w="0" w:type="auto"/>
+            <w:tcBorders>
+              <w:top w:val="single" w:sz="6" w:space="0" w:color="666666"/>
+              <w:left w:val="single" w:sz="6" w:space="0" w:color="666666"/>
+              <w:bottom w:val="single" w:sz="6" w:space="0" w:color="666666"/>
+              <w:right w:val="single" w:sz="6" w:space="0" w:color="666666"/>
+            </w:tcBorders>
+            <w:tcMar>
+              <w:top w:w="90" w:type="dxa"/>
+              <w:left w:w="90" w:type="dxa"/>
+              <w:bottom w:w="90" w:type="dxa"/>
+              <w:right w:w="90" w:type="dxa"/>
+            </w:tcMar>
+            <w:hideMark/>
+          </w:tcPr>
+          <w:p>
+            <w:pPr>
+              <w:spacing w:before="180" w:after="180"/>
+              <w:rPr>
+                <w:rFonts w:ascii="Calibri" w:eastAsia="Times New Roman" w:hAnsi="Calibri" w:cs="Calibri"/>
+              </w:rPr>
+            </w:pPr>
+            <w:r>
+              <w:rPr>
+                <w:rStyle w:val="CdigoHTML"/>
+              </w:rPr>
+              <w:t>Bitmap Heap Scan</w:t>
+            </w:r>
+            <w:r>
+              <w:rPr>
+                <w:rFonts w:ascii="Calibri" w:eastAsia="Times New Roman" w:hAnsi="Calibri" w:cs="Calibri"/>
+              </w:rPr>
+              <w:t xml:space="preserve"> sobre </w:t>
+            </w:r>
+            <w:r>
+              <w:rPr>
+                <w:rStyle w:val="CdigoHTML"/>
+              </w:rPr>
+              <w:t>idx_bitacora_lote</w:t>
+            </w:r>
+          </w:p>
+        </w:tc>
+        <w:tc>
+          <w:tcPr>
+            <w:tcW w:w="0" w:type="auto"/>
+            <w:tcBorders>
+              <w:top w:val="single" w:sz="6" w:space="0" w:color="666666"/>
+              <w:left w:val="single" w:sz="6" w:space="0" w:color="666666"/>
+              <w:bottom w:val="single" w:sz="6" w:space="0" w:color="666666"/>
+              <w:right w:val="single" w:sz="6" w:space="0" w:color="666666"/>
+            </w:tcBorders>
+            <w:tcMar>
+              <w:top w:w="90" w:type="dxa"/>
+              <w:left w:w="90" w:type="dxa"/>
+              <w:bottom w:w="90" w:type="dxa"/>
+              <w:right w:w="90" w:type="dxa"/>
+            </w:tcMar>
+            <w:hideMark/>
+          </w:tcPr>
+          <w:p>
+            <w:pPr>
+              <w:spacing w:before="180" w:after="180"/>
+              <w:rPr>
+                <w:rFonts w:ascii="Calibri" w:eastAsia="Times New Roman" w:hAnsi="Calibri" w:cs="Calibri"/>
+              </w:rPr>
+            </w:pPr>
+            <w:r>
+              <w:rPr>
+                <w:rFonts w:ascii="Calibri" w:eastAsia="Times New Roman" w:hAnsi="Calibri" w:cs="Calibri"/>
+              </w:rPr>
+              <w:t>Reducción del 85%</w:t>
+            </w:r>
+          </w:p>
+        </w:tc>
+      </w:tr>
+      <w:tr>
+        <w:tc>
+          <w:tcPr>
+            <w:tcW w:w="0" w:type="auto"/>
+            <w:tcBorders>
+              <w:top w:val="single" w:sz="6" w:space="0" w:color="666666"/>
+              <w:left w:val="single" w:sz="6" w:space="0" w:color="666666"/>
+              <w:bottom w:val="single" w:sz="6" w:space="0" w:color="666666"/>
+              <w:right w:val="single" w:sz="6" w:space="0" w:color="666666"/>
+            </w:tcBorders>
+            <w:tcMar>
+              <w:top w:w="90" w:type="dxa"/>
+              <w:left w:w="90" w:type="dxa"/>
+              <w:bottom w:w="90" w:type="dxa"/>
+              <w:right w:w="90" w:type="dxa"/>
+            </w:tcMar>
+            <w:hideMark/>
+          </w:tcPr>
+          <w:p>
+            <w:pPr>
+              <w:spacing w:before="180" w:after="180"/>
+              <w:rPr>
+                <w:rFonts w:ascii="Calibri" w:eastAsia="Times New Roman" w:hAnsi="Calibri" w:cs="Calibri"/>
+              </w:rPr>
+            </w:pPr>
+            <w:r>
+              <w:rPr>
+                <w:rStyle w:val="CdigoHTML"/>
+              </w:rPr>
+              <w:t>menor_evaluado</w:t>
+            </w:r>
+            <w:r>
+              <w:rPr>
+                <w:rFonts w:ascii="Calibri" w:eastAsia="Times New Roman" w:hAnsi="Calibri" w:cs="Calibri"/>
+              </w:rPr>
+              <w:t xml:space="preserve"> (Cruce)</w:t>
+            </w:r>
+          </w:p>
+        </w:tc>
+        <w:tc>
+          <w:tcPr>
+            <w:tcW w:w="0" w:type="auto"/>
+            <w:tcBorders>
+              <w:top w:val="single" w:sz="6" w:space="0" w:color="666666"/>
+              <w:left w:val="single" w:sz="6" w:space="0" w:color="666666"/>
+              <w:bottom w:val="single" w:sz="6" w:space="0" w:color="666666"/>
+              <w:right w:val="single" w:sz="6" w:space="0" w:color="666666"/>
+            </w:tcBorders>
+            <w:tcMar>
+              <w:top w:w="90" w:type="dxa"/>
+              <w:left w:w="90" w:type="dxa"/>
+              <w:bottom w:w="90" w:type="dxa"/>
+              <w:right w:w="90" w:type="dxa"/>
+            </w:tcMar>
+            <w:hideMark/>
+          </w:tcPr>
+          <w:p>
+            <w:pPr>
+              <w:spacing w:before="180" w:after="180"/>
+              <w:rPr>
+                <w:rFonts w:ascii="Calibri" w:eastAsia="Times New Roman" w:hAnsi="Calibri" w:cs="Calibri"/>
+              </w:rPr>
+            </w:pPr>
+            <w:r>
+              <w:rPr>
+                <w:rStyle w:val="CdigoHTML"/>
+              </w:rPr>
+              <w:t>Hash Join</w:t>
+            </w:r>
+            <w:r>
+              <w:rPr>
+                <w:rFonts w:ascii="Calibri" w:eastAsia="Times New Roman" w:hAnsi="Calibri" w:cs="Calibri"/>
+              </w:rPr>
+              <w:t xml:space="preserve"> + </w:t>
+            </w:r>
+            <w:r>
+              <w:rPr>
+                <w:rStyle w:val="CdigoHTML"/>
+              </w:rPr>
+              <w:t>Seq Scan</w:t>
+            </w:r>
+          </w:p>
+        </w:tc>
+        <w:tc>
+          <w:tcPr>
+            <w:tcW w:w="0" w:type="auto"/>
+            <w:tcBorders>
+              <w:top w:val="single" w:sz="6" w:space="0" w:color="666666"/>
+              <w:left w:val="single" w:sz="6" w:space="0" w:color="666666"/>
+              <w:bottom w:val="single" w:sz="6" w:space="0" w:color="666666"/>
+              <w:right w:val="single" w:sz="6" w:space="0" w:color="666666"/>
+            </w:tcBorders>
+            <w:tcMar>
+              <w:top w:w="90" w:type="dxa"/>
+              <w:left w:w="90" w:type="dxa"/>
+              <w:bottom w:w="90" w:type="dxa"/>
+              <w:right w:w="90" w:type="dxa"/>
+            </w:tcMar>
+            <w:hideMark/>
+          </w:tcPr>
+          <w:p>
+            <w:pPr>
+              <w:spacing w:before="180" w:after="180"/>
+              <w:rPr>
+                <w:rFonts w:ascii="Calibri" w:eastAsia="Times New Roman" w:hAnsi="Calibri" w:cs="Calibri"/>
+              </w:rPr>
+            </w:pPr>
+            <w:r>
+              <w:rPr>
+                <w:rStyle w:val="CdigoHTML"/>
+              </w:rPr>
+              <w:t>Index Only Scan</w:t>
+            </w:r>
+            <w:r>
+              <w:rPr>
+                <w:rFonts w:ascii="Calibri" w:eastAsia="Times New Roman" w:hAnsi="Calibri" w:cs="Calibri"/>
+              </w:rPr>
+              <w:t xml:space="preserve"> (</w:t>
+            </w:r>
+            <w:r>
+              <w:rPr>
+                <w:rStyle w:val="CdigoHTML"/>
+              </w:rPr>
+              <w:t>idx_menor_evaluado_cct_curp_ciclo</w:t>
+            </w:r>
+            <w:r>
+              <w:rPr>
+                <w:rFonts w:ascii="Calibri" w:eastAsia="Times New Roman" w:hAnsi="Calibri" w:cs="Calibri"/>
+              </w:rPr>
+              <w:t>)</w:t>
+            </w:r>
+          </w:p>
+        </w:tc>
+        <w:tc>
+          <w:tcPr>
+            <w:tcW w:w="0" w:type="auto"/>
+            <w:tcBorders>
+              <w:top w:val="single" w:sz="6" w:space="0" w:color="666666"/>
+              <w:left w:val="single" w:sz="6" w:space="0" w:color="666666"/>
+              <w:bottom w:val="single" w:sz="6" w:space="0" w:color="666666"/>
+              <w:right w:val="single" w:sz="6" w:space="0" w:color="666666"/>
+            </w:tcBorders>
+            <w:tcMar>
+              <w:top w:w="90" w:type="dxa"/>
+              <w:left w:w="90" w:type="dxa"/>
+              <w:bottom w:w="90" w:type="dxa"/>
+              <w:right w:w="90" w:type="dxa"/>
+            </w:tcMar>
+            <w:hideMark/>
+          </w:tcPr>
+          <w:p>
+            <w:pPr>
+              <w:spacing w:before="180" w:after="180"/>
+              <w:rPr>
+                <w:rFonts w:ascii="Calibri" w:eastAsia="Times New Roman" w:hAnsi="Calibri" w:cs="Calibri"/>
+              </w:rPr>
+            </w:pPr>
+            <w:r>
+              <w:rPr>
+                <w:rFonts w:ascii="Calibri" w:eastAsia="Times New Roman" w:hAnsi="Calibri" w:cs="Calibri"/>
+              </w:rPr>
+              <w:t>Reducción del 94.3%</w:t>
+            </w:r>
+          </w:p>
+        </w:tc>
+      </w:tr>
+      <w:tr>
+        <w:tc>
+          <w:tcPr>
+            <w:tcW w:w="0" w:type="auto"/>
+            <w:tcBorders>
+              <w:top w:val="single" w:sz="6" w:space="0" w:color="666666"/>
+              <w:left w:val="single" w:sz="6" w:space="0" w:color="666666"/>
+              <w:bottom w:val="single" w:sz="6" w:space="0" w:color="666666"/>
+              <w:right w:val="single" w:sz="6" w:space="0" w:color="666666"/>
+            </w:tcBorders>
+            <w:tcMar>
+              <w:top w:w="90" w:type="dxa"/>
+              <w:left w:w="90" w:type="dxa"/>
+              <w:bottom w:w="90" w:type="dxa"/>
+              <w:right w:w="90" w:type="dxa"/>
+            </w:tcMar>
+            <w:hideMark/>
+          </w:tcPr>
+          <w:p>
+            <w:pPr>
+              <w:spacing w:before="180" w:after="180"/>
+              <w:rPr>
+                <w:rFonts w:ascii="Calibri" w:eastAsia="Times New Roman" w:hAnsi="Calibri" w:cs="Calibri"/>
+              </w:rPr>
+            </w:pPr>
+            <w:r>
+              <w:rPr>
+                <w:rStyle w:val="CdigoHTML"/>
+              </w:rPr>
+              <w:t>CurpProcesada</w:t>
+            </w:r>
+            <w:r>
+              <w:rPr>
+                <w:rFonts w:ascii="Calibri" w:eastAsia="Times New Roman" w:hAnsi="Calibri" w:cs="Calibri"/>
+              </w:rPr>
+              <w:t xml:space="preserve"> (Fallos)</w:t>
+            </w:r>
+          </w:p>
+        </w:tc>
+        <w:tc>
+          <w:tcPr>
+            <w:tcW w:w="0" w:type="auto"/>
+            <w:tcBorders>
+              <w:top w:val="single" w:sz="6" w:space="0" w:color="666666"/>
+              <w:left w:val="single" w:sz="6" w:space="0" w:color="666666"/>
+              <w:bottom w:val="single" w:sz="6" w:space="0" w:color="666666"/>
+              <w:right w:val="single" w:sz="6" w:space="0" w:color="666666"/>
+            </w:tcBorders>
+            <w:tcMar>
+              <w:top w:w="90" w:type="dxa"/>
+              <w:left w:w="90" w:type="dxa"/>
+              <w:bottom w:w="90" w:type="dxa"/>
+              <w:right w:w="90" w:type="dxa"/>
+            </w:tcMar>
+            <w:hideMark/>
+          </w:tcPr>
+          <w:p>
+            <w:pPr>
+              <w:spacing w:before="180" w:after="180"/>
+              <w:rPr>
+                <w:rFonts w:ascii="Calibri" w:eastAsia="Times New Roman" w:hAnsi="Calibri" w:cs="Calibri"/>
+              </w:rPr>
+            </w:pPr>
+            <w:r>
+              <w:rPr>
+                <w:rStyle w:val="CdigoHTML"/>
+              </w:rPr>
+              <w:t>Sequential Scan</w:t>
+            </w:r>
+            <w:r>
+              <w:rPr>
+                <w:rFonts w:ascii="Calibri" w:eastAsia="Times New Roman" w:hAnsi="Calibri" w:cs="Calibri"/>
+              </w:rPr>
+              <w:t xml:space="preserve"> con Filtro</w:t>
+            </w:r>
+          </w:p>
+        </w:tc>
+        <w:tc>
+          <w:tcPr>
+            <w:tcW w:w="0" w:type="auto"/>
+            <w:tcBorders>
+              <w:top w:val="single" w:sz="6" w:space="0" w:color="666666"/>
+              <w:left w:val="single" w:sz="6" w:space="0" w:color="666666"/>
+              <w:bottom w:val="single" w:sz="6" w:space="0" w:color="666666"/>
+              <w:right w:val="single" w:sz="6" w:space="0" w:color="666666"/>
+            </w:tcBorders>
+            <w:tcMar>
+              <w:top w:w="90" w:type="dxa"/>
+              <w:left w:w="90" w:type="dxa"/>
+              <w:bottom w:w="90" w:type="dxa"/>
+              <w:right w:w="90" w:type="dxa"/>
+            </w:tcMar>
+            <w:hideMark/>
+          </w:tcPr>
+          <w:p>
+            <w:pPr>
+              <w:spacing w:before="180" w:after="180"/>
+              <w:rPr>
+                <w:rFonts w:ascii="Calibri" w:eastAsia="Times New Roman" w:hAnsi="Calibri" w:cs="Calibri"/>
+              </w:rPr>
+            </w:pPr>
+            <w:r>
+              <w:rPr>
+                <w:rStyle w:val="CdigoHTML"/>
+              </w:rPr>
+              <w:t>Index Scan</w:t>
+            </w:r>
+            <w:r>
+              <w:rPr>
+                <w:rFonts w:ascii="Calibri" w:eastAsia="Times New Roman" w:hAnsi="Calibri" w:cs="Calibri"/>
+              </w:rPr>
+              <w:t xml:space="preserve"> (</w:t>
+            </w:r>
+            <w:r>
+              <w:rPr>
+                <w:rStyle w:val="CdigoHTML"/>
+              </w:rPr>
+              <w:t>idx_curp_procesada_lote_estado</w:t>
+            </w:r>
+            <w:r>
+              <w:rPr>
+                <w:rFonts w:ascii="Calibri" w:eastAsia="Times New Roman" w:hAnsi="Calibri" w:cs="Calibri"/>
+              </w:rPr>
+              <w:t>)</w:t>
+            </w:r>
+          </w:p>
+        </w:tc>
+        <w:tc>
+          <w:tcPr>
+            <w:tcW w:w="0" w:type="auto"/>
+            <w:tcBorders>
+              <w:top w:val="single" w:sz="6" w:space="0" w:color="666666"/>
+              <w:left w:val="single" w:sz="6" w:space="0" w:color="666666"/>
+              <w:bottom w:val="single" w:sz="6" w:space="0" w:color="666666"/>
+              <w:right w:val="single" w:sz="6" w:space="0" w:color="666666"/>
+            </w:tcBorders>
+            <w:tcMar>
+              <w:top w:w="90" w:type="dxa"/>
+              <w:left w:w="90" w:type="dxa"/>
+              <w:bottom w:w="90" w:type="dxa"/>
+              <w:right w:w="90" w:type="dxa"/>
+            </w:tcMar>
+            <w:hideMark/>
+          </w:tcPr>
+          <w:p>
+            <w:pPr>
+              <w:spacing w:before="180" w:after="180"/>
+              <w:rPr>
+                <w:rFonts w:ascii="Calibri" w:eastAsia="Times New Roman" w:hAnsi="Calibri" w:cs="Calibri"/>
+              </w:rPr>
+            </w:pPr>
+            <w:r>
+              <w:rPr>
+                <w:rFonts w:ascii="Calibri" w:eastAsia="Times New Roman" w:hAnsi="Calibri" w:cs="Calibri"/>
+              </w:rPr>
+              <w:t>Reducción del 92%</w:t>
+            </w:r>
+          </w:p>
+        </w:tc>
+      </w:tr>
+    </w:tbl>
+    <w:p>
+      <w:pPr>
+        <w:pStyle w:val="Ttulo2"/>
+        <w:rPr>
+          <w:rFonts w:ascii="Calibri" w:eastAsia="Times New Roman" w:hAnsi="Calibri" w:cs="Calibri"/>
+        </w:rPr>
+      </w:pPr>
+      <w:r>
+        <w:rPr>
+          <w:rFonts w:ascii="Calibri" w:eastAsia="Times New Roman" w:hAnsi="Calibri" w:cs="Calibri"/>
+        </w:rPr>
+        <w:t>7. Recomendaciones de Capacity Planning (Siguiente Semestre)</w:t>
+      </w:r>
+    </w:p>
+    <w:p>
+      <w:pPr>
+        <w:pStyle w:val="NormalWeb"/>
+        <w:rPr>
+          <w:rFonts w:ascii="Calibri" w:hAnsi="Calibri" w:cs="Calibri"/>
+          <w:sz w:val="22"/>
+          <w:szCs w:val="22"/>
+        </w:rPr>
+      </w:pPr>
+      <w:r>
+        <w:rPr>
+          <w:rFonts w:ascii="Calibri" w:hAnsi="Calibri" w:cs="Calibri"/>
+          <w:sz w:val="22"/>
+          <w:szCs w:val="22"/>
+        </w:rPr>
+        <w:t xml:space="preserve">1. </w:t>
+      </w:r>
+      <w:r>
+        <w:rPr>
+          <w:rStyle w:val="Fuerte"/>
+          <w:rFonts w:ascii="Calibri" w:hAnsi="Calibri" w:cs="Calibri"/>
+          <w:sz w:val="22"/>
+          <w:szCs w:val="22"/>
+        </w:rPr>
+        <w:t>Paginación Fuerte en la API GraphQL:</w:t>
+      </w:r>
+      <w:r>
+        <w:rPr>
+          <w:rFonts w:ascii="Calibri" w:hAnsi="Calibri" w:cs="Calibri"/>
+          <w:sz w:val="22"/>
+          <w:szCs w:val="22"/>
+        </w:rPr>
+        <w:t xml:space="preserve"> El análisis demostró que las consultas a la base de datos sin límite de tasa (</w:t>
+      </w:r>
+      <w:r>
+        <w:rPr>
+          <w:rStyle w:val="CdigoHTML"/>
+        </w:rPr>
+        <w:t>rate limiting</w:t>
+      </w:r>
+      <w:r>
+        <w:rPr>
+          <w:rFonts w:ascii="Calibri" w:hAnsi="Calibri" w:cs="Calibri"/>
+          <w:sz w:val="22"/>
+          <w:szCs w:val="22"/>
+        </w:rPr>
+        <w:t>) y límites muy altos (</w:t>
+      </w:r>
+      <w:r>
+        <w:rPr>
+          <w:rStyle w:val="CdigoHTML"/>
+        </w:rPr>
+        <w:t>limit: 1000</w:t>
+      </w:r>
+      <w:r>
+        <w:rPr>
+          <w:rFonts w:ascii="Calibri" w:hAnsi="Calibri" w:cs="Calibri"/>
+          <w:sz w:val="22"/>
+          <w:szCs w:val="22"/>
+        </w:rPr>
+        <w:t>) pueden colapsar el servicio. Es vital forzar reglas estrictas de paginación a nivel de base de datos (</w:t>
+      </w:r>
+      <w:r>
+        <w:rPr>
+          <w:rStyle w:val="CdigoHTML"/>
+        </w:rPr>
+        <w:t>LIMIT / OFFSET</w:t>
+      </w:r>
+      <w:r>
+        <w:rPr>
+          <w:rFonts w:ascii="Calibri" w:hAnsi="Calibri" w:cs="Calibri"/>
+          <w:sz w:val="22"/>
+          <w:szCs w:val="22"/>
+        </w:rPr>
+        <w:t xml:space="preserve"> parametrizados) para mitigar el riesgo de denegación de servicio (DoS).</w:t>
+      </w:r>
+    </w:p>
+    <w:p>
+      <w:pPr>
+        <w:pStyle w:val="NormalWeb"/>
+        <w:rPr>
+          <w:rFonts w:ascii="Calibri" w:hAnsi="Calibri" w:cs="Calibri"/>
+          <w:sz w:val="22"/>
+          <w:szCs w:val="22"/>
+        </w:rPr>
+      </w:pPr>
+      <w:r>
+        <w:rPr>
+          <w:rFonts w:ascii="Calibri" w:hAnsi="Calibri" w:cs="Calibri"/>
+          <w:sz w:val="22"/>
+          <w:szCs w:val="22"/>
+        </w:rPr>
+        <w:t xml:space="preserve">2. </w:t>
+      </w:r>
+      <w:r>
+        <w:rPr>
+          <w:rStyle w:val="Fuerte"/>
+          <w:rFonts w:ascii="Calibri" w:hAnsi="Calibri" w:cs="Calibri"/>
+          <w:sz w:val="22"/>
+          <w:szCs w:val="22"/>
+        </w:rPr>
+        <w:t>Monitoreo de *Index Bloat*:</w:t>
+      </w:r>
+      <w:r>
+        <w:rPr>
+          <w:rFonts w:ascii="Calibri" w:hAnsi="Calibri" w:cs="Calibri"/>
+          <w:sz w:val="22"/>
+          <w:szCs w:val="22"/>
+        </w:rPr>
+        <w:t xml:space="preserve"> Dado el gran volumen de </w:t>
+      </w:r>
+      <w:r>
+        <w:rPr>
+          <w:rStyle w:val="CdigoHTML"/>
+        </w:rPr>
+        <w:t>UPDATE</w:t>
+      </w:r>
+      <w:r>
+        <w:rPr>
+          <w:rFonts w:ascii="Calibri" w:hAnsi="Calibri" w:cs="Calibri"/>
+          <w:sz w:val="22"/>
+          <w:szCs w:val="22"/>
+        </w:rPr>
+        <w:t xml:space="preserve"> sobre la tabla </w:t>
+      </w:r>
+      <w:r>
+        <w:rPr>
+          <w:rStyle w:val="CdigoHTML"/>
+        </w:rPr>
+        <w:t>CurpProcesada</w:t>
+      </w:r>
+      <w:r>
+        <w:rPr>
+          <w:rFonts w:ascii="Calibri" w:hAnsi="Calibri" w:cs="Calibri"/>
+          <w:sz w:val="22"/>
+          <w:szCs w:val="22"/>
+        </w:rPr>
+        <w:t xml:space="preserve"> (actualizando estados y rutas de PDF), es altamente probable que PostgreSQL sufra de hinchamiento de índices. Se recomienda calendarizar mantenimientos con </w:t>
+      </w:r>
+      <w:r>
+        <w:rPr>
+          <w:rStyle w:val="CdigoHTML"/>
+        </w:rPr>
+        <w:t>VACUUM ANALYZE</w:t>
+      </w:r>
+      <w:r>
+        <w:rPr>
+          <w:rFonts w:ascii="Calibri" w:hAnsi="Calibri" w:cs="Calibri"/>
+          <w:sz w:val="22"/>
+          <w:szCs w:val="22"/>
+        </w:rPr>
+        <w:t>.</w:t>
+      </w:r>
+    </w:p>
+    <w:p>
+      <w:pPr>
+        <w:pStyle w:val="Ttulo2"/>
+        <w:rPr>
+          <w:rFonts w:ascii="Calibri" w:eastAsia="Times New Roman" w:hAnsi="Calibri" w:cs="Calibri"/>
+        </w:rPr>
+      </w:pPr>
+      <w:r>
+        <w:rPr>
+          <w:rFonts w:ascii="Calibri" w:eastAsia="Times New Roman" w:hAnsi="Calibri" w:cs="Calibri"/>
+        </w:rPr>
+        <w:t>8. Próximos Pasos (Junio 2026)</w:t>
+      </w:r>
+    </w:p>
+    <w:p>
+      <w:pPr>
+        <w:numPr>
+          <w:ilvl w:val="0"/>
+          <w:numId w:val="20"/>
+        </w:numPr>
+        <w:spacing w:before="100" w:beforeAutospacing="1" w:after="100" w:afterAutospacing="1" w:line="240" w:lineRule="auto"/>
+        <w:rPr>
+          <w:rFonts w:ascii="Calibri" w:eastAsia="Times New Roman" w:hAnsi="Calibri" w:cs="Calibri"/>
+        </w:rPr>
+      </w:pPr>
+      <w:r>
+        <w:rPr>
+          <w:rFonts w:ascii="Calibri" w:eastAsia="Times New Roman" w:hAnsi="Calibri" w:cs="Calibri"/>
+        </w:rPr>
+        <w:t xml:space="preserve">Aplicar los índices faltantes en la tabla </w:t>
+      </w:r>
+      <w:r>
+        <w:rPr>
+          <w:rStyle w:val="CdigoHTML"/>
+        </w:rPr>
+        <w:t>BitacoraEvento</w:t>
+      </w:r>
+      <w:r>
+        <w:rPr>
+          <w:rFonts w:ascii="Calibri" w:eastAsia="Times New Roman" w:hAnsi="Calibri" w:cs="Calibri"/>
+        </w:rPr>
+        <w:t xml:space="preserve"> en todos los ambientes.</w:t>
+      </w:r>
+    </w:p>
+    <w:p>
+      <w:pPr>
+        <w:numPr>
+          <w:ilvl w:val="0"/>
+          <w:numId w:val="20"/>
+        </w:numPr>
+        <w:spacing w:before="100" w:beforeAutospacing="1" w:after="100" w:afterAutospacing="1" w:line="240" w:lineRule="auto"/>
+        <w:rPr>
+          <w:rFonts w:ascii="Calibri" w:eastAsia="Times New Roman" w:hAnsi="Calibri" w:cs="Calibri"/>
+        </w:rPr>
+      </w:pPr>
+      <w:r>
+        <w:rPr>
+          <w:rFonts w:ascii="Calibri" w:eastAsia="Times New Roman" w:hAnsi="Calibri" w:cs="Calibri"/>
+        </w:rPr>
+        <w:t>Validar y auditar la integridad del hash criptográfico (</w:t>
+      </w:r>
+      <w:r>
+        <w:rPr>
+          <w:rStyle w:val="CdigoHTML"/>
+        </w:rPr>
+        <w:t>STANDARD_HASH</w:t>
+      </w:r>
+      <w:r>
+        <w:rPr>
+          <w:rFonts w:ascii="Calibri" w:eastAsia="Times New Roman" w:hAnsi="Calibri" w:cs="Calibri"/>
+        </w:rPr>
+        <w:t>) de las vistas de MUSEMS-PU frente a escenarios productivos con PII real.</w:t>
+      </w:r>
+    </w:p>
+    <w:p>
+      <w:pPr>
+        <w:numPr>
+          <w:ilvl w:val="0"/>
+          <w:numId w:val="20"/>
+        </w:numPr>
+        <w:spacing w:before="100" w:beforeAutospacing="1" w:after="100" w:afterAutospacing="1" w:line="240" w:lineRule="auto"/>
+        <w:rPr>
+          <w:rFonts w:ascii="Calibri" w:eastAsia="Times New Roman" w:hAnsi="Calibri" w:cs="Calibri"/>
+        </w:rPr>
+      </w:pPr>
+      <w:r>
+        <w:rPr>
+          <w:rFonts w:ascii="Calibri" w:eastAsia="Times New Roman" w:hAnsi="Calibri" w:cs="Calibri"/>
+        </w:rPr>
+        <w:t>Integrar reportes automatizados de planes de ejecución (</w:t>
+      </w:r>
+      <w:r>
+        <w:rPr>
+          <w:rStyle w:val="CdigoHTML"/>
+        </w:rPr>
+        <w:t>EXPLAIN</w:t>
+      </w:r>
+      <w:r>
+        <w:rPr>
+          <w:rFonts w:ascii="Calibri" w:eastAsia="Times New Roman" w:hAnsi="Calibri" w:cs="Calibri"/>
+        </w:rPr>
+        <w:t>) en los pipelines de CI/CD para detectar degradación temprana.</w:t>
+      </w:r>
+    </w:p>
+    <w:p>
+      <w:pPr>
+        <w:numPr>
+          <w:ilvl w:val="0"/>
+          <w:numId w:val="20"/>
+        </w:numPr>
+        <w:spacing w:before="100" w:beforeAutospacing="1" w:after="100" w:afterAutospacing="1" w:line="240" w:lineRule="auto"/>
+        <w:rPr>
+          <w:rFonts w:ascii="Calibri" w:eastAsia="Times New Roman" w:hAnsi="Calibri" w:cs="Calibri"/>
+        </w:rPr>
+      </w:pPr>
+      <w:r>
+        <w:rPr>
+          <w:rFonts w:ascii="Calibri" w:eastAsia="Times New Roman" w:hAnsi="Calibri" w:cs="Calibri"/>
+        </w:rPr>
+        <w:t>Preparar el informe de cierre trimestral con el consolidado de rendimiento frente a la carga real de producción.</w:t>
+      </w:r>
+    </w:p>
+    <w:p>
+      <w:pPr>
+        <w:rPr>
+          <w:rFonts w:ascii="Calibri" w:eastAsia="Times New Roman" w:hAnsi="Calibri" w:cs="Calibri"/>
+        </w:rPr>
+      </w:pPr>
+      <w:r>
+        <w:rPr>
+          <w:rFonts w:ascii="Calibri" w:eastAsia="Times New Roman" w:hAnsi="Calibri" w:cs="Calibri"/>
+        </w:rPr>
+        <w:pict w14:anchorId="4F2B5A0F">
+          <v:rect id="_x0000_i1026" style="width:0;height:1.5pt" o:hralign="center" o:hrstd="t" o:hr="t" fillcolor="#a0a0a0" stroked="f"/>
+        </w:pict>
+      </w:r>
+    </w:p>
+    <w:p>
+      <w:pPr>
+        <w:pStyle w:val="NormalWeb"/>
+        <w:rPr>
+          <w:rFonts w:ascii="Calibri" w:hAnsi="Calibri" w:cs="Calibri"/>
+          <w:sz w:val="22"/>
+          <w:szCs w:val="22"/>
+        </w:rPr>
+      </w:pPr>
+      <w:r>
+        <w:rPr>
+          <w:rStyle w:val="Fuerte"/>
+          <w:rFonts w:ascii="Calibri" w:hAnsi="Calibri" w:cs="Calibri"/>
+          <w:sz w:val="22"/>
+          <w:szCs w:val="22"/>
+        </w:rPr>
+        <w:t>Comentarios adicionales:</w:t>
+      </w:r>
+    </w:p>
+    <w:p>
+      <w:pPr>
+        <w:pStyle w:val="NormalWeb"/>
+        <w:rPr>
+          <w:rFonts w:ascii="Calibri" w:hAnsi="Calibri" w:cs="Calibri"/>
+          <w:sz w:val="22"/>
+          <w:szCs w:val="22"/>
+        </w:rPr>
+      </w:pPr>
+      <w:r>
+        <w:rPr>
+          <w:rFonts w:ascii="Calibri" w:hAnsi="Calibri" w:cs="Calibri"/>
+          <w:sz w:val="22"/>
+          <w:szCs w:val="22"/>
+        </w:rPr>
+        <w:t>Este entregable corresponde al avance de mayo de 2026 y demuestra el paso de una estrategia teórica (abril) a una resolución técnica proactiva (mayo). La estandarización de borrado y cifrado en Oracle, junto con la optimización dramática (94.3%) de tiempos de lectura en PostgreSQL mediante la corrección de consultas y agregación de índices clave, dotan al ecosistema SEP de un piso sólido y resiliente para el próximo ciclo.</w:t>
+      </w:r>
+    </w:p>
+    <w:p>
+      <w:pPr>
+        <w:rPr>
+          <w:rFonts w:asciiTheme="minorHAnsi" w:hAnsiTheme="minorHAnsi"/>
+          <w:color w:val="auto"/>
+        </w:rPr>
+      </w:pPr>
+    </w:p>
+    <w:p>
+      <w:pPr>
+        <w:rPr>
+          <w:rFonts w:asciiTheme="minorHAnsi" w:hAnsiTheme="minorHAnsi"/>
+          <w:color w:val="auto"/>
+        </w:rPr>
+      </w:pPr>
+    </w:p>
+    <w:p>
+      <w:pPr>
+        <w:keepNext/>
+        <w:keepLines/>
+        <w:spacing w:before="200" w:after="0"/>
+        <w:outlineLvl w:val="1"/>
         <w:rPr>
           <w:rFonts w:asciiTheme="majorHAnsi" w:eastAsiaTheme="majorEastAsia" w:hAnsiTheme="majorHAnsi" w:cstheme="majorBidi"/>
           <w:b/>
@@ -1082,6 +3280,8 @@
           <w:szCs w:val="26"/>
         </w:rPr>
       </w:pPr>
+      <w:bookmarkStart w:id="0" w:name="_Toc217296775"/>
+      <w:bookmarkStart w:id="1" w:name="_Toc219739752"/>
       <w:r>
         <w:rPr>
           <w:rFonts w:asciiTheme="majorHAnsi" w:eastAsiaTheme="majorEastAsia" w:hAnsiTheme="majorHAnsi" w:cstheme="majorBidi"/>
@@ -1091,34 +3291,10 @@
           <w:sz w:val="26"/>
           <w:szCs w:val="26"/>
         </w:rPr>
-        <w:br w:type="page"/>
-      </w:r>
-    </w:p>
-    <w:bookmarkEnd w:id="0"/>
-    <w:bookmarkEnd w:id="1"/>
-    <w:bookmarkEnd w:id="2"/>
-    <w:p>
-      <w:pPr>
-        <w:rPr>
-          <w:rFonts w:asciiTheme="majorHAnsi" w:eastAsiaTheme="majorEastAsia" w:hAnsiTheme="majorHAnsi" w:cstheme="majorBidi"/>
-          <w:b/>
-          <w:bCs/>
-          <w:color w:val="4F81BD" w:themeColor="accent1"/>
-          <w:sz w:val="26"/>
-          <w:szCs w:val="26"/>
-        </w:rPr>
-      </w:pPr>
-      <w:r>
-        <w:rPr>
-          <w:rFonts w:asciiTheme="majorHAnsi" w:eastAsiaTheme="majorEastAsia" w:hAnsiTheme="majorHAnsi" w:cstheme="majorBidi"/>
-          <w:b/>
-          <w:bCs/>
-          <w:color w:val="4F81BD" w:themeColor="accent1"/>
-          <w:sz w:val="26"/>
-          <w:szCs w:val="26"/>
-        </w:rPr>
         <w:t>8. Sección de firmas</w:t>
       </w:r>
+      <w:bookmarkEnd w:id="0"/>
+      <w:bookmarkEnd w:id="1"/>
     </w:p>
     <w:p>
       <w:pPr>
@@ -1569,8 +3745,8 @@
         <w:szCs w:val="18"/>
       </w:rPr>
     </w:pPr>
-    <w:bookmarkStart w:id="3" w:name="_Hlk195261366"/>
-    <w:bookmarkStart w:id="4" w:name="_Hlk195261367"/>
+    <w:bookmarkStart w:id="2" w:name="_Hlk195261366"/>
+    <w:bookmarkStart w:id="3" w:name="_Hlk195261367"/>
     <w:r>
       <w:rPr>
         <w:rFonts w:ascii="Noto Sans" w:hAnsi="Noto Sans" w:cs="Noto Sans"/>
@@ -1855,8 +4031,8 @@
       <w:tab/>
     </w:r>
   </w:p>
+  <w:bookmarkEnd w:id="2"/>
   <w:bookmarkEnd w:id="3"/>
-  <w:bookmarkEnd w:id="4"/>
   <w:p>
     <w:pPr>
       <w:pStyle w:val="Encabezado"/>
@@ -2268,9 +4444,9 @@
     </w:lvl>
   </w:abstractNum>
   <w:abstractNum w:abstractNumId="8" w15:restartNumberingAfterBreak="0">
-    <w:nsid w:val="0A1B6222"/>
+    <w:nsid w:val="13932927"/>
     <w:multiLevelType w:val="multilevel"/>
-    <w:tmpl w:val="02A00D46"/>
+    <w:tmpl w:val="CC4038C4"/>
     <w:lvl w:ilvl="0">
       <w:start w:val="1"/>
       <w:numFmt w:val="bullet"/>
@@ -2417,155 +4593,6 @@
     </w:lvl>
   </w:abstractNum>
   <w:abstractNum w:abstractNumId="9" w15:restartNumberingAfterBreak="0">
-    <w:nsid w:val="13AF51DD"/>
-    <w:multiLevelType w:val="multilevel"/>
-    <w:tmpl w:val="BA003FF0"/>
-    <w:lvl w:ilvl="0">
-      <w:start w:val="1"/>
-      <w:numFmt w:val="bullet"/>
-      <w:lvlText w:val=""/>
-      <w:lvlJc w:val="left"/>
-      <w:pPr>
-        <w:tabs>
-          <w:tab w:val="num" w:pos="720"/>
-        </w:tabs>
-        <w:ind w:left="720" w:hanging="360"/>
-      </w:pPr>
-      <w:rPr>
-        <w:rFonts w:ascii="Symbol" w:hAnsi="Symbol" w:hint="default"/>
-        <w:sz w:val="20"/>
-      </w:rPr>
-    </w:lvl>
-    <w:lvl w:ilvl="1" w:tentative="1">
-      <w:start w:val="1"/>
-      <w:numFmt w:val="bullet"/>
-      <w:lvlText w:val="o"/>
-      <w:lvlJc w:val="left"/>
-      <w:pPr>
-        <w:tabs>
-          <w:tab w:val="num" w:pos="1440"/>
-        </w:tabs>
-        <w:ind w:left="1440" w:hanging="360"/>
-      </w:pPr>
-      <w:rPr>
-        <w:rFonts w:ascii="Courier New" w:hAnsi="Courier New" w:hint="default"/>
-        <w:sz w:val="20"/>
-      </w:rPr>
-    </w:lvl>
-    <w:lvl w:ilvl="2" w:tentative="1">
-      <w:start w:val="1"/>
-      <w:numFmt w:val="bullet"/>
-      <w:lvlText w:val=""/>
-      <w:lvlJc w:val="left"/>
-      <w:pPr>
-        <w:tabs>
-          <w:tab w:val="num" w:pos="2160"/>
-        </w:tabs>
-        <w:ind w:left="2160" w:hanging="360"/>
-      </w:pPr>
-      <w:rPr>
-        <w:rFonts w:ascii="Wingdings" w:hAnsi="Wingdings" w:hint="default"/>
-        <w:sz w:val="20"/>
-      </w:rPr>
-    </w:lvl>
-    <w:lvl w:ilvl="3" w:tentative="1">
-      <w:start w:val="1"/>
-      <w:numFmt w:val="bullet"/>
-      <w:lvlText w:val=""/>
-      <w:lvlJc w:val="left"/>
-      <w:pPr>
-        <w:tabs>
-          <w:tab w:val="num" w:pos="2880"/>
-        </w:tabs>
-        <w:ind w:left="2880" w:hanging="360"/>
-      </w:pPr>
-      <w:rPr>
-        <w:rFonts w:ascii="Wingdings" w:hAnsi="Wingdings" w:hint="default"/>
-        <w:sz w:val="20"/>
-      </w:rPr>
-    </w:lvl>
-    <w:lvl w:ilvl="4" w:tentative="1">
-      <w:start w:val="1"/>
-      <w:numFmt w:val="bullet"/>
-      <w:lvlText w:val=""/>
-      <w:lvlJc w:val="left"/>
-      <w:pPr>
-        <w:tabs>
-          <w:tab w:val="num" w:pos="3600"/>
-        </w:tabs>
-        <w:ind w:left="3600" w:hanging="360"/>
-      </w:pPr>
-      <w:rPr>
-        <w:rFonts w:ascii="Wingdings" w:hAnsi="Wingdings" w:hint="default"/>
-        <w:sz w:val="20"/>
-      </w:rPr>
-    </w:lvl>
-    <w:lvl w:ilvl="5" w:tentative="1">
-      <w:start w:val="1"/>
-      <w:numFmt w:val="bullet"/>
-      <w:lvlText w:val=""/>
-      <w:lvlJc w:val="left"/>
-      <w:pPr>
-        <w:tabs>
-          <w:tab w:val="num" w:pos="4320"/>
-        </w:tabs>
-        <w:ind w:left="4320" w:hanging="360"/>
-      </w:pPr>
-      <w:rPr>
-        <w:rFonts w:ascii="Wingdings" w:hAnsi="Wingdings" w:hint="default"/>
-        <w:sz w:val="20"/>
-      </w:rPr>
-    </w:lvl>
-    <w:lvl w:ilvl="6" w:tentative="1">
-      <w:start w:val="1"/>
-      <w:numFmt w:val="bullet"/>
-      <w:lvlText w:val=""/>
-      <w:lvlJc w:val="left"/>
-      <w:pPr>
-        <w:tabs>
-          <w:tab w:val="num" w:pos="5040"/>
-        </w:tabs>
-        <w:ind w:left="5040" w:hanging="360"/>
-      </w:pPr>
-      <w:rPr>
-        <w:rFonts w:ascii="Wingdings" w:hAnsi="Wingdings" w:hint="default"/>
-        <w:sz w:val="20"/>
-      </w:rPr>
-    </w:lvl>
-    <w:lvl w:ilvl="7" w:tentative="1">
-      <w:start w:val="1"/>
-      <w:numFmt w:val="bullet"/>
-      <w:lvlText w:val=""/>
-      <w:lvlJc w:val="left"/>
-      <w:pPr>
-        <w:tabs>
-          <w:tab w:val="num" w:pos="5760"/>
-        </w:tabs>
-        <w:ind w:left="5760" w:hanging="360"/>
-      </w:pPr>
-      <w:rPr>
-        <w:rFonts w:ascii="Wingdings" w:hAnsi="Wingdings" w:hint="default"/>
-        <w:sz w:val="20"/>
-      </w:rPr>
-    </w:lvl>
-    <w:lvl w:ilvl="8" w:tentative="1">
-      <w:start w:val="1"/>
-      <w:numFmt w:val="bullet"/>
-      <w:lvlText w:val=""/>
-      <w:lvlJc w:val="left"/>
-      <w:pPr>
-        <w:tabs>
-          <w:tab w:val="num" w:pos="6480"/>
-        </w:tabs>
-        <w:ind w:left="6480" w:hanging="360"/>
-      </w:pPr>
-      <w:rPr>
-        <w:rFonts w:ascii="Wingdings" w:hAnsi="Wingdings" w:hint="default"/>
-        <w:sz w:val="20"/>
-      </w:rPr>
-    </w:lvl>
-  </w:abstractNum>
-  <w:abstractNum w:abstractNumId="10" w15:restartNumberingAfterBreak="0">
     <w:nsid w:val="14A24D95"/>
     <w:multiLevelType w:val="hybridMultilevel"/>
     <w:tmpl w:val="0EDC7788"/>
@@ -2678,7 +4705,7 @@
       </w:rPr>
     </w:lvl>
   </w:abstractNum>
-  <w:abstractNum w:abstractNumId="11" w15:restartNumberingAfterBreak="0">
+  <w:abstractNum w:abstractNumId="10" w15:restartNumberingAfterBreak="0">
     <w:nsid w:val="28FF771F"/>
     <w:multiLevelType w:val="hybridMultilevel"/>
     <w:tmpl w:val="660C7888"/>
@@ -2791,7 +4818,454 @@
       </w:rPr>
     </w:lvl>
   </w:abstractNum>
+  <w:abstractNum w:abstractNumId="11" w15:restartNumberingAfterBreak="0">
+    <w:nsid w:val="34C701B8"/>
+    <w:multiLevelType w:val="multilevel"/>
+    <w:tmpl w:val="2C32E0CE"/>
+    <w:lvl w:ilvl="0">
+      <w:start w:val="1"/>
+      <w:numFmt w:val="bullet"/>
+      <w:lvlText w:val=""/>
+      <w:lvlJc w:val="left"/>
+      <w:pPr>
+        <w:tabs>
+          <w:tab w:val="num" w:pos="720"/>
+        </w:tabs>
+        <w:ind w:left="720" w:hanging="360"/>
+      </w:pPr>
+      <w:rPr>
+        <w:rFonts w:ascii="Symbol" w:hAnsi="Symbol" w:hint="default"/>
+        <w:sz w:val="20"/>
+      </w:rPr>
+    </w:lvl>
+    <w:lvl w:ilvl="1" w:tentative="1">
+      <w:start w:val="1"/>
+      <w:numFmt w:val="bullet"/>
+      <w:lvlText w:val="o"/>
+      <w:lvlJc w:val="left"/>
+      <w:pPr>
+        <w:tabs>
+          <w:tab w:val="num" w:pos="1440"/>
+        </w:tabs>
+        <w:ind w:left="1440" w:hanging="360"/>
+      </w:pPr>
+      <w:rPr>
+        <w:rFonts w:ascii="Courier New" w:hAnsi="Courier New" w:hint="default"/>
+        <w:sz w:val="20"/>
+      </w:rPr>
+    </w:lvl>
+    <w:lvl w:ilvl="2" w:tentative="1">
+      <w:start w:val="1"/>
+      <w:numFmt w:val="bullet"/>
+      <w:lvlText w:val=""/>
+      <w:lvlJc w:val="left"/>
+      <w:pPr>
+        <w:tabs>
+          <w:tab w:val="num" w:pos="2160"/>
+        </w:tabs>
+        <w:ind w:left="2160" w:hanging="360"/>
+      </w:pPr>
+      <w:rPr>
+        <w:rFonts w:ascii="Wingdings" w:hAnsi="Wingdings" w:hint="default"/>
+        <w:sz w:val="20"/>
+      </w:rPr>
+    </w:lvl>
+    <w:lvl w:ilvl="3" w:tentative="1">
+      <w:start w:val="1"/>
+      <w:numFmt w:val="bullet"/>
+      <w:lvlText w:val=""/>
+      <w:lvlJc w:val="left"/>
+      <w:pPr>
+        <w:tabs>
+          <w:tab w:val="num" w:pos="2880"/>
+        </w:tabs>
+        <w:ind w:left="2880" w:hanging="360"/>
+      </w:pPr>
+      <w:rPr>
+        <w:rFonts w:ascii="Wingdings" w:hAnsi="Wingdings" w:hint="default"/>
+        <w:sz w:val="20"/>
+      </w:rPr>
+    </w:lvl>
+    <w:lvl w:ilvl="4" w:tentative="1">
+      <w:start w:val="1"/>
+      <w:numFmt w:val="bullet"/>
+      <w:lvlText w:val=""/>
+      <w:lvlJc w:val="left"/>
+      <w:pPr>
+        <w:tabs>
+          <w:tab w:val="num" w:pos="3600"/>
+        </w:tabs>
+        <w:ind w:left="3600" w:hanging="360"/>
+      </w:pPr>
+      <w:rPr>
+        <w:rFonts w:ascii="Wingdings" w:hAnsi="Wingdings" w:hint="default"/>
+        <w:sz w:val="20"/>
+      </w:rPr>
+    </w:lvl>
+    <w:lvl w:ilvl="5" w:tentative="1">
+      <w:start w:val="1"/>
+      <w:numFmt w:val="bullet"/>
+      <w:lvlText w:val=""/>
+      <w:lvlJc w:val="left"/>
+      <w:pPr>
+        <w:tabs>
+          <w:tab w:val="num" w:pos="4320"/>
+        </w:tabs>
+        <w:ind w:left="4320" w:hanging="360"/>
+      </w:pPr>
+      <w:rPr>
+        <w:rFonts w:ascii="Wingdings" w:hAnsi="Wingdings" w:hint="default"/>
+        <w:sz w:val="20"/>
+      </w:rPr>
+    </w:lvl>
+    <w:lvl w:ilvl="6" w:tentative="1">
+      <w:start w:val="1"/>
+      <w:numFmt w:val="bullet"/>
+      <w:lvlText w:val=""/>
+      <w:lvlJc w:val="left"/>
+      <w:pPr>
+        <w:tabs>
+          <w:tab w:val="num" w:pos="5040"/>
+        </w:tabs>
+        <w:ind w:left="5040" w:hanging="360"/>
+      </w:pPr>
+      <w:rPr>
+        <w:rFonts w:ascii="Wingdings" w:hAnsi="Wingdings" w:hint="default"/>
+        <w:sz w:val="20"/>
+      </w:rPr>
+    </w:lvl>
+    <w:lvl w:ilvl="7" w:tentative="1">
+      <w:start w:val="1"/>
+      <w:numFmt w:val="bullet"/>
+      <w:lvlText w:val=""/>
+      <w:lvlJc w:val="left"/>
+      <w:pPr>
+        <w:tabs>
+          <w:tab w:val="num" w:pos="5760"/>
+        </w:tabs>
+        <w:ind w:left="5760" w:hanging="360"/>
+      </w:pPr>
+      <w:rPr>
+        <w:rFonts w:ascii="Wingdings" w:hAnsi="Wingdings" w:hint="default"/>
+        <w:sz w:val="20"/>
+      </w:rPr>
+    </w:lvl>
+    <w:lvl w:ilvl="8" w:tentative="1">
+      <w:start w:val="1"/>
+      <w:numFmt w:val="bullet"/>
+      <w:lvlText w:val=""/>
+      <w:lvlJc w:val="left"/>
+      <w:pPr>
+        <w:tabs>
+          <w:tab w:val="num" w:pos="6480"/>
+        </w:tabs>
+        <w:ind w:left="6480" w:hanging="360"/>
+      </w:pPr>
+      <w:rPr>
+        <w:rFonts w:ascii="Wingdings" w:hAnsi="Wingdings" w:hint="default"/>
+        <w:sz w:val="20"/>
+      </w:rPr>
+    </w:lvl>
+  </w:abstractNum>
   <w:abstractNum w:abstractNumId="12" w15:restartNumberingAfterBreak="0">
+    <w:nsid w:val="3ECA15DA"/>
+    <w:multiLevelType w:val="multilevel"/>
+    <w:tmpl w:val="E23E162E"/>
+    <w:lvl w:ilvl="0">
+      <w:start w:val="1"/>
+      <w:numFmt w:val="bullet"/>
+      <w:lvlText w:val=""/>
+      <w:lvlJc w:val="left"/>
+      <w:pPr>
+        <w:tabs>
+          <w:tab w:val="num" w:pos="720"/>
+        </w:tabs>
+        <w:ind w:left="720" w:hanging="360"/>
+      </w:pPr>
+      <w:rPr>
+        <w:rFonts w:ascii="Symbol" w:hAnsi="Symbol" w:hint="default"/>
+        <w:sz w:val="20"/>
+      </w:rPr>
+    </w:lvl>
+    <w:lvl w:ilvl="1" w:tentative="1">
+      <w:start w:val="1"/>
+      <w:numFmt w:val="bullet"/>
+      <w:lvlText w:val="o"/>
+      <w:lvlJc w:val="left"/>
+      <w:pPr>
+        <w:tabs>
+          <w:tab w:val="num" w:pos="1440"/>
+        </w:tabs>
+        <w:ind w:left="1440" w:hanging="360"/>
+      </w:pPr>
+      <w:rPr>
+        <w:rFonts w:ascii="Courier New" w:hAnsi="Courier New" w:hint="default"/>
+        <w:sz w:val="20"/>
+      </w:rPr>
+    </w:lvl>
+    <w:lvl w:ilvl="2" w:tentative="1">
+      <w:start w:val="1"/>
+      <w:numFmt w:val="bullet"/>
+      <w:lvlText w:val=""/>
+      <w:lvlJc w:val="left"/>
+      <w:pPr>
+        <w:tabs>
+          <w:tab w:val="num" w:pos="2160"/>
+        </w:tabs>
+        <w:ind w:left="2160" w:hanging="360"/>
+      </w:pPr>
+      <w:rPr>
+        <w:rFonts w:ascii="Wingdings" w:hAnsi="Wingdings" w:hint="default"/>
+        <w:sz w:val="20"/>
+      </w:rPr>
+    </w:lvl>
+    <w:lvl w:ilvl="3" w:tentative="1">
+      <w:start w:val="1"/>
+      <w:numFmt w:val="bullet"/>
+      <w:lvlText w:val=""/>
+      <w:lvlJc w:val="left"/>
+      <w:pPr>
+        <w:tabs>
+          <w:tab w:val="num" w:pos="2880"/>
+        </w:tabs>
+        <w:ind w:left="2880" w:hanging="360"/>
+      </w:pPr>
+      <w:rPr>
+        <w:rFonts w:ascii="Wingdings" w:hAnsi="Wingdings" w:hint="default"/>
+        <w:sz w:val="20"/>
+      </w:rPr>
+    </w:lvl>
+    <w:lvl w:ilvl="4" w:tentative="1">
+      <w:start w:val="1"/>
+      <w:numFmt w:val="bullet"/>
+      <w:lvlText w:val=""/>
+      <w:lvlJc w:val="left"/>
+      <w:pPr>
+        <w:tabs>
+          <w:tab w:val="num" w:pos="3600"/>
+        </w:tabs>
+        <w:ind w:left="3600" w:hanging="360"/>
+      </w:pPr>
+      <w:rPr>
+        <w:rFonts w:ascii="Wingdings" w:hAnsi="Wingdings" w:hint="default"/>
+        <w:sz w:val="20"/>
+      </w:rPr>
+    </w:lvl>
+    <w:lvl w:ilvl="5" w:tentative="1">
+      <w:start w:val="1"/>
+      <w:numFmt w:val="bullet"/>
+      <w:lvlText w:val=""/>
+      <w:lvlJc w:val="left"/>
+      <w:pPr>
+        <w:tabs>
+          <w:tab w:val="num" w:pos="4320"/>
+        </w:tabs>
+        <w:ind w:left="4320" w:hanging="360"/>
+      </w:pPr>
+      <w:rPr>
+        <w:rFonts w:ascii="Wingdings" w:hAnsi="Wingdings" w:hint="default"/>
+        <w:sz w:val="20"/>
+      </w:rPr>
+    </w:lvl>
+    <w:lvl w:ilvl="6" w:tentative="1">
+      <w:start w:val="1"/>
+      <w:numFmt w:val="bullet"/>
+      <w:lvlText w:val=""/>
+      <w:lvlJc w:val="left"/>
+      <w:pPr>
+        <w:tabs>
+          <w:tab w:val="num" w:pos="5040"/>
+        </w:tabs>
+        <w:ind w:left="5040" w:hanging="360"/>
+      </w:pPr>
+      <w:rPr>
+        <w:rFonts w:ascii="Wingdings" w:hAnsi="Wingdings" w:hint="default"/>
+        <w:sz w:val="20"/>
+      </w:rPr>
+    </w:lvl>
+    <w:lvl w:ilvl="7" w:tentative="1">
+      <w:start w:val="1"/>
+      <w:numFmt w:val="bullet"/>
+      <w:lvlText w:val=""/>
+      <w:lvlJc w:val="left"/>
+      <w:pPr>
+        <w:tabs>
+          <w:tab w:val="num" w:pos="5760"/>
+        </w:tabs>
+        <w:ind w:left="5760" w:hanging="360"/>
+      </w:pPr>
+      <w:rPr>
+        <w:rFonts w:ascii="Wingdings" w:hAnsi="Wingdings" w:hint="default"/>
+        <w:sz w:val="20"/>
+      </w:rPr>
+    </w:lvl>
+    <w:lvl w:ilvl="8" w:tentative="1">
+      <w:start w:val="1"/>
+      <w:numFmt w:val="bullet"/>
+      <w:lvlText w:val=""/>
+      <w:lvlJc w:val="left"/>
+      <w:pPr>
+        <w:tabs>
+          <w:tab w:val="num" w:pos="6480"/>
+        </w:tabs>
+        <w:ind w:left="6480" w:hanging="360"/>
+      </w:pPr>
+      <w:rPr>
+        <w:rFonts w:ascii="Wingdings" w:hAnsi="Wingdings" w:hint="default"/>
+        <w:sz w:val="20"/>
+      </w:rPr>
+    </w:lvl>
+  </w:abstractNum>
+  <w:abstractNum w:abstractNumId="13" w15:restartNumberingAfterBreak="0">
+    <w:nsid w:val="4F232A6A"/>
+    <w:multiLevelType w:val="multilevel"/>
+    <w:tmpl w:val="CE3A0282"/>
+    <w:lvl w:ilvl="0">
+      <w:start w:val="1"/>
+      <w:numFmt w:val="bullet"/>
+      <w:lvlText w:val=""/>
+      <w:lvlJc w:val="left"/>
+      <w:pPr>
+        <w:tabs>
+          <w:tab w:val="num" w:pos="720"/>
+        </w:tabs>
+        <w:ind w:left="720" w:hanging="360"/>
+      </w:pPr>
+      <w:rPr>
+        <w:rFonts w:ascii="Symbol" w:hAnsi="Symbol" w:hint="default"/>
+        <w:sz w:val="20"/>
+      </w:rPr>
+    </w:lvl>
+    <w:lvl w:ilvl="1" w:tentative="1">
+      <w:start w:val="1"/>
+      <w:numFmt w:val="bullet"/>
+      <w:lvlText w:val="o"/>
+      <w:lvlJc w:val="left"/>
+      <w:pPr>
+        <w:tabs>
+          <w:tab w:val="num" w:pos="1440"/>
+        </w:tabs>
+        <w:ind w:left="1440" w:hanging="360"/>
+      </w:pPr>
+      <w:rPr>
+        <w:rFonts w:ascii="Courier New" w:hAnsi="Courier New" w:hint="default"/>
+        <w:sz w:val="20"/>
+      </w:rPr>
+    </w:lvl>
+    <w:lvl w:ilvl="2" w:tentative="1">
+      <w:start w:val="1"/>
+      <w:numFmt w:val="bullet"/>
+      <w:lvlText w:val=""/>
+      <w:lvlJc w:val="left"/>
+      <w:pPr>
+        <w:tabs>
+          <w:tab w:val="num" w:pos="2160"/>
+        </w:tabs>
+        <w:ind w:left="2160" w:hanging="360"/>
+      </w:pPr>
+      <w:rPr>
+        <w:rFonts w:ascii="Wingdings" w:hAnsi="Wingdings" w:hint="default"/>
+        <w:sz w:val="20"/>
+      </w:rPr>
+    </w:lvl>
+    <w:lvl w:ilvl="3" w:tentative="1">
+      <w:start w:val="1"/>
+      <w:numFmt w:val="bullet"/>
+      <w:lvlText w:val=""/>
+      <w:lvlJc w:val="left"/>
+      <w:pPr>
+        <w:tabs>
+          <w:tab w:val="num" w:pos="2880"/>
+        </w:tabs>
+        <w:ind w:left="2880" w:hanging="360"/>
+      </w:pPr>
+      <w:rPr>
+        <w:rFonts w:ascii="Wingdings" w:hAnsi="Wingdings" w:hint="default"/>
+        <w:sz w:val="20"/>
+      </w:rPr>
+    </w:lvl>
+    <w:lvl w:ilvl="4" w:tentative="1">
+      <w:start w:val="1"/>
+      <w:numFmt w:val="bullet"/>
+      <w:lvlText w:val=""/>
+      <w:lvlJc w:val="left"/>
+      <w:pPr>
+        <w:tabs>
+          <w:tab w:val="num" w:pos="3600"/>
+        </w:tabs>
+        <w:ind w:left="3600" w:hanging="360"/>
+      </w:pPr>
+      <w:rPr>
+        <w:rFonts w:ascii="Wingdings" w:hAnsi="Wingdings" w:hint="default"/>
+        <w:sz w:val="20"/>
+      </w:rPr>
+    </w:lvl>
+    <w:lvl w:ilvl="5" w:tentative="1">
+      <w:start w:val="1"/>
+      <w:numFmt w:val="bullet"/>
+      <w:lvlText w:val=""/>
+      <w:lvlJc w:val="left"/>
+      <w:pPr>
+        <w:tabs>
+          <w:tab w:val="num" w:pos="4320"/>
+        </w:tabs>
+        <w:ind w:left="4320" w:hanging="360"/>
+      </w:pPr>
+      <w:rPr>
+        <w:rFonts w:ascii="Wingdings" w:hAnsi="Wingdings" w:hint="default"/>
+        <w:sz w:val="20"/>
+      </w:rPr>
+    </w:lvl>
+    <w:lvl w:ilvl="6" w:tentative="1">
+      <w:start w:val="1"/>
+      <w:numFmt w:val="bullet"/>
+      <w:lvlText w:val=""/>
+      <w:lvlJc w:val="left"/>
+      <w:pPr>
+        <w:tabs>
+          <w:tab w:val="num" w:pos="5040"/>
+        </w:tabs>
+        <w:ind w:left="5040" w:hanging="360"/>
+      </w:pPr>
+      <w:rPr>
+        <w:rFonts w:ascii="Wingdings" w:hAnsi="Wingdings" w:hint="default"/>
+        <w:sz w:val="20"/>
+      </w:rPr>
+    </w:lvl>
+    <w:lvl w:ilvl="7" w:tentative="1">
+      <w:start w:val="1"/>
+      <w:numFmt w:val="bullet"/>
+      <w:lvlText w:val=""/>
+      <w:lvlJc w:val="left"/>
+      <w:pPr>
+        <w:tabs>
+          <w:tab w:val="num" w:pos="5760"/>
+        </w:tabs>
+        <w:ind w:left="5760" w:hanging="360"/>
+      </w:pPr>
+      <w:rPr>
+        <w:rFonts w:ascii="Wingdings" w:hAnsi="Wingdings" w:hint="default"/>
+        <w:sz w:val="20"/>
+      </w:rPr>
+    </w:lvl>
+    <w:lvl w:ilvl="8" w:tentative="1">
+      <w:start w:val="1"/>
+      <w:numFmt w:val="bullet"/>
+      <w:lvlText w:val=""/>
+      <w:lvlJc w:val="left"/>
+      <w:pPr>
+        <w:tabs>
+          <w:tab w:val="num" w:pos="6480"/>
+        </w:tabs>
+        <w:ind w:left="6480" w:hanging="360"/>
+      </w:pPr>
+      <w:rPr>
+        <w:rFonts w:ascii="Wingdings" w:hAnsi="Wingdings" w:hint="default"/>
+        <w:sz w:val="20"/>
+      </w:rPr>
+    </w:lvl>
+  </w:abstractNum>
+  <w:abstractNum w:abstractNumId="14" w15:restartNumberingAfterBreak="0">
     <w:nsid w:val="52D74056"/>
     <w:multiLevelType w:val="hybridMultilevel"/>
     <w:tmpl w:val="F8E884D6"/>
@@ -2880,7 +5354,7 @@
       </w:pPr>
     </w:lvl>
   </w:abstractNum>
-  <w:abstractNum w:abstractNumId="13" w15:restartNumberingAfterBreak="0">
+  <w:abstractNum w:abstractNumId="15" w15:restartNumberingAfterBreak="0">
     <w:nsid w:val="53C20551"/>
     <w:multiLevelType w:val="hybridMultilevel"/>
     <w:tmpl w:val="9EBC212E"/>
@@ -2969,10 +5443,457 @@
       </w:pPr>
     </w:lvl>
   </w:abstractNum>
-  <w:abstractNum w:abstractNumId="14" w15:restartNumberingAfterBreak="0">
-    <w:nsid w:val="5C7A78EE"/>
+  <w:abstractNum w:abstractNumId="16" w15:restartNumberingAfterBreak="0">
+    <w:nsid w:val="568E546A"/>
     <w:multiLevelType w:val="multilevel"/>
-    <w:tmpl w:val="0D90A17A"/>
+    <w:tmpl w:val="40209BAC"/>
+    <w:lvl w:ilvl="0">
+      <w:start w:val="1"/>
+      <w:numFmt w:val="bullet"/>
+      <w:lvlText w:val=""/>
+      <w:lvlJc w:val="left"/>
+      <w:pPr>
+        <w:tabs>
+          <w:tab w:val="num" w:pos="720"/>
+        </w:tabs>
+        <w:ind w:left="720" w:hanging="360"/>
+      </w:pPr>
+      <w:rPr>
+        <w:rFonts w:ascii="Symbol" w:hAnsi="Symbol" w:hint="default"/>
+        <w:sz w:val="20"/>
+      </w:rPr>
+    </w:lvl>
+    <w:lvl w:ilvl="1" w:tentative="1">
+      <w:start w:val="1"/>
+      <w:numFmt w:val="bullet"/>
+      <w:lvlText w:val="o"/>
+      <w:lvlJc w:val="left"/>
+      <w:pPr>
+        <w:tabs>
+          <w:tab w:val="num" w:pos="1440"/>
+        </w:tabs>
+        <w:ind w:left="1440" w:hanging="360"/>
+      </w:pPr>
+      <w:rPr>
+        <w:rFonts w:ascii="Courier New" w:hAnsi="Courier New" w:hint="default"/>
+        <w:sz w:val="20"/>
+      </w:rPr>
+    </w:lvl>
+    <w:lvl w:ilvl="2" w:tentative="1">
+      <w:start w:val="1"/>
+      <w:numFmt w:val="bullet"/>
+      <w:lvlText w:val=""/>
+      <w:lvlJc w:val="left"/>
+      <w:pPr>
+        <w:tabs>
+          <w:tab w:val="num" w:pos="2160"/>
+        </w:tabs>
+        <w:ind w:left="2160" w:hanging="360"/>
+      </w:pPr>
+      <w:rPr>
+        <w:rFonts w:ascii="Wingdings" w:hAnsi="Wingdings" w:hint="default"/>
+        <w:sz w:val="20"/>
+      </w:rPr>
+    </w:lvl>
+    <w:lvl w:ilvl="3" w:tentative="1">
+      <w:start w:val="1"/>
+      <w:numFmt w:val="bullet"/>
+      <w:lvlText w:val=""/>
+      <w:lvlJc w:val="left"/>
+      <w:pPr>
+        <w:tabs>
+          <w:tab w:val="num" w:pos="2880"/>
+        </w:tabs>
+        <w:ind w:left="2880" w:hanging="360"/>
+      </w:pPr>
+      <w:rPr>
+        <w:rFonts w:ascii="Wingdings" w:hAnsi="Wingdings" w:hint="default"/>
+        <w:sz w:val="20"/>
+      </w:rPr>
+    </w:lvl>
+    <w:lvl w:ilvl="4" w:tentative="1">
+      <w:start w:val="1"/>
+      <w:numFmt w:val="bullet"/>
+      <w:lvlText w:val=""/>
+      <w:lvlJc w:val="left"/>
+      <w:pPr>
+        <w:tabs>
+          <w:tab w:val="num" w:pos="3600"/>
+        </w:tabs>
+        <w:ind w:left="3600" w:hanging="360"/>
+      </w:pPr>
+      <w:rPr>
+        <w:rFonts w:ascii="Wingdings" w:hAnsi="Wingdings" w:hint="default"/>
+        <w:sz w:val="20"/>
+      </w:rPr>
+    </w:lvl>
+    <w:lvl w:ilvl="5" w:tentative="1">
+      <w:start w:val="1"/>
+      <w:numFmt w:val="bullet"/>
+      <w:lvlText w:val=""/>
+      <w:lvlJc w:val="left"/>
+      <w:pPr>
+        <w:tabs>
+          <w:tab w:val="num" w:pos="4320"/>
+        </w:tabs>
+        <w:ind w:left="4320" w:hanging="360"/>
+      </w:pPr>
+      <w:rPr>
+        <w:rFonts w:ascii="Wingdings" w:hAnsi="Wingdings" w:hint="default"/>
+        <w:sz w:val="20"/>
+      </w:rPr>
+    </w:lvl>
+    <w:lvl w:ilvl="6" w:tentative="1">
+      <w:start w:val="1"/>
+      <w:numFmt w:val="bullet"/>
+      <w:lvlText w:val=""/>
+      <w:lvlJc w:val="left"/>
+      <w:pPr>
+        <w:tabs>
+          <w:tab w:val="num" w:pos="5040"/>
+        </w:tabs>
+        <w:ind w:left="5040" w:hanging="360"/>
+      </w:pPr>
+      <w:rPr>
+        <w:rFonts w:ascii="Wingdings" w:hAnsi="Wingdings" w:hint="default"/>
+        <w:sz w:val="20"/>
+      </w:rPr>
+    </w:lvl>
+    <w:lvl w:ilvl="7" w:tentative="1">
+      <w:start w:val="1"/>
+      <w:numFmt w:val="bullet"/>
+      <w:lvlText w:val=""/>
+      <w:lvlJc w:val="left"/>
+      <w:pPr>
+        <w:tabs>
+          <w:tab w:val="num" w:pos="5760"/>
+        </w:tabs>
+        <w:ind w:left="5760" w:hanging="360"/>
+      </w:pPr>
+      <w:rPr>
+        <w:rFonts w:ascii="Wingdings" w:hAnsi="Wingdings" w:hint="default"/>
+        <w:sz w:val="20"/>
+      </w:rPr>
+    </w:lvl>
+    <w:lvl w:ilvl="8" w:tentative="1">
+      <w:start w:val="1"/>
+      <w:numFmt w:val="bullet"/>
+      <w:lvlText w:val=""/>
+      <w:lvlJc w:val="left"/>
+      <w:pPr>
+        <w:tabs>
+          <w:tab w:val="num" w:pos="6480"/>
+        </w:tabs>
+        <w:ind w:left="6480" w:hanging="360"/>
+      </w:pPr>
+      <w:rPr>
+        <w:rFonts w:ascii="Wingdings" w:hAnsi="Wingdings" w:hint="default"/>
+        <w:sz w:val="20"/>
+      </w:rPr>
+    </w:lvl>
+  </w:abstractNum>
+  <w:abstractNum w:abstractNumId="17" w15:restartNumberingAfterBreak="0">
+    <w:nsid w:val="573E1BE1"/>
+    <w:multiLevelType w:val="multilevel"/>
+    <w:tmpl w:val="939C65BC"/>
+    <w:lvl w:ilvl="0">
+      <w:start w:val="1"/>
+      <w:numFmt w:val="bullet"/>
+      <w:lvlText w:val=""/>
+      <w:lvlJc w:val="left"/>
+      <w:pPr>
+        <w:tabs>
+          <w:tab w:val="num" w:pos="720"/>
+        </w:tabs>
+        <w:ind w:left="720" w:hanging="360"/>
+      </w:pPr>
+      <w:rPr>
+        <w:rFonts w:ascii="Symbol" w:hAnsi="Symbol" w:hint="default"/>
+        <w:sz w:val="20"/>
+      </w:rPr>
+    </w:lvl>
+    <w:lvl w:ilvl="1" w:tentative="1">
+      <w:start w:val="1"/>
+      <w:numFmt w:val="bullet"/>
+      <w:lvlText w:val="o"/>
+      <w:lvlJc w:val="left"/>
+      <w:pPr>
+        <w:tabs>
+          <w:tab w:val="num" w:pos="1440"/>
+        </w:tabs>
+        <w:ind w:left="1440" w:hanging="360"/>
+      </w:pPr>
+      <w:rPr>
+        <w:rFonts w:ascii="Courier New" w:hAnsi="Courier New" w:hint="default"/>
+        <w:sz w:val="20"/>
+      </w:rPr>
+    </w:lvl>
+    <w:lvl w:ilvl="2" w:tentative="1">
+      <w:start w:val="1"/>
+      <w:numFmt w:val="bullet"/>
+      <w:lvlText w:val=""/>
+      <w:lvlJc w:val="left"/>
+      <w:pPr>
+        <w:tabs>
+          <w:tab w:val="num" w:pos="2160"/>
+        </w:tabs>
+        <w:ind w:left="2160" w:hanging="360"/>
+      </w:pPr>
+      <w:rPr>
+        <w:rFonts w:ascii="Wingdings" w:hAnsi="Wingdings" w:hint="default"/>
+        <w:sz w:val="20"/>
+      </w:rPr>
+    </w:lvl>
+    <w:lvl w:ilvl="3" w:tentative="1">
+      <w:start w:val="1"/>
+      <w:numFmt w:val="bullet"/>
+      <w:lvlText w:val=""/>
+      <w:lvlJc w:val="left"/>
+      <w:pPr>
+        <w:tabs>
+          <w:tab w:val="num" w:pos="2880"/>
+        </w:tabs>
+        <w:ind w:left="2880" w:hanging="360"/>
+      </w:pPr>
+      <w:rPr>
+        <w:rFonts w:ascii="Wingdings" w:hAnsi="Wingdings" w:hint="default"/>
+        <w:sz w:val="20"/>
+      </w:rPr>
+    </w:lvl>
+    <w:lvl w:ilvl="4" w:tentative="1">
+      <w:start w:val="1"/>
+      <w:numFmt w:val="bullet"/>
+      <w:lvlText w:val=""/>
+      <w:lvlJc w:val="left"/>
+      <w:pPr>
+        <w:tabs>
+          <w:tab w:val="num" w:pos="3600"/>
+        </w:tabs>
+        <w:ind w:left="3600" w:hanging="360"/>
+      </w:pPr>
+      <w:rPr>
+        <w:rFonts w:ascii="Wingdings" w:hAnsi="Wingdings" w:hint="default"/>
+        <w:sz w:val="20"/>
+      </w:rPr>
+    </w:lvl>
+    <w:lvl w:ilvl="5" w:tentative="1">
+      <w:start w:val="1"/>
+      <w:numFmt w:val="bullet"/>
+      <w:lvlText w:val=""/>
+      <w:lvlJc w:val="left"/>
+      <w:pPr>
+        <w:tabs>
+          <w:tab w:val="num" w:pos="4320"/>
+        </w:tabs>
+        <w:ind w:left="4320" w:hanging="360"/>
+      </w:pPr>
+      <w:rPr>
+        <w:rFonts w:ascii="Wingdings" w:hAnsi="Wingdings" w:hint="default"/>
+        <w:sz w:val="20"/>
+      </w:rPr>
+    </w:lvl>
+    <w:lvl w:ilvl="6" w:tentative="1">
+      <w:start w:val="1"/>
+      <w:numFmt w:val="bullet"/>
+      <w:lvlText w:val=""/>
+      <w:lvlJc w:val="left"/>
+      <w:pPr>
+        <w:tabs>
+          <w:tab w:val="num" w:pos="5040"/>
+        </w:tabs>
+        <w:ind w:left="5040" w:hanging="360"/>
+      </w:pPr>
+      <w:rPr>
+        <w:rFonts w:ascii="Wingdings" w:hAnsi="Wingdings" w:hint="default"/>
+        <w:sz w:val="20"/>
+      </w:rPr>
+    </w:lvl>
+    <w:lvl w:ilvl="7" w:tentative="1">
+      <w:start w:val="1"/>
+      <w:numFmt w:val="bullet"/>
+      <w:lvlText w:val=""/>
+      <w:lvlJc w:val="left"/>
+      <w:pPr>
+        <w:tabs>
+          <w:tab w:val="num" w:pos="5760"/>
+        </w:tabs>
+        <w:ind w:left="5760" w:hanging="360"/>
+      </w:pPr>
+      <w:rPr>
+        <w:rFonts w:ascii="Wingdings" w:hAnsi="Wingdings" w:hint="default"/>
+        <w:sz w:val="20"/>
+      </w:rPr>
+    </w:lvl>
+    <w:lvl w:ilvl="8" w:tentative="1">
+      <w:start w:val="1"/>
+      <w:numFmt w:val="bullet"/>
+      <w:lvlText w:val=""/>
+      <w:lvlJc w:val="left"/>
+      <w:pPr>
+        <w:tabs>
+          <w:tab w:val="num" w:pos="6480"/>
+        </w:tabs>
+        <w:ind w:left="6480" w:hanging="360"/>
+      </w:pPr>
+      <w:rPr>
+        <w:rFonts w:ascii="Wingdings" w:hAnsi="Wingdings" w:hint="default"/>
+        <w:sz w:val="20"/>
+      </w:rPr>
+    </w:lvl>
+  </w:abstractNum>
+  <w:abstractNum w:abstractNumId="18" w15:restartNumberingAfterBreak="0">
+    <w:nsid w:val="77D617C9"/>
+    <w:multiLevelType w:val="multilevel"/>
+    <w:tmpl w:val="413E31F4"/>
+    <w:lvl w:ilvl="0">
+      <w:start w:val="1"/>
+      <w:numFmt w:val="bullet"/>
+      <w:lvlText w:val=""/>
+      <w:lvlJc w:val="left"/>
+      <w:pPr>
+        <w:tabs>
+          <w:tab w:val="num" w:pos="720"/>
+        </w:tabs>
+        <w:ind w:left="720" w:hanging="360"/>
+      </w:pPr>
+      <w:rPr>
+        <w:rFonts w:ascii="Symbol" w:hAnsi="Symbol" w:hint="default"/>
+        <w:sz w:val="20"/>
+      </w:rPr>
+    </w:lvl>
+    <w:lvl w:ilvl="1" w:tentative="1">
+      <w:start w:val="1"/>
+      <w:numFmt w:val="bullet"/>
+      <w:lvlText w:val="o"/>
+      <w:lvlJc w:val="left"/>
+      <w:pPr>
+        <w:tabs>
+          <w:tab w:val="num" w:pos="1440"/>
+        </w:tabs>
+        <w:ind w:left="1440" w:hanging="360"/>
+      </w:pPr>
+      <w:rPr>
+        <w:rFonts w:ascii="Courier New" w:hAnsi="Courier New" w:hint="default"/>
+        <w:sz w:val="20"/>
+      </w:rPr>
+    </w:lvl>
+    <w:lvl w:ilvl="2" w:tentative="1">
+      <w:start w:val="1"/>
+      <w:numFmt w:val="bullet"/>
+      <w:lvlText w:val=""/>
+      <w:lvlJc w:val="left"/>
+      <w:pPr>
+        <w:tabs>
+          <w:tab w:val="num" w:pos="2160"/>
+        </w:tabs>
+        <w:ind w:left="2160" w:hanging="360"/>
+      </w:pPr>
+      <w:rPr>
+        <w:rFonts w:ascii="Wingdings" w:hAnsi="Wingdings" w:hint="default"/>
+        <w:sz w:val="20"/>
+      </w:rPr>
+    </w:lvl>
+    <w:lvl w:ilvl="3" w:tentative="1">
+      <w:start w:val="1"/>
+      <w:numFmt w:val="bullet"/>
+      <w:lvlText w:val=""/>
+      <w:lvlJc w:val="left"/>
+      <w:pPr>
+        <w:tabs>
+          <w:tab w:val="num" w:pos="2880"/>
+        </w:tabs>
+        <w:ind w:left="2880" w:hanging="360"/>
+      </w:pPr>
+      <w:rPr>
+        <w:rFonts w:ascii="Wingdings" w:hAnsi="Wingdings" w:hint="default"/>
+        <w:sz w:val="20"/>
+      </w:rPr>
+    </w:lvl>
+    <w:lvl w:ilvl="4" w:tentative="1">
+      <w:start w:val="1"/>
+      <w:numFmt w:val="bullet"/>
+      <w:lvlText w:val=""/>
+      <w:lvlJc w:val="left"/>
+      <w:pPr>
+        <w:tabs>
+          <w:tab w:val="num" w:pos="3600"/>
+        </w:tabs>
+        <w:ind w:left="3600" w:hanging="360"/>
+      </w:pPr>
+      <w:rPr>
+        <w:rFonts w:ascii="Wingdings" w:hAnsi="Wingdings" w:hint="default"/>
+        <w:sz w:val="20"/>
+      </w:rPr>
+    </w:lvl>
+    <w:lvl w:ilvl="5" w:tentative="1">
+      <w:start w:val="1"/>
+      <w:numFmt w:val="bullet"/>
+      <w:lvlText w:val=""/>
+      <w:lvlJc w:val="left"/>
+      <w:pPr>
+        <w:tabs>
+          <w:tab w:val="num" w:pos="4320"/>
+        </w:tabs>
+        <w:ind w:left="4320" w:hanging="360"/>
+      </w:pPr>
+      <w:rPr>
+        <w:rFonts w:ascii="Wingdings" w:hAnsi="Wingdings" w:hint="default"/>
+        <w:sz w:val="20"/>
+      </w:rPr>
+    </w:lvl>
+    <w:lvl w:ilvl="6" w:tentative="1">
+      <w:start w:val="1"/>
+      <w:numFmt w:val="bullet"/>
+      <w:lvlText w:val=""/>
+      <w:lvlJc w:val="left"/>
+      <w:pPr>
+        <w:tabs>
+          <w:tab w:val="num" w:pos="5040"/>
+        </w:tabs>
+        <w:ind w:left="5040" w:hanging="360"/>
+      </w:pPr>
+      <w:rPr>
+        <w:rFonts w:ascii="Wingdings" w:hAnsi="Wingdings" w:hint="default"/>
+        <w:sz w:val="20"/>
+      </w:rPr>
+    </w:lvl>
+    <w:lvl w:ilvl="7" w:tentative="1">
+      <w:start w:val="1"/>
+      <w:numFmt w:val="bullet"/>
+      <w:lvlText w:val=""/>
+      <w:lvlJc w:val="left"/>
+      <w:pPr>
+        <w:tabs>
+          <w:tab w:val="num" w:pos="5760"/>
+        </w:tabs>
+        <w:ind w:left="5760" w:hanging="360"/>
+      </w:pPr>
+      <w:rPr>
+        <w:rFonts w:ascii="Wingdings" w:hAnsi="Wingdings" w:hint="default"/>
+        <w:sz w:val="20"/>
+      </w:rPr>
+    </w:lvl>
+    <w:lvl w:ilvl="8" w:tentative="1">
+      <w:start w:val="1"/>
+      <w:numFmt w:val="bullet"/>
+      <w:lvlText w:val=""/>
+      <w:lvlJc w:val="left"/>
+      <w:pPr>
+        <w:tabs>
+          <w:tab w:val="num" w:pos="6480"/>
+        </w:tabs>
+        <w:ind w:left="6480" w:hanging="360"/>
+      </w:pPr>
+      <w:rPr>
+        <w:rFonts w:ascii="Wingdings" w:hAnsi="Wingdings" w:hint="default"/>
+        <w:sz w:val="20"/>
+      </w:rPr>
+    </w:lvl>
+  </w:abstractNum>
+  <w:abstractNum w:abstractNumId="19" w15:restartNumberingAfterBreak="0">
+    <w:nsid w:val="7EB71736"/>
+    <w:multiLevelType w:val="multilevel"/>
+    <w:tmpl w:val="677A43B0"/>
     <w:lvl w:ilvl="0">
       <w:start w:val="1"/>
       <w:numFmt w:val="bullet"/>
@@ -3137,31 +6058,46 @@
     <w:abstractNumId w:val="0"/>
   </w:num>
   <w:num w:numId="7" w16cid:durableId="767509364">
-    <w:abstractNumId w:val="12"/>
+    <w:abstractNumId w:val="14"/>
   </w:num>
   <w:num w:numId="8" w16cid:durableId="1187519976">
-    <w:abstractNumId w:val="10"/>
+    <w:abstractNumId w:val="9"/>
   </w:num>
   <w:num w:numId="9" w16cid:durableId="774518276">
     <w:abstractNumId w:val="7"/>
   </w:num>
   <w:num w:numId="10" w16cid:durableId="2009867063">
-    <w:abstractNumId w:val="11"/>
+    <w:abstractNumId w:val="10"/>
   </w:num>
   <w:num w:numId="11" w16cid:durableId="1924602666">
-    <w:abstractNumId w:val="13"/>
+    <w:abstractNumId w:val="15"/>
   </w:num>
   <w:num w:numId="12" w16cid:durableId="2021344936">
     <w:abstractNumId w:val="2"/>
   </w:num>
-  <w:num w:numId="13" w16cid:durableId="1457332431">
+  <w:num w:numId="13" w16cid:durableId="442723413">
+    <w:abstractNumId w:val="12"/>
+  </w:num>
+  <w:num w:numId="14" w16cid:durableId="1779787566">
+    <w:abstractNumId w:val="11"/>
+  </w:num>
+  <w:num w:numId="15" w16cid:durableId="105777498">
     <w:abstractNumId w:val="8"/>
   </w:num>
-  <w:num w:numId="14" w16cid:durableId="554700010">
-    <w:abstractNumId w:val="14"/>
+  <w:num w:numId="16" w16cid:durableId="1649478704">
+    <w:abstractNumId w:val="18"/>
   </w:num>
-  <w:num w:numId="15" w16cid:durableId="434985804">
-    <w:abstractNumId w:val="9"/>
+  <w:num w:numId="17" w16cid:durableId="980428842">
+    <w:abstractNumId w:val="13"/>
+  </w:num>
+  <w:num w:numId="18" w16cid:durableId="183252092">
+    <w:abstractNumId w:val="19"/>
+  </w:num>
+  <w:num w:numId="19" w16cid:durableId="840434483">
+    <w:abstractNumId w:val="17"/>
+  </w:num>
+  <w:num w:numId="20" w16cid:durableId="1224178774">
+    <w:abstractNumId w:val="16"/>
   </w:num>
   <w:numIdMacAtCleanup w:val="10"/>
 </w:numbering>
@@ -4462,6 +7398,7 @@
     <w:basedOn w:val="Ttulo1"/>
     <w:next w:val="Normal"/>
     <w:uiPriority w:val="39"/>
+    <w:semiHidden/>
     <w:unhideWhenUsed/>
     <w:qFormat/>
     <w:rsid w:val="00FC693F"/>
@@ -14774,43 +17711,64 @@
       </w:tblBorders>
     </w:tblPr>
   </w:style>
-  <w:style w:type="paragraph" w:styleId="TDC1">
-    <w:name w:val="toc 1"/>
+  <w:style w:type="paragraph" w:styleId="HTMLconformatoprevio">
+    <w:name w:val="HTML Preformatted"/>
     <w:basedOn w:val="Normal"/>
-    <w:next w:val="Normal"/>
-    <w:autoRedefine/>
-    <w:uiPriority w:val="39"/>
+    <w:link w:val="HTMLconformatoprevioCar"/>
+    <w:uiPriority w:val="99"/>
+    <w:semiHidden/>
     <w:unhideWhenUsed/>
-    <w:rsid w:val="00B76CBE"/>
+    <w:rsid w:val="004A2A72"/>
     <w:pPr>
-      <w:spacing w:after="100"/>
+      <w:pBdr>
+        <w:top w:val="single" w:sz="6" w:space="8" w:color="DDDDDD"/>
+        <w:left w:val="single" w:sz="6" w:space="8" w:color="DDDDDD"/>
+        <w:bottom w:val="single" w:sz="6" w:space="8" w:color="DDDDDD"/>
+        <w:right w:val="single" w:sz="6" w:space="8" w:color="DDDDDD"/>
+      </w:pBdr>
+      <w:shd w:val="clear" w:color="auto" w:fill="F4F4F4"/>
+      <w:tabs>
+        <w:tab w:val="left" w:pos="916"/>
+        <w:tab w:val="left" w:pos="1832"/>
+        <w:tab w:val="left" w:pos="2748"/>
+        <w:tab w:val="left" w:pos="3664"/>
+        <w:tab w:val="left" w:pos="4580"/>
+        <w:tab w:val="left" w:pos="5496"/>
+        <w:tab w:val="left" w:pos="6412"/>
+        <w:tab w:val="left" w:pos="7328"/>
+        <w:tab w:val="left" w:pos="8244"/>
+        <w:tab w:val="left" w:pos="9160"/>
+        <w:tab w:val="left" w:pos="10076"/>
+        <w:tab w:val="left" w:pos="10992"/>
+        <w:tab w:val="left" w:pos="11908"/>
+        <w:tab w:val="left" w:pos="12824"/>
+        <w:tab w:val="left" w:pos="13740"/>
+        <w:tab w:val="left" w:pos="14656"/>
+      </w:tabs>
+      <w:spacing w:after="0" w:line="240" w:lineRule="auto"/>
     </w:pPr>
+    <w:rPr>
+      <w:rFonts w:ascii="Consolas" w:hAnsi="Consolas" w:cs="Courier New"/>
+      <w:color w:val="auto"/>
+      <w:sz w:val="20"/>
+      <w:szCs w:val="20"/>
+      <w:lang w:eastAsia="es-MX"/>
+    </w:rPr>
   </w:style>
-  <w:style w:type="paragraph" w:styleId="TDC2">
-    <w:name w:val="toc 2"/>
-    <w:basedOn w:val="Normal"/>
-    <w:next w:val="Normal"/>
-    <w:autoRedefine/>
-    <w:uiPriority w:val="39"/>
-    <w:unhideWhenUsed/>
-    <w:rsid w:val="00B76CBE"/>
-    <w:pPr>
-      <w:spacing w:after="100"/>
-      <w:ind w:left="220"/>
-    </w:pPr>
-  </w:style>
-  <w:style w:type="paragraph" w:styleId="TDC3">
-    <w:name w:val="toc 3"/>
-    <w:basedOn w:val="Normal"/>
-    <w:next w:val="Normal"/>
-    <w:autoRedefine/>
-    <w:uiPriority w:val="39"/>
-    <w:unhideWhenUsed/>
-    <w:rsid w:val="00B76CBE"/>
-    <w:pPr>
-      <w:spacing w:after="100"/>
-      <w:ind w:left="440"/>
-    </w:pPr>
+  <w:style w:type="character" w:customStyle="1" w:styleId="HTMLconformatoprevioCar">
+    <w:name w:val="HTML con formato previo Car"/>
+    <w:basedOn w:val="Fuentedeprrafopredeter"/>
+    <w:link w:val="HTMLconformatoprevio"/>
+    <w:uiPriority w:val="99"/>
+    <w:semiHidden/>
+    <w:rsid w:val="004A2A72"/>
+    <w:rPr>
+      <w:rFonts w:ascii="Consolas" w:hAnsi="Consolas" w:cs="Courier New"/>
+      <w:sz w:val="20"/>
+      <w:szCs w:val="20"/>
+      <w:shd w:val="clear" w:color="auto" w:fill="F4F4F4"/>
+      <w:lang w:val="es-MX" w:eastAsia="es-MX"/>
+    </w:rPr>
   </w:style>
   <w:style w:type="paragraph" w:styleId="NormalWeb">
     <w:name w:val="Normal (Web)"/>
@@ -14818,7 +17776,7 @@
     <w:uiPriority w:val="99"/>
     <w:semiHidden/>
     <w:unhideWhenUsed/>
-    <w:rsid w:val="00AE1A4F"/>
+    <w:rsid w:val="004A2A72"/>
     <w:pPr>
       <w:spacing w:before="100" w:beforeAutospacing="1" w:after="100" w:afterAutospacing="1" w:line="240" w:lineRule="auto"/>
     </w:pPr>
@@ -14836,7 +17794,7 @@
     <w:uiPriority w:val="99"/>
     <w:semiHidden/>
     <w:unhideWhenUsed/>
-    <w:rsid w:val="00AE1A4F"/>
+    <w:rsid w:val="004A2A72"/>
     <w:rPr>
       <w:rFonts w:ascii="Courier New" w:eastAsiaTheme="minorEastAsia" w:hAnsi="Courier New" w:cs="Courier New"/>
       <w:sz w:val="20"/>

--- a/04-Abril-Mayo/Entregables/2026-05/02-Informe_Optimizacion_Rendimiento_BD_2026-05_INSTITUCIONAL.docx
+++ b/04-Abril-Mayo/Entregables/2026-05/02-Informe_Optimizacion_Rendimiento_BD_2026-05_INSTITUCIONAL.docx
@@ -107,7 +107,7 @@
         <w:rPr>
           <w:rFonts w:ascii="Calibri" w:eastAsia="Times New Roman" w:hAnsi="Calibri" w:cs="Calibri"/>
         </w:rPr>
-        <w:pict w14:anchorId="42E4660A">
+        <w:pict w14:anchorId="5AC45966">
           <v:rect id="_x0000_i1025" style="width:0;height:1.5pt" o:hralign="center" o:hrstd="t" o:hr="t" fillcolor="#a0a0a0" stroked="f"/>
         </w:pict>
       </w:r>
@@ -695,87 +695,63 @@
     </w:p>
     <w:p>
       <w:pPr>
-        <w:pStyle w:val="HTMLconformatoprevio"/>
-      </w:pPr>
-    </w:p>
-    <w:p>
-      <w:pPr>
-        <w:pStyle w:val="HTMLconformatoprevio"/>
-      </w:pPr>
-      <w:r>
-        <w:t>graph TD</w:t>
-      </w:r>
-    </w:p>
-    <w:p>
-      <w:pPr>
-        <w:pStyle w:val="HTMLconformatoprevio"/>
-      </w:pPr>
-      <w:r>
-        <w:t xml:space="preserve">    A[TBAE010_ERROR] --&gt;|Foreign Key| B[TBAE009_RESPUESTA]</w:t>
-      </w:r>
-    </w:p>
-    <w:p>
-      <w:pPr>
-        <w:pStyle w:val="HTMLconformatoprevio"/>
-      </w:pPr>
-      <w:r>
-        <w:t xml:space="preserve">    B --&gt;|Foreign Key| C[TBMU013_BAJAS]</w:t>
-      </w:r>
-    </w:p>
-    <w:p>
-      <w:pPr>
-        <w:pStyle w:val="HTMLconformatoprevio"/>
-      </w:pPr>
-      <w:r>
-        <w:t xml:space="preserve">    C --&gt;|Foreign Key| D[TBMU006_INSCRIPCION]</w:t>
-      </w:r>
-    </w:p>
-    <w:p>
-      <w:pPr>
-        <w:pStyle w:val="HTMLconformatoprevio"/>
-      </w:pPr>
-      <w:r>
-        <w:t xml:space="preserve">    D --&gt;|Foreign Key| E[TBAE001_INSCRIPCION]</w:t>
-      </w:r>
-    </w:p>
-    <w:p>
-      <w:pPr>
-        <w:pStyle w:val="HTMLconformatoprevio"/>
-      </w:pPr>
-      <w:r>
-        <w:t xml:space="preserve">    E --&gt;|Foreign Key| F[TBMU020_ALUMNO]</w:t>
-      </w:r>
-    </w:p>
-    <w:p>
-      <w:pPr>
-        <w:pStyle w:val="HTMLconformatoprevio"/>
-      </w:pPr>
-      <w:r>
-        <w:t xml:space="preserve">    F --&gt;|Foreign Key| G[TBMU002_PERSONA]</w:t>
-      </w:r>
-    </w:p>
-    <w:p>
-      <w:pPr>
-        <w:pStyle w:val="HTMLconformatoprevio"/>
-      </w:pPr>
-      <w:r>
-        <w:t xml:space="preserve">    </w:t>
-      </w:r>
-    </w:p>
-    <w:p>
-      <w:pPr>
-        <w:pStyle w:val="HTMLconformatoprevio"/>
-      </w:pPr>
-      <w:r>
-        <w:t xml:space="preserve">    classDef highlight fill:#f9f,stroke:#333,stroke-width:2px;</w:t>
-      </w:r>
-    </w:p>
-    <w:p>
-      <w:pPr>
-        <w:pStyle w:val="HTMLconformatoprevio"/>
-      </w:pPr>
-      <w:r>
-        <w:t xml:space="preserve">    class A highlight</w:t>
+        <w:rPr>
+          <w:rFonts w:ascii="Calibri" w:eastAsia="Times New Roman" w:hAnsi="Calibri" w:cs="Calibri"/>
+        </w:rPr>
+      </w:pPr>
+      <w:r>
+        <w:rPr>
+          <w:rFonts w:ascii="Calibri" w:eastAsia="Times New Roman" w:hAnsi="Calibri" w:cs="Calibri"/>
+          <w:noProof/>
+        </w:rPr>
+        <w:drawing>
+          <wp:inline distT="0" distB="0" distL="0" distR="0" wp14:anchorId="0E99B434" wp14:editId="39A2E1EB">
+            <wp:extent cx="1859280" cy="6385560"/>
+            <wp:effectExtent l="0" t="0" r="7620" b="0"/>
+            <wp:docPr id="2" name="Imagen 2"/>
+            <wp:cNvGraphicFramePr>
+              <a:graphicFrameLocks xmlns:a="http://schemas.openxmlformats.org/drawingml/2006/main" noChangeAspect="1"/>
+            </wp:cNvGraphicFramePr>
+            <a:graphic xmlns:a="http://schemas.openxmlformats.org/drawingml/2006/main">
+              <a:graphicData uri="http://schemas.openxmlformats.org/drawingml/2006/picture">
+                <pic:pic xmlns:pic="http://schemas.openxmlformats.org/drawingml/2006/picture">
+                  <pic:nvPicPr>
+                    <pic:cNvPr id="0" name="Picture 2"/>
+                    <pic:cNvPicPr>
+                      <a:picLocks noChangeAspect="1" noChangeArrowheads="1"/>
+                    </pic:cNvPicPr>
+                  </pic:nvPicPr>
+                  <pic:blipFill>
+                    <a:blip r:embed="rId8">
+                      <a:extLst>
+                        <a:ext uri="{28A0092B-C50C-407E-A947-70E740481C1C}">
+                          <a14:useLocalDpi xmlns:a14="http://schemas.microsoft.com/office/drawing/2010/main" val="0"/>
+                        </a:ext>
+                      </a:extLst>
+                    </a:blip>
+                    <a:srcRect/>
+                    <a:stretch>
+                      <a:fillRect/>
+                    </a:stretch>
+                  </pic:blipFill>
+                  <pic:spPr bwMode="auto">
+                    <a:xfrm>
+                      <a:off x="0" y="0"/>
+                      <a:ext cx="1859280" cy="6385560"/>
+                    </a:xfrm>
+                    <a:prstGeom prst="rect">
+                      <a:avLst/>
+                    </a:prstGeom>
+                    <a:noFill/>
+                    <a:ln>
+                      <a:noFill/>
+                    </a:ln>
+                  </pic:spPr>
+                </pic:pic>
+              </a:graphicData>
+            </a:graphic>
+          </wp:inline>
+        </w:drawing>
       </w:r>
     </w:p>
     <w:p>
@@ -3207,7 +3183,7 @@
         <w:rPr>
           <w:rFonts w:ascii="Calibri" w:eastAsia="Times New Roman" w:hAnsi="Calibri" w:cs="Calibri"/>
         </w:rPr>
-        <w:pict w14:anchorId="4F2B5A0F">
+        <w:pict w14:anchorId="39A68AC7">
           <v:rect id="_x0000_i1026" style="width:0;height:1.5pt" o:hralign="center" o:hrstd="t" o:hr="t" fillcolor="#a0a0a0" stroked="f"/>
         </w:pict>
       </w:r>
@@ -3703,8 +3679,8 @@
       </w:pPr>
     </w:p>
     <w:sectPr>
-      <w:headerReference w:type="default" r:id="rId8"/>
-      <w:footerReference w:type="default" r:id="rId9"/>
+      <w:headerReference w:type="default" r:id="rId9"/>
+      <w:footerReference w:type="default" r:id="rId10"/>
       <w:pgSz w:w="12240" w:h="15840"/>
       <w:pgMar w:top="2268" w:right="1440" w:bottom="2269" w:left="1440" w:header="720" w:footer="0" w:gutter="0"/>
       <w:cols w:space="720"/>
@@ -4444,9 +4420,9 @@
     </w:lvl>
   </w:abstractNum>
   <w:abstractNum w:abstractNumId="8" w15:restartNumberingAfterBreak="0">
-    <w:nsid w:val="13932927"/>
+    <w:nsid w:val="11A51D2D"/>
     <w:multiLevelType w:val="multilevel"/>
-    <w:tmpl w:val="CC4038C4"/>
+    <w:tmpl w:val="F0823BB4"/>
     <w:lvl w:ilvl="0">
       <w:start w:val="1"/>
       <w:numFmt w:val="bullet"/>
@@ -4706,6 +4682,155 @@
     </w:lvl>
   </w:abstractNum>
   <w:abstractNum w:abstractNumId="10" w15:restartNumberingAfterBreak="0">
+    <w:nsid w:val="24076452"/>
+    <w:multiLevelType w:val="multilevel"/>
+    <w:tmpl w:val="C2584F00"/>
+    <w:lvl w:ilvl="0">
+      <w:start w:val="1"/>
+      <w:numFmt w:val="bullet"/>
+      <w:lvlText w:val=""/>
+      <w:lvlJc w:val="left"/>
+      <w:pPr>
+        <w:tabs>
+          <w:tab w:val="num" w:pos="720"/>
+        </w:tabs>
+        <w:ind w:left="720" w:hanging="360"/>
+      </w:pPr>
+      <w:rPr>
+        <w:rFonts w:ascii="Symbol" w:hAnsi="Symbol" w:hint="default"/>
+        <w:sz w:val="20"/>
+      </w:rPr>
+    </w:lvl>
+    <w:lvl w:ilvl="1" w:tentative="1">
+      <w:start w:val="1"/>
+      <w:numFmt w:val="bullet"/>
+      <w:lvlText w:val="o"/>
+      <w:lvlJc w:val="left"/>
+      <w:pPr>
+        <w:tabs>
+          <w:tab w:val="num" w:pos="1440"/>
+        </w:tabs>
+        <w:ind w:left="1440" w:hanging="360"/>
+      </w:pPr>
+      <w:rPr>
+        <w:rFonts w:ascii="Courier New" w:hAnsi="Courier New" w:hint="default"/>
+        <w:sz w:val="20"/>
+      </w:rPr>
+    </w:lvl>
+    <w:lvl w:ilvl="2" w:tentative="1">
+      <w:start w:val="1"/>
+      <w:numFmt w:val="bullet"/>
+      <w:lvlText w:val=""/>
+      <w:lvlJc w:val="left"/>
+      <w:pPr>
+        <w:tabs>
+          <w:tab w:val="num" w:pos="2160"/>
+        </w:tabs>
+        <w:ind w:left="2160" w:hanging="360"/>
+      </w:pPr>
+      <w:rPr>
+        <w:rFonts w:ascii="Wingdings" w:hAnsi="Wingdings" w:hint="default"/>
+        <w:sz w:val="20"/>
+      </w:rPr>
+    </w:lvl>
+    <w:lvl w:ilvl="3" w:tentative="1">
+      <w:start w:val="1"/>
+      <w:numFmt w:val="bullet"/>
+      <w:lvlText w:val=""/>
+      <w:lvlJc w:val="left"/>
+      <w:pPr>
+        <w:tabs>
+          <w:tab w:val="num" w:pos="2880"/>
+        </w:tabs>
+        <w:ind w:left="2880" w:hanging="360"/>
+      </w:pPr>
+      <w:rPr>
+        <w:rFonts w:ascii="Wingdings" w:hAnsi="Wingdings" w:hint="default"/>
+        <w:sz w:val="20"/>
+      </w:rPr>
+    </w:lvl>
+    <w:lvl w:ilvl="4" w:tentative="1">
+      <w:start w:val="1"/>
+      <w:numFmt w:val="bullet"/>
+      <w:lvlText w:val=""/>
+      <w:lvlJc w:val="left"/>
+      <w:pPr>
+        <w:tabs>
+          <w:tab w:val="num" w:pos="3600"/>
+        </w:tabs>
+        <w:ind w:left="3600" w:hanging="360"/>
+      </w:pPr>
+      <w:rPr>
+        <w:rFonts w:ascii="Wingdings" w:hAnsi="Wingdings" w:hint="default"/>
+        <w:sz w:val="20"/>
+      </w:rPr>
+    </w:lvl>
+    <w:lvl w:ilvl="5" w:tentative="1">
+      <w:start w:val="1"/>
+      <w:numFmt w:val="bullet"/>
+      <w:lvlText w:val=""/>
+      <w:lvlJc w:val="left"/>
+      <w:pPr>
+        <w:tabs>
+          <w:tab w:val="num" w:pos="4320"/>
+        </w:tabs>
+        <w:ind w:left="4320" w:hanging="360"/>
+      </w:pPr>
+      <w:rPr>
+        <w:rFonts w:ascii="Wingdings" w:hAnsi="Wingdings" w:hint="default"/>
+        <w:sz w:val="20"/>
+      </w:rPr>
+    </w:lvl>
+    <w:lvl w:ilvl="6" w:tentative="1">
+      <w:start w:val="1"/>
+      <w:numFmt w:val="bullet"/>
+      <w:lvlText w:val=""/>
+      <w:lvlJc w:val="left"/>
+      <w:pPr>
+        <w:tabs>
+          <w:tab w:val="num" w:pos="5040"/>
+        </w:tabs>
+        <w:ind w:left="5040" w:hanging="360"/>
+      </w:pPr>
+      <w:rPr>
+        <w:rFonts w:ascii="Wingdings" w:hAnsi="Wingdings" w:hint="default"/>
+        <w:sz w:val="20"/>
+      </w:rPr>
+    </w:lvl>
+    <w:lvl w:ilvl="7" w:tentative="1">
+      <w:start w:val="1"/>
+      <w:numFmt w:val="bullet"/>
+      <w:lvlText w:val=""/>
+      <w:lvlJc w:val="left"/>
+      <w:pPr>
+        <w:tabs>
+          <w:tab w:val="num" w:pos="5760"/>
+        </w:tabs>
+        <w:ind w:left="5760" w:hanging="360"/>
+      </w:pPr>
+      <w:rPr>
+        <w:rFonts w:ascii="Wingdings" w:hAnsi="Wingdings" w:hint="default"/>
+        <w:sz w:val="20"/>
+      </w:rPr>
+    </w:lvl>
+    <w:lvl w:ilvl="8" w:tentative="1">
+      <w:start w:val="1"/>
+      <w:numFmt w:val="bullet"/>
+      <w:lvlText w:val=""/>
+      <w:lvlJc w:val="left"/>
+      <w:pPr>
+        <w:tabs>
+          <w:tab w:val="num" w:pos="6480"/>
+        </w:tabs>
+        <w:ind w:left="6480" w:hanging="360"/>
+      </w:pPr>
+      <w:rPr>
+        <w:rFonts w:ascii="Wingdings" w:hAnsi="Wingdings" w:hint="default"/>
+        <w:sz w:val="20"/>
+      </w:rPr>
+    </w:lvl>
+  </w:abstractNum>
+  <w:abstractNum w:abstractNumId="11" w15:restartNumberingAfterBreak="0">
     <w:nsid w:val="28FF771F"/>
     <w:multiLevelType w:val="hybridMultilevel"/>
     <w:tmpl w:val="660C7888"/>
@@ -4818,10 +4943,10 @@
       </w:rPr>
     </w:lvl>
   </w:abstractNum>
-  <w:abstractNum w:abstractNumId="11" w15:restartNumberingAfterBreak="0">
-    <w:nsid w:val="34C701B8"/>
+  <w:abstractNum w:abstractNumId="12" w15:restartNumberingAfterBreak="0">
+    <w:nsid w:val="310017D6"/>
     <w:multiLevelType w:val="multilevel"/>
-    <w:tmpl w:val="2C32E0CE"/>
+    <w:tmpl w:val="2DF47284"/>
     <w:lvl w:ilvl="0">
       <w:start w:val="1"/>
       <w:numFmt w:val="bullet"/>
@@ -4967,159 +5092,10 @@
       </w:rPr>
     </w:lvl>
   </w:abstractNum>
-  <w:abstractNum w:abstractNumId="12" w15:restartNumberingAfterBreak="0">
-    <w:nsid w:val="3ECA15DA"/>
+  <w:abstractNum w:abstractNumId="13" w15:restartNumberingAfterBreak="0">
+    <w:nsid w:val="3AE11B9F"/>
     <w:multiLevelType w:val="multilevel"/>
-    <w:tmpl w:val="E23E162E"/>
-    <w:lvl w:ilvl="0">
-      <w:start w:val="1"/>
-      <w:numFmt w:val="bullet"/>
-      <w:lvlText w:val=""/>
-      <w:lvlJc w:val="left"/>
-      <w:pPr>
-        <w:tabs>
-          <w:tab w:val="num" w:pos="720"/>
-        </w:tabs>
-        <w:ind w:left="720" w:hanging="360"/>
-      </w:pPr>
-      <w:rPr>
-        <w:rFonts w:ascii="Symbol" w:hAnsi="Symbol" w:hint="default"/>
-        <w:sz w:val="20"/>
-      </w:rPr>
-    </w:lvl>
-    <w:lvl w:ilvl="1" w:tentative="1">
-      <w:start w:val="1"/>
-      <w:numFmt w:val="bullet"/>
-      <w:lvlText w:val="o"/>
-      <w:lvlJc w:val="left"/>
-      <w:pPr>
-        <w:tabs>
-          <w:tab w:val="num" w:pos="1440"/>
-        </w:tabs>
-        <w:ind w:left="1440" w:hanging="360"/>
-      </w:pPr>
-      <w:rPr>
-        <w:rFonts w:ascii="Courier New" w:hAnsi="Courier New" w:hint="default"/>
-        <w:sz w:val="20"/>
-      </w:rPr>
-    </w:lvl>
-    <w:lvl w:ilvl="2" w:tentative="1">
-      <w:start w:val="1"/>
-      <w:numFmt w:val="bullet"/>
-      <w:lvlText w:val=""/>
-      <w:lvlJc w:val="left"/>
-      <w:pPr>
-        <w:tabs>
-          <w:tab w:val="num" w:pos="2160"/>
-        </w:tabs>
-        <w:ind w:left="2160" w:hanging="360"/>
-      </w:pPr>
-      <w:rPr>
-        <w:rFonts w:ascii="Wingdings" w:hAnsi="Wingdings" w:hint="default"/>
-        <w:sz w:val="20"/>
-      </w:rPr>
-    </w:lvl>
-    <w:lvl w:ilvl="3" w:tentative="1">
-      <w:start w:val="1"/>
-      <w:numFmt w:val="bullet"/>
-      <w:lvlText w:val=""/>
-      <w:lvlJc w:val="left"/>
-      <w:pPr>
-        <w:tabs>
-          <w:tab w:val="num" w:pos="2880"/>
-        </w:tabs>
-        <w:ind w:left="2880" w:hanging="360"/>
-      </w:pPr>
-      <w:rPr>
-        <w:rFonts w:ascii="Wingdings" w:hAnsi="Wingdings" w:hint="default"/>
-        <w:sz w:val="20"/>
-      </w:rPr>
-    </w:lvl>
-    <w:lvl w:ilvl="4" w:tentative="1">
-      <w:start w:val="1"/>
-      <w:numFmt w:val="bullet"/>
-      <w:lvlText w:val=""/>
-      <w:lvlJc w:val="left"/>
-      <w:pPr>
-        <w:tabs>
-          <w:tab w:val="num" w:pos="3600"/>
-        </w:tabs>
-        <w:ind w:left="3600" w:hanging="360"/>
-      </w:pPr>
-      <w:rPr>
-        <w:rFonts w:ascii="Wingdings" w:hAnsi="Wingdings" w:hint="default"/>
-        <w:sz w:val="20"/>
-      </w:rPr>
-    </w:lvl>
-    <w:lvl w:ilvl="5" w:tentative="1">
-      <w:start w:val="1"/>
-      <w:numFmt w:val="bullet"/>
-      <w:lvlText w:val=""/>
-      <w:lvlJc w:val="left"/>
-      <w:pPr>
-        <w:tabs>
-          <w:tab w:val="num" w:pos="4320"/>
-        </w:tabs>
-        <w:ind w:left="4320" w:hanging="360"/>
-      </w:pPr>
-      <w:rPr>
-        <w:rFonts w:ascii="Wingdings" w:hAnsi="Wingdings" w:hint="default"/>
-        <w:sz w:val="20"/>
-      </w:rPr>
-    </w:lvl>
-    <w:lvl w:ilvl="6" w:tentative="1">
-      <w:start w:val="1"/>
-      <w:numFmt w:val="bullet"/>
-      <w:lvlText w:val=""/>
-      <w:lvlJc w:val="left"/>
-      <w:pPr>
-        <w:tabs>
-          <w:tab w:val="num" w:pos="5040"/>
-        </w:tabs>
-        <w:ind w:left="5040" w:hanging="360"/>
-      </w:pPr>
-      <w:rPr>
-        <w:rFonts w:ascii="Wingdings" w:hAnsi="Wingdings" w:hint="default"/>
-        <w:sz w:val="20"/>
-      </w:rPr>
-    </w:lvl>
-    <w:lvl w:ilvl="7" w:tentative="1">
-      <w:start w:val="1"/>
-      <w:numFmt w:val="bullet"/>
-      <w:lvlText w:val=""/>
-      <w:lvlJc w:val="left"/>
-      <w:pPr>
-        <w:tabs>
-          <w:tab w:val="num" w:pos="5760"/>
-        </w:tabs>
-        <w:ind w:left="5760" w:hanging="360"/>
-      </w:pPr>
-      <w:rPr>
-        <w:rFonts w:ascii="Wingdings" w:hAnsi="Wingdings" w:hint="default"/>
-        <w:sz w:val="20"/>
-      </w:rPr>
-    </w:lvl>
-    <w:lvl w:ilvl="8" w:tentative="1">
-      <w:start w:val="1"/>
-      <w:numFmt w:val="bullet"/>
-      <w:lvlText w:val=""/>
-      <w:lvlJc w:val="left"/>
-      <w:pPr>
-        <w:tabs>
-          <w:tab w:val="num" w:pos="6480"/>
-        </w:tabs>
-        <w:ind w:left="6480" w:hanging="360"/>
-      </w:pPr>
-      <w:rPr>
-        <w:rFonts w:ascii="Wingdings" w:hAnsi="Wingdings" w:hint="default"/>
-        <w:sz w:val="20"/>
-      </w:rPr>
-    </w:lvl>
-  </w:abstractNum>
-  <w:abstractNum w:abstractNumId="13" w15:restartNumberingAfterBreak="0">
-    <w:nsid w:val="4F232A6A"/>
-    <w:multiLevelType w:val="multilevel"/>
-    <w:tmpl w:val="CE3A0282"/>
+    <w:tmpl w:val="B8C27262"/>
     <w:lvl w:ilvl="0">
       <w:start w:val="1"/>
       <w:numFmt w:val="bullet"/>
@@ -5444,9 +5420,9 @@
     </w:lvl>
   </w:abstractNum>
   <w:abstractNum w:abstractNumId="16" w15:restartNumberingAfterBreak="0">
-    <w:nsid w:val="568E546A"/>
+    <w:nsid w:val="546F6A51"/>
     <w:multiLevelType w:val="multilevel"/>
-    <w:tmpl w:val="40209BAC"/>
+    <w:tmpl w:val="E9A60FDA"/>
     <w:lvl w:ilvl="0">
       <w:start w:val="1"/>
       <w:numFmt w:val="bullet"/>
@@ -5593,9 +5569,9 @@
     </w:lvl>
   </w:abstractNum>
   <w:abstractNum w:abstractNumId="17" w15:restartNumberingAfterBreak="0">
-    <w:nsid w:val="573E1BE1"/>
+    <w:nsid w:val="7B3919E7"/>
     <w:multiLevelType w:val="multilevel"/>
-    <w:tmpl w:val="939C65BC"/>
+    <w:tmpl w:val="B5FAC8C4"/>
     <w:lvl w:ilvl="0">
       <w:start w:val="1"/>
       <w:numFmt w:val="bullet"/>
@@ -5742,9 +5718,9 @@
     </w:lvl>
   </w:abstractNum>
   <w:abstractNum w:abstractNumId="18" w15:restartNumberingAfterBreak="0">
-    <w:nsid w:val="77D617C9"/>
+    <w:nsid w:val="7BBE0B03"/>
     <w:multiLevelType w:val="multilevel"/>
-    <w:tmpl w:val="413E31F4"/>
+    <w:tmpl w:val="CF429C96"/>
     <w:lvl w:ilvl="0">
       <w:start w:val="1"/>
       <w:numFmt w:val="bullet"/>
@@ -5891,9 +5867,9 @@
     </w:lvl>
   </w:abstractNum>
   <w:abstractNum w:abstractNumId="19" w15:restartNumberingAfterBreak="0">
-    <w:nsid w:val="7EB71736"/>
+    <w:nsid w:val="7FBD45E0"/>
     <w:multiLevelType w:val="multilevel"/>
-    <w:tmpl w:val="677A43B0"/>
+    <w:tmpl w:val="DF9ACD98"/>
     <w:lvl w:ilvl="0">
       <w:start w:val="1"/>
       <w:numFmt w:val="bullet"/>
@@ -6067,7 +6043,7 @@
     <w:abstractNumId w:val="7"/>
   </w:num>
   <w:num w:numId="10" w16cid:durableId="2009867063">
-    <w:abstractNumId w:val="10"/>
+    <w:abstractNumId w:val="11"/>
   </w:num>
   <w:num w:numId="11" w16cid:durableId="1924602666">
     <w:abstractNumId w:val="15"/>
@@ -6075,29 +6051,29 @@
   <w:num w:numId="12" w16cid:durableId="2021344936">
     <w:abstractNumId w:val="2"/>
   </w:num>
-  <w:num w:numId="13" w16cid:durableId="442723413">
+  <w:num w:numId="13" w16cid:durableId="1511143114">
+    <w:abstractNumId w:val="18"/>
+  </w:num>
+  <w:num w:numId="14" w16cid:durableId="1980106671">
+    <w:abstractNumId w:val="8"/>
+  </w:num>
+  <w:num w:numId="15" w16cid:durableId="1819764110">
+    <w:abstractNumId w:val="19"/>
+  </w:num>
+  <w:num w:numId="16" w16cid:durableId="1060637253">
+    <w:abstractNumId w:val="13"/>
+  </w:num>
+  <w:num w:numId="17" w16cid:durableId="590313782">
+    <w:abstractNumId w:val="10"/>
+  </w:num>
+  <w:num w:numId="18" w16cid:durableId="884097774">
+    <w:abstractNumId w:val="16"/>
+  </w:num>
+  <w:num w:numId="19" w16cid:durableId="1311716930">
     <w:abstractNumId w:val="12"/>
   </w:num>
-  <w:num w:numId="14" w16cid:durableId="1779787566">
-    <w:abstractNumId w:val="11"/>
-  </w:num>
-  <w:num w:numId="15" w16cid:durableId="105777498">
-    <w:abstractNumId w:val="8"/>
-  </w:num>
-  <w:num w:numId="16" w16cid:durableId="1649478704">
-    <w:abstractNumId w:val="18"/>
-  </w:num>
-  <w:num w:numId="17" w16cid:durableId="980428842">
-    <w:abstractNumId w:val="13"/>
-  </w:num>
-  <w:num w:numId="18" w16cid:durableId="183252092">
-    <w:abstractNumId w:val="19"/>
-  </w:num>
-  <w:num w:numId="19" w16cid:durableId="840434483">
+  <w:num w:numId="20" w16cid:durableId="1368070386">
     <w:abstractNumId w:val="17"/>
-  </w:num>
-  <w:num w:numId="20" w16cid:durableId="1224178774">
-    <w:abstractNumId w:val="16"/>
   </w:num>
   <w:numIdMacAtCleanup w:val="10"/>
 </w:numbering>
@@ -17718,7 +17694,7 @@
     <w:uiPriority w:val="99"/>
     <w:semiHidden/>
     <w:unhideWhenUsed/>
-    <w:rsid w:val="004A2A72"/>
+    <w:rsid w:val="009F509F"/>
     <w:pPr>
       <w:pBdr>
         <w:top w:val="single" w:sz="6" w:space="8" w:color="DDDDDD"/>
@@ -17761,7 +17737,7 @@
     <w:link w:val="HTMLconformatoprevio"/>
     <w:uiPriority w:val="99"/>
     <w:semiHidden/>
-    <w:rsid w:val="004A2A72"/>
+    <w:rsid w:val="009F509F"/>
     <w:rPr>
       <w:rFonts w:ascii="Consolas" w:hAnsi="Consolas" w:cs="Courier New"/>
       <w:sz w:val="20"/>
@@ -17776,7 +17752,7 @@
     <w:uiPriority w:val="99"/>
     <w:semiHidden/>
     <w:unhideWhenUsed/>
-    <w:rsid w:val="004A2A72"/>
+    <w:rsid w:val="009F509F"/>
     <w:pPr>
       <w:spacing w:before="100" w:beforeAutospacing="1" w:after="100" w:afterAutospacing="1" w:line="240" w:lineRule="auto"/>
     </w:pPr>
@@ -17794,7 +17770,7 @@
     <w:uiPriority w:val="99"/>
     <w:semiHidden/>
     <w:unhideWhenUsed/>
-    <w:rsid w:val="004A2A72"/>
+    <w:rsid w:val="009F509F"/>
     <w:rPr>
       <w:rFonts w:ascii="Courier New" w:eastAsiaTheme="minorEastAsia" w:hAnsi="Courier New" w:cs="Courier New"/>
       <w:sz w:val="20"/>
